--- a/docs/РУКОВОДСТВО.docx
+++ b/docs/РУКОВОДСТВО.docx
@@ -12572,7 +12572,7 @@
               <w:rPr>
                 <w:rStyle w:val="VerbatimChar"/>
               </w:rPr>
-              <w:t xml:space="preserve">/opt/docportal/shared/log/prod.log</w:t>
+              <w:t xml:space="preserve">/opt/docportal/shared/log/prod-&lt;дата&gt;.log</w:t>
             </w:r>
             <w:r>
               <w:t xml:space="preserve"> </w:t>
@@ -12625,7 +12625,13 @@
               <w:rPr>
                 <w:rStyle w:val="VerbatimChar"/>
               </w:rPr>
-              <w:t xml:space="preserve">/opt/docportal/shared/log/audit.log</w:t>
+              <w:t xml:space="preserve">/opt/docportal/shared/log/audit-&lt;дата&gt;.log</w:t>
+            </w:r>
+            <w:r>
+              <w:t xml:space="preserve"> </w:t>
+            </w:r>
+            <w:r>
+              <w:t xml:space="preserve">(хранится 90 дней)</w:t>
             </w:r>
           </w:p>
         </w:tc>

--- a/docs/РУКОВОДСТВО.docx
+++ b/docs/РУКОВОДСТВО.docx
@@ -69,7 +69,7 @@
         <w:t xml:space="preserve"> </w:t>
       </w:r>
       <w:r>
-        <w:t xml:space="preserve">1.0.0</w:t>
+        <w:t xml:space="preserve">1.1.0</w:t>
       </w:r>
     </w:p>
     <w:sdt>
@@ -532,6 +532,32 @@
             </w:pPr>
             <w:r>
               <w:t xml:space="preserve">Панель администратора: дерево разделов, назначение модераторов, пользователи, реестр документов с фильтрами и CSV, вся статистика, журнал событий, настройки</w:t>
+            </w:r>
+          </w:p>
+        </w:tc>
+        <w:tc>
+          <w:tcPr/>
+          <w:p>
+            <w:pPr>
+              <w:pStyle w:val="Compact"/>
+              <w:jc w:val="left"/>
+            </w:pPr>
+            <w:r>
+              <w:t xml:space="preserve">администраторам</w:t>
+            </w:r>
+          </w:p>
+        </w:tc>
+      </w:tr>
+      <w:tr>
+        <w:tc>
+          <w:tcPr/>
+          <w:p>
+            <w:pPr>
+              <w:pStyle w:val="Compact"/>
+              <w:jc w:val="left"/>
+            </w:pPr>
+            <w:r>
+              <w:t xml:space="preserve">Импорт документов из каталога на диске сервера: дерево папок → дерево разделов, файлы → документы (с предпросмотром, повторный импорт добавляет версии)</w:t>
             </w:r>
           </w:p>
         </w:tc>
@@ -3141,7 +3167,7 @@
         <w:rPr>
           <w:rStyle w:val="NormalTok"/>
         </w:rPr>
-        <w:t xml:space="preserve"> docportal-1.0.0.tar.gz.sha256</w:t>
+        <w:t xml:space="preserve"> docportal-1.1.0.tar.gz.sha256</w:t>
       </w:r>
     </w:p>
     <w:bookmarkEnd w:id="46"/>
@@ -3266,7 +3292,7 @@
         <w:rPr>
           <w:rStyle w:val="NormalTok"/>
         </w:rPr>
-        <w:t xml:space="preserve"> docportal-1.0.0.tar.gz</w:t>
+        <w:t xml:space="preserve"> docportal-1.1.0.tar.gz</w:t>
       </w:r>
       <w:r>
         <w:br/>
@@ -3857,7 +3883,7 @@
         <w:rPr>
           <w:rStyle w:val="NormalTok"/>
         </w:rPr>
-        <w:t xml:space="preserve"> /root/docportal-1.0.0.tar.gz </w:t>
+        <w:t xml:space="preserve"> /root/docportal-1.1.0.tar.gz </w:t>
       </w:r>
       <w:r>
         <w:rPr>
@@ -5312,7 +5338,7 @@
         <w:t xml:space="preserve">logs</w:t>
       </w:r>
       <w:r>
-        <w:t xml:space="preserve">. Команда управления</w:t>
+        <w:t xml:space="preserve">; каталог импорта документов —</w:t>
       </w:r>
       <w:r>
         <w:t xml:space="preserve"> </w:t>
@@ -5321,16 +5347,58 @@
         <w:rPr>
           <w:rStyle w:val="VerbatimChar"/>
         </w:rPr>
+        <w:t xml:space="preserve">/opt/docportal/import</w:t>
+      </w:r>
+      <w:r>
+        <w:t xml:space="preserve"> </w:t>
+      </w:r>
+      <w:r>
+        <w:t xml:space="preserve">на сервере (параметр</w:t>
+      </w:r>
+      <w:r>
+        <w:t xml:space="preserve"> </w:t>
+      </w:r>
+      <w:r>
+        <w:rPr>
+          <w:rStyle w:val="VerbatimChar"/>
+        </w:rPr>
+        <w:t xml:space="preserve">IMPORT_HOST_DIR</w:t>
+      </w:r>
+      <w:r>
+        <w:t xml:space="preserve"> </w:t>
+      </w:r>
+      <w:r>
+        <w:t xml:space="preserve">в</w:t>
+      </w:r>
+      <w:r>
+        <w:t xml:space="preserve"> </w:t>
+      </w:r>
+      <w:r>
+        <w:rPr>
+          <w:rStyle w:val="VerbatimChar"/>
+        </w:rPr>
+        <w:t xml:space="preserve">docker/.env</w:t>
+      </w:r>
+      <w:r>
+        <w:t xml:space="preserve">: путь на сервере или имя тома). Команда</w:t>
+      </w:r>
+      <w:r>
+        <w:t xml:space="preserve"> </w:t>
+      </w:r>
+      <w:r>
+        <w:t xml:space="preserve">управления</w:t>
+      </w:r>
+      <w:r>
+        <w:t xml:space="preserve"> </w:t>
+      </w:r>
+      <w:r>
+        <w:rPr>
+          <w:rStyle w:val="VerbatimChar"/>
+        </w:rPr>
         <w:t xml:space="preserve">docportal</w:t>
       </w:r>
       <w:r>
-        <w:t xml:space="preserve">, резервное</w:t>
-      </w:r>
-      <w:r>
-        <w:t xml:space="preserve"> </w:t>
-      </w:r>
-      <w:r>
-        <w:t xml:space="preserve">копирование и обновление работают так же, как в режиме native.</w:t>
+        <w:t xml:space="preserve">, резервное копирование и обновление работают так же, как в режиме native.</w:t>
       </w:r>
     </w:p>
     <w:p>
@@ -6678,6 +6746,59 @@
               <w:rPr>
                 <w:rStyle w:val="VerbatimChar"/>
               </w:rPr>
+              <w:t xml:space="preserve">IMPORT_DIR</w:t>
+            </w:r>
+          </w:p>
+        </w:tc>
+        <w:tc>
+          <w:tcPr/>
+          <w:p>
+            <w:pPr>
+              <w:pStyle w:val="Compact"/>
+              <w:jc w:val="left"/>
+            </w:pPr>
+            <w:r>
+              <w:t xml:space="preserve">var/import (скрипт:</w:t>
+            </w:r>
+            <w:r>
+              <w:t xml:space="preserve"> </w:t>
+            </w:r>
+            <w:r>
+              <w:rPr>
+                <w:rStyle w:val="VerbatimChar"/>
+              </w:rPr>
+              <w:t xml:space="preserve">/opt/docportal/shared/import</w:t>
+            </w:r>
+            <w:r>
+              <w:t xml:space="preserve">)</w:t>
+            </w:r>
+          </w:p>
+        </w:tc>
+        <w:tc>
+          <w:tcPr/>
+          <w:p>
+            <w:pPr>
+              <w:pStyle w:val="Compact"/>
+              <w:jc w:val="left"/>
+            </w:pPr>
+            <w:r>
+              <w:t xml:space="preserve">каталог импорта: сюда копируют папки с документами для импорта в панели администратора (см. 6.7)</w:t>
+            </w:r>
+          </w:p>
+        </w:tc>
+      </w:tr>
+      <w:tr>
+        <w:tc>
+          <w:tcPr/>
+          <w:p>
+            <w:pPr>
+              <w:pStyle w:val="Compact"/>
+              <w:jc w:val="left"/>
+            </w:pPr>
+            <w:r>
+              <w:rPr>
+                <w:rStyle w:val="VerbatimChar"/>
+              </w:rPr>
               <w:t xml:space="preserve">UPLOAD_MAX_MB</w:t>
             </w:r>
           </w:p>
@@ -9009,7 +9130,7 @@
     </w:p>
     <w:bookmarkEnd w:id="64"/>
     <w:bookmarkEnd w:id="65"/>
-    <w:bookmarkStart w:id="164" w:name="использование"/>
+    <w:bookmarkStart w:id="174" w:name="использование"/>
     <w:p>
       <w:pPr>
         <w:pStyle w:val="Heading1"/>
@@ -9151,7 +9272,7 @@
       <w:r>
         <w:drawing>
           <wp:inline>
-            <wp:extent cx="5334000" cy="5871104"/>
+            <wp:extent cx="5334000" cy="5767387"/>
             <wp:effectExtent b="0" l="0" r="0" t="0"/>
             <wp:docPr descr="Главная страница" title="" id="71" name="Picture"/>
             <a:graphic>
@@ -9172,7 +9293,7 @@
                   <pic:spPr bwMode="auto">
                     <a:xfrm>
                       <a:off x="0" y="0"/>
-                      <a:ext cx="5334000" cy="5871104"/>
+                      <a:ext cx="5334000" cy="5767387"/>
                     </a:xfrm>
                     <a:prstGeom prst="rect">
                       <a:avLst/>
@@ -9206,7 +9327,7 @@
       <w:r>
         <w:drawing>
           <wp:inline>
-            <wp:extent cx="5334000" cy="6634162"/>
+            <wp:extent cx="5334000" cy="6519333"/>
             <wp:effectExtent b="0" l="0" r="0" t="0"/>
             <wp:docPr descr="Главная страница модератора" title="" id="74" name="Picture"/>
             <a:graphic>
@@ -9227,7 +9348,7 @@
                   <pic:spPr bwMode="auto">
                     <a:xfrm>
                       <a:off x="0" y="0"/>
-                      <a:ext cx="5334000" cy="6634162"/>
+                      <a:ext cx="5334000" cy="6519333"/>
                     </a:xfrm>
                     <a:prstGeom prst="rect">
                       <a:avLst/>
@@ -9390,7 +9511,7 @@
       <w:r>
         <w:drawing>
           <wp:inline>
-            <wp:extent cx="5334000" cy="6886045"/>
+            <wp:extent cx="5334000" cy="6878637"/>
             <wp:effectExtent b="0" l="0" r="0" t="0"/>
             <wp:docPr descr="Карточка документа" title="" id="81" name="Picture"/>
             <a:graphic>
@@ -9411,7 +9532,7 @@
                   <pic:spPr bwMode="auto">
                     <a:xfrm>
                       <a:off x="0" y="0"/>
-                      <a:ext cx="5334000" cy="6886045"/>
+                      <a:ext cx="5334000" cy="6878637"/>
                     </a:xfrm>
                     <a:prstGeom prst="rect">
                       <a:avLst/>
@@ -10219,7 +10340,7 @@
       <w:r>
         <w:drawing>
           <wp:inline>
-            <wp:extent cx="5334000" cy="6415616"/>
+            <wp:extent cx="5334000" cy="6411912"/>
             <wp:effectExtent b="0" l="0" r="0" t="0"/>
             <wp:docPr descr="Статистика документа" title="" id="117" name="Picture"/>
             <a:graphic>
@@ -10240,7 +10361,7 @@
                   <pic:spPr bwMode="auto">
                     <a:xfrm>
                       <a:off x="0" y="0"/>
-                      <a:ext cx="5334000" cy="6415616"/>
+                      <a:ext cx="5334000" cy="6411912"/>
                     </a:xfrm>
                     <a:prstGeom prst="rect">
                       <a:avLst/>
@@ -10369,7 +10490,7 @@
       </w:r>
     </w:p>
     <w:bookmarkEnd w:id="124"/>
-    <w:bookmarkStart w:id="162" w:name="панель-администратора"/>
+    <w:bookmarkStart w:id="172" w:name="панель-администратора"/>
     <w:p>
       <w:pPr>
         <w:pStyle w:val="Heading2"/>
@@ -10420,7 +10541,7 @@
       <w:r>
         <w:drawing>
           <wp:inline>
-            <wp:extent cx="5334000" cy="10474228"/>
+            <wp:extent cx="5334000" cy="10393196"/>
             <wp:effectExtent b="0" l="0" r="0" t="0"/>
             <wp:docPr descr="Панель администратора — обзор" title="" id="126" name="Picture"/>
             <a:graphic>
@@ -10441,7 +10562,7 @@
                   <pic:spPr bwMode="auto">
                     <a:xfrm>
                       <a:off x="0" y="0"/>
-                      <a:ext cx="5334000" cy="10474228"/>
+                      <a:ext cx="5334000" cy="10393196"/>
                     </a:xfrm>
                     <a:prstGeom prst="rect">
                       <a:avLst/>
@@ -10732,7 +10853,7 @@
       <w:r>
         <w:drawing>
           <wp:inline>
-            <wp:extent cx="5334000" cy="10657430"/>
+            <wp:extent cx="5334000" cy="10435474"/>
             <wp:effectExtent b="0" l="0" r="0" t="0"/>
             <wp:docPr descr="Реестр документов" title="" id="140" name="Picture"/>
             <a:graphic>
@@ -10753,7 +10874,7 @@
                   <pic:spPr bwMode="auto">
                     <a:xfrm>
                       <a:off x="0" y="0"/>
-                      <a:ext cx="5334000" cy="10657430"/>
+                      <a:ext cx="5334000" cy="10435474"/>
                     </a:xfrm>
                     <a:prstGeom prst="rect">
                       <a:avLst/>
@@ -10781,13 +10902,13 @@
       </w:r>
     </w:p>
     <w:bookmarkEnd w:id="142"/>
-    <w:bookmarkStart w:id="149" w:name="пользователи"/>
+    <w:bookmarkStart w:id="152" w:name="импорт-из-каталога"/>
     <w:p>
       <w:pPr>
         <w:pStyle w:val="Heading3"/>
       </w:pPr>
       <w:r>
-        <w:t xml:space="preserve">Пользователи</w:t>
+        <w:t xml:space="preserve">Импорт из каталога</w:t>
       </w:r>
     </w:p>
     <w:p>
@@ -10795,49 +10916,295 @@
         <w:pStyle w:val="FirstParagraph"/>
       </w:pPr>
       <w:r>
-        <w:t xml:space="preserve">Список с источником учётной записи (локальная / домен), ролью, модерируемыми разделами,</w:t>
-      </w:r>
-      <w:r>
-        <w:t xml:space="preserve"> </w:t>
-      </w:r>
-      <w:r>
-        <w:t xml:space="preserve">состоянием и последним входом. «Добавить пользователя»: логин, имя, e-mail (нужен для</w:t>
-      </w:r>
-      <w:r>
-        <w:t xml:space="preserve"> </w:t>
-      </w:r>
-      <w:r>
-        <w:t xml:space="preserve">уведомлений), подразделение, источник (при включённом LDAP), роль (пользователь /</w:t>
-      </w:r>
-      <w:r>
-        <w:t xml:space="preserve"> </w:t>
-      </w:r>
-      <w:r>
-        <w:t xml:space="preserve">администратор), пароль (пусто — будет сгенерирован и показан один раз), «потребовать смену</w:t>
-      </w:r>
-      <w:r>
-        <w:t xml:space="preserve"> </w:t>
-      </w:r>
-      <w:r>
-        <w:t xml:space="preserve">пароля». При включённом LDAP со служебной учётной записью кнопка «Найти в домене» заполняет</w:t>
-      </w:r>
-      <w:r>
-        <w:t xml:space="preserve"> </w:t>
-      </w:r>
-      <w:r>
-        <w:t xml:space="preserve">имя и почту из Active Directory. «Изменить» — те же поля плюс новый пароль; «Заблокировать» —</w:t>
-      </w:r>
-      <w:r>
-        <w:t xml:space="preserve"> </w:t>
-      </w:r>
-      <w:r>
-        <w:t xml:space="preserve">пользователь не сможет войти (история сохранится); «Удалить». Нельзя заблокировать или</w:t>
-      </w:r>
-      <w:r>
-        <w:t xml:space="preserve"> </w:t>
-      </w:r>
-      <w:r>
-        <w:t xml:space="preserve">удалить себя и последнего активного администратора.</w:t>
+        <w:t xml:space="preserve">Массовая загрузка уже накопленных документов — например, содержимого сетевой папки отдела.</w:t>
+      </w:r>
+      <w:r>
+        <w:t xml:space="preserve"> </w:t>
+      </w:r>
+      <w:r>
+        <w:t xml:space="preserve">Дерево папок становится деревом разделов (папка → раздел, подпапка → подраздел любой</w:t>
+      </w:r>
+      <w:r>
+        <w:t xml:space="preserve"> </w:t>
+      </w:r>
+      <w:r>
+        <w:t xml:space="preserve">вложенности), каждый файл — документом-файлом. Порядок действий:</w:t>
+      </w:r>
+    </w:p>
+    <w:p>
+      <w:pPr>
+        <w:numPr>
+          <w:ilvl w:val="0"/>
+          <w:numId w:val="1009"/>
+        </w:numPr>
+        <w:pStyle w:val="Compact"/>
+      </w:pPr>
+      <w:r>
+        <w:t xml:space="preserve">Скопируйте папку с документами на сервер в каталог импорта (</w:t>
+      </w:r>
+      <w:r>
+        <w:rPr>
+          <w:rStyle w:val="VerbatimChar"/>
+        </w:rPr>
+        <w:t xml:space="preserve">IMPORT_DIR</w:t>
+      </w:r>
+      <w:r>
+        <w:t xml:space="preserve">, при установке</w:t>
+      </w:r>
+      <w:r>
+        <w:t xml:space="preserve"> </w:t>
+      </w:r>
+      <w:r>
+        <w:t xml:space="preserve">скриптом —</w:t>
+      </w:r>
+      <w:r>
+        <w:t xml:space="preserve"> </w:t>
+      </w:r>
+      <w:r>
+        <w:rPr>
+          <w:rStyle w:val="VerbatimChar"/>
+        </w:rPr>
+        <w:t xml:space="preserve">/opt/docportal/shared/import</w:t>
+      </w:r>
+      <w:r>
+        <w:t xml:space="preserve">; в Docker — каталог</w:t>
+      </w:r>
+      <w:r>
+        <w:t xml:space="preserve"> </w:t>
+      </w:r>
+      <w:r>
+        <w:rPr>
+          <w:rStyle w:val="VerbatimChar"/>
+        </w:rPr>
+        <w:t xml:space="preserve">/opt/docportal/import</w:t>
+      </w:r>
+      <w:r>
+        <w:t xml:space="preserve"> </w:t>
+      </w:r>
+      <w:r>
+        <w:t xml:space="preserve">на</w:t>
+      </w:r>
+      <w:r>
+        <w:t xml:space="preserve"> </w:t>
+      </w:r>
+      <w:r>
+        <w:t xml:space="preserve">сервере или том</w:t>
+      </w:r>
+      <w:r>
+        <w:t xml:space="preserve"> </w:t>
+      </w:r>
+      <w:r>
+        <w:rPr>
+          <w:rStyle w:val="VerbatimChar"/>
+        </w:rPr>
+        <w:t xml:space="preserve">import</w:t>
+      </w:r>
+      <w:r>
+        <w:t xml:space="preserve">). Подойдут SFTP/scp, монтирование сетевого диска или</w:t>
+      </w:r>
+      <w:r>
+        <w:t xml:space="preserve"> </w:t>
+      </w:r>
+      <w:r>
+        <w:rPr>
+          <w:rStyle w:val="VerbatimChar"/>
+        </w:rPr>
+        <w:t xml:space="preserve">rsync</w:t>
+      </w:r>
+      <w:r>
+        <w:t xml:space="preserve">.</w:t>
+      </w:r>
+      <w:r>
+        <w:t xml:space="preserve"> </w:t>
+      </w:r>
+      <w:r>
+        <w:t xml:space="preserve">Каталог виден в панели администратора: «Настройки» → «Каталог импорта».</w:t>
+      </w:r>
+    </w:p>
+    <w:p>
+      <w:pPr>
+        <w:numPr>
+          <w:ilvl w:val="0"/>
+          <w:numId w:val="1009"/>
+        </w:numPr>
+        <w:pStyle w:val="Compact"/>
+      </w:pPr>
+      <w:r>
+        <w:t xml:space="preserve">Откройте «Панель администратора» → «Импорт», выберите папку, целевой раздел (или верхний</w:t>
+      </w:r>
+      <w:r>
+        <w:t xml:space="preserve"> </w:t>
+      </w:r>
+      <w:r>
+        <w:t xml:space="preserve">уровень) и параметры:</w:t>
+      </w:r>
+    </w:p>
+    <w:p>
+      <w:pPr>
+        <w:numPr>
+          <w:ilvl w:val="1"/>
+          <w:numId w:val="1010"/>
+        </w:numPr>
+        <w:pStyle w:val="Compact"/>
+      </w:pPr>
+      <w:r>
+        <w:t xml:space="preserve">«Создать раздел с именем выбранной папки» — папка «Архив ОТК» станет разделом «Архив ОТК»</w:t>
+      </w:r>
+      <w:r>
+        <w:t xml:space="preserve"> </w:t>
+      </w:r>
+      <w:r>
+        <w:t xml:space="preserve">внутри целевого раздела, а её подпапки — его подразделами. Без флажка подпапки становятся</w:t>
+      </w:r>
+      <w:r>
+        <w:t xml:space="preserve"> </w:t>
+      </w:r>
+      <w:r>
+        <w:t xml:space="preserve">разделами прямо в целевом разделе, а файлы из корня папки — его документами;</w:t>
+      </w:r>
+    </w:p>
+    <w:p>
+      <w:pPr>
+        <w:numPr>
+          <w:ilvl w:val="1"/>
+          <w:numId w:val="1010"/>
+        </w:numPr>
+        <w:pStyle w:val="Compact"/>
+      </w:pPr>
+      <w:r>
+        <w:t xml:space="preserve">статус документов (опубликовать сразу или черновики) и срок актуальности в месяцах</w:t>
+      </w:r>
+      <w:r>
+        <w:t xml:space="preserve"> </w:t>
+      </w:r>
+      <w:r>
+        <w:t xml:space="preserve">(0 — бессрочно; по умолчанию</w:t>
+      </w:r>
+      <w:r>
+        <w:t xml:space="preserve"> </w:t>
+      </w:r>
+      <w:r>
+        <w:rPr>
+          <w:rStyle w:val="VerbatimChar"/>
+        </w:rPr>
+        <w:t xml:space="preserve">DEFAULT_VALIDITY_MONTHS</w:t>
+      </w:r>
+      <w:r>
+        <w:t xml:space="preserve">);</w:t>
+      </w:r>
+    </w:p>
+    <w:p>
+      <w:pPr>
+        <w:numPr>
+          <w:ilvl w:val="1"/>
+          <w:numId w:val="1010"/>
+        </w:numPr>
+        <w:pStyle w:val="Compact"/>
+      </w:pPr>
+      <w:r>
+        <w:t xml:space="preserve">«загружать новую версию для изменившихся файлов» — если документ с таким именем файла уже</w:t>
+      </w:r>
+      <w:r>
+        <w:t xml:space="preserve"> </w:t>
+      </w:r>
+      <w:r>
+        <w:t xml:space="preserve">есть в разделе и файл отличается, добавляется новая версия; неизменившиеся файлы</w:t>
+      </w:r>
+      <w:r>
+        <w:t xml:space="preserve"> </w:t>
+      </w:r>
+      <w:r>
+        <w:t xml:space="preserve">пропускаются, поэтому импорт можно повторять после обновления папки;</w:t>
+      </w:r>
+    </w:p>
+    <w:p>
+      <w:pPr>
+        <w:numPr>
+          <w:ilvl w:val="1"/>
+          <w:numId w:val="1010"/>
+        </w:numPr>
+        <w:pStyle w:val="Compact"/>
+      </w:pPr>
+      <w:r>
+        <w:t xml:space="preserve">«удалять исходные файлы после импорта» — перенос вместо копирования (опустевшие папки тоже</w:t>
+      </w:r>
+      <w:r>
+        <w:t xml:space="preserve"> </w:t>
+      </w:r>
+      <w:r>
+        <w:t xml:space="preserve">удаляются; пропущенные файлы остаются на месте);</w:t>
+      </w:r>
+    </w:p>
+    <w:p>
+      <w:pPr>
+        <w:numPr>
+          <w:ilvl w:val="1"/>
+          <w:numId w:val="1010"/>
+        </w:numPr>
+        <w:pStyle w:val="Compact"/>
+      </w:pPr>
+      <w:r>
+        <w:t xml:space="preserve">«импортировать файлы с любыми расширениями» — снять ограничение</w:t>
+      </w:r>
+      <w:r>
+        <w:t xml:space="preserve"> </w:t>
+      </w:r>
+      <w:r>
+        <w:rPr>
+          <w:rStyle w:val="VerbatimChar"/>
+        </w:rPr>
+        <w:t xml:space="preserve">ALLOWED_EXTENSIONS</w:t>
+      </w:r>
+      <w:r>
+        <w:t xml:space="preserve">.</w:t>
+      </w:r>
+    </w:p>
+    <w:p>
+      <w:pPr>
+        <w:numPr>
+          <w:ilvl w:val="0"/>
+          <w:numId w:val="1009"/>
+        </w:numPr>
+        <w:pStyle w:val="Compact"/>
+      </w:pPr>
+      <w:r>
+        <w:t xml:space="preserve">Нажмите «Проверить и показать план». Портал покажет, что будет сделано с каждой папкой и</w:t>
+      </w:r>
+      <w:r>
+        <w:t xml:space="preserve"> </w:t>
+      </w:r>
+      <w:r>
+        <w:t xml:space="preserve">файлом: новый раздел, существующий раздел, новый документ, новая версия, без изменений,</w:t>
+      </w:r>
+      <w:r>
+        <w:t xml:space="preserve"> </w:t>
+      </w:r>
+      <w:r>
+        <w:t xml:space="preserve">пропуск (с причиной). База данных при этом не меняется.</w:t>
+      </w:r>
+    </w:p>
+    <w:p>
+      <w:pPr>
+        <w:numPr>
+          <w:ilvl w:val="0"/>
+          <w:numId w:val="1009"/>
+        </w:numPr>
+        <w:pStyle w:val="Compact"/>
+      </w:pPr>
+      <w:r>
+        <w:t xml:space="preserve">Нажмите «Начать импорт». Страница задания показывает ход выполнения, счётчики и журнал;</w:t>
+      </w:r>
+      <w:r>
+        <w:t xml:space="preserve"> </w:t>
+      </w:r>
+      <w:r>
+        <w:t xml:space="preserve">большие каталоги обрабатываются порциями, не закрывайте страницу до завершения (если закрыть,</w:t>
+      </w:r>
+      <w:r>
+        <w:t xml:space="preserve"> </w:t>
+      </w:r>
+      <w:r>
+        <w:t xml:space="preserve">задание можно продолжить с той же страницы — ссылка есть в списке «Последние импорты»).</w:t>
       </w:r>
     </w:p>
     <w:p>
@@ -10847,14 +11214,14 @@
       <w:r>
         <w:drawing>
           <wp:inline>
-            <wp:extent cx="5334000" cy="5555956"/>
+            <wp:extent cx="5334000" cy="4893610"/>
             <wp:effectExtent b="0" l="0" r="0" t="0"/>
-            <wp:docPr descr="Пользователи" title="" id="144" name="Picture"/>
+            <wp:docPr descr="Импорт из каталога — параметры" title="" id="144" name="Picture"/>
             <a:graphic>
               <a:graphicData uri="http://schemas.openxmlformats.org/drawingml/2006/picture">
                 <pic:pic>
                   <pic:nvPicPr>
-                    <pic:cNvPr descr="images/34-admin-users.png" id="145" name="Picture"/>
+                    <pic:cNvPr descr="images/42-admin-import.png" id="145" name="Picture"/>
                     <pic:cNvPicPr>
                       <a:picLocks noChangeArrowheads="1" noChangeAspect="1"/>
                     </pic:cNvPicPr>
@@ -10868,7 +11235,7 @@
                   <pic:spPr bwMode="auto">
                     <a:xfrm>
                       <a:off x="0" y="0"/>
-                      <a:ext cx="5334000" cy="5555956"/>
+                      <a:ext cx="5334000" cy="4893610"/>
                     </a:xfrm>
                     <a:prstGeom prst="rect">
                       <a:avLst/>
@@ -10892,7 +11259,7 @@
         <w:pStyle w:val="ImageCaption"/>
       </w:pPr>
       <w:r>
-        <w:t xml:space="preserve">Пользователи</w:t>
+        <w:t xml:space="preserve">Импорт из каталога — параметры</w:t>
       </w:r>
     </w:p>
     <w:p>
@@ -10902,20 +11269,639 @@
       <w:r>
         <w:drawing>
           <wp:inline>
-            <wp:extent cx="5334000" cy="5006350"/>
+            <wp:extent cx="5334000" cy="6979295"/>
             <wp:effectExtent b="0" l="0" r="0" t="0"/>
-            <wp:docPr descr="Форма пользователя" title="" id="147" name="Picture"/>
+            <wp:docPr descr="Импорт из каталога — план" title="" id="147" name="Picture"/>
             <a:graphic>
               <a:graphicData uri="http://schemas.openxmlformats.org/drawingml/2006/picture">
                 <pic:pic>
                   <pic:nvPicPr>
-                    <pic:cNvPr descr="images/35-admin-user-form.png" id="148" name="Picture"/>
+                    <pic:cNvPr descr="images/43-admin-import-preview.png" id="148" name="Picture"/>
                     <pic:cNvPicPr>
                       <a:picLocks noChangeArrowheads="1" noChangeAspect="1"/>
                     </pic:cNvPicPr>
                   </pic:nvPicPr>
                   <pic:blipFill>
                     <a:blip r:embed="rId146"/>
+                    <a:stretch>
+                      <a:fillRect/>
+                    </a:stretch>
+                  </pic:blipFill>
+                  <pic:spPr bwMode="auto">
+                    <a:xfrm>
+                      <a:off x="0" y="0"/>
+                      <a:ext cx="5334000" cy="6979295"/>
+                    </a:xfrm>
+                    <a:prstGeom prst="rect">
+                      <a:avLst/>
+                    </a:prstGeom>
+                    <a:noFill/>
+                    <a:ln w="9525">
+                      <a:noFill/>
+                      <a:headEnd/>
+                      <a:tailEnd/>
+                    </a:ln>
+                  </pic:spPr>
+                </pic:pic>
+              </a:graphicData>
+            </a:graphic>
+          </wp:inline>
+        </w:drawing>
+      </w:r>
+    </w:p>
+    <w:p>
+      <w:pPr>
+        <w:pStyle w:val="ImageCaption"/>
+      </w:pPr>
+      <w:r>
+        <w:t xml:space="preserve">Импорт из каталога — план</w:t>
+      </w:r>
+    </w:p>
+    <w:p>
+      <w:pPr>
+        <w:pStyle w:val="CaptionedFigure"/>
+      </w:pPr>
+      <w:r>
+        <w:drawing>
+          <wp:inline>
+            <wp:extent cx="5334000" cy="6066808"/>
+            <wp:effectExtent b="0" l="0" r="0" t="0"/>
+            <wp:docPr descr="Импорт из каталога — выполнение" title="" id="150" name="Picture"/>
+            <a:graphic>
+              <a:graphicData uri="http://schemas.openxmlformats.org/drawingml/2006/picture">
+                <pic:pic>
+                  <pic:nvPicPr>
+                    <pic:cNvPr descr="images/44-admin-import-job.png" id="151" name="Picture"/>
+                    <pic:cNvPicPr>
+                      <a:picLocks noChangeArrowheads="1" noChangeAspect="1"/>
+                    </pic:cNvPicPr>
+                  </pic:nvPicPr>
+                  <pic:blipFill>
+                    <a:blip r:embed="rId149"/>
+                    <a:stretch>
+                      <a:fillRect/>
+                    </a:stretch>
+                  </pic:blipFill>
+                  <pic:spPr bwMode="auto">
+                    <a:xfrm>
+                      <a:off x="0" y="0"/>
+                      <a:ext cx="5334000" cy="6066808"/>
+                    </a:xfrm>
+                    <a:prstGeom prst="rect">
+                      <a:avLst/>
+                    </a:prstGeom>
+                    <a:noFill/>
+                    <a:ln w="9525">
+                      <a:noFill/>
+                      <a:headEnd/>
+                      <a:tailEnd/>
+                    </a:ln>
+                  </pic:spPr>
+                </pic:pic>
+              </a:graphicData>
+            </a:graphic>
+          </wp:inline>
+        </w:drawing>
+      </w:r>
+    </w:p>
+    <w:p>
+      <w:pPr>
+        <w:pStyle w:val="ImageCaption"/>
+      </w:pPr>
+      <w:r>
+        <w:t xml:space="preserve">Импорт из каталога — выполнение</w:t>
+      </w:r>
+    </w:p>
+    <w:p>
+      <w:pPr>
+        <w:pStyle w:val="BodyText"/>
+      </w:pPr>
+      <w:r>
+        <w:t xml:space="preserve">Правила преобразования:</w:t>
+      </w:r>
+    </w:p>
+    <w:tbl>
+      <w:tblPr>
+        <w:tblStyle w:val="Table"/>
+        <w:tblW w:type="pct" w:w="5000"/>
+        <w:tblLook w:firstRow="1" w:lastRow="0" w:firstColumn="0" w:lastColumn="0" w:noHBand="0" w:noVBand="0" w:val="0020"/>
+        <w:jc w:val="start"/>
+      </w:tblPr>
+      <w:tblGrid>
+        <w:gridCol w:w="3960"/>
+        <w:gridCol w:w="3960"/>
+      </w:tblGrid>
+      <w:tr>
+        <w:trPr>
+          <w:tblHeader w:val="true"/>
+        </w:trPr>
+        <w:tc>
+          <w:tcPr/>
+          <w:p>
+            <w:pPr>
+              <w:pStyle w:val="Compact"/>
+              <w:jc w:val="left"/>
+            </w:pPr>
+            <w:r>
+              <w:t xml:space="preserve">Что в каталоге</w:t>
+            </w:r>
+          </w:p>
+        </w:tc>
+        <w:tc>
+          <w:tcPr/>
+          <w:p>
+            <w:pPr>
+              <w:pStyle w:val="Compact"/>
+              <w:jc w:val="left"/>
+            </w:pPr>
+            <w:r>
+              <w:t xml:space="preserve">Что в портале</w:t>
+            </w:r>
+          </w:p>
+        </w:tc>
+      </w:tr>
+      <w:tr>
+        <w:tc>
+          <w:tcPr/>
+          <w:p>
+            <w:pPr>
+              <w:pStyle w:val="Compact"/>
+              <w:jc w:val="left"/>
+            </w:pPr>
+            <w:r>
+              <w:t xml:space="preserve">папка</w:t>
+            </w:r>
+            <w:r>
+              <w:t xml:space="preserve"> </w:t>
+            </w:r>
+            <w:r>
+              <w:rPr>
+                <w:rStyle w:val="VerbatimChar"/>
+              </w:rPr>
+              <w:t xml:space="preserve">Инструкции_по_ОТ</w:t>
+            </w:r>
+          </w:p>
+        </w:tc>
+        <w:tc>
+          <w:tcPr/>
+          <w:p>
+            <w:pPr>
+              <w:pStyle w:val="Compact"/>
+              <w:jc w:val="left"/>
+            </w:pPr>
+            <w:r>
+              <w:t xml:space="preserve">раздел «Инструкции по ОТ» (подчёркивания → пробелы); существующий раздел с таким названием у того же родителя переиспользуется</w:t>
+            </w:r>
+          </w:p>
+        </w:tc>
+      </w:tr>
+      <w:tr>
+        <w:tc>
+          <w:tcPr/>
+          <w:p>
+            <w:pPr>
+              <w:pStyle w:val="Compact"/>
+              <w:jc w:val="left"/>
+            </w:pPr>
+            <w:r>
+              <w:t xml:space="preserve">файл</w:t>
+            </w:r>
+            <w:r>
+              <w:t xml:space="preserve"> </w:t>
+            </w:r>
+            <w:r>
+              <w:rPr>
+                <w:rStyle w:val="VerbatimChar"/>
+              </w:rPr>
+              <w:t xml:space="preserve">ИК-01_Входной_контроль.pdf</w:t>
+            </w:r>
+          </w:p>
+        </w:tc>
+        <w:tc>
+          <w:tcPr/>
+          <w:p>
+            <w:pPr>
+              <w:pStyle w:val="Compact"/>
+              <w:jc w:val="left"/>
+            </w:pPr>
+            <w:r>
+              <w:t xml:space="preserve">документ «ИК-01 Входной контроль», исходное имя файла сохраняется в версии; автор — администратор, запустивший импорт</w:t>
+            </w:r>
+          </w:p>
+        </w:tc>
+      </w:tr>
+      <w:tr>
+        <w:tc>
+          <w:tcPr/>
+          <w:p>
+            <w:pPr>
+              <w:pStyle w:val="Compact"/>
+              <w:jc w:val="left"/>
+            </w:pPr>
+            <w:r>
+              <w:rPr>
+                <w:rStyle w:val="VerbatimChar"/>
+              </w:rPr>
+              <w:t xml:space="preserve">README.txt</w:t>
+            </w:r>
+            <w:r>
+              <w:t xml:space="preserve">,</w:t>
+            </w:r>
+            <w:r>
+              <w:t xml:space="preserve"> </w:t>
+            </w:r>
+            <w:r>
+              <w:rPr>
+                <w:rStyle w:val="VerbatimChar"/>
+              </w:rPr>
+              <w:t xml:space="preserve">README.md</w:t>
+            </w:r>
+            <w:r>
+              <w:t xml:space="preserve">,</w:t>
+            </w:r>
+            <w:r>
+              <w:t xml:space="preserve"> </w:t>
+            </w:r>
+            <w:r>
+              <w:rPr>
+                <w:rStyle w:val="VerbatimChar"/>
+              </w:rPr>
+              <w:t xml:space="preserve">описание.txt</w:t>
+            </w:r>
+            <w:r>
+              <w:t xml:space="preserve"> </w:t>
+            </w:r>
+            <w:r>
+              <w:t xml:space="preserve">в папке</w:t>
+            </w:r>
+          </w:p>
+        </w:tc>
+        <w:tc>
+          <w:tcPr/>
+          <w:p>
+            <w:pPr>
+              <w:pStyle w:val="Compact"/>
+              <w:jc w:val="left"/>
+            </w:pPr>
+            <w:r>
+              <w:t xml:space="preserve">описание раздела (файл документом не становится)</w:t>
+            </w:r>
+          </w:p>
+        </w:tc>
+      </w:tr>
+      <w:tr>
+        <w:tc>
+          <w:tcPr/>
+          <w:p>
+            <w:pPr>
+              <w:pStyle w:val="Compact"/>
+              <w:jc w:val="left"/>
+            </w:pPr>
+            <w:r>
+              <w:rPr>
+                <w:rStyle w:val="VerbatimChar"/>
+              </w:rPr>
+              <w:t xml:space="preserve">.svn</w:t>
+            </w:r>
+            <w:r>
+              <w:t xml:space="preserve">,</w:t>
+            </w:r>
+            <w:r>
+              <w:t xml:space="preserve"> </w:t>
+            </w:r>
+            <w:r>
+              <w:rPr>
+                <w:rStyle w:val="VerbatimChar"/>
+              </w:rPr>
+              <w:t xml:space="preserve">.DS_Store</w:t>
+            </w:r>
+            <w:r>
+              <w:t xml:space="preserve">,</w:t>
+            </w:r>
+            <w:r>
+              <w:t xml:space="preserve"> </w:t>
+            </w:r>
+            <w:r>
+              <w:rPr>
+                <w:rStyle w:val="VerbatimChar"/>
+              </w:rPr>
+              <w:t xml:space="preserve">~$файл.docx</w:t>
+            </w:r>
+            <w:r>
+              <w:t xml:space="preserve">,</w:t>
+            </w:r>
+            <w:r>
+              <w:t xml:space="preserve"> </w:t>
+            </w:r>
+            <w:r>
+              <w:rPr>
+                <w:rStyle w:val="VerbatimChar"/>
+              </w:rPr>
+              <w:t xml:space="preserve">Thumbs.db</w:t>
+            </w:r>
+            <w:r>
+              <w:t xml:space="preserve">,</w:t>
+            </w:r>
+            <w:r>
+              <w:t xml:space="preserve"> </w:t>
+            </w:r>
+            <w:r>
+              <w:rPr>
+                <w:rStyle w:val="VerbatimChar"/>
+              </w:rPr>
+              <w:t xml:space="preserve">desktop.ini</w:t>
+            </w:r>
+            <w:r>
+              <w:t xml:space="preserve">,</w:t>
+            </w:r>
+            <w:r>
+              <w:t xml:space="preserve"> </w:t>
+            </w:r>
+            <w:r>
+              <w:rPr>
+                <w:rStyle w:val="VerbatimChar"/>
+              </w:rPr>
+              <w:t xml:space="preserve">__MACOSX</w:t>
+            </w:r>
+          </w:p>
+        </w:tc>
+        <w:tc>
+          <w:tcPr/>
+          <w:p>
+            <w:pPr>
+              <w:pStyle w:val="Compact"/>
+              <w:jc w:val="left"/>
+            </w:pPr>
+            <w:r>
+              <w:t xml:space="preserve">пропускаются</w:t>
+            </w:r>
+          </w:p>
+        </w:tc>
+      </w:tr>
+      <w:tr>
+        <w:tc>
+          <w:tcPr/>
+          <w:p>
+            <w:pPr>
+              <w:pStyle w:val="Compact"/>
+              <w:jc w:val="left"/>
+            </w:pPr>
+            <w:r>
+              <w:t xml:space="preserve">символические ссылки, пустые файлы, файлы больше</w:t>
+            </w:r>
+            <w:r>
+              <w:t xml:space="preserve"> </w:t>
+            </w:r>
+            <w:r>
+              <w:rPr>
+                <w:rStyle w:val="VerbatimChar"/>
+              </w:rPr>
+              <w:t xml:space="preserve">UPLOAD_MAX_MB</w:t>
+            </w:r>
+            <w:r>
+              <w:t xml:space="preserve">, недопустимые расширения</w:t>
+            </w:r>
+          </w:p>
+        </w:tc>
+        <w:tc>
+          <w:tcPr/>
+          <w:p>
+            <w:pPr>
+              <w:pStyle w:val="Compact"/>
+              <w:jc w:val="left"/>
+            </w:pPr>
+            <w:r>
+              <w:t xml:space="preserve">пропускаются с указанием причины</w:t>
+            </w:r>
+          </w:p>
+        </w:tc>
+      </w:tr>
+      <w:tr>
+        <w:tc>
+          <w:tcPr/>
+          <w:p>
+            <w:pPr>
+              <w:pStyle w:val="Compact"/>
+              <w:jc w:val="left"/>
+            </w:pPr>
+            <w:r>
+              <w:t xml:space="preserve">папки глубже 10 уровней</w:t>
+            </w:r>
+          </w:p>
+        </w:tc>
+        <w:tc>
+          <w:tcPr/>
+          <w:p>
+            <w:pPr>
+              <w:pStyle w:val="Compact"/>
+              <w:jc w:val="left"/>
+            </w:pPr>
+            <w:r>
+              <w:t xml:space="preserve">их файлы попадают в самый глубокий допустимый раздел</w:t>
+            </w:r>
+          </w:p>
+        </w:tc>
+      </w:tr>
+      <w:tr>
+        <w:tc>
+          <w:tcPr/>
+          <w:p>
+            <w:pPr>
+              <w:pStyle w:val="Compact"/>
+              <w:jc w:val="left"/>
+            </w:pPr>
+            <w:r>
+              <w:t xml:space="preserve">порядок</w:t>
+            </w:r>
+          </w:p>
+        </w:tc>
+        <w:tc>
+          <w:tcPr/>
+          <w:p>
+            <w:pPr>
+              <w:pStyle w:val="Compact"/>
+              <w:jc w:val="left"/>
+            </w:pPr>
+            <w:r>
+              <w:t xml:space="preserve">естественный порядок имён («Протокол 2» раньше «Протокол 10»); разделы получают этот порядок</w:t>
+            </w:r>
+          </w:p>
+        </w:tc>
+      </w:tr>
+    </w:tbl>
+    <w:p>
+      <w:pPr>
+        <w:pStyle w:val="BodyText"/>
+      </w:pPr>
+      <w:r>
+        <w:t xml:space="preserve">Все созданные документы и версии фиксируются в журнале событий как обычные создания и</w:t>
+      </w:r>
+      <w:r>
+        <w:t xml:space="preserve"> </w:t>
+      </w:r>
+      <w:r>
+        <w:t xml:space="preserve">загрузки версий; в примечании к версии указан путь файла в каталоге импорта.</w:t>
+      </w:r>
+    </w:p>
+    <w:p>
+      <w:pPr>
+        <w:pStyle w:val="BodyText"/>
+      </w:pPr>
+      <w:r>
+        <w:t xml:space="preserve">Для очень больших каталогов (десятки тысяч файлов) удобнее консольная команда</w:t>
+      </w:r>
+      <w:r>
+        <w:t xml:space="preserve"> </w:t>
+      </w:r>
+      <w:r>
+        <w:rPr>
+          <w:rStyle w:val="VerbatimChar"/>
+        </w:rPr>
+        <w:t xml:space="preserve">docportal import /путь/к/каталогу</w:t>
+      </w:r>
+      <w:r>
+        <w:t xml:space="preserve"> </w:t>
+      </w:r>
+      <w:r>
+        <w:t xml:space="preserve">(см. 6.8 и 7.1) — она выполняет то же самое без браузера.</w:t>
+      </w:r>
+    </w:p>
+    <w:bookmarkEnd w:id="152"/>
+    <w:bookmarkStart w:id="159" w:name="пользователи"/>
+    <w:p>
+      <w:pPr>
+        <w:pStyle w:val="Heading3"/>
+      </w:pPr>
+      <w:r>
+        <w:t xml:space="preserve">Пользователи</w:t>
+      </w:r>
+    </w:p>
+    <w:p>
+      <w:pPr>
+        <w:pStyle w:val="FirstParagraph"/>
+      </w:pPr>
+      <w:r>
+        <w:t xml:space="preserve">Список с источником учётной записи (локальная / домен), ролью, модерируемыми разделами,</w:t>
+      </w:r>
+      <w:r>
+        <w:t xml:space="preserve"> </w:t>
+      </w:r>
+      <w:r>
+        <w:t xml:space="preserve">состоянием и последним входом. «Добавить пользователя»: логин, имя, e-mail (нужен для</w:t>
+      </w:r>
+      <w:r>
+        <w:t xml:space="preserve"> </w:t>
+      </w:r>
+      <w:r>
+        <w:t xml:space="preserve">уведомлений), подразделение, источник (при включённом LDAP), роль (пользователь /</w:t>
+      </w:r>
+      <w:r>
+        <w:t xml:space="preserve"> </w:t>
+      </w:r>
+      <w:r>
+        <w:t xml:space="preserve">администратор), пароль (пусто — будет сгенерирован и показан один раз), «потребовать смену</w:t>
+      </w:r>
+      <w:r>
+        <w:t xml:space="preserve"> </w:t>
+      </w:r>
+      <w:r>
+        <w:t xml:space="preserve">пароля». При включённом LDAP со служебной учётной записью кнопка «Найти в домене» заполняет</w:t>
+      </w:r>
+      <w:r>
+        <w:t xml:space="preserve"> </w:t>
+      </w:r>
+      <w:r>
+        <w:t xml:space="preserve">имя и почту из Active Directory. «Изменить» — те же поля плюс новый пароль; «Заблокировать» —</w:t>
+      </w:r>
+      <w:r>
+        <w:t xml:space="preserve"> </w:t>
+      </w:r>
+      <w:r>
+        <w:t xml:space="preserve">пользователь не сможет войти (история сохранится); «Удалить». Нельзя заблокировать или</w:t>
+      </w:r>
+      <w:r>
+        <w:t xml:space="preserve"> </w:t>
+      </w:r>
+      <w:r>
+        <w:t xml:space="preserve">удалить себя и последнего активного администратора.</w:t>
+      </w:r>
+    </w:p>
+    <w:p>
+      <w:pPr>
+        <w:pStyle w:val="CaptionedFigure"/>
+      </w:pPr>
+      <w:r>
+        <w:drawing>
+          <wp:inline>
+            <wp:extent cx="5334000" cy="6549475"/>
+            <wp:effectExtent b="0" l="0" r="0" t="0"/>
+            <wp:docPr descr="Пользователи" title="" id="154" name="Picture"/>
+            <a:graphic>
+              <a:graphicData uri="http://schemas.openxmlformats.org/drawingml/2006/picture">
+                <pic:pic>
+                  <pic:nvPicPr>
+                    <pic:cNvPr descr="images/34-admin-users.png" id="155" name="Picture"/>
+                    <pic:cNvPicPr>
+                      <a:picLocks noChangeArrowheads="1" noChangeAspect="1"/>
+                    </pic:cNvPicPr>
+                  </pic:nvPicPr>
+                  <pic:blipFill>
+                    <a:blip r:embed="rId153"/>
+                    <a:stretch>
+                      <a:fillRect/>
+                    </a:stretch>
+                  </pic:blipFill>
+                  <pic:spPr bwMode="auto">
+                    <a:xfrm>
+                      <a:off x="0" y="0"/>
+                      <a:ext cx="5334000" cy="6549475"/>
+                    </a:xfrm>
+                    <a:prstGeom prst="rect">
+                      <a:avLst/>
+                    </a:prstGeom>
+                    <a:noFill/>
+                    <a:ln w="9525">
+                      <a:noFill/>
+                      <a:headEnd/>
+                      <a:tailEnd/>
+                    </a:ln>
+                  </pic:spPr>
+                </pic:pic>
+              </a:graphicData>
+            </a:graphic>
+          </wp:inline>
+        </w:drawing>
+      </w:r>
+    </w:p>
+    <w:p>
+      <w:pPr>
+        <w:pStyle w:val="ImageCaption"/>
+      </w:pPr>
+      <w:r>
+        <w:t xml:space="preserve">Пользователи</w:t>
+      </w:r>
+    </w:p>
+    <w:p>
+      <w:pPr>
+        <w:pStyle w:val="CaptionedFigure"/>
+      </w:pPr>
+      <w:r>
+        <w:drawing>
+          <wp:inline>
+            <wp:extent cx="5334000" cy="5006350"/>
+            <wp:effectExtent b="0" l="0" r="0" t="0"/>
+            <wp:docPr descr="Форма пользователя" title="" id="157" name="Picture"/>
+            <a:graphic>
+              <a:graphicData uri="http://schemas.openxmlformats.org/drawingml/2006/picture">
+                <pic:pic>
+                  <pic:nvPicPr>
+                    <pic:cNvPr descr="images/35-admin-user-form.png" id="158" name="Picture"/>
+                    <pic:cNvPicPr>
+                      <a:picLocks noChangeArrowheads="1" noChangeAspect="1"/>
+                    </pic:cNvPicPr>
+                  </pic:nvPicPr>
+                  <pic:blipFill>
+                    <a:blip r:embed="rId156"/>
                     <a:stretch>
                       <a:fillRect/>
                     </a:stretch>
@@ -10950,8 +11936,8 @@
         <w:t xml:space="preserve">Форма пользователя</w:t>
       </w:r>
     </w:p>
-    <w:bookmarkEnd w:id="149"/>
-    <w:bookmarkStart w:id="153" w:name="статистика-1"/>
+    <w:bookmarkEnd w:id="159"/>
+    <w:bookmarkStart w:id="163" w:name="статистика-1"/>
     <w:p>
       <w:pPr>
         <w:pStyle w:val="Heading3"/>
@@ -10993,20 +11979,20 @@
       <w:r>
         <w:drawing>
           <wp:inline>
-            <wp:extent cx="5334000" cy="14423643"/>
+            <wp:extent cx="5334000" cy="14078377"/>
             <wp:effectExtent b="0" l="0" r="0" t="0"/>
-            <wp:docPr descr="Статистика" title="" id="151" name="Picture"/>
+            <wp:docPr descr="Статистика" title="" id="161" name="Picture"/>
             <a:graphic>
               <a:graphicData uri="http://schemas.openxmlformats.org/drawingml/2006/picture">
                 <pic:pic>
                   <pic:nvPicPr>
-                    <pic:cNvPr descr="images/37-admin-statistics.png" id="152" name="Picture"/>
+                    <pic:cNvPr descr="images/37-admin-statistics.png" id="162" name="Picture"/>
                     <pic:cNvPicPr>
                       <a:picLocks noChangeArrowheads="1" noChangeAspect="1"/>
                     </pic:cNvPicPr>
                   </pic:nvPicPr>
                   <pic:blipFill>
-                    <a:blip r:embed="rId150"/>
+                    <a:blip r:embed="rId160"/>
                     <a:stretch>
                       <a:fillRect/>
                     </a:stretch>
@@ -11014,7 +12000,7 @@
                   <pic:spPr bwMode="auto">
                     <a:xfrm>
                       <a:off x="0" y="0"/>
-                      <a:ext cx="5334000" cy="14423643"/>
+                      <a:ext cx="5334000" cy="14078377"/>
                     </a:xfrm>
                     <a:prstGeom prst="rect">
                       <a:avLst/>
@@ -11041,8 +12027,8 @@
         <w:t xml:space="preserve">Статистика</w:t>
       </w:r>
     </w:p>
-    <w:bookmarkEnd w:id="153"/>
-    <w:bookmarkStart w:id="157" w:name="журнал"/>
+    <w:bookmarkEnd w:id="163"/>
+    <w:bookmarkStart w:id="167" w:name="журнал"/>
     <w:p>
       <w:pPr>
         <w:pStyle w:val="Heading3"/>
@@ -11078,20 +12064,20 @@
       <w:r>
         <w:drawing>
           <wp:inline>
-            <wp:extent cx="5334000" cy="77335953"/>
+            <wp:extent cx="5334000" cy="3704166"/>
             <wp:effectExtent b="0" l="0" r="0" t="0"/>
-            <wp:docPr descr="Журнал событий" title="" id="155" name="Picture"/>
+            <wp:docPr descr="Журнал событий" title="" id="165" name="Picture"/>
             <a:graphic>
               <a:graphicData uri="http://schemas.openxmlformats.org/drawingml/2006/picture">
                 <pic:pic>
                   <pic:nvPicPr>
-                    <pic:cNvPr descr="images/38-admin-events.png" id="156" name="Picture"/>
+                    <pic:cNvPr descr="images/38-admin-events.png" id="166" name="Picture"/>
                     <pic:cNvPicPr>
                       <a:picLocks noChangeArrowheads="1" noChangeAspect="1"/>
                     </pic:cNvPicPr>
                   </pic:nvPicPr>
                   <pic:blipFill>
-                    <a:blip r:embed="rId154"/>
+                    <a:blip r:embed="rId164"/>
                     <a:stretch>
                       <a:fillRect/>
                     </a:stretch>
@@ -11099,7 +12085,7 @@
                   <pic:spPr bwMode="auto">
                     <a:xfrm>
                       <a:off x="0" y="0"/>
-                      <a:ext cx="5334000" cy="77335953"/>
+                      <a:ext cx="5334000" cy="3704166"/>
                     </a:xfrm>
                     <a:prstGeom prst="rect">
                       <a:avLst/>
@@ -11126,8 +12112,8 @@
         <w:t xml:space="preserve">Журнал событий</w:t>
       </w:r>
     </w:p>
-    <w:bookmarkEnd w:id="157"/>
-    <w:bookmarkStart w:id="161" w:name="настройки"/>
+    <w:bookmarkEnd w:id="167"/>
+    <w:bookmarkStart w:id="171" w:name="настройки"/>
     <w:p>
       <w:pPr>
         <w:pStyle w:val="Heading3"/>
@@ -11141,19 +12127,19 @@
         <w:pStyle w:val="FirstParagraph"/>
       </w:pPr>
       <w:r>
-        <w:t xml:space="preserve">Текущие параметры LDAP, почты, хранилища и системы (без паролей) с кнопками «Проверить</w:t>
-      </w:r>
-      <w:r>
-        <w:t xml:space="preserve"> </w:t>
-      </w:r>
-      <w:r>
-        <w:t xml:space="preserve">подключение» (LDAP), «Отправить тестовое письмо себе» и «Проверить сроки сейчас» (ручной</w:t>
-      </w:r>
-      <w:r>
-        <w:t xml:space="preserve"> </w:t>
-      </w:r>
-      <w:r>
-        <w:t xml:space="preserve">запуск уведомлений). Значения меняются в</w:t>
+        <w:t xml:space="preserve">Текущие параметры LDAP, почты, хранилища (включая каталог импорта) и системы (без паролей)</w:t>
+      </w:r>
+      <w:r>
+        <w:t xml:space="preserve"> </w:t>
+      </w:r>
+      <w:r>
+        <w:t xml:space="preserve">с кнопками «Проверить подключение» (LDAP), «Отправить тестовое письмо себе» и «Проверить</w:t>
+      </w:r>
+      <w:r>
+        <w:t xml:space="preserve"> </w:t>
+      </w:r>
+      <w:r>
+        <w:t xml:space="preserve">сроки сейчас» (ручной запуск уведомлений). Значения меняются в</w:t>
       </w:r>
       <w:r>
         <w:t xml:space="preserve"> </w:t>
@@ -11192,18 +12178,18 @@
           <wp:inline>
             <wp:extent cx="5334000" cy="5252968"/>
             <wp:effectExtent b="0" l="0" r="0" t="0"/>
-            <wp:docPr descr="Настройки" title="" id="159" name="Picture"/>
+            <wp:docPr descr="Настройки" title="" id="169" name="Picture"/>
             <a:graphic>
               <a:graphicData uri="http://schemas.openxmlformats.org/drawingml/2006/picture">
                 <pic:pic>
                   <pic:nvPicPr>
-                    <pic:cNvPr descr="images/39-admin-settings.png" id="160" name="Picture"/>
+                    <pic:cNvPr descr="images/39-admin-settings.png" id="170" name="Picture"/>
                     <pic:cNvPicPr>
                       <a:picLocks noChangeArrowheads="1" noChangeAspect="1"/>
                     </pic:cNvPicPr>
                   </pic:nvPicPr>
                   <pic:blipFill>
-                    <a:blip r:embed="rId158"/>
+                    <a:blip r:embed="rId168"/>
                     <a:stretch>
                       <a:fillRect/>
                     </a:stretch>
@@ -11238,9 +12224,9 @@
         <w:t xml:space="preserve">Настройки</w:t>
       </w:r>
     </w:p>
-    <w:bookmarkEnd w:id="161"/>
-    <w:bookmarkEnd w:id="162"/>
-    <w:bookmarkStart w:id="163" w:name="консольные-команды"/>
+    <w:bookmarkEnd w:id="171"/>
+    <w:bookmarkEnd w:id="172"/>
+    <w:bookmarkStart w:id="173" w:name="консольные-команды"/>
     <w:p>
       <w:pPr>
         <w:pStyle w:val="Heading2"/>
@@ -11525,19 +12511,46 @@
               <w:rPr>
                 <w:rStyle w:val="VerbatimChar"/>
               </w:rPr>
-              <w:t xml:space="preserve">app:stats:recount</w:t>
-            </w:r>
-          </w:p>
-        </w:tc>
-        <w:tc>
-          <w:tcPr/>
-          <w:p>
-            <w:pPr>
-              <w:pStyle w:val="Compact"/>
-              <w:jc w:val="left"/>
-            </w:pPr>
-            <w:r>
-              <w:t xml:space="preserve">пересчёт счётчиков просмотров/скачиваний по журналу событий</w:t>
+              <w:t xml:space="preserve">app:import:directory [КАТАЛОГ] [--section=ID\|slug] [--root-as-section] [--user=ЛОГИН] [--draft] [--validity=МЕС] [--no-update] [--delete-source] [--any-extension] [--dry-run] [-y]</w:t>
+            </w:r>
+          </w:p>
+        </w:tc>
+        <w:tc>
+          <w:tcPr/>
+          <w:p>
+            <w:pPr>
+              <w:pStyle w:val="Compact"/>
+              <w:jc w:val="left"/>
+            </w:pPr>
+            <w:r>
+              <w:t xml:space="preserve">импорт из каталога: папки → разделы, файлы → документы (без каталога —</w:t>
+            </w:r>
+            <w:r>
+              <w:t xml:space="preserve"> </w:t>
+            </w:r>
+            <w:r>
+              <w:rPr>
+                <w:rStyle w:val="VerbatimChar"/>
+              </w:rPr>
+              <w:t xml:space="preserve">IMPORT_DIR</w:t>
+            </w:r>
+            <w:r>
+              <w:t xml:space="preserve">;</w:t>
+            </w:r>
+            <w:r>
+              <w:t xml:space="preserve"> </w:t>
+            </w:r>
+            <w:r>
+              <w:rPr>
+                <w:rStyle w:val="VerbatimChar"/>
+              </w:rPr>
+              <w:t xml:space="preserve">--dry-run</w:t>
+            </w:r>
+            <w:r>
+              <w:t xml:space="preserve"> </w:t>
+            </w:r>
+            <w:r>
+              <w:t xml:space="preserve">показывает план)</w:t>
             </w:r>
           </w:p>
         </w:tc>
@@ -11554,19 +12567,19 @@
               <w:rPr>
                 <w:rStyle w:val="VerbatimChar"/>
               </w:rPr>
-              <w:t xml:space="preserve">app:demo:load [--force] [--no-events]</w:t>
-            </w:r>
-          </w:p>
-        </w:tc>
-        <w:tc>
-          <w:tcPr/>
-          <w:p>
-            <w:pPr>
-              <w:pStyle w:val="Compact"/>
-              <w:jc w:val="left"/>
-            </w:pPr>
-            <w:r>
-              <w:t xml:space="preserve">демонстрационные данные (только для тестового сервера!)</w:t>
+              <w:t xml:space="preserve">app:stats:recount</w:t>
+            </w:r>
+          </w:p>
+        </w:tc>
+        <w:tc>
+          <w:tcPr/>
+          <w:p>
+            <w:pPr>
+              <w:pStyle w:val="Compact"/>
+              <w:jc w:val="left"/>
+            </w:pPr>
+            <w:r>
+              <w:t xml:space="preserve">пересчёт счётчиков просмотров/скачиваний по журналу событий</w:t>
             </w:r>
           </w:p>
         </w:tc>
@@ -11583,6 +12596,35 @@
               <w:rPr>
                 <w:rStyle w:val="VerbatimChar"/>
               </w:rPr>
+              <w:t xml:space="preserve">app:demo:load [--force] [--no-events]</w:t>
+            </w:r>
+          </w:p>
+        </w:tc>
+        <w:tc>
+          <w:tcPr/>
+          <w:p>
+            <w:pPr>
+              <w:pStyle w:val="Compact"/>
+              <w:jc w:val="left"/>
+            </w:pPr>
+            <w:r>
+              <w:t xml:space="preserve">демонстрационные данные (только для тестового сервера!)</w:t>
+            </w:r>
+          </w:p>
+        </w:tc>
+      </w:tr>
+      <w:tr>
+        <w:tc>
+          <w:tcPr/>
+          <w:p>
+            <w:pPr>
+              <w:pStyle w:val="Compact"/>
+              <w:jc w:val="left"/>
+            </w:pPr>
+            <w:r>
+              <w:rPr>
+                <w:rStyle w:val="VerbatimChar"/>
+              </w:rPr>
               <w:t xml:space="preserve">cache:clear</w:t>
             </w:r>
             <w:r>
@@ -11613,9 +12655,9 @@
         </w:tc>
       </w:tr>
     </w:tbl>
-    <w:bookmarkEnd w:id="163"/>
-    <w:bookmarkEnd w:id="164"/>
-    <w:bookmarkStart w:id="176" w:name="эксплуатация"/>
+    <w:bookmarkEnd w:id="173"/>
+    <w:bookmarkEnd w:id="174"/>
+    <w:bookmarkStart w:id="186" w:name="эксплуатация"/>
     <w:p>
       <w:pPr>
         <w:pStyle w:val="Heading1"/>
@@ -11624,7 +12666,7 @@
         <w:t xml:space="preserve">7. Эксплуатация</w:t>
       </w:r>
     </w:p>
-    <w:bookmarkStart w:id="168" w:name="команда-управления"/>
+    <w:bookmarkStart w:id="178" w:name="команда-управления"/>
     <w:p>
       <w:pPr>
         <w:pStyle w:val="Heading2"/>
@@ -11883,6 +12925,47 @@
               <w:rPr>
                 <w:rStyle w:val="VerbatimChar"/>
               </w:rPr>
+              <w:t xml:space="preserve">docportal import [КАТАЛОГ] [параметры]</w:t>
+            </w:r>
+          </w:p>
+        </w:tc>
+        <w:tc>
+          <w:tcPr/>
+          <w:p>
+            <w:pPr>
+              <w:pStyle w:val="Compact"/>
+              <w:jc w:val="left"/>
+            </w:pPr>
+            <w:r>
+              <w:t xml:space="preserve">импорт документов из каталога (папки → разделы, файлы → документы); с каталогом создаётся раздел по его имени, параметры — как у</w:t>
+            </w:r>
+            <w:r>
+              <w:t xml:space="preserve"> </w:t>
+            </w:r>
+            <w:r>
+              <w:rPr>
+                <w:rStyle w:val="VerbatimChar"/>
+              </w:rPr>
+              <w:t xml:space="preserve">app:import:directory</w:t>
+            </w:r>
+            <w:r>
+              <w:t xml:space="preserve">; в Docker каталог сначала копируется в контейнер</w:t>
+            </w:r>
+          </w:p>
+        </w:tc>
+      </w:tr>
+      <w:tr>
+        <w:tc>
+          <w:tcPr/>
+          <w:p>
+            <w:pPr>
+              <w:pStyle w:val="Compact"/>
+              <w:jc w:val="left"/>
+            </w:pPr>
+            <w:r>
+              <w:rPr>
+                <w:rStyle w:val="VerbatimChar"/>
+              </w:rPr>
               <w:t xml:space="preserve">docportal logs</w:t>
             </w:r>
           </w:p>
@@ -11948,18 +13031,18 @@
           <wp:inline>
             <wp:extent cx="5334000" cy="3006436"/>
             <wp:effectExtent b="0" l="0" r="0" t="0"/>
-            <wp:docPr descr="Размещение на сервере" title="" id="166" name="Picture"/>
+            <wp:docPr descr="Размещение на сервере" title="" id="176" name="Picture"/>
             <a:graphic>
               <a:graphicData uri="http://schemas.openxmlformats.org/drawingml/2006/picture">
                 <pic:pic>
                   <pic:nvPicPr>
-                    <pic:cNvPr descr="images/diagrams/06-native-layout.png" id="167" name="Picture"/>
+                    <pic:cNvPr descr="images/diagrams/06-native-layout.png" id="177" name="Picture"/>
                     <pic:cNvPicPr>
                       <a:picLocks noChangeArrowheads="1" noChangeAspect="1"/>
                     </pic:cNvPicPr>
                   </pic:nvPicPr>
                   <pic:blipFill>
-                    <a:blip r:embed="rId165"/>
+                    <a:blip r:embed="rId175"/>
                     <a:stretch>
                       <a:fillRect/>
                     </a:stretch>
@@ -11994,8 +13077,8 @@
         <w:t xml:space="preserve">Размещение на сервере</w:t>
       </w:r>
     </w:p>
-    <w:bookmarkEnd w:id="168"/>
-    <w:bookmarkStart w:id="172" w:name="обновление"/>
+    <w:bookmarkEnd w:id="178"/>
+    <w:bookmarkStart w:id="182" w:name="обновление"/>
     <w:p>
       <w:pPr>
         <w:pStyle w:val="Heading2"/>
@@ -12262,18 +13345,18 @@
           <wp:inline>
             <wp:extent cx="5334000" cy="1911349"/>
             <wp:effectExtent b="0" l="0" r="0" t="0"/>
-            <wp:docPr descr="Обновление и откат" title="" id="170" name="Picture"/>
+            <wp:docPr descr="Обновление и откат" title="" id="180" name="Picture"/>
             <a:graphic>
               <a:graphicData uri="http://schemas.openxmlformats.org/drawingml/2006/picture">
                 <pic:pic>
                   <pic:nvPicPr>
-                    <pic:cNvPr descr="images/diagrams/07-update-flow.png" id="171" name="Picture"/>
+                    <pic:cNvPr descr="images/diagrams/07-update-flow.png" id="181" name="Picture"/>
                     <pic:cNvPicPr>
                       <a:picLocks noChangeArrowheads="1" noChangeAspect="1"/>
                     </pic:cNvPicPr>
                   </pic:nvPicPr>
                   <pic:blipFill>
-                    <a:blip r:embed="rId169"/>
+                    <a:blip r:embed="rId179"/>
                     <a:stretch>
                       <a:fillRect/>
                     </a:stretch>
@@ -12308,8 +13391,8 @@
         <w:t xml:space="preserve">Обновление и откат</w:t>
       </w:r>
     </w:p>
-    <w:bookmarkEnd w:id="172"/>
-    <w:bookmarkStart w:id="173" w:name="резервное-копирование-и-восстановление"/>
+    <w:bookmarkEnd w:id="182"/>
+    <w:bookmarkStart w:id="183" w:name="резервное-копирование-и-восстановление"/>
     <w:p>
       <w:pPr>
         <w:pStyle w:val="Heading2"/>
@@ -12362,6 +13445,21 @@
         <w:t xml:space="preserve"> </w:t>
       </w:r>
       <w:r>
+        <w:t xml:space="preserve">Каталог импорта (</w:t>
+      </w:r>
+      <w:r>
+        <w:rPr>
+          <w:rStyle w:val="VerbatimChar"/>
+        </w:rPr>
+        <w:t xml:space="preserve">shared/import</w:t>
+      </w:r>
+      <w:r>
+        <w:t xml:space="preserve">) в копию не входит — это временная «входящая» папка.</w:t>
+      </w:r>
+      <w:r>
+        <w:t xml:space="preserve"> </w:t>
+      </w:r>
+      <w:r>
         <w:t xml:space="preserve">Контрольная сумма — рядом в</w:t>
       </w:r>
       <w:r>
@@ -12442,8 +13540,8 @@
         <w:t xml:space="preserve">той же версии и выполните восстановление из архива.</w:t>
       </w:r>
     </w:p>
-    <w:bookmarkEnd w:id="173"/>
-    <w:bookmarkStart w:id="174" w:name="диагностика-и-журналы"/>
+    <w:bookmarkEnd w:id="183"/>
+    <w:bookmarkStart w:id="184" w:name="диагностика-и-журналы"/>
     <w:p>
       <w:pPr>
         <w:pStyle w:val="Heading2"/>
@@ -12908,8 +14006,8 @@
         <w:t xml:space="preserve">и восстановите файлы из резервной копии.</w:t>
       </w:r>
     </w:p>
-    <w:bookmarkEnd w:id="174"/>
-    <w:bookmarkStart w:id="175" w:name="удаление"/>
+    <w:bookmarkEnd w:id="184"/>
+    <w:bookmarkStart w:id="185" w:name="удаление"/>
     <w:p>
       <w:pPr>
         <w:pStyle w:val="Heading2"/>
@@ -12988,9 +14086,9 @@
         <w:t xml:space="preserve">(nginx, PHP, MariaDB, Docker) не удаляются.</w:t>
       </w:r>
     </w:p>
-    <w:bookmarkEnd w:id="175"/>
-    <w:bookmarkEnd w:id="176"/>
-    <w:bookmarkStart w:id="180" w:name="приложения"/>
+    <w:bookmarkEnd w:id="185"/>
+    <w:bookmarkEnd w:id="186"/>
+    <w:bookmarkStart w:id="190" w:name="приложения"/>
     <w:p>
       <w:pPr>
         <w:pStyle w:val="Heading1"/>
@@ -12999,7 +14097,7 @@
         <w:t xml:space="preserve">8. Приложения</w:t>
       </w:r>
     </w:p>
-    <w:bookmarkStart w:id="177" w:name="структура-базы-данных"/>
+    <w:bookmarkStart w:id="187" w:name="структура-базы-данных"/>
     <w:p>
       <w:pPr>
         <w:pStyle w:val="Heading2"/>
@@ -13264,8 +14362,8 @@
         </w:tc>
       </w:tr>
     </w:tbl>
-    <w:bookmarkEnd w:id="177"/>
-    <w:bookmarkStart w:id="178" w:name="адреса-портала"/>
+    <w:bookmarkEnd w:id="187"/>
+    <w:bookmarkStart w:id="188" w:name="адреса-портала"/>
     <w:p>
       <w:pPr>
         <w:pStyle w:val="Heading2"/>
@@ -13790,8 +14888,8 @@
         </w:tc>
       </w:tr>
     </w:tbl>
-    <w:bookmarkEnd w:id="178"/>
-    <w:bookmarkStart w:id="179" w:name="разработка"/>
+    <w:bookmarkEnd w:id="188"/>
+    <w:bookmarkStart w:id="189" w:name="разработка"/>
     <w:p>
       <w:pPr>
         <w:pStyle w:val="Heading2"/>
@@ -14005,8 +15103,8 @@
         <w:t xml:space="preserve">.</w:t>
       </w:r>
     </w:p>
-    <w:bookmarkEnd w:id="179"/>
-    <w:bookmarkEnd w:id="180"/>
+    <w:bookmarkEnd w:id="189"/>
+    <w:bookmarkEnd w:id="190"/>
     <w:sectPr/>
   </w:body>
 </w:document>
@@ -14353,6 +15451,39 @@
     <w:abstractNumId w:val="991"/>
   </w:num>
   <w:num w:numId="1008">
+    <w:abstractNumId w:val="991"/>
+  </w:num>
+  <w:num w:numId="1009">
+    <w:abstractNumId w:val="99411"/>
+    <w:lvlOverride w:ilvl="0">
+      <w:startOverride w:val="1"/>
+    </w:lvlOverride>
+    <w:lvlOverride w:ilvl="1">
+      <w:startOverride w:val="1"/>
+    </w:lvlOverride>
+    <w:lvlOverride w:ilvl="2">
+      <w:startOverride w:val="1"/>
+    </w:lvlOverride>
+    <w:lvlOverride w:ilvl="3">
+      <w:startOverride w:val="1"/>
+    </w:lvlOverride>
+    <w:lvlOverride w:ilvl="4">
+      <w:startOverride w:val="1"/>
+    </w:lvlOverride>
+    <w:lvlOverride w:ilvl="5">
+      <w:startOverride w:val="1"/>
+    </w:lvlOverride>
+    <w:lvlOverride w:ilvl="6">
+      <w:startOverride w:val="1"/>
+    </w:lvlOverride>
+    <w:lvlOverride w:ilvl="7">
+      <w:startOverride w:val="1"/>
+    </w:lvlOverride>
+    <w:lvlOverride w:ilvl="8">
+      <w:startOverride w:val="1"/>
+    </w:lvlOverride>
+  </w:num>
+  <w:num w:numId="1010">
     <w:abstractNumId w:val="991"/>
   </w:num>
 </w:numbering>

--- a/docs/РУКОВОДСТВО.docx
+++ b/docs/РУКОВОДСТВО.docx
@@ -69,7 +69,7 @@
         <w:t xml:space="preserve"> </w:t>
       </w:r>
       <w:r>
-        <w:t xml:space="preserve">1.1.0</w:t>
+        <w:t xml:space="preserve">1.2.0</w:t>
       </w:r>
     </w:p>
     <w:sdt>
@@ -245,19 +245,19 @@
               <w:jc w:val="left"/>
             </w:pPr>
             <w:r>
-              <w:t xml:space="preserve">Вход по логину и паролю (локальная учётная запись или учётная запись домена Active Directory), «запомнить меня», защита от перебора паролей</w:t>
-            </w:r>
-          </w:p>
-        </w:tc>
-        <w:tc>
-          <w:tcPr/>
-          <w:p>
-            <w:pPr>
-              <w:pStyle w:val="Compact"/>
-              <w:jc w:val="left"/>
-            </w:pPr>
-            <w:r>
-              <w:t xml:space="preserve">всем</w:t>
+              <w:t xml:space="preserve">Просмотр дерева разделов и открытых опубликованных документов без входа (можно ограничить адресами корпоративной сети или выключить)</w:t>
+            </w:r>
+          </w:p>
+        </w:tc>
+        <w:tc>
+          <w:tcPr/>
+          <w:p>
+            <w:pPr>
+              <w:pStyle w:val="Compact"/>
+              <w:jc w:val="left"/>
+            </w:pPr>
+            <w:r>
+              <w:t xml:space="preserve">гостям</w:t>
             </w:r>
           </w:p>
         </w:tc>
@@ -271,7 +271,7 @@
               <w:jc w:val="left"/>
             </w:pPr>
             <w:r>
-              <w:t xml:space="preserve">Просмотр дерева разделов, карточек документов, поиск по названию, номеру, описанию, тегам, имени файла и тексту страниц</w:t>
+              <w:t xml:space="preserve">Вход по логину и паролю (локальная учётная запись или учётная запись домена Active Directory), «запомнить меня», защита от перебора паролей</w:t>
             </w:r>
           </w:p>
         </w:tc>
@@ -297,7 +297,7 @@
               <w:jc w:val="left"/>
             </w:pPr>
             <w:r>
-              <w:t xml:space="preserve">Скачивание файлов, чтение страниц в браузере, предпросмотр PDF и изображений</w:t>
+              <w:t xml:space="preserve">Просмотр дерева разделов, карточек документов, поиск по названию, номеру, описанию, тегам, имени файла и тексту страниц</w:t>
             </w:r>
           </w:p>
         </w:tc>
@@ -323,7 +323,7 @@
               <w:jc w:val="left"/>
             </w:pPr>
             <w:r>
-              <w:t xml:space="preserve">История версий: открыть или скачать любую версию, сравнить версии страниц построчно</w:t>
+              <w:t xml:space="preserve">Скачивание файлов, чтение страниц в браузере, предпросмотр PDF и изображений</w:t>
             </w:r>
           </w:p>
         </w:tc>
@@ -349,7 +349,7 @@
               <w:jc w:val="left"/>
             </w:pPr>
             <w:r>
-              <w:t xml:space="preserve">Значки актуальности («актуален», «истекает», «просрочен», «бессрочный») в списках и карточках</w:t>
+              <w:t xml:space="preserve">История версий: открыть или скачать любую версию, сравнить версии страниц построчно</w:t>
             </w:r>
           </w:p>
         </w:tc>
@@ -375,7 +375,7 @@
               <w:jc w:val="left"/>
             </w:pPr>
             <w:r>
-              <w:t xml:space="preserve">Смена собственного пароля (для локальных учётных записей)</w:t>
+              <w:t xml:space="preserve">Значки актуальности («актуален», «истекает», «просрочен», «бессрочный») в списках и карточках</w:t>
             </w:r>
           </w:p>
         </w:tc>
@@ -401,19 +401,19 @@
               <w:jc w:val="left"/>
             </w:pPr>
             <w:r>
-              <w:t xml:space="preserve">Создание документов (файл или страница), загрузка новых версий, изменение карточки, перенос между разделами</w:t>
-            </w:r>
-          </w:p>
-        </w:tc>
-        <w:tc>
-          <w:tcPr/>
-          <w:p>
-            <w:pPr>
-              <w:pStyle w:val="Compact"/>
-              <w:jc w:val="left"/>
-            </w:pPr>
-            <w:r>
-              <w:t xml:space="preserve">модераторам своих разделов</w:t>
+              <w:t xml:space="preserve">Смена собственного пароля (для локальных учётных записей)</w:t>
+            </w:r>
+          </w:p>
+        </w:tc>
+        <w:tc>
+          <w:tcPr/>
+          <w:p>
+            <w:pPr>
+              <w:pStyle w:val="Compact"/>
+              <w:jc w:val="left"/>
+            </w:pPr>
+            <w:r>
+              <w:t xml:space="preserve">всем</w:t>
             </w:r>
           </w:p>
         </w:tc>
@@ -427,7 +427,7 @@
               <w:jc w:val="left"/>
             </w:pPr>
             <w:r>
-              <w:t xml:space="preserve">Публикация, снятие с публикации, перенос в архив, восстановление версии, удаление</w:t>
+              <w:t xml:space="preserve">Создание документов (файл или страница), загрузка новых версий, изменение карточки, перенос между разделами</w:t>
             </w:r>
           </w:p>
         </w:tc>
@@ -453,7 +453,7 @@
               <w:jc w:val="left"/>
             </w:pPr>
             <w:r>
-              <w:t xml:space="preserve">Создание и изменение подразделов</w:t>
+              <w:t xml:space="preserve">Публикация, снятие с публикации, перенос в архив, восстановление версии, удаление</w:t>
             </w:r>
           </w:p>
         </w:tc>
@@ -479,7 +479,7 @@
               <w:jc w:val="left"/>
             </w:pPr>
             <w:r>
-              <w:t xml:space="preserve">Статистика по документу: просмотры, скачивания, читатели, график активности, журнал событий</w:t>
+              <w:t xml:space="preserve">Создание и изменение подразделов</w:t>
             </w:r>
           </w:p>
         </w:tc>
@@ -505,19 +505,19 @@
               <w:jc w:val="left"/>
             </w:pPr>
             <w:r>
-              <w:t xml:space="preserve">Блок «Требуют внимания» на главной: истекающие/просроченные документы и черновики своих разделов</w:t>
-            </w:r>
-          </w:p>
-        </w:tc>
-        <w:tc>
-          <w:tcPr/>
-          <w:p>
-            <w:pPr>
-              <w:pStyle w:val="Compact"/>
-              <w:jc w:val="left"/>
-            </w:pPr>
-            <w:r>
-              <w:t xml:space="preserve">модераторам</w:t>
+              <w:t xml:space="preserve">Статистика по документу: просмотры, скачивания, читатели, график активности, журнал событий</w:t>
+            </w:r>
+          </w:p>
+        </w:tc>
+        <w:tc>
+          <w:tcPr/>
+          <w:p>
+            <w:pPr>
+              <w:pStyle w:val="Compact"/>
+              <w:jc w:val="left"/>
+            </w:pPr>
+            <w:r>
+              <w:t xml:space="preserve">модераторам своих разделов</w:t>
             </w:r>
           </w:p>
         </w:tc>
@@ -531,7 +531,59 @@
               <w:jc w:val="left"/>
             </w:pPr>
             <w:r>
+              <w:t xml:space="preserve">Блок «Требуют внимания» на главной: истекающие/просроченные документы и черновики своих разделов</w:t>
+            </w:r>
+          </w:p>
+        </w:tc>
+        <w:tc>
+          <w:tcPr/>
+          <w:p>
+            <w:pPr>
+              <w:pStyle w:val="Compact"/>
+              <w:jc w:val="left"/>
+            </w:pPr>
+            <w:r>
+              <w:t xml:space="preserve">модераторам</w:t>
+            </w:r>
+          </w:p>
+        </w:tc>
+      </w:tr>
+      <w:tr>
+        <w:tc>
+          <w:tcPr/>
+          <w:p>
+            <w:pPr>
+              <w:pStyle w:val="Compact"/>
+              <w:jc w:val="left"/>
+            </w:pPr>
+            <w:r>
               <w:t xml:space="preserve">Панель администратора: дерево разделов, назначение модераторов, пользователи, реестр документов с фильтрами и CSV, вся статистика, журнал событий, настройки</w:t>
+            </w:r>
+          </w:p>
+        </w:tc>
+        <w:tc>
+          <w:tcPr/>
+          <w:p>
+            <w:pPr>
+              <w:pStyle w:val="Compact"/>
+              <w:jc w:val="left"/>
+            </w:pPr>
+            <w:r>
+              <w:t xml:space="preserve">администраторам</w:t>
+            </w:r>
+          </w:p>
+        </w:tc>
+      </w:tr>
+      <w:tr>
+        <w:tc>
+          <w:tcPr/>
+          <w:p>
+            <w:pPr>
+              <w:pStyle w:val="Compact"/>
+              <w:jc w:val="left"/>
+            </w:pPr>
+            <w:r>
+              <w:t xml:space="preserve">Настройка просмотра без входа: отовсюду / только с указанных IP-адресов и подсетей / выключен</w:t>
             </w:r>
           </w:p>
         </w:tc>
@@ -980,31 +1032,47 @@
                 <w:bCs/>
                 <w:b/>
               </w:rPr>
-              <w:t xml:space="preserve">Пользователь</w:t>
-            </w:r>
-          </w:p>
-        </w:tc>
-        <w:tc>
-          <w:tcPr/>
-          <w:p>
-            <w:pPr>
-              <w:pStyle w:val="Compact"/>
-              <w:jc w:val="left"/>
-            </w:pPr>
-            <w:r>
-              <w:t xml:space="preserve">любой сотрудник с учётной записью</w:t>
-            </w:r>
-          </w:p>
-        </w:tc>
-        <w:tc>
-          <w:tcPr/>
-          <w:p>
-            <w:pPr>
-              <w:pStyle w:val="Compact"/>
-              <w:jc w:val="left"/>
-            </w:pPr>
-            <w:r>
-              <w:t xml:space="preserve">читает и скачивает опубликованные документы, ищет, сравнивает версии</w:t>
+              <w:t xml:space="preserve">Гость</w:t>
+            </w:r>
+          </w:p>
+        </w:tc>
+        <w:tc>
+          <w:tcPr/>
+          <w:p>
+            <w:pPr>
+              <w:pStyle w:val="Compact"/>
+              <w:jc w:val="left"/>
+            </w:pPr>
+            <w:r>
+              <w:t xml:space="preserve">посетитель без входа в портал (если просмотр без входа разрешён — см. 6.7, «Настройки»)</w:t>
+            </w:r>
+          </w:p>
+        </w:tc>
+        <w:tc>
+          <w:tcPr/>
+          <w:p>
+            <w:pPr>
+              <w:pStyle w:val="Compact"/>
+              <w:jc w:val="left"/>
+            </w:pPr>
+            <w:r>
+              <w:t xml:space="preserve">видит дерево разделов, читает, ищет и скачивает</w:t>
+            </w:r>
+            <w:r>
+              <w:t xml:space="preserve"> </w:t>
+            </w:r>
+            <w:r>
+              <w:rPr>
+                <w:bCs/>
+                <w:b/>
+              </w:rPr>
+              <w:t xml:space="preserve">открытые</w:t>
+            </w:r>
+            <w:r>
+              <w:t xml:space="preserve"> </w:t>
+            </w:r>
+            <w:r>
+              <w:t xml:space="preserve">опубликованные документы</w:t>
             </w:r>
           </w:p>
         </w:tc>
@@ -1022,31 +1090,31 @@
                 <w:bCs/>
                 <w:b/>
               </w:rPr>
-              <w:t xml:space="preserve">Модератор раздела</w:t>
-            </w:r>
-          </w:p>
-        </w:tc>
-        <w:tc>
-          <w:tcPr/>
-          <w:p>
-            <w:pPr>
-              <w:pStyle w:val="Compact"/>
-              <w:jc w:val="left"/>
-            </w:pPr>
-            <w:r>
-              <w:t xml:space="preserve">ответственный за направление (например, начальник ИТ-отдела для раздела «ИТ»)</w:t>
-            </w:r>
-          </w:p>
-        </w:tc>
-        <w:tc>
-          <w:tcPr/>
-          <w:p>
-            <w:pPr>
-              <w:pStyle w:val="Compact"/>
-              <w:jc w:val="left"/>
-            </w:pPr>
-            <w:r>
-              <w:t xml:space="preserve">ведёт документы своего раздела и всех его подразделов: создаёт, публикует, обновляет версии, следит за сроками</w:t>
+              <w:t xml:space="preserve">Пользователь</w:t>
+            </w:r>
+          </w:p>
+        </w:tc>
+        <w:tc>
+          <w:tcPr/>
+          <w:p>
+            <w:pPr>
+              <w:pStyle w:val="Compact"/>
+              <w:jc w:val="left"/>
+            </w:pPr>
+            <w:r>
+              <w:t xml:space="preserve">любой сотрудник с учётной записью</w:t>
+            </w:r>
+          </w:p>
+        </w:tc>
+        <w:tc>
+          <w:tcPr/>
+          <w:p>
+            <w:pPr>
+              <w:pStyle w:val="Compact"/>
+              <w:jc w:val="left"/>
+            </w:pPr>
+            <w:r>
+              <w:t xml:space="preserve">читает и скачивает все опубликованные документы (в том числе внутренние), ищет, сравнивает версии</w:t>
             </w:r>
           </w:p>
         </w:tc>
@@ -1064,31 +1132,31 @@
                 <w:bCs/>
                 <w:b/>
               </w:rPr>
-              <w:t xml:space="preserve">Администратор портала</w:t>
-            </w:r>
-          </w:p>
-        </w:tc>
-        <w:tc>
-          <w:tcPr/>
-          <w:p>
-            <w:pPr>
-              <w:pStyle w:val="Compact"/>
-              <w:jc w:val="left"/>
-            </w:pPr>
-            <w:r>
-              <w:t xml:space="preserve">сотрудник ИТ или службы качества</w:t>
-            </w:r>
-          </w:p>
-        </w:tc>
-        <w:tc>
-          <w:tcPr/>
-          <w:p>
-            <w:pPr>
-              <w:pStyle w:val="Compact"/>
-              <w:jc w:val="left"/>
-            </w:pPr>
-            <w:r>
-              <w:t xml:space="preserve">создаёт разделы, назначает модераторов, заводит пользователей, смотрит статистику и журнал, настраивает интеграции</w:t>
+              <w:t xml:space="preserve">Модератор раздела</w:t>
+            </w:r>
+          </w:p>
+        </w:tc>
+        <w:tc>
+          <w:tcPr/>
+          <w:p>
+            <w:pPr>
+              <w:pStyle w:val="Compact"/>
+              <w:jc w:val="left"/>
+            </w:pPr>
+            <w:r>
+              <w:t xml:space="preserve">ответственный за направление (например, начальник ИТ-отдела для раздела «ИТ»)</w:t>
+            </w:r>
+          </w:p>
+        </w:tc>
+        <w:tc>
+          <w:tcPr/>
+          <w:p>
+            <w:pPr>
+              <w:pStyle w:val="Compact"/>
+              <w:jc w:val="left"/>
+            </w:pPr>
+            <w:r>
+              <w:t xml:space="preserve">ведёт документы своего раздела и всех его подразделов: создаёт, публикует, обновляет версии, следит за сроками</w:t>
             </w:r>
           </w:p>
         </w:tc>
@@ -1106,6 +1174,48 @@
                 <w:bCs/>
                 <w:b/>
               </w:rPr>
+              <w:t xml:space="preserve">Администратор портала</w:t>
+            </w:r>
+          </w:p>
+        </w:tc>
+        <w:tc>
+          <w:tcPr/>
+          <w:p>
+            <w:pPr>
+              <w:pStyle w:val="Compact"/>
+              <w:jc w:val="left"/>
+            </w:pPr>
+            <w:r>
+              <w:t xml:space="preserve">сотрудник ИТ или службы качества</w:t>
+            </w:r>
+          </w:p>
+        </w:tc>
+        <w:tc>
+          <w:tcPr/>
+          <w:p>
+            <w:pPr>
+              <w:pStyle w:val="Compact"/>
+              <w:jc w:val="left"/>
+            </w:pPr>
+            <w:r>
+              <w:t xml:space="preserve">создаёт разделы, назначает модераторов, заводит пользователей, смотрит статистику и журнал, настраивает интеграции</w:t>
+            </w:r>
+          </w:p>
+        </w:tc>
+      </w:tr>
+      <w:tr>
+        <w:tc>
+          <w:tcPr/>
+          <w:p>
+            <w:pPr>
+              <w:pStyle w:val="Compact"/>
+              <w:jc w:val="left"/>
+            </w:pPr>
+            <w:r>
+              <w:rPr>
+                <w:bCs/>
+                <w:b/>
+              </w:rPr>
               <w:t xml:space="preserve">Администратор сервера</w:t>
             </w:r>
           </w:p>
@@ -1148,6 +1258,64 @@
       </w:r>
       <w:r>
         <w:t xml:space="preserve">во всех разделах, модератор — все права пользователя.</w:t>
+      </w:r>
+    </w:p>
+    <w:p>
+      <w:pPr>
+        <w:pStyle w:val="BodyText"/>
+      </w:pPr>
+      <w:r>
+        <w:t xml:space="preserve">Каждый документ имеет признак доступа:</w:t>
+      </w:r>
+      <w:r>
+        <w:t xml:space="preserve"> </w:t>
+      </w:r>
+      <w:r>
+        <w:rPr>
+          <w:bCs/>
+          <w:b/>
+        </w:rPr>
+        <w:t xml:space="preserve">открытый</w:t>
+      </w:r>
+      <w:r>
+        <w:t xml:space="preserve"> </w:t>
+      </w:r>
+      <w:r>
+        <w:t xml:space="preserve">(по умолчанию) — опубликованную версию</w:t>
+      </w:r>
+      <w:r>
+        <w:t xml:space="preserve"> </w:t>
+      </w:r>
+      <w:r>
+        <w:t xml:space="preserve">можно читать без входа;</w:t>
+      </w:r>
+      <w:r>
+        <w:t xml:space="preserve"> </w:t>
+      </w:r>
+      <w:r>
+        <w:rPr>
+          <w:bCs/>
+          <w:b/>
+        </w:rPr>
+        <w:t xml:space="preserve">внутренний</w:t>
+      </w:r>
+      <w:r>
+        <w:t xml:space="preserve"> </w:t>
+      </w:r>
+      <w:r>
+        <w:t xml:space="preserve">— только сотрудникам после входа. Просмотр без входа</w:t>
+      </w:r>
+      <w:r>
+        <w:t xml:space="preserve"> </w:t>
+      </w:r>
+      <w:r>
+        <w:t xml:space="preserve">администратор может разрешить отовсюду, ограничить IP-адресами и подсетями корпоративной сети</w:t>
+      </w:r>
+      <w:r>
+        <w:t xml:space="preserve"> </w:t>
+      </w:r>
+      <w:r>
+        <w:t xml:space="preserve">или выключить.</w:t>
       </w:r>
     </w:p>
     <w:bookmarkEnd w:id="30"/>
@@ -1396,7 +1564,13 @@
         <w:t xml:space="preserve"> </w:t>
       </w:r>
       <w:r>
-        <w:t xml:space="preserve">в разделе, в поиске и в списке «Недавно обновлённые» для всех сотрудников.</w:t>
+        <w:t xml:space="preserve">в разделе, в поиске и в списке «Недавно обновлённые» для всех сотрудников, а если он</w:t>
+      </w:r>
+      <w:r>
+        <w:t xml:space="preserve"> </w:t>
+      </w:r>
+      <w:r>
+        <w:t xml:space="preserve">открытый (флажок «Открытый документ», включён по умолчанию) — и для гостей без входа.</w:t>
       </w:r>
     </w:p>
     <w:p>
@@ -3167,7 +3341,7 @@
         <w:rPr>
           <w:rStyle w:val="NormalTok"/>
         </w:rPr>
-        <w:t xml:space="preserve"> docportal-1.1.0.tar.gz.sha256</w:t>
+        <w:t xml:space="preserve"> docportal-1.2.0.tar.gz.sha256</w:t>
       </w:r>
     </w:p>
     <w:bookmarkEnd w:id="46"/>
@@ -3292,7 +3466,7 @@
         <w:rPr>
           <w:rStyle w:val="NormalTok"/>
         </w:rPr>
-        <w:t xml:space="preserve"> docportal-1.1.0.tar.gz</w:t>
+        <w:t xml:space="preserve"> docportal-1.2.0.tar.gz</w:t>
       </w:r>
       <w:r>
         <w:br/>
@@ -3883,7 +4057,7 @@
         <w:rPr>
           <w:rStyle w:val="NormalTok"/>
         </w:rPr>
-        <w:t xml:space="preserve"> /root/docportal-1.1.0.tar.gz </w:t>
+        <w:t xml:space="preserve"> /root/docportal-1.2.0.tar.gz </w:t>
       </w:r>
       <w:r>
         <w:rPr>
@@ -7216,6 +7390,92 @@
               <w:rPr>
                 <w:rStyle w:val="VerbatimChar"/>
               </w:rPr>
+              <w:t xml:space="preserve">GUEST_ACCESS_DEFAULT</w:t>
+            </w:r>
+          </w:p>
+        </w:tc>
+        <w:tc>
+          <w:tcPr/>
+          <w:p>
+            <w:pPr>
+              <w:pStyle w:val="Compact"/>
+              <w:jc w:val="left"/>
+            </w:pPr>
+            <w:r>
+              <w:t xml:space="preserve">all</w:t>
+            </w:r>
+          </w:p>
+        </w:tc>
+        <w:tc>
+          <w:tcPr/>
+          <w:p>
+            <w:pPr>
+              <w:pStyle w:val="Compact"/>
+              <w:jc w:val="left"/>
+            </w:pPr>
+            <w:r>
+              <w:t xml:space="preserve">начальный режим просмотра без входа:</w:t>
+            </w:r>
+            <w:r>
+              <w:t xml:space="preserve"> </w:t>
+            </w:r>
+            <w:r>
+              <w:rPr>
+                <w:rStyle w:val="VerbatimChar"/>
+              </w:rPr>
+              <w:t xml:space="preserve">all</w:t>
+            </w:r>
+            <w:r>
+              <w:t xml:space="preserve"> </w:t>
+            </w:r>
+            <w:r>
+              <w:t xml:space="preserve">— отовсюду,</w:t>
+            </w:r>
+            <w:r>
+              <w:t xml:space="preserve"> </w:t>
+            </w:r>
+            <w:r>
+              <w:rPr>
+                <w:rStyle w:val="VerbatimChar"/>
+              </w:rPr>
+              <w:t xml:space="preserve">ip</w:t>
+            </w:r>
+            <w:r>
+              <w:t xml:space="preserve"> </w:t>
+            </w:r>
+            <w:r>
+              <w:t xml:space="preserve">— только с указанных подсетей,</w:t>
+            </w:r>
+            <w:r>
+              <w:t xml:space="preserve"> </w:t>
+            </w:r>
+            <w:r>
+              <w:rPr>
+                <w:rStyle w:val="VerbatimChar"/>
+              </w:rPr>
+              <w:t xml:space="preserve">off</w:t>
+            </w:r>
+            <w:r>
+              <w:t xml:space="preserve"> </w:t>
+            </w:r>
+            <w:r>
+              <w:t xml:space="preserve">— выключен; текущее значение меняется в панели администратора (см. 6.7, «Настройки»)</w:t>
+            </w:r>
+          </w:p>
+        </w:tc>
+      </w:tr>
+      <w:tr>
+        <w:tc>
+          <w:tcPr/>
+          <w:p>
+            <w:pPr>
+              <w:pStyle w:val="Compact"/>
+              <w:jc w:val="left"/>
+            </w:pPr>
+            <w:r>
+              <w:rPr>
+                <w:rStyle w:val="VerbatimChar"/>
+              </w:rPr>
               <w:t xml:space="preserve">LOGIN_MAX_ATTEMPTS</w:t>
             </w:r>
             <w:r>
@@ -9044,25 +9304,19 @@
         <w:pStyle w:val="Compact"/>
       </w:pPr>
       <w:r>
-        <w:t xml:space="preserve">Для входа через домен создайте отдельную служебную учётную запись только с правом чтения</w:t>
-      </w:r>
-      <w:r>
-        <w:t xml:space="preserve"> </w:t>
-      </w:r>
-      <w:r>
-        <w:t xml:space="preserve">каталога; ограничьте вход группой</w:t>
-      </w:r>
-      <w:r>
-        <w:t xml:space="preserve"> </w:t>
-      </w:r>
-      <w:r>
-        <w:rPr>
-          <w:rStyle w:val="VerbatimChar"/>
-        </w:rPr>
-        <w:t xml:space="preserve">LDAP_USER_GROUP</w:t>
-      </w:r>
-      <w:r>
-        <w:t xml:space="preserve">.</w:t>
+        <w:t xml:space="preserve">Если портал доступен не только из корпоративной сети, ограничьте просмотр без входа</w:t>
+      </w:r>
+      <w:r>
+        <w:t xml:space="preserve"> </w:t>
+      </w:r>
+      <w:r>
+        <w:t xml:space="preserve">подсетями офиса или выключите его («Панель администратора» → «Настройки» → «Просмотр без</w:t>
+      </w:r>
+      <w:r>
+        <w:t xml:space="preserve"> </w:t>
+      </w:r>
+      <w:r>
+        <w:t xml:space="preserve">входа»); документы только для сотрудников помечайте как внутренние.</w:t>
       </w:r>
     </w:p>
     <w:p>
@@ -9074,13 +9328,25 @@
         <w:pStyle w:val="Compact"/>
       </w:pPr>
       <w:r>
-        <w:t xml:space="preserve">Не выдавайте права администратора всем модераторам: для ведения документов достаточно</w:t>
-      </w:r>
-      <w:r>
-        <w:t xml:space="preserve"> </w:t>
-      </w:r>
-      <w:r>
-        <w:t xml:space="preserve">назначения на раздел.</w:t>
+        <w:t xml:space="preserve">Для входа через домен создайте отдельную служебную учётную запись только с правом чтения</w:t>
+      </w:r>
+      <w:r>
+        <w:t xml:space="preserve"> </w:t>
+      </w:r>
+      <w:r>
+        <w:t xml:space="preserve">каталога; ограничьте вход группой</w:t>
+      </w:r>
+      <w:r>
+        <w:t xml:space="preserve"> </w:t>
+      </w:r>
+      <w:r>
+        <w:rPr>
+          <w:rStyle w:val="VerbatimChar"/>
+        </w:rPr>
+        <w:t xml:space="preserve">LDAP_USER_GROUP</w:t>
+      </w:r>
+      <w:r>
+        <w:t xml:space="preserve">.</w:t>
       </w:r>
     </w:p>
     <w:p>
@@ -9092,13 +9358,13 @@
         <w:pStyle w:val="Compact"/>
       </w:pPr>
       <w:r>
-        <w:t xml:space="preserve">Оставьте включённым ежедневное резервное копирование и периодически проверяйте</w:t>
-      </w:r>
-      <w:r>
-        <w:t xml:space="preserve"> </w:t>
-      </w:r>
-      <w:r>
-        <w:t xml:space="preserve">восстановление на тестовом сервере.</w:t>
+        <w:t xml:space="preserve">Не выдавайте права администратора всем модераторам: для ведения документов достаточно</w:t>
+      </w:r>
+      <w:r>
+        <w:t xml:space="preserve"> </w:t>
+      </w:r>
+      <w:r>
+        <w:t xml:space="preserve">назначения на раздел.</w:t>
       </w:r>
     </w:p>
     <w:p>
@@ -9110,6 +9376,24 @@
         <w:pStyle w:val="Compact"/>
       </w:pPr>
       <w:r>
+        <w:t xml:space="preserve">Оставьте включённым ежедневное резервное копирование и периодически проверяйте</w:t>
+      </w:r>
+      <w:r>
+        <w:t xml:space="preserve"> </w:t>
+      </w:r>
+      <w:r>
+        <w:t xml:space="preserve">восстановление на тестовом сервере.</w:t>
+      </w:r>
+    </w:p>
+    <w:p>
+      <w:pPr>
+        <w:numPr>
+          <w:ilvl w:val="0"/>
+          <w:numId w:val="1008"/>
+        </w:numPr>
+        <w:pStyle w:val="Compact"/>
+      </w:pPr>
+      <w:r>
         <w:t xml:space="preserve">Не открывайте порт базы данных наружу;</w:t>
       </w:r>
       <w:r>
@@ -9130,7 +9414,7 @@
     </w:p>
     <w:bookmarkEnd w:id="64"/>
     <w:bookmarkEnd w:id="65"/>
-    <w:bookmarkStart w:id="174" w:name="использование"/>
+    <w:bookmarkStart w:id="180" w:name="использование"/>
     <w:p>
       <w:pPr>
         <w:pStyle w:val="Heading1"/>
@@ -9139,13 +9423,13 @@
         <w:t xml:space="preserve">6. Использование</w:t>
       </w:r>
     </w:p>
-    <w:bookmarkStart w:id="69" w:name="вход"/>
+    <w:bookmarkStart w:id="72" w:name="вход-и-просмотр-без-входа"/>
     <w:p>
       <w:pPr>
         <w:pStyle w:val="Heading2"/>
       </w:pPr>
       <w:r>
-        <w:t xml:space="preserve">6.1. Вход</w:t>
+        <w:t xml:space="preserve">6.1. Вход и просмотр без входа</w:t>
       </w:r>
     </w:p>
     <w:p>
@@ -9153,25 +9437,37 @@
         <w:pStyle w:val="FirstParagraph"/>
       </w:pPr>
       <w:r>
-        <w:t xml:space="preserve">Откройте адрес портала, введите логин и пароль (доменный — как для входа в Windows, без</w:t>
-      </w:r>
-      <w:r>
-        <w:t xml:space="preserve"> </w:t>
-      </w:r>
-      <w:r>
-        <w:t xml:space="preserve">указания домена). «Запомнить меня» сохраняет вход на 14 дней. После пяти неудачных попыток</w:t>
-      </w:r>
-      <w:r>
-        <w:t xml:space="preserve"> </w:t>
-      </w:r>
-      <w:r>
-        <w:t xml:space="preserve">вход для пары «логин + адрес» блокируется на 15 минут. Если администратор выдал временный</w:t>
-      </w:r>
-      <w:r>
-        <w:t xml:space="preserve"> </w:t>
-      </w:r>
-      <w:r>
-        <w:t xml:space="preserve">пароль, после входа портал потребует задать свой.</w:t>
+        <w:t xml:space="preserve">По умолчанию портал открывается без входа: гость видит дерево разделов, открытые опубликованные</w:t>
+      </w:r>
+      <w:r>
+        <w:t xml:space="preserve"> </w:t>
+      </w:r>
+      <w:r>
+        <w:t xml:space="preserve">документы, поиск и может скачивать файлы. В шапке показывается «Гость — открытые документы» и</w:t>
+      </w:r>
+      <w:r>
+        <w:t xml:space="preserve"> </w:t>
+      </w:r>
+      <w:r>
+        <w:t xml:space="preserve">кнопка «Войти». Внутренние документы, черновики, архив, добавление документов и панель</w:t>
+      </w:r>
+      <w:r>
+        <w:t xml:space="preserve"> </w:t>
+      </w:r>
+      <w:r>
+        <w:t xml:space="preserve">администратора требуют входа — при попытке открыть такую страницу портал показывает форму входа</w:t>
+      </w:r>
+      <w:r>
+        <w:t xml:space="preserve"> </w:t>
+      </w:r>
+      <w:r>
+        <w:t xml:space="preserve">и после входа возвращает на неё. Если администратор ограничил просмотр без входа адресами</w:t>
+      </w:r>
+      <w:r>
+        <w:t xml:space="preserve"> </w:t>
+      </w:r>
+      <w:r>
+        <w:t xml:space="preserve">корпоративной сети или выключил его, форма входа показывается сразу.</w:t>
       </w:r>
     </w:p>
     <w:p>
@@ -9181,20 +9477,101 @@
       <w:r>
         <w:drawing>
           <wp:inline>
-            <wp:extent cx="5334000" cy="3333750"/>
+            <wp:extent cx="5334000" cy="5634037"/>
             <wp:effectExtent b="0" l="0" r="0" t="0"/>
-            <wp:docPr descr="Страница входа" title="" id="67" name="Picture"/>
+            <wp:docPr descr="Портал без входа" title="" id="67" name="Picture"/>
             <a:graphic>
               <a:graphicData uri="http://schemas.openxmlformats.org/drawingml/2006/picture">
                 <pic:pic>
                   <pic:nvPicPr>
-                    <pic:cNvPr descr="images/01-login.png" id="68" name="Picture"/>
+                    <pic:cNvPr descr="images/00-guest-home.png" id="68" name="Picture"/>
                     <pic:cNvPicPr>
                       <a:picLocks noChangeArrowheads="1" noChangeAspect="1"/>
                     </pic:cNvPicPr>
                   </pic:nvPicPr>
                   <pic:blipFill>
                     <a:blip r:embed="rId66"/>
+                    <a:stretch>
+                      <a:fillRect/>
+                    </a:stretch>
+                  </pic:blipFill>
+                  <pic:spPr bwMode="auto">
+                    <a:xfrm>
+                      <a:off x="0" y="0"/>
+                      <a:ext cx="5334000" cy="5634037"/>
+                    </a:xfrm>
+                    <a:prstGeom prst="rect">
+                      <a:avLst/>
+                    </a:prstGeom>
+                    <a:noFill/>
+                    <a:ln w="9525">
+                      <a:noFill/>
+                      <a:headEnd/>
+                      <a:tailEnd/>
+                    </a:ln>
+                  </pic:spPr>
+                </pic:pic>
+              </a:graphicData>
+            </a:graphic>
+          </wp:inline>
+        </w:drawing>
+      </w:r>
+    </w:p>
+    <w:p>
+      <w:pPr>
+        <w:pStyle w:val="ImageCaption"/>
+      </w:pPr>
+      <w:r>
+        <w:t xml:space="preserve">Портал без входа</w:t>
+      </w:r>
+    </w:p>
+    <w:p>
+      <w:pPr>
+        <w:pStyle w:val="BodyText"/>
+      </w:pPr>
+      <w:r>
+        <w:t xml:space="preserve">Для входа нажмите «Войти», введите логин и пароль (доменный — как для входа в Windows, без</w:t>
+      </w:r>
+      <w:r>
+        <w:t xml:space="preserve"> </w:t>
+      </w:r>
+      <w:r>
+        <w:t xml:space="preserve">указания домена). «Запомнить меня» сохраняет вход на 14 дней. После пяти неудачных попыток</w:t>
+      </w:r>
+      <w:r>
+        <w:t xml:space="preserve"> </w:t>
+      </w:r>
+      <w:r>
+        <w:t xml:space="preserve">вход для пары «логин + адрес» блокируется на 15 минут. Если администратор выдал временный</w:t>
+      </w:r>
+      <w:r>
+        <w:t xml:space="preserve"> </w:t>
+      </w:r>
+      <w:r>
+        <w:t xml:space="preserve">пароль, после входа портал потребует задать свой.</w:t>
+      </w:r>
+    </w:p>
+    <w:p>
+      <w:pPr>
+        <w:pStyle w:val="CaptionedFigure"/>
+      </w:pPr>
+      <w:r>
+        <w:drawing>
+          <wp:inline>
+            <wp:extent cx="5334000" cy="3333750"/>
+            <wp:effectExtent b="0" l="0" r="0" t="0"/>
+            <wp:docPr descr="Страница входа" title="" id="70" name="Picture"/>
+            <a:graphic>
+              <a:graphicData uri="http://schemas.openxmlformats.org/drawingml/2006/picture">
+                <pic:pic>
+                  <pic:nvPicPr>
+                    <pic:cNvPr descr="images/01-login.png" id="71" name="Picture"/>
+                    <pic:cNvPicPr>
+                      <a:picLocks noChangeArrowheads="1" noChangeAspect="1"/>
+                    </pic:cNvPicPr>
+                  </pic:nvPicPr>
+                  <pic:blipFill>
+                    <a:blip r:embed="rId69"/>
                     <a:stretch>
                       <a:fillRect/>
                     </a:stretch>
@@ -9229,8 +9606,8 @@
         <w:t xml:space="preserve">Страница входа</w:t>
       </w:r>
     </w:p>
-    <w:bookmarkEnd w:id="69"/>
-    <w:bookmarkStart w:id="79" w:name="главная-страница-и-разделы"/>
+    <w:bookmarkEnd w:id="72"/>
+    <w:bookmarkStart w:id="82" w:name="главная-страница-и-разделы"/>
     <w:p>
       <w:pPr>
         <w:pStyle w:val="Heading2"/>
@@ -9272,20 +9649,20 @@
       <w:r>
         <w:drawing>
           <wp:inline>
-            <wp:extent cx="5334000" cy="5767387"/>
+            <wp:extent cx="5334000" cy="5763683"/>
             <wp:effectExtent b="0" l="0" r="0" t="0"/>
-            <wp:docPr descr="Главная страница" title="" id="71" name="Picture"/>
+            <wp:docPr descr="Главная страница" title="" id="74" name="Picture"/>
             <a:graphic>
               <a:graphicData uri="http://schemas.openxmlformats.org/drawingml/2006/picture">
                 <pic:pic>
                   <pic:nvPicPr>
-                    <pic:cNvPr descr="images/03-home-user.png" id="72" name="Picture"/>
+                    <pic:cNvPr descr="images/03-home-user.png" id="75" name="Picture"/>
                     <pic:cNvPicPr>
                       <a:picLocks noChangeArrowheads="1" noChangeAspect="1"/>
                     </pic:cNvPicPr>
                   </pic:nvPicPr>
                   <pic:blipFill>
-                    <a:blip r:embed="rId70"/>
+                    <a:blip r:embed="rId73"/>
                     <a:stretch>
                       <a:fillRect/>
                     </a:stretch>
@@ -9293,7 +9670,7 @@
                   <pic:spPr bwMode="auto">
                     <a:xfrm>
                       <a:off x="0" y="0"/>
-                      <a:ext cx="5334000" cy="5767387"/>
+                      <a:ext cx="5334000" cy="5763683"/>
                     </a:xfrm>
                     <a:prstGeom prst="rect">
                       <a:avLst/>
@@ -9329,18 +9706,18 @@
           <wp:inline>
             <wp:extent cx="5334000" cy="6519333"/>
             <wp:effectExtent b="0" l="0" r="0" t="0"/>
-            <wp:docPr descr="Главная страница модератора" title="" id="74" name="Picture"/>
+            <wp:docPr descr="Главная страница модератора" title="" id="77" name="Picture"/>
             <a:graphic>
               <a:graphicData uri="http://schemas.openxmlformats.org/drawingml/2006/picture">
                 <pic:pic>
                   <pic:nvPicPr>
-                    <pic:cNvPr descr="images/20-home-moderator.png" id="75" name="Picture"/>
+                    <pic:cNvPr descr="images/20-home-moderator.png" id="78" name="Picture"/>
                     <pic:cNvPicPr>
                       <a:picLocks noChangeArrowheads="1" noChangeAspect="1"/>
                     </pic:cNvPicPr>
                   </pic:nvPicPr>
                   <pic:blipFill>
-                    <a:blip r:embed="rId73"/>
+                    <a:blip r:embed="rId76"/>
                     <a:stretch>
                       <a:fillRect/>
                     </a:stretch>
@@ -9416,18 +9793,18 @@
           <wp:inline>
             <wp:extent cx="5334000" cy="3333750"/>
             <wp:effectExtent b="0" l="0" r="0" t="0"/>
-            <wp:docPr descr="Раздел" title="" id="77" name="Picture"/>
+            <wp:docPr descr="Раздел" title="" id="80" name="Picture"/>
             <a:graphic>
               <a:graphicData uri="http://schemas.openxmlformats.org/drawingml/2006/picture">
                 <pic:pic>
                   <pic:nvPicPr>
-                    <pic:cNvPr descr="images/04-section.png" id="78" name="Picture"/>
+                    <pic:cNvPr descr="images/04-section.png" id="81" name="Picture"/>
                     <pic:cNvPicPr>
                       <a:picLocks noChangeArrowheads="1" noChangeAspect="1"/>
                     </pic:cNvPicPr>
                   </pic:nvPicPr>
                   <pic:blipFill>
-                    <a:blip r:embed="rId76"/>
+                    <a:blip r:embed="rId79"/>
                     <a:stretch>
                       <a:fillRect/>
                     </a:stretch>
@@ -9462,8 +9839,8 @@
         <w:t xml:space="preserve">Раздел</w:t>
       </w:r>
     </w:p>
-    <w:bookmarkEnd w:id="79"/>
-    <w:bookmarkStart w:id="89" w:name="документ"/>
+    <w:bookmarkEnd w:id="82"/>
+    <w:bookmarkStart w:id="92" w:name="документ"/>
     <w:p>
       <w:pPr>
         <w:pStyle w:val="Heading2"/>
@@ -9513,18 +9890,18 @@
           <wp:inline>
             <wp:extent cx="5334000" cy="6878637"/>
             <wp:effectExtent b="0" l="0" r="0" t="0"/>
-            <wp:docPr descr="Карточка документа" title="" id="81" name="Picture"/>
+            <wp:docPr descr="Карточка документа" title="" id="84" name="Picture"/>
             <a:graphic>
               <a:graphicData uri="http://schemas.openxmlformats.org/drawingml/2006/picture">
                 <pic:pic>
                   <pic:nvPicPr>
-                    <pic:cNvPr descr="images/06-document.png" id="82" name="Picture"/>
+                    <pic:cNvPr descr="images/06-document.png" id="85" name="Picture"/>
                     <pic:cNvPicPr>
                       <a:picLocks noChangeArrowheads="1" noChangeAspect="1"/>
                     </pic:cNvPicPr>
                   </pic:nvPicPr>
                   <pic:blipFill>
-                    <a:blip r:embed="rId80"/>
+                    <a:blip r:embed="rId83"/>
                     <a:stretch>
                       <a:fillRect/>
                     </a:stretch>
@@ -9568,18 +9945,18 @@
           <wp:inline>
             <wp:extent cx="5334000" cy="6263745"/>
             <wp:effectExtent b="0" l="0" r="0" t="0"/>
-            <wp:docPr descr="Документ-страница" title="" id="84" name="Picture"/>
+            <wp:docPr descr="Документ-страница" title="" id="87" name="Picture"/>
             <a:graphic>
               <a:graphicData uri="http://schemas.openxmlformats.org/drawingml/2006/picture">
                 <pic:pic>
                   <pic:nvPicPr>
-                    <pic:cNvPr descr="images/08-document-page.png" id="85" name="Picture"/>
+                    <pic:cNvPr descr="images/08-document-page.png" id="88" name="Picture"/>
                     <pic:cNvPicPr>
                       <a:picLocks noChangeArrowheads="1" noChangeAspect="1"/>
                     </pic:cNvPicPr>
                   </pic:nvPicPr>
                   <pic:blipFill>
-                    <a:blip r:embed="rId83"/>
+                    <a:blip r:embed="rId86"/>
                     <a:stretch>
                       <a:fillRect/>
                     </a:stretch>
@@ -9637,18 +10014,18 @@
           <wp:inline>
             <wp:extent cx="5334000" cy="3793066"/>
             <wp:effectExtent b="0" l="0" r="0" t="0"/>
-            <wp:docPr descr="Сравнение версий" title="" id="87" name="Picture"/>
+            <wp:docPr descr="Сравнение версий" title="" id="90" name="Picture"/>
             <a:graphic>
               <a:graphicData uri="http://schemas.openxmlformats.org/drawingml/2006/picture">
                 <pic:pic>
                   <pic:nvPicPr>
-                    <pic:cNvPr descr="images/09-compare.png" id="88" name="Picture"/>
+                    <pic:cNvPr descr="images/09-compare.png" id="91" name="Picture"/>
                     <pic:cNvPicPr>
                       <a:picLocks noChangeArrowheads="1" noChangeAspect="1"/>
                     </pic:cNvPicPr>
                   </pic:nvPicPr>
                   <pic:blipFill>
-                    <a:blip r:embed="rId86"/>
+                    <a:blip r:embed="rId89"/>
                     <a:stretch>
                       <a:fillRect/>
                     </a:stretch>
@@ -9683,8 +10060,8 @@
         <w:t xml:space="preserve">Сравнение версий</w:t>
       </w:r>
     </w:p>
-    <w:bookmarkEnd w:id="89"/>
-    <w:bookmarkStart w:id="93" w:name="поиск"/>
+    <w:bookmarkEnd w:id="92"/>
+    <w:bookmarkStart w:id="96" w:name="поиск"/>
     <w:p>
       <w:pPr>
         <w:pStyle w:val="Heading2"/>
@@ -9722,18 +10099,18 @@
           <wp:inline>
             <wp:extent cx="5334000" cy="3333750"/>
             <wp:effectExtent b="0" l="0" r="0" t="0"/>
-            <wp:docPr descr="Поиск" title="" id="91" name="Picture"/>
+            <wp:docPr descr="Поиск" title="" id="94" name="Picture"/>
             <a:graphic>
               <a:graphicData uri="http://schemas.openxmlformats.org/drawingml/2006/picture">
                 <pic:pic>
                   <pic:nvPicPr>
-                    <pic:cNvPr descr="images/07-search.png" id="92" name="Picture"/>
+                    <pic:cNvPr descr="images/07-search.png" id="95" name="Picture"/>
                     <pic:cNvPicPr>
                       <a:picLocks noChangeArrowheads="1" noChangeAspect="1"/>
                     </pic:cNvPicPr>
                   </pic:nvPicPr>
                   <pic:blipFill>
-                    <a:blip r:embed="rId90"/>
+                    <a:blip r:embed="rId93"/>
                     <a:stretch>
                       <a:fillRect/>
                     </a:stretch>
@@ -9768,8 +10145,8 @@
         <w:t xml:space="preserve">Поиск</w:t>
       </w:r>
     </w:p>
-    <w:bookmarkEnd w:id="93"/>
-    <w:bookmarkStart w:id="120" w:name="работа-модератора"/>
+    <w:bookmarkEnd w:id="96"/>
+    <w:bookmarkStart w:id="123" w:name="работа-модератора"/>
     <w:p>
       <w:pPr>
         <w:pStyle w:val="Heading2"/>
@@ -9778,7 +10155,7 @@
         <w:t xml:space="preserve">6.5. Работа модератора</w:t>
       </w:r>
     </w:p>
-    <w:bookmarkStart w:id="103" w:name="создание-документа"/>
+    <w:bookmarkStart w:id="106" w:name="создание-документа"/>
     <w:p>
       <w:pPr>
         <w:pStyle w:val="Heading3"/>
@@ -9854,7 +10231,19 @@
         <w:t xml:space="preserve"> </w:t>
       </w:r>
       <w:r>
-        <w:t xml:space="preserve">Флажок «Опубликовать сразу» снят — документ сохранится как черновик.</w:t>
+        <w:t xml:space="preserve">Флажок «Опубликовать сразу» снят — документ сохранится как черновик. Флажок «Открытый документ»</w:t>
+      </w:r>
+      <w:r>
+        <w:t xml:space="preserve"> </w:t>
+      </w:r>
+      <w:r>
+        <w:t xml:space="preserve">(включён по умолчанию) означает, что опубликованную версию смогут читать гости без входа; снимите</w:t>
+      </w:r>
+      <w:r>
+        <w:t xml:space="preserve"> </w:t>
+      </w:r>
+      <w:r>
+        <w:t xml:space="preserve">его для документов только для сотрудников — в списках такой документ помечается «внутренний».</w:t>
       </w:r>
     </w:p>
     <w:p>
@@ -9864,20 +10253,20 @@
       <w:r>
         <w:drawing>
           <wp:inline>
-            <wp:extent cx="5334000" cy="6889750"/>
+            <wp:extent cx="5334000" cy="7189787"/>
             <wp:effectExtent b="0" l="0" r="0" t="0"/>
-            <wp:docPr descr="Новый документ — страница" title="" id="95" name="Picture"/>
+            <wp:docPr descr="Новый документ — страница" title="" id="98" name="Picture"/>
             <a:graphic>
               <a:graphicData uri="http://schemas.openxmlformats.org/drawingml/2006/picture">
                 <pic:pic>
                   <pic:nvPicPr>
-                    <pic:cNvPr descr="images/22-document-new-page.png" id="96" name="Picture"/>
+                    <pic:cNvPr descr="images/22-document-new-page.png" id="99" name="Picture"/>
                     <pic:cNvPicPr>
                       <a:picLocks noChangeArrowheads="1" noChangeAspect="1"/>
                     </pic:cNvPicPr>
                   </pic:nvPicPr>
                   <pic:blipFill>
-                    <a:blip r:embed="rId94"/>
+                    <a:blip r:embed="rId97"/>
                     <a:stretch>
                       <a:fillRect/>
                     </a:stretch>
@@ -9885,7 +10274,7 @@
                   <pic:spPr bwMode="auto">
                     <a:xfrm>
                       <a:off x="0" y="0"/>
-                      <a:ext cx="5334000" cy="6889750"/>
+                      <a:ext cx="5334000" cy="7189787"/>
                     </a:xfrm>
                     <a:prstGeom prst="rect">
                       <a:avLst/>
@@ -9919,20 +10308,20 @@
       <w:r>
         <w:drawing>
           <wp:inline>
-            <wp:extent cx="5334000" cy="6371166"/>
+            <wp:extent cx="5334000" cy="6671204"/>
             <wp:effectExtent b="0" l="0" r="0" t="0"/>
-            <wp:docPr descr="Новый документ — файл" title="" id="98" name="Picture"/>
+            <wp:docPr descr="Новый документ — файл" title="" id="101" name="Picture"/>
             <a:graphic>
               <a:graphicData uri="http://schemas.openxmlformats.org/drawingml/2006/picture">
                 <pic:pic>
                   <pic:nvPicPr>
-                    <pic:cNvPr descr="images/25-document-new-file.png" id="99" name="Picture"/>
+                    <pic:cNvPr descr="images/25-document-new-file.png" id="102" name="Picture"/>
                     <pic:cNvPicPr>
                       <a:picLocks noChangeArrowheads="1" noChangeAspect="1"/>
                     </pic:cNvPicPr>
                   </pic:nvPicPr>
                   <pic:blipFill>
-                    <a:blip r:embed="rId97"/>
+                    <a:blip r:embed="rId100"/>
                     <a:stretch>
                       <a:fillRect/>
                     </a:stretch>
@@ -9940,7 +10329,7 @@
                   <pic:spPr bwMode="auto">
                     <a:xfrm>
                       <a:off x="0" y="0"/>
-                      <a:ext cx="5334000" cy="6371166"/>
+                      <a:ext cx="5334000" cy="6671204"/>
                     </a:xfrm>
                     <a:prstGeom prst="rect">
                       <a:avLst/>
@@ -9990,18 +10379,18 @@
           <wp:inline>
             <wp:extent cx="5334000" cy="3333750"/>
             <wp:effectExtent b="0" l="0" r="0" t="0"/>
-            <wp:docPr descr="Ошибка формата файла" title="" id="101" name="Picture"/>
+            <wp:docPr descr="Ошибка формата файла" title="" id="104" name="Picture"/>
             <a:graphic>
               <a:graphicData uri="http://schemas.openxmlformats.org/drawingml/2006/picture">
                 <pic:pic>
                   <pic:nvPicPr>
-                    <pic:cNvPr descr="images/26-document-file-error.png" id="102" name="Picture"/>
+                    <pic:cNvPr descr="images/26-document-file-error.png" id="105" name="Picture"/>
                     <pic:cNvPicPr>
                       <a:picLocks noChangeArrowheads="1" noChangeAspect="1"/>
                     </pic:cNvPicPr>
                   </pic:nvPicPr>
                   <pic:blipFill>
-                    <a:blip r:embed="rId100"/>
+                    <a:blip r:embed="rId103"/>
                     <a:stretch>
                       <a:fillRect/>
                     </a:stretch>
@@ -10036,8 +10425,8 @@
         <w:t xml:space="preserve">Ошибка формата файла</w:t>
       </w:r>
     </w:p>
-    <w:bookmarkEnd w:id="103"/>
-    <w:bookmarkStart w:id="107" w:name="новая-версия-и-изменение-карточки"/>
+    <w:bookmarkEnd w:id="106"/>
+    <w:bookmarkStart w:id="110" w:name="новая-версия-и-изменение-карточки"/>
     <w:p>
       <w:pPr>
         <w:pStyle w:val="Heading3"/>
@@ -10085,20 +10474,20 @@
       <w:r>
         <w:drawing>
           <wp:inline>
-            <wp:extent cx="5334000" cy="6678612"/>
+            <wp:extent cx="5334000" cy="6874933"/>
             <wp:effectExtent b="0" l="0" r="0" t="0"/>
-            <wp:docPr descr="Версии документа" title="" id="105" name="Picture"/>
+            <wp:docPr descr="Версии документа" title="" id="108" name="Picture"/>
             <a:graphic>
               <a:graphicData uri="http://schemas.openxmlformats.org/drawingml/2006/picture">
                 <pic:pic>
                   <pic:nvPicPr>
-                    <pic:cNvPr descr="images/24-document-versions.png" id="106" name="Picture"/>
+                    <pic:cNvPr descr="images/24-document-versions.png" id="109" name="Picture"/>
                     <pic:cNvPicPr>
                       <a:picLocks noChangeArrowheads="1" noChangeAspect="1"/>
                     </pic:cNvPicPr>
                   </pic:nvPicPr>
                   <pic:blipFill>
-                    <a:blip r:embed="rId104"/>
+                    <a:blip r:embed="rId107"/>
                     <a:stretch>
                       <a:fillRect/>
                     </a:stretch>
@@ -10106,7 +10495,7 @@
                   <pic:spPr bwMode="auto">
                     <a:xfrm>
                       <a:off x="0" y="0"/>
-                      <a:ext cx="5334000" cy="6678612"/>
+                      <a:ext cx="5334000" cy="6874933"/>
                     </a:xfrm>
                     <a:prstGeom prst="rect">
                       <a:avLst/>
@@ -10133,8 +10522,8 @@
         <w:t xml:space="preserve">Версии документа</w:t>
       </w:r>
     </w:p>
-    <w:bookmarkEnd w:id="107"/>
-    <w:bookmarkStart w:id="111" w:name="публикация-архив-восстановление-удаление"/>
+    <w:bookmarkEnd w:id="110"/>
+    <w:bookmarkStart w:id="114" w:name="публикация-архив-восстановление-удаление"/>
     <w:p>
       <w:pPr>
         <w:pStyle w:val="Heading3"/>
@@ -10170,20 +10559,20 @@
       <w:r>
         <w:drawing>
           <wp:inline>
-            <wp:extent cx="5334000" cy="8171391"/>
+            <wp:extent cx="5334000" cy="8297333"/>
             <wp:effectExtent b="0" l="0" r="0" t="0"/>
-            <wp:docPr descr="Документ глазами модератора" title="" id="109" name="Picture"/>
+            <wp:docPr descr="Документ глазами модератора" title="" id="112" name="Picture"/>
             <a:graphic>
               <a:graphicData uri="http://schemas.openxmlformats.org/drawingml/2006/picture">
                 <pic:pic>
                   <pic:nvPicPr>
-                    <pic:cNvPr descr="images/21-document-moderator.png" id="110" name="Picture"/>
+                    <pic:cNvPr descr="images/21-document-moderator.png" id="113" name="Picture"/>
                     <pic:cNvPicPr>
                       <a:picLocks noChangeArrowheads="1" noChangeAspect="1"/>
                     </pic:cNvPicPr>
                   </pic:nvPicPr>
                   <pic:blipFill>
-                    <a:blip r:embed="rId108"/>
+                    <a:blip r:embed="rId111"/>
                     <a:stretch>
                       <a:fillRect/>
                     </a:stretch>
@@ -10191,7 +10580,7 @@
                   <pic:spPr bwMode="auto">
                     <a:xfrm>
                       <a:off x="0" y="0"/>
-                      <a:ext cx="5334000" cy="8171391"/>
+                      <a:ext cx="5334000" cy="8297333"/>
                     </a:xfrm>
                     <a:prstGeom prst="rect">
                       <a:avLst/>
@@ -10218,8 +10607,8 @@
         <w:t xml:space="preserve">Документ глазами модератора</w:t>
       </w:r>
     </w:p>
-    <w:bookmarkEnd w:id="111"/>
-    <w:bookmarkStart w:id="115" w:name="подразделы"/>
+    <w:bookmarkEnd w:id="114"/>
+    <w:bookmarkStart w:id="118" w:name="подразделы"/>
     <w:p>
       <w:pPr>
         <w:pStyle w:val="Heading3"/>
@@ -10257,18 +10646,18 @@
           <wp:inline>
             <wp:extent cx="5334000" cy="3333750"/>
             <wp:effectExtent b="0" l="0" r="0" t="0"/>
-            <wp:docPr descr="Новый подраздел" title="" id="113" name="Picture"/>
+            <wp:docPr descr="Новый подраздел" title="" id="116" name="Picture"/>
             <a:graphic>
               <a:graphicData uri="http://schemas.openxmlformats.org/drawingml/2006/picture">
                 <pic:pic>
                   <pic:nvPicPr>
-                    <pic:cNvPr descr="images/28-section-new.png" id="114" name="Picture"/>
+                    <pic:cNvPr descr="images/28-section-new.png" id="117" name="Picture"/>
                     <pic:cNvPicPr>
                       <a:picLocks noChangeArrowheads="1" noChangeAspect="1"/>
                     </pic:cNvPicPr>
                   </pic:nvPicPr>
                   <pic:blipFill>
-                    <a:blip r:embed="rId112"/>
+                    <a:blip r:embed="rId115"/>
                     <a:stretch>
                       <a:fillRect/>
                     </a:stretch>
@@ -10303,8 +10692,8 @@
         <w:t xml:space="preserve">Новый подраздел</w:t>
       </w:r>
     </w:p>
-    <w:bookmarkEnd w:id="115"/>
-    <w:bookmarkStart w:id="119" w:name="статистика-документа"/>
+    <w:bookmarkEnd w:id="118"/>
+    <w:bookmarkStart w:id="122" w:name="статистика-документа"/>
     <w:p>
       <w:pPr>
         <w:pStyle w:val="Heading3"/>
@@ -10342,18 +10731,18 @@
           <wp:inline>
             <wp:extent cx="5334000" cy="6411912"/>
             <wp:effectExtent b="0" l="0" r="0" t="0"/>
-            <wp:docPr descr="Статистика документа" title="" id="117" name="Picture"/>
+            <wp:docPr descr="Статистика документа" title="" id="120" name="Picture"/>
             <a:graphic>
               <a:graphicData uri="http://schemas.openxmlformats.org/drawingml/2006/picture">
                 <pic:pic>
                   <pic:nvPicPr>
-                    <pic:cNvPr descr="images/27-document-stats.png" id="118" name="Picture"/>
+                    <pic:cNvPr descr="images/27-document-stats.png" id="121" name="Picture"/>
                     <pic:cNvPicPr>
                       <a:picLocks noChangeArrowheads="1" noChangeAspect="1"/>
                     </pic:cNvPicPr>
                   </pic:nvPicPr>
                   <pic:blipFill>
-                    <a:blip r:embed="rId116"/>
+                    <a:blip r:embed="rId119"/>
                     <a:stretch>
                       <a:fillRect/>
                     </a:stretch>
@@ -10388,9 +10777,9 @@
         <w:t xml:space="preserve">Статистика документа</w:t>
       </w:r>
     </w:p>
-    <w:bookmarkEnd w:id="119"/>
-    <w:bookmarkEnd w:id="120"/>
-    <w:bookmarkStart w:id="124" w:name="смена-пароля"/>
+    <w:bookmarkEnd w:id="122"/>
+    <w:bookmarkEnd w:id="123"/>
+    <w:bookmarkStart w:id="127" w:name="смена-пароля"/>
     <w:p>
       <w:pPr>
         <w:pStyle w:val="Heading2"/>
@@ -10443,18 +10832,18 @@
           <wp:inline>
             <wp:extent cx="5334000" cy="3333750"/>
             <wp:effectExtent b="0" l="0" r="0" t="0"/>
-            <wp:docPr descr="Смена пароля" title="" id="122" name="Picture"/>
+            <wp:docPr descr="Смена пароля" title="" id="125" name="Picture"/>
             <a:graphic>
               <a:graphicData uri="http://schemas.openxmlformats.org/drawingml/2006/picture">
                 <pic:pic>
                   <pic:nvPicPr>
-                    <pic:cNvPr descr="images/11-password.png" id="123" name="Picture"/>
+                    <pic:cNvPr descr="images/11-password.png" id="126" name="Picture"/>
                     <pic:cNvPicPr>
                       <a:picLocks noChangeArrowheads="1" noChangeAspect="1"/>
                     </pic:cNvPicPr>
                   </pic:nvPicPr>
                   <pic:blipFill>
-                    <a:blip r:embed="rId121"/>
+                    <a:blip r:embed="rId124"/>
                     <a:stretch>
                       <a:fillRect/>
                     </a:stretch>
@@ -10489,8 +10878,8 @@
         <w:t xml:space="preserve">Смена пароля</w:t>
       </w:r>
     </w:p>
-    <w:bookmarkEnd w:id="124"/>
-    <w:bookmarkStart w:id="172" w:name="панель-администратора"/>
+    <w:bookmarkEnd w:id="127"/>
+    <w:bookmarkStart w:id="178" w:name="панель-администратора"/>
     <w:p>
       <w:pPr>
         <w:pStyle w:val="Heading2"/>
@@ -10499,7 +10888,7 @@
         <w:t xml:space="preserve">6.7. Панель администратора</w:t>
       </w:r>
     </w:p>
-    <w:bookmarkStart w:id="128" w:name="обзор"/>
+    <w:bookmarkStart w:id="131" w:name="обзор"/>
     <w:p>
       <w:pPr>
         <w:pStyle w:val="Heading3"/>
@@ -10543,18 +10932,18 @@
           <wp:inline>
             <wp:extent cx="5334000" cy="10393196"/>
             <wp:effectExtent b="0" l="0" r="0" t="0"/>
-            <wp:docPr descr="Панель администратора — обзор" title="" id="126" name="Picture"/>
+            <wp:docPr descr="Панель администратора — обзор" title="" id="129" name="Picture"/>
             <a:graphic>
               <a:graphicData uri="http://schemas.openxmlformats.org/drawingml/2006/picture">
                 <pic:pic>
                   <pic:nvPicPr>
-                    <pic:cNvPr descr="images/30-admin-dashboard.png" id="127" name="Picture"/>
+                    <pic:cNvPr descr="images/30-admin-dashboard.png" id="130" name="Picture"/>
                     <pic:cNvPicPr>
                       <a:picLocks noChangeArrowheads="1" noChangeAspect="1"/>
                     </pic:cNvPicPr>
                   </pic:nvPicPr>
                   <pic:blipFill>
-                    <a:blip r:embed="rId125"/>
+                    <a:blip r:embed="rId128"/>
                     <a:stretch>
                       <a:fillRect/>
                     </a:stretch>
@@ -10589,8 +10978,8 @@
         <w:t xml:space="preserve">Панель администратора — обзор</w:t>
       </w:r>
     </w:p>
-    <w:bookmarkEnd w:id="128"/>
-    <w:bookmarkStart w:id="138" w:name="разделы-и-модераторы"/>
+    <w:bookmarkEnd w:id="131"/>
+    <w:bookmarkStart w:id="141" w:name="разделы-и-модераторы"/>
     <w:p>
       <w:pPr>
         <w:pStyle w:val="Heading3"/>
@@ -10640,18 +11029,18 @@
           <wp:inline>
             <wp:extent cx="5334000" cy="14550475"/>
             <wp:effectExtent b="0" l="0" r="0" t="0"/>
-            <wp:docPr descr="Разделы" title="" id="130" name="Picture"/>
+            <wp:docPr descr="Разделы" title="" id="133" name="Picture"/>
             <a:graphic>
               <a:graphicData uri="http://schemas.openxmlformats.org/drawingml/2006/picture">
                 <pic:pic>
                   <pic:nvPicPr>
-                    <pic:cNvPr descr="images/31-admin-sections.png" id="131" name="Picture"/>
+                    <pic:cNvPr descr="images/31-admin-sections.png" id="134" name="Picture"/>
                     <pic:cNvPicPr>
                       <a:picLocks noChangeArrowheads="1" noChangeAspect="1"/>
                     </pic:cNvPicPr>
                   </pic:nvPicPr>
                   <pic:blipFill>
-                    <a:blip r:embed="rId129"/>
+                    <a:blip r:embed="rId132"/>
                     <a:stretch>
                       <a:fillRect/>
                     </a:stretch>
@@ -10715,67 +11104,12 @@
           <wp:inline>
             <wp:extent cx="5334000" cy="3333750"/>
             <wp:effectExtent b="0" l="0" r="0" t="0"/>
-            <wp:docPr descr="Модераторы раздела" title="" id="133" name="Picture"/>
+            <wp:docPr descr="Модераторы раздела" title="" id="136" name="Picture"/>
             <a:graphic>
               <a:graphicData uri="http://schemas.openxmlformats.org/drawingml/2006/picture">
                 <pic:pic>
                   <pic:nvPicPr>
-                    <pic:cNvPr descr="images/32-admin-moderators.png" id="134" name="Picture"/>
-                    <pic:cNvPicPr>
-                      <a:picLocks noChangeArrowheads="1" noChangeAspect="1"/>
-                    </pic:cNvPicPr>
-                  </pic:nvPicPr>
-                  <pic:blipFill>
-                    <a:blip r:embed="rId132"/>
-                    <a:stretch>
-                      <a:fillRect/>
-                    </a:stretch>
-                  </pic:blipFill>
-                  <pic:spPr bwMode="auto">
-                    <a:xfrm>
-                      <a:off x="0" y="0"/>
-                      <a:ext cx="5334000" cy="3333750"/>
-                    </a:xfrm>
-                    <a:prstGeom prst="rect">
-                      <a:avLst/>
-                    </a:prstGeom>
-                    <a:noFill/>
-                    <a:ln w="9525">
-                      <a:noFill/>
-                      <a:headEnd/>
-                      <a:tailEnd/>
-                    </a:ln>
-                  </pic:spPr>
-                </pic:pic>
-              </a:graphicData>
-            </a:graphic>
-          </wp:inline>
-        </w:drawing>
-      </w:r>
-    </w:p>
-    <w:p>
-      <w:pPr>
-        <w:pStyle w:val="ImageCaption"/>
-      </w:pPr>
-      <w:r>
-        <w:t xml:space="preserve">Модераторы раздела</w:t>
-      </w:r>
-    </w:p>
-    <w:p>
-      <w:pPr>
-        <w:pStyle w:val="CaptionedFigure"/>
-      </w:pPr>
-      <w:r>
-        <w:drawing>
-          <wp:inline>
-            <wp:extent cx="5334000" cy="3333750"/>
-            <wp:effectExtent b="0" l="0" r="0" t="0"/>
-            <wp:docPr descr="Все модераторы" title="" id="136" name="Picture"/>
-            <a:graphic>
-              <a:graphicData uri="http://schemas.openxmlformats.org/drawingml/2006/picture">
-                <pic:pic>
-                  <pic:nvPicPr>
-                    <pic:cNvPr descr="images/33-admin-moderators-all.png" id="137" name="Picture"/>
+                    <pic:cNvPr descr="images/32-admin-moderators.png" id="137" name="Picture"/>
                     <pic:cNvPicPr>
                       <a:picLocks noChangeArrowheads="1" noChangeAspect="1"/>
                     </pic:cNvPicPr>
@@ -10813,37 +11147,7 @@
         <w:pStyle w:val="ImageCaption"/>
       </w:pPr>
       <w:r>
-        <w:t xml:space="preserve">Все модераторы</w:t>
-      </w:r>
-    </w:p>
-    <w:bookmarkEnd w:id="138"/>
-    <w:bookmarkStart w:id="142" w:name="документы"/>
-    <w:p>
-      <w:pPr>
-        <w:pStyle w:val="Heading3"/>
-      </w:pPr>
-      <w:r>
-        <w:t xml:space="preserve">Документы</w:t>
-      </w:r>
-    </w:p>
-    <w:p>
-      <w:pPr>
-        <w:pStyle w:val="FirstParagraph"/>
-      </w:pPr>
-      <w:r>
-        <w:t xml:space="preserve">Реестр всех документов портала с фильтрами: раздел (с подразделами), статус, вид,</w:t>
-      </w:r>
-      <w:r>
-        <w:t xml:space="preserve"> </w:t>
-      </w:r>
-      <w:r>
-        <w:t xml:space="preserve">актуальность (просрочены / истекают / актуальны / бессрочные), ответственный, поиск по</w:t>
-      </w:r>
-      <w:r>
-        <w:t xml:space="preserve"> </w:t>
-      </w:r>
-      <w:r>
-        <w:t xml:space="preserve">названию и номеру; сортировка; «Выгрузить CSV» — с учётом фильтров.</w:t>
+        <w:t xml:space="preserve">Модераторы раздела</w:t>
       </w:r>
     </w:p>
     <w:p>
@@ -10853,20 +11157,105 @@
       <w:r>
         <w:drawing>
           <wp:inline>
-            <wp:extent cx="5334000" cy="10435474"/>
+            <wp:extent cx="5334000" cy="3333750"/>
             <wp:effectExtent b="0" l="0" r="0" t="0"/>
-            <wp:docPr descr="Реестр документов" title="" id="140" name="Picture"/>
+            <wp:docPr descr="Все модераторы" title="" id="139" name="Picture"/>
             <a:graphic>
               <a:graphicData uri="http://schemas.openxmlformats.org/drawingml/2006/picture">
                 <pic:pic>
                   <pic:nvPicPr>
-                    <pic:cNvPr descr="images/36-admin-documents.png" id="141" name="Picture"/>
+                    <pic:cNvPr descr="images/33-admin-moderators-all.png" id="140" name="Picture"/>
                     <pic:cNvPicPr>
                       <a:picLocks noChangeArrowheads="1" noChangeAspect="1"/>
                     </pic:cNvPicPr>
                   </pic:nvPicPr>
                   <pic:blipFill>
-                    <a:blip r:embed="rId139"/>
+                    <a:blip r:embed="rId138"/>
+                    <a:stretch>
+                      <a:fillRect/>
+                    </a:stretch>
+                  </pic:blipFill>
+                  <pic:spPr bwMode="auto">
+                    <a:xfrm>
+                      <a:off x="0" y="0"/>
+                      <a:ext cx="5334000" cy="3333750"/>
+                    </a:xfrm>
+                    <a:prstGeom prst="rect">
+                      <a:avLst/>
+                    </a:prstGeom>
+                    <a:noFill/>
+                    <a:ln w="9525">
+                      <a:noFill/>
+                      <a:headEnd/>
+                      <a:tailEnd/>
+                    </a:ln>
+                  </pic:spPr>
+                </pic:pic>
+              </a:graphicData>
+            </a:graphic>
+          </wp:inline>
+        </w:drawing>
+      </w:r>
+    </w:p>
+    <w:p>
+      <w:pPr>
+        <w:pStyle w:val="ImageCaption"/>
+      </w:pPr>
+      <w:r>
+        <w:t xml:space="preserve">Все модераторы</w:t>
+      </w:r>
+    </w:p>
+    <w:bookmarkEnd w:id="141"/>
+    <w:bookmarkStart w:id="145" w:name="документы"/>
+    <w:p>
+      <w:pPr>
+        <w:pStyle w:val="Heading3"/>
+      </w:pPr>
+      <w:r>
+        <w:t xml:space="preserve">Документы</w:t>
+      </w:r>
+    </w:p>
+    <w:p>
+      <w:pPr>
+        <w:pStyle w:val="FirstParagraph"/>
+      </w:pPr>
+      <w:r>
+        <w:t xml:space="preserve">Реестр всех документов портала с фильтрами: раздел (с подразделами), статус, вид,</w:t>
+      </w:r>
+      <w:r>
+        <w:t xml:space="preserve"> </w:t>
+      </w:r>
+      <w:r>
+        <w:t xml:space="preserve">актуальность (просрочены / истекают / актуальны / бессрочные), доступ (открытые / внутренние),</w:t>
+      </w:r>
+      <w:r>
+        <w:t xml:space="preserve"> </w:t>
+      </w:r>
+      <w:r>
+        <w:t xml:space="preserve">ответственный, поиск по названию и номеру; сортировка; «Выгрузить CSV» — с учётом фильтров.</w:t>
+      </w:r>
+    </w:p>
+    <w:p>
+      <w:pPr>
+        <w:pStyle w:val="CaptionedFigure"/>
+      </w:pPr>
+      <w:r>
+        <w:drawing>
+          <wp:inline>
+            <wp:extent cx="5334000" cy="10435474"/>
+            <wp:effectExtent b="0" l="0" r="0" t="0"/>
+            <wp:docPr descr="Реестр документов" title="" id="143" name="Picture"/>
+            <a:graphic>
+              <a:graphicData uri="http://schemas.openxmlformats.org/drawingml/2006/picture">
+                <pic:pic>
+                  <pic:nvPicPr>
+                    <pic:cNvPr descr="images/36-admin-documents.png" id="144" name="Picture"/>
+                    <pic:cNvPicPr>
+                      <a:picLocks noChangeArrowheads="1" noChangeAspect="1"/>
+                    </pic:cNvPicPr>
+                  </pic:nvPicPr>
+                  <pic:blipFill>
+                    <a:blip r:embed="rId142"/>
                     <a:stretch>
                       <a:fillRect/>
                     </a:stretch>
@@ -10901,8 +11290,8 @@
         <w:t xml:space="preserve">Реестр документов</w:t>
       </w:r>
     </w:p>
-    <w:bookmarkEnd w:id="142"/>
-    <w:bookmarkStart w:id="152" w:name="импорт-из-каталога"/>
+    <w:bookmarkEnd w:id="145"/>
+    <w:bookmarkStart w:id="155" w:name="импорт-из-каталога"/>
     <w:p>
       <w:pPr>
         <w:pStyle w:val="Heading3"/>
@@ -11126,13 +11515,13 @@
         <w:pStyle w:val="Compact"/>
       </w:pPr>
       <w:r>
-        <w:t xml:space="preserve">«удалять исходные файлы после импорта» — перенос вместо копирования (опустевшие папки тоже</w:t>
-      </w:r>
-      <w:r>
-        <w:t xml:space="preserve"> </w:t>
-      </w:r>
-      <w:r>
-        <w:t xml:space="preserve">удаляются; пропущенные файлы остаются на месте);</w:t>
+        <w:t xml:space="preserve">«открытые документы» (включено) — документы можно читать без входа; снимите флажок, чтобы</w:t>
+      </w:r>
+      <w:r>
+        <w:t xml:space="preserve"> </w:t>
+      </w:r>
+      <w:r>
+        <w:t xml:space="preserve">импортировать внутренние документы (только для сотрудников);</w:t>
       </w:r>
     </w:p>
     <w:p>
@@ -11144,6 +11533,24 @@
         <w:pStyle w:val="Compact"/>
       </w:pPr>
       <w:r>
+        <w:t xml:space="preserve">«удалять исходные файлы после импорта» — перенос вместо копирования (опустевшие папки тоже</w:t>
+      </w:r>
+      <w:r>
+        <w:t xml:space="preserve"> </w:t>
+      </w:r>
+      <w:r>
+        <w:t xml:space="preserve">удаляются; пропущенные файлы остаются на месте);</w:t>
+      </w:r>
+    </w:p>
+    <w:p>
+      <w:pPr>
+        <w:numPr>
+          <w:ilvl w:val="1"/>
+          <w:numId w:val="1010"/>
+        </w:numPr>
+        <w:pStyle w:val="Compact"/>
+      </w:pPr>
+      <w:r>
         <w:t xml:space="preserve">«импортировать файлы с любыми расширениями» — снять ограничение</w:t>
       </w:r>
       <w:r>
@@ -11214,20 +11621,20 @@
       <w:r>
         <w:drawing>
           <wp:inline>
-            <wp:extent cx="5334000" cy="4893610"/>
+            <wp:extent cx="5334000" cy="5126136"/>
             <wp:effectExtent b="0" l="0" r="0" t="0"/>
-            <wp:docPr descr="Импорт из каталога — параметры" title="" id="144" name="Picture"/>
+            <wp:docPr descr="Импорт из каталога — параметры" title="" id="147" name="Picture"/>
             <a:graphic>
               <a:graphicData uri="http://schemas.openxmlformats.org/drawingml/2006/picture">
                 <pic:pic>
                   <pic:nvPicPr>
-                    <pic:cNvPr descr="images/42-admin-import.png" id="145" name="Picture"/>
+                    <pic:cNvPr descr="images/42-admin-import.png" id="148" name="Picture"/>
                     <pic:cNvPicPr>
                       <a:picLocks noChangeArrowheads="1" noChangeAspect="1"/>
                     </pic:cNvPicPr>
                   </pic:nvPicPr>
                   <pic:blipFill>
-                    <a:blip r:embed="rId143"/>
+                    <a:blip r:embed="rId146"/>
                     <a:stretch>
                       <a:fillRect/>
                     </a:stretch>
@@ -11235,7 +11642,7 @@
                   <pic:spPr bwMode="auto">
                     <a:xfrm>
                       <a:off x="0" y="0"/>
-                      <a:ext cx="5334000" cy="4893610"/>
+                      <a:ext cx="5334000" cy="5126136"/>
                     </a:xfrm>
                     <a:prstGeom prst="rect">
                       <a:avLst/>
@@ -11271,18 +11678,18 @@
           <wp:inline>
             <wp:extent cx="5334000" cy="6979295"/>
             <wp:effectExtent b="0" l="0" r="0" t="0"/>
-            <wp:docPr descr="Импорт из каталога — план" title="" id="147" name="Picture"/>
+            <wp:docPr descr="Импорт из каталога — план" title="" id="150" name="Picture"/>
             <a:graphic>
               <a:graphicData uri="http://schemas.openxmlformats.org/drawingml/2006/picture">
                 <pic:pic>
                   <pic:nvPicPr>
-                    <pic:cNvPr descr="images/43-admin-import-preview.png" id="148" name="Picture"/>
+                    <pic:cNvPr descr="images/43-admin-import-preview.png" id="151" name="Picture"/>
                     <pic:cNvPicPr>
                       <a:picLocks noChangeArrowheads="1" noChangeAspect="1"/>
                     </pic:cNvPicPr>
                   </pic:nvPicPr>
                   <pic:blipFill>
-                    <a:blip r:embed="rId146"/>
+                    <a:blip r:embed="rId149"/>
                     <a:stretch>
                       <a:fillRect/>
                     </a:stretch>
@@ -11326,18 +11733,18 @@
           <wp:inline>
             <wp:extent cx="5334000" cy="6066808"/>
             <wp:effectExtent b="0" l="0" r="0" t="0"/>
-            <wp:docPr descr="Импорт из каталога — выполнение" title="" id="150" name="Picture"/>
+            <wp:docPr descr="Импорт из каталога — выполнение" title="" id="153" name="Picture"/>
             <a:graphic>
               <a:graphicData uri="http://schemas.openxmlformats.org/drawingml/2006/picture">
                 <pic:pic>
                   <pic:nvPicPr>
-                    <pic:cNvPr descr="images/44-admin-import-job.png" id="151" name="Picture"/>
+                    <pic:cNvPr descr="images/44-admin-import-job.png" id="154" name="Picture"/>
                     <pic:cNvPicPr>
                       <a:picLocks noChangeArrowheads="1" noChangeAspect="1"/>
                     </pic:cNvPicPr>
                   </pic:nvPicPr>
                   <pic:blipFill>
-                    <a:blip r:embed="rId149"/>
+                    <a:blip r:embed="rId152"/>
                     <a:stretch>
                       <a:fillRect/>
                     </a:stretch>
@@ -11766,8 +12173,8 @@
         <w:t xml:space="preserve">(см. 6.8 и 7.1) — она выполняет то же самое без браузера.</w:t>
       </w:r>
     </w:p>
-    <w:bookmarkEnd w:id="152"/>
-    <w:bookmarkStart w:id="159" w:name="пользователи"/>
+    <w:bookmarkEnd w:id="155"/>
+    <w:bookmarkStart w:id="162" w:name="пользователи"/>
     <w:p>
       <w:pPr>
         <w:pStyle w:val="Heading3"/>
@@ -11833,20 +12240,20 @@
       <w:r>
         <w:drawing>
           <wp:inline>
-            <wp:extent cx="5334000" cy="6549475"/>
+            <wp:extent cx="5334000" cy="7049758"/>
             <wp:effectExtent b="0" l="0" r="0" t="0"/>
-            <wp:docPr descr="Пользователи" title="" id="154" name="Picture"/>
+            <wp:docPr descr="Пользователи" title="" id="157" name="Picture"/>
             <a:graphic>
               <a:graphicData uri="http://schemas.openxmlformats.org/drawingml/2006/picture">
                 <pic:pic>
                   <pic:nvPicPr>
-                    <pic:cNvPr descr="images/34-admin-users.png" id="155" name="Picture"/>
+                    <pic:cNvPr descr="images/34-admin-users.png" id="158" name="Picture"/>
                     <pic:cNvPicPr>
                       <a:picLocks noChangeArrowheads="1" noChangeAspect="1"/>
                     </pic:cNvPicPr>
                   </pic:nvPicPr>
                   <pic:blipFill>
-                    <a:blip r:embed="rId153"/>
+                    <a:blip r:embed="rId156"/>
                     <a:stretch>
                       <a:fillRect/>
                     </a:stretch>
@@ -11854,7 +12261,7 @@
                   <pic:spPr bwMode="auto">
                     <a:xfrm>
                       <a:off x="0" y="0"/>
-                      <a:ext cx="5334000" cy="6549475"/>
+                      <a:ext cx="5334000" cy="7049758"/>
                     </a:xfrm>
                     <a:prstGeom prst="rect">
                       <a:avLst/>
@@ -11890,18 +12297,18 @@
           <wp:inline>
             <wp:extent cx="5334000" cy="5006350"/>
             <wp:effectExtent b="0" l="0" r="0" t="0"/>
-            <wp:docPr descr="Форма пользователя" title="" id="157" name="Picture"/>
+            <wp:docPr descr="Форма пользователя" title="" id="160" name="Picture"/>
             <a:graphic>
               <a:graphicData uri="http://schemas.openxmlformats.org/drawingml/2006/picture">
                 <pic:pic>
                   <pic:nvPicPr>
-                    <pic:cNvPr descr="images/35-admin-user-form.png" id="158" name="Picture"/>
+                    <pic:cNvPr descr="images/35-admin-user-form.png" id="161" name="Picture"/>
                     <pic:cNvPicPr>
                       <a:picLocks noChangeArrowheads="1" noChangeAspect="1"/>
                     </pic:cNvPicPr>
                   </pic:nvPicPr>
                   <pic:blipFill>
-                    <a:blip r:embed="rId156"/>
+                    <a:blip r:embed="rId159"/>
                     <a:stretch>
                       <a:fillRect/>
                     </a:stretch>
@@ -11936,8 +12343,8 @@
         <w:t xml:space="preserve">Форма пользователя</w:t>
       </w:r>
     </w:p>
-    <w:bookmarkEnd w:id="159"/>
-    <w:bookmarkStart w:id="163" w:name="статистика-1"/>
+    <w:bookmarkEnd w:id="162"/>
+    <w:bookmarkStart w:id="166" w:name="статистика-1"/>
     <w:p>
       <w:pPr>
         <w:pStyle w:val="Heading3"/>
@@ -11981,18 +12388,18 @@
           <wp:inline>
             <wp:extent cx="5334000" cy="14078377"/>
             <wp:effectExtent b="0" l="0" r="0" t="0"/>
-            <wp:docPr descr="Статистика" title="" id="161" name="Picture"/>
+            <wp:docPr descr="Статистика" title="" id="164" name="Picture"/>
             <a:graphic>
               <a:graphicData uri="http://schemas.openxmlformats.org/drawingml/2006/picture">
                 <pic:pic>
                   <pic:nvPicPr>
-                    <pic:cNvPr descr="images/37-admin-statistics.png" id="162" name="Picture"/>
+                    <pic:cNvPr descr="images/37-admin-statistics.png" id="165" name="Picture"/>
                     <pic:cNvPicPr>
                       <a:picLocks noChangeArrowheads="1" noChangeAspect="1"/>
                     </pic:cNvPicPr>
                   </pic:nvPicPr>
                   <pic:blipFill>
-                    <a:blip r:embed="rId160"/>
+                    <a:blip r:embed="rId163"/>
                     <a:stretch>
                       <a:fillRect/>
                     </a:stretch>
@@ -12027,8 +12434,8 @@
         <w:t xml:space="preserve">Статистика</w:t>
       </w:r>
     </w:p>
-    <w:bookmarkEnd w:id="163"/>
-    <w:bookmarkStart w:id="167" w:name="журнал"/>
+    <w:bookmarkEnd w:id="166"/>
+    <w:bookmarkStart w:id="170" w:name="журнал"/>
     <w:p>
       <w:pPr>
         <w:pStyle w:val="Heading3"/>
@@ -12064,20 +12471,20 @@
       <w:r>
         <w:drawing>
           <wp:inline>
-            <wp:extent cx="5334000" cy="3704166"/>
+            <wp:extent cx="5334000" cy="3333750"/>
             <wp:effectExtent b="0" l="0" r="0" t="0"/>
-            <wp:docPr descr="Журнал событий" title="" id="165" name="Picture"/>
+            <wp:docPr descr="Журнал событий" title="" id="168" name="Picture"/>
             <a:graphic>
               <a:graphicData uri="http://schemas.openxmlformats.org/drawingml/2006/picture">
                 <pic:pic>
                   <pic:nvPicPr>
-                    <pic:cNvPr descr="images/38-admin-events.png" id="166" name="Picture"/>
+                    <pic:cNvPr descr="images/38-admin-events.png" id="169" name="Picture"/>
                     <pic:cNvPicPr>
                       <a:picLocks noChangeArrowheads="1" noChangeAspect="1"/>
                     </pic:cNvPicPr>
                   </pic:nvPicPr>
                   <pic:blipFill>
-                    <a:blip r:embed="rId164"/>
+                    <a:blip r:embed="rId167"/>
                     <a:stretch>
                       <a:fillRect/>
                     </a:stretch>
@@ -12085,7 +12492,7 @@
                   <pic:spPr bwMode="auto">
                     <a:xfrm>
                       <a:off x="0" y="0"/>
-                      <a:ext cx="5334000" cy="3704166"/>
+                      <a:ext cx="5334000" cy="3333750"/>
                     </a:xfrm>
                     <a:prstGeom prst="rect">
                       <a:avLst/>
@@ -12112,8 +12519,8 @@
         <w:t xml:space="preserve">Журнал событий</w:t>
       </w:r>
     </w:p>
-    <w:bookmarkEnd w:id="167"/>
-    <w:bookmarkStart w:id="171" w:name="настройки"/>
+    <w:bookmarkEnd w:id="170"/>
+    <w:bookmarkStart w:id="177" w:name="настройки"/>
     <w:p>
       <w:pPr>
         <w:pStyle w:val="Heading3"/>
@@ -12127,19 +12534,19 @@
         <w:pStyle w:val="FirstParagraph"/>
       </w:pPr>
       <w:r>
-        <w:t xml:space="preserve">Текущие параметры LDAP, почты, хранилища (включая каталог импорта) и системы (без паролей)</w:t>
-      </w:r>
-      <w:r>
-        <w:t xml:space="preserve"> </w:t>
-      </w:r>
-      <w:r>
-        <w:t xml:space="preserve">с кнопками «Проверить подключение» (LDAP), «Отправить тестовое письмо себе» и «Проверить</w:t>
-      </w:r>
-      <w:r>
-        <w:t xml:space="preserve"> </w:t>
-      </w:r>
-      <w:r>
-        <w:t xml:space="preserve">сроки сейчас» (ручной запуск уведомлений). Значения меняются в</w:t>
+        <w:t xml:space="preserve">Блок «Просмотр без входа» задаёт, кто может смотреть открытые документы без входа в портал:</w:t>
+      </w:r>
+      <w:r>
+        <w:t xml:space="preserve"> </w:t>
+      </w:r>
+      <w:r>
+        <w:t xml:space="preserve">«разрешён с любых адресов» (по умолчанию), «только с указанных IP-адресов и подсетей» (список</w:t>
+      </w:r>
+      <w:r>
+        <w:t xml:space="preserve"> </w:t>
+      </w:r>
+      <w:r>
+        <w:t xml:space="preserve">адресов и подсетей в формате CIDR, IPv4 и IPv6, по одному в строке — например,</w:t>
       </w:r>
       <w:r>
         <w:t xml:space="preserve"> </w:t>
@@ -12148,13 +12555,10 @@
         <w:rPr>
           <w:rStyle w:val="VerbatimChar"/>
         </w:rPr>
-        <w:t xml:space="preserve">.env.local</w:t>
-      </w:r>
-      <w:r>
-        <w:t xml:space="preserve"> </w:t>
-      </w:r>
-      <w:r>
-        <w:t xml:space="preserve">/</w:t>
+        <w:t xml:space="preserve">10.0.0.0/8</w:t>
+      </w:r>
+      <w:r>
+        <w:t xml:space="preserve">,</w:t>
       </w:r>
       <w:r>
         <w:t xml:space="preserve"> </w:t>
@@ -12163,10 +12567,64 @@
         <w:rPr>
           <w:rStyle w:val="VerbatimChar"/>
         </w:rPr>
-        <w:t xml:space="preserve">docker/.env</w:t>
-      </w:r>
-      <w:r>
-        <w:t xml:space="preserve">.</w:t>
+        <w:t xml:space="preserve">192.168.10.0/24</w:t>
+      </w:r>
+      <w:r>
+        <w:t xml:space="preserve">,</w:t>
+      </w:r>
+      <w:r>
+        <w:t xml:space="preserve"> </w:t>
+      </w:r>
+      <w:r>
+        <w:rPr>
+          <w:rStyle w:val="VerbatimChar"/>
+        </w:rPr>
+        <w:t xml:space="preserve">172.16.5.20</w:t>
+      </w:r>
+      <w:r>
+        <w:t xml:space="preserve">) или «выключен — для просмотра нужно войти». Гость с</w:t>
+      </w:r>
+      <w:r>
+        <w:t xml:space="preserve"> </w:t>
+      </w:r>
+      <w:r>
+        <w:t xml:space="preserve">неразрешённого адреса при открытии любой страницы попадает на форму входа; на вход по логину,</w:t>
+      </w:r>
+      <w:r>
+        <w:t xml:space="preserve"> </w:t>
+      </w:r>
+      <w:r>
+        <w:t xml:space="preserve">работу сотрудников и панель администратора режим не влияет. Под полем показан адрес, с которого</w:t>
+      </w:r>
+      <w:r>
+        <w:t xml:space="preserve"> </w:t>
+      </w:r>
+      <w:r>
+        <w:t xml:space="preserve">вы зашли, и входит ли он в список. Если портал стоит за прокси или балансировщиком, укажите его</w:t>
+      </w:r>
+      <w:r>
+        <w:t xml:space="preserve"> </w:t>
+      </w:r>
+      <w:r>
+        <w:t xml:space="preserve">адрес в</w:t>
+      </w:r>
+      <w:r>
+        <w:t xml:space="preserve"> </w:t>
+      </w:r>
+      <w:r>
+        <w:rPr>
+          <w:rStyle w:val="VerbatimChar"/>
+        </w:rPr>
+        <w:t xml:space="preserve">TRUSTED_PROXIES</w:t>
+      </w:r>
+      <w:r>
+        <w:t xml:space="preserve">, иначе все посетители будут видны с адреса прокси. Изменения</w:t>
+      </w:r>
+      <w:r>
+        <w:t xml:space="preserve"> </w:t>
+      </w:r>
+      <w:r>
+        <w:t xml:space="preserve">записываются в журнал аудита.</w:t>
       </w:r>
     </w:p>
     <w:p>
@@ -12176,20 +12634,20 @@
       <w:r>
         <w:drawing>
           <wp:inline>
-            <wp:extent cx="5334000" cy="5252968"/>
+            <wp:extent cx="5334000" cy="3333750"/>
             <wp:effectExtent b="0" l="0" r="0" t="0"/>
-            <wp:docPr descr="Настройки" title="" id="169" name="Picture"/>
+            <wp:docPr descr="Просмотр без входа" title="" id="172" name="Picture"/>
             <a:graphic>
               <a:graphicData uri="http://schemas.openxmlformats.org/drawingml/2006/picture">
                 <pic:pic>
                   <pic:nvPicPr>
-                    <pic:cNvPr descr="images/39-admin-settings.png" id="170" name="Picture"/>
+                    <pic:cNvPr descr="images/39-admin-settings-guest.png" id="173" name="Picture"/>
                     <pic:cNvPicPr>
                       <a:picLocks noChangeArrowheads="1" noChangeAspect="1"/>
                     </pic:cNvPicPr>
                   </pic:nvPicPr>
                   <pic:blipFill>
-                    <a:blip r:embed="rId168"/>
+                    <a:blip r:embed="rId171"/>
                     <a:stretch>
                       <a:fillRect/>
                     </a:stretch>
@@ -12197,7 +12655,7 @@
                   <pic:spPr bwMode="auto">
                     <a:xfrm>
                       <a:off x="0" y="0"/>
-                      <a:ext cx="5334000" cy="5252968"/>
+                      <a:ext cx="5334000" cy="3333750"/>
                     </a:xfrm>
                     <a:prstGeom prst="rect">
                       <a:avLst/>
@@ -12221,12 +12679,114 @@
         <w:pStyle w:val="ImageCaption"/>
       </w:pPr>
       <w:r>
+        <w:t xml:space="preserve">Просмотр без входа</w:t>
+      </w:r>
+    </w:p>
+    <w:p>
+      <w:pPr>
+        <w:pStyle w:val="BodyText"/>
+      </w:pPr>
+      <w:r>
+        <w:t xml:space="preserve">Ниже — текущие параметры LDAP, почты, хранилища (включая каталог импорта) и системы (без</w:t>
+      </w:r>
+      <w:r>
+        <w:t xml:space="preserve"> </w:t>
+      </w:r>
+      <w:r>
+        <w:t xml:space="preserve">паролей) с кнопками «Проверить подключение» (LDAP), «Отправить тестовое письмо себе» и</w:t>
+      </w:r>
+      <w:r>
+        <w:t xml:space="preserve"> </w:t>
+      </w:r>
+      <w:r>
+        <w:t xml:space="preserve">«Проверить сроки сейчас» (ручной запуск уведомлений). Эти значения меняются в</w:t>
+      </w:r>
+      <w:r>
+        <w:t xml:space="preserve"> </w:t>
+      </w:r>
+      <w:r>
+        <w:rPr>
+          <w:rStyle w:val="VerbatimChar"/>
+        </w:rPr>
+        <w:t xml:space="preserve">.env.local</w:t>
+      </w:r>
+      <w:r>
+        <w:t xml:space="preserve"> </w:t>
+      </w:r>
+      <w:r>
+        <w:t xml:space="preserve">/</w:t>
+      </w:r>
+      <w:r>
+        <w:t xml:space="preserve"> </w:t>
+      </w:r>
+      <w:r>
+        <w:rPr>
+          <w:rStyle w:val="VerbatimChar"/>
+        </w:rPr>
+        <w:t xml:space="preserve">docker/.env</w:t>
+      </w:r>
+      <w:r>
+        <w:t xml:space="preserve">.</w:t>
+      </w:r>
+    </w:p>
+    <w:p>
+      <w:pPr>
+        <w:pStyle w:val="CaptionedFigure"/>
+      </w:pPr>
+      <w:r>
+        <w:drawing>
+          <wp:inline>
+            <wp:extent cx="5334000" cy="7599364"/>
+            <wp:effectExtent b="0" l="0" r="0" t="0"/>
+            <wp:docPr descr="Настройки" title="" id="175" name="Picture"/>
+            <a:graphic>
+              <a:graphicData uri="http://schemas.openxmlformats.org/drawingml/2006/picture">
+                <pic:pic>
+                  <pic:nvPicPr>
+                    <pic:cNvPr descr="images/39-admin-settings.png" id="176" name="Picture"/>
+                    <pic:cNvPicPr>
+                      <a:picLocks noChangeArrowheads="1" noChangeAspect="1"/>
+                    </pic:cNvPicPr>
+                  </pic:nvPicPr>
+                  <pic:blipFill>
+                    <a:blip r:embed="rId174"/>
+                    <a:stretch>
+                      <a:fillRect/>
+                    </a:stretch>
+                  </pic:blipFill>
+                  <pic:spPr bwMode="auto">
+                    <a:xfrm>
+                      <a:off x="0" y="0"/>
+                      <a:ext cx="5334000" cy="7599364"/>
+                    </a:xfrm>
+                    <a:prstGeom prst="rect">
+                      <a:avLst/>
+                    </a:prstGeom>
+                    <a:noFill/>
+                    <a:ln w="9525">
+                      <a:noFill/>
+                      <a:headEnd/>
+                      <a:tailEnd/>
+                    </a:ln>
+                  </pic:spPr>
+                </pic:pic>
+              </a:graphicData>
+            </a:graphic>
+          </wp:inline>
+        </w:drawing>
+      </w:r>
+    </w:p>
+    <w:p>
+      <w:pPr>
+        <w:pStyle w:val="ImageCaption"/>
+      </w:pPr>
+      <w:r>
         <w:t xml:space="preserve">Настройки</w:t>
       </w:r>
     </w:p>
-    <w:bookmarkEnd w:id="171"/>
-    <w:bookmarkEnd w:id="172"/>
-    <w:bookmarkStart w:id="173" w:name="консольные-команды"/>
+    <w:bookmarkEnd w:id="177"/>
+    <w:bookmarkEnd w:id="178"/>
+    <w:bookmarkStart w:id="179" w:name="консольные-команды"/>
     <w:p>
       <w:pPr>
         <w:pStyle w:val="Heading2"/>
@@ -12511,7 +13071,7 @@
               <w:rPr>
                 <w:rStyle w:val="VerbatimChar"/>
               </w:rPr>
-              <w:t xml:space="preserve">app:import:directory [КАТАЛОГ] [--section=ID\|slug] [--root-as-section] [--user=ЛОГИН] [--draft] [--validity=МЕС] [--no-update] [--delete-source] [--any-extension] [--dry-run] [-y]</w:t>
+              <w:t xml:space="preserve">app:import:directory [КАТАЛОГ] [--section=ID\|slug] [--root-as-section] [--user=ЛОГИН] [--draft] [--internal] [--validity=МЕС] [--no-update] [--delete-source] [--any-extension] [--dry-run] [-y]</w:t>
             </w:r>
           </w:p>
         </w:tc>
@@ -12655,9 +13215,9 @@
         </w:tc>
       </w:tr>
     </w:tbl>
-    <w:bookmarkEnd w:id="173"/>
-    <w:bookmarkEnd w:id="174"/>
-    <w:bookmarkStart w:id="186" w:name="эксплуатация"/>
+    <w:bookmarkEnd w:id="179"/>
+    <w:bookmarkEnd w:id="180"/>
+    <w:bookmarkStart w:id="192" w:name="эксплуатация"/>
     <w:p>
       <w:pPr>
         <w:pStyle w:val="Heading1"/>
@@ -12666,7 +13226,7 @@
         <w:t xml:space="preserve">7. Эксплуатация</w:t>
       </w:r>
     </w:p>
-    <w:bookmarkStart w:id="178" w:name="команда-управления"/>
+    <w:bookmarkStart w:id="184" w:name="команда-управления"/>
     <w:p>
       <w:pPr>
         <w:pStyle w:val="Heading2"/>
@@ -13031,18 +13591,18 @@
           <wp:inline>
             <wp:extent cx="5334000" cy="3006436"/>
             <wp:effectExtent b="0" l="0" r="0" t="0"/>
-            <wp:docPr descr="Размещение на сервере" title="" id="176" name="Picture"/>
+            <wp:docPr descr="Размещение на сервере" title="" id="182" name="Picture"/>
             <a:graphic>
               <a:graphicData uri="http://schemas.openxmlformats.org/drawingml/2006/picture">
                 <pic:pic>
                   <pic:nvPicPr>
-                    <pic:cNvPr descr="images/diagrams/06-native-layout.png" id="177" name="Picture"/>
+                    <pic:cNvPr descr="images/diagrams/06-native-layout.png" id="183" name="Picture"/>
                     <pic:cNvPicPr>
                       <a:picLocks noChangeArrowheads="1" noChangeAspect="1"/>
                     </pic:cNvPicPr>
                   </pic:nvPicPr>
                   <pic:blipFill>
-                    <a:blip r:embed="rId175"/>
+                    <a:blip r:embed="rId181"/>
                     <a:stretch>
                       <a:fillRect/>
                     </a:stretch>
@@ -13077,8 +13637,8 @@
         <w:t xml:space="preserve">Размещение на сервере</w:t>
       </w:r>
     </w:p>
-    <w:bookmarkEnd w:id="178"/>
-    <w:bookmarkStart w:id="182" w:name="обновление"/>
+    <w:bookmarkEnd w:id="184"/>
+    <w:bookmarkStart w:id="188" w:name="обновление"/>
     <w:p>
       <w:pPr>
         <w:pStyle w:val="Heading2"/>
@@ -13148,7 +13708,7 @@
         <w:rPr>
           <w:rStyle w:val="NormalTok"/>
         </w:rPr>
-        <w:t xml:space="preserve"> docportal-1.1.0.tar.gz </w:t>
+        <w:t xml:space="preserve"> docportal-1.2.0.tar.gz </w:t>
       </w:r>
       <w:r>
         <w:rPr>
@@ -13211,7 +13771,7 @@
         <w:rPr>
           <w:rStyle w:val="NormalTok"/>
         </w:rPr>
-        <w:t xml:space="preserve"> /root/docportal-1.1.0.tar.gz</w:t>
+        <w:t xml:space="preserve"> /root/docportal-1.2.0.tar.gz</w:t>
       </w:r>
     </w:p>
     <w:p>
@@ -13345,18 +13905,18 @@
           <wp:inline>
             <wp:extent cx="5334000" cy="1911349"/>
             <wp:effectExtent b="0" l="0" r="0" t="0"/>
-            <wp:docPr descr="Обновление и откат" title="" id="180" name="Picture"/>
+            <wp:docPr descr="Обновление и откат" title="" id="186" name="Picture"/>
             <a:graphic>
               <a:graphicData uri="http://schemas.openxmlformats.org/drawingml/2006/picture">
                 <pic:pic>
                   <pic:nvPicPr>
-                    <pic:cNvPr descr="images/diagrams/07-update-flow.png" id="181" name="Picture"/>
+                    <pic:cNvPr descr="images/diagrams/07-update-flow.png" id="187" name="Picture"/>
                     <pic:cNvPicPr>
                       <a:picLocks noChangeArrowheads="1" noChangeAspect="1"/>
                     </pic:cNvPicPr>
                   </pic:nvPicPr>
                   <pic:blipFill>
-                    <a:blip r:embed="rId179"/>
+                    <a:blip r:embed="rId185"/>
                     <a:stretch>
                       <a:fillRect/>
                     </a:stretch>
@@ -13391,8 +13951,8 @@
         <w:t xml:space="preserve">Обновление и откат</w:t>
       </w:r>
     </w:p>
-    <w:bookmarkEnd w:id="182"/>
-    <w:bookmarkStart w:id="183" w:name="резервное-копирование-и-восстановление"/>
+    <w:bookmarkEnd w:id="188"/>
+    <w:bookmarkStart w:id="189" w:name="резервное-копирование-и-восстановление"/>
     <w:p>
       <w:pPr>
         <w:pStyle w:val="Heading2"/>
@@ -13540,8 +14100,8 @@
         <w:t xml:space="preserve">той же версии и выполните восстановление из архива.</w:t>
       </w:r>
     </w:p>
-    <w:bookmarkEnd w:id="183"/>
-    <w:bookmarkStart w:id="184" w:name="диагностика-и-журналы"/>
+    <w:bookmarkEnd w:id="189"/>
+    <w:bookmarkStart w:id="190" w:name="диагностика-и-журналы"/>
     <w:p>
       <w:pPr>
         <w:pStyle w:val="Heading2"/>
@@ -14006,8 +14566,8 @@
         <w:t xml:space="preserve">и восстановите файлы из резервной копии.</w:t>
       </w:r>
     </w:p>
-    <w:bookmarkEnd w:id="184"/>
-    <w:bookmarkStart w:id="185" w:name="удаление"/>
+    <w:bookmarkEnd w:id="190"/>
+    <w:bookmarkStart w:id="191" w:name="удаление"/>
     <w:p>
       <w:pPr>
         <w:pStyle w:val="Heading2"/>
@@ -14086,9 +14646,9 @@
         <w:t xml:space="preserve">(nginx, PHP, MariaDB, Docker) не удаляются.</w:t>
       </w:r>
     </w:p>
-    <w:bookmarkEnd w:id="185"/>
-    <w:bookmarkEnd w:id="186"/>
-    <w:bookmarkStart w:id="190" w:name="приложения"/>
+    <w:bookmarkEnd w:id="191"/>
+    <w:bookmarkEnd w:id="192"/>
+    <w:bookmarkStart w:id="196" w:name="приложения"/>
     <w:p>
       <w:pPr>
         <w:pStyle w:val="Heading1"/>
@@ -14097,7 +14657,7 @@
         <w:t xml:space="preserve">8. Приложения</w:t>
       </w:r>
     </w:p>
-    <w:bookmarkStart w:id="187" w:name="структура-базы-данных"/>
+    <w:bookmarkStart w:id="193" w:name="структура-базы-данных"/>
     <w:p>
       <w:pPr>
         <w:pStyle w:val="Heading2"/>
@@ -14362,8 +14922,8 @@
         </w:tc>
       </w:tr>
     </w:tbl>
-    <w:bookmarkEnd w:id="187"/>
-    <w:bookmarkStart w:id="188" w:name="адреса-портала"/>
+    <w:bookmarkEnd w:id="193"/>
+    <w:bookmarkStart w:id="194" w:name="адреса-портала"/>
     <w:p>
       <w:pPr>
         <w:pStyle w:val="Heading2"/>
@@ -14888,8 +15448,8 @@
         </w:tc>
       </w:tr>
     </w:tbl>
-    <w:bookmarkEnd w:id="188"/>
-    <w:bookmarkStart w:id="189" w:name="разработка"/>
+    <w:bookmarkEnd w:id="194"/>
+    <w:bookmarkStart w:id="195" w:name="разработка"/>
     <w:p>
       <w:pPr>
         <w:pStyle w:val="Heading2"/>
@@ -15103,8 +15663,8 @@
         <w:t xml:space="preserve">.</w:t>
       </w:r>
     </w:p>
-    <w:bookmarkEnd w:id="189"/>
-    <w:bookmarkEnd w:id="190"/>
+    <w:bookmarkEnd w:id="195"/>
+    <w:bookmarkEnd w:id="196"/>
     <w:sectPr/>
   </w:body>
 </w:document>

--- a/docs/РУКОВОДСТВО.docx
+++ b/docs/РУКОВОДСТВО.docx
@@ -69,7 +69,7 @@
         <w:t xml:space="preserve"> </w:t>
       </w:r>
       <w:r>
-        <w:t xml:space="preserve">1.2.0</w:t>
+        <w:t xml:space="preserve">1.3.0</w:t>
       </w:r>
     </w:p>
     <w:sdt>
@@ -583,7 +583,7 @@
               <w:jc w:val="left"/>
             </w:pPr>
             <w:r>
-              <w:t xml:space="preserve">Настройка просмотра без входа: отовсюду / только с указанных IP-адресов и подсетей / выключен</w:t>
+              <w:t xml:space="preserve">Актуальность по разделам: дерево разделов с числом просроченных и истекающих документов, список устаревших документов по разделам и ответственным, CSV</w:t>
             </w:r>
           </w:p>
         </w:tc>
@@ -609,6 +609,32 @@
               <w:jc w:val="left"/>
             </w:pPr>
             <w:r>
+              <w:t xml:space="preserve">Настройка просмотра без входа: отовсюду / только с указанных IP-адресов и подсетей / выключен</w:t>
+            </w:r>
+          </w:p>
+        </w:tc>
+        <w:tc>
+          <w:tcPr/>
+          <w:p>
+            <w:pPr>
+              <w:pStyle w:val="Compact"/>
+              <w:jc w:val="left"/>
+            </w:pPr>
+            <w:r>
+              <w:t xml:space="preserve">администраторам</w:t>
+            </w:r>
+          </w:p>
+        </w:tc>
+      </w:tr>
+      <w:tr>
+        <w:tc>
+          <w:tcPr/>
+          <w:p>
+            <w:pPr>
+              <w:pStyle w:val="Compact"/>
+              <w:jc w:val="left"/>
+            </w:pPr>
+            <w:r>
               <w:t xml:space="preserve">Импорт документов из каталога на диске сервера: дерево папок → дерево разделов, файлы → документы (с предпросмотром, повторный импорт добавляет версии)</w:t>
             </w:r>
           </w:p>
@@ -622,6 +648,58 @@
             </w:pPr>
             <w:r>
               <w:t xml:space="preserve">администраторам</w:t>
+            </w:r>
+          </w:p>
+        </w:tc>
+      </w:tr>
+      <w:tr>
+        <w:tc>
+          <w:tcPr/>
+          <w:p>
+            <w:pPr>
+              <w:pStyle w:val="Compact"/>
+              <w:jc w:val="left"/>
+            </w:pPr>
+            <w:r>
+              <w:t xml:space="preserve">REST API для внешних систем — выгрузка разделов, документов, извлечённого текста и файлов в RAG-индекс (ключи API, инкрементальная синхронизация, webhook об изменениях)</w:t>
+            </w:r>
+          </w:p>
+        </w:tc>
+        <w:tc>
+          <w:tcPr/>
+          <w:p>
+            <w:pPr>
+              <w:pStyle w:val="Compact"/>
+              <w:jc w:val="left"/>
+            </w:pPr>
+            <w:r>
+              <w:t xml:space="preserve">администраторам / внешним системам</w:t>
+            </w:r>
+          </w:p>
+        </w:tc>
+      </w:tr>
+      <w:tr>
+        <w:tc>
+          <w:tcPr/>
+          <w:p>
+            <w:pPr>
+              <w:pStyle w:val="Compact"/>
+              <w:jc w:val="left"/>
+            </w:pPr>
+            <w:r>
+              <w:t xml:space="preserve">Описания документов через внешнюю языковую модель (OpenAI-совместимый API): по кнопке в карточке, автоматически при создании и импорте, массово по команде</w:t>
+            </w:r>
+          </w:p>
+        </w:tc>
+        <w:tc>
+          <w:tcPr/>
+          <w:p>
+            <w:pPr>
+              <w:pStyle w:val="Compact"/>
+              <w:jc w:val="left"/>
+            </w:pPr>
+            <w:r>
+              <w:t xml:space="preserve">администраторам, модераторам</w:t>
             </w:r>
           </w:p>
         </w:tc>
@@ -812,7 +890,55 @@
         <w:t xml:space="preserve"> </w:t>
       </w:r>
       <w:r>
-        <w:t xml:space="preserve">(SMTP).</w:t>
+        <w:t xml:space="preserve">(SMTP). Внешние системы (например, индексатор RAG) получают данные через REST API</w:t>
+      </w:r>
+      <w:r>
+        <w:t xml:space="preserve"> </w:t>
+      </w:r>
+      <w:r>
+        <w:rPr>
+          <w:rStyle w:val="VerbatimChar"/>
+        </w:rPr>
+        <w:t xml:space="preserve">/api/v1</w:t>
+      </w:r>
+      <w:r>
+        <w:t xml:space="preserve"> </w:t>
+      </w:r>
+      <w:r>
+        <w:t xml:space="preserve">по ключу; текст из файлов извлекается средствами PHP (docx/xlsx/pptx, odt/ods/odp, html, txt) и</w:t>
+      </w:r>
+      <w:r>
+        <w:t xml:space="preserve"> </w:t>
+      </w:r>
+      <w:r>
+        <w:t xml:space="preserve">утилитой</w:t>
+      </w:r>
+      <w:r>
+        <w:t xml:space="preserve"> </w:t>
+      </w:r>
+      <w:r>
+        <w:rPr>
+          <w:rStyle w:val="VerbatimChar"/>
+        </w:rPr>
+        <w:t xml:space="preserve">pdftotext</w:t>
+      </w:r>
+      <w:r>
+        <w:t xml:space="preserve"> </w:t>
+      </w:r>
+      <w:r>
+        <w:t xml:space="preserve">из пакета poppler-utils (PDF). Описания документов может формировать</w:t>
+      </w:r>
+      <w:r>
+        <w:t xml:space="preserve"> </w:t>
+      </w:r>
+      <w:r>
+        <w:t xml:space="preserve">внешняя языковая модель через OpenAI-совместимый API (OpenAI, OpenRouter, Ollama, LM Studio,</w:t>
+      </w:r>
+      <w:r>
+        <w:t xml:space="preserve"> </w:t>
+      </w:r>
+      <w:r>
+        <w:t xml:space="preserve">vLLM и др.).</w:t>
       </w:r>
     </w:p>
     <w:p>
@@ -2192,7 +2318,19 @@
         <w:t xml:space="preserve"> </w:t>
       </w:r>
       <w:r>
-        <w:t xml:space="preserve">переносит документ в архив.</w:t>
+        <w:t xml:space="preserve">переносит документ в архив. Администратор раз в месяц открывает «Статистика → Актуальность по</w:t>
+      </w:r>
+      <w:r>
+        <w:t xml:space="preserve"> </w:t>
+      </w:r>
+      <w:r>
+        <w:t xml:space="preserve">разделам»: там видно, в каких ветках дерева накопились просроченные документы, кто за них</w:t>
+      </w:r>
+      <w:r>
+        <w:t xml:space="preserve"> </w:t>
+      </w:r>
+      <w:r>
+        <w:t xml:space="preserve">отвечает, и можно выгрузить перечень в CSV для рассылки руководителям подразделений.</w:t>
       </w:r>
     </w:p>
     <w:bookmarkEnd w:id="42"/>
@@ -2591,19 +2729,43 @@
               <w:jc w:val="left"/>
             </w:pPr>
             <w:r>
-              <w:t xml:space="preserve">База данных</w:t>
-            </w:r>
-          </w:p>
-        </w:tc>
-        <w:tc>
-          <w:tcPr/>
-          <w:p>
-            <w:pPr>
-              <w:pStyle w:val="Compact"/>
-              <w:jc w:val="left"/>
-            </w:pPr>
-            <w:r>
-              <w:t xml:space="preserve">MySQL 8.0+ или MariaDB 10.6+ (ставится скриптом или внешний сервер)</w:t>
+              <w:t xml:space="preserve">Дополнительно</w:t>
+            </w:r>
+          </w:p>
+        </w:tc>
+        <w:tc>
+          <w:tcPr/>
+          <w:p>
+            <w:pPr>
+              <w:pStyle w:val="Compact"/>
+              <w:jc w:val="left"/>
+            </w:pPr>
+            <w:r>
+              <w:t xml:space="preserve">пакет</w:t>
+            </w:r>
+            <w:r>
+              <w:t xml:space="preserve"> </w:t>
+            </w:r>
+            <w:r>
+              <w:rPr>
+                <w:rStyle w:val="VerbatimChar"/>
+              </w:rPr>
+              <w:t xml:space="preserve">poppler-utils</w:t>
+            </w:r>
+            <w:r>
+              <w:t xml:space="preserve"> </w:t>
+            </w:r>
+            <w:r>
+              <w:t xml:space="preserve">(</w:t>
+            </w:r>
+            <w:r>
+              <w:rPr>
+                <w:rStyle w:val="VerbatimChar"/>
+              </w:rPr>
+              <w:t xml:space="preserve">pdftotext</w:t>
+            </w:r>
+            <w:r>
+              <w:t xml:space="preserve">) — извлечение текста из PDF для API и описаний через LLM (ставится скриптом; без него PDF отдаются без текста)</w:t>
             </w:r>
           </w:p>
         </w:tc>
@@ -2617,19 +2779,19 @@
               <w:jc w:val="left"/>
             </w:pPr>
             <w:r>
-              <w:t xml:space="preserve">Веб-сервер</w:t>
-            </w:r>
-          </w:p>
-        </w:tc>
-        <w:tc>
-          <w:tcPr/>
-          <w:p>
-            <w:pPr>
-              <w:pStyle w:val="Compact"/>
-              <w:jc w:val="left"/>
-            </w:pPr>
-            <w:r>
-              <w:t xml:space="preserve">nginx (ставится скриптом)</w:t>
+              <w:t xml:space="preserve">База данных</w:t>
+            </w:r>
+          </w:p>
+        </w:tc>
+        <w:tc>
+          <w:tcPr/>
+          <w:p>
+            <w:pPr>
+              <w:pStyle w:val="Compact"/>
+              <w:jc w:val="left"/>
+            </w:pPr>
+            <w:r>
+              <w:t xml:space="preserve">MySQL 8.0+ или MariaDB 10.6+ (ставится скриптом или внешний сервер)</w:t>
             </w:r>
           </w:p>
         </w:tc>
@@ -2643,6 +2805,32 @@
               <w:jc w:val="left"/>
             </w:pPr>
             <w:r>
+              <w:t xml:space="preserve">Веб-сервер</w:t>
+            </w:r>
+          </w:p>
+        </w:tc>
+        <w:tc>
+          <w:tcPr/>
+          <w:p>
+            <w:pPr>
+              <w:pStyle w:val="Compact"/>
+              <w:jc w:val="left"/>
+            </w:pPr>
+            <w:r>
+              <w:t xml:space="preserve">nginx (ставится скриптом)</w:t>
+            </w:r>
+          </w:p>
+        </w:tc>
+      </w:tr>
+      <w:tr>
+        <w:tc>
+          <w:tcPr/>
+          <w:p>
+            <w:pPr>
+              <w:pStyle w:val="Compact"/>
+              <w:jc w:val="left"/>
+            </w:pPr>
+            <w:r>
               <w:t xml:space="preserve">Сеть</w:t>
             </w:r>
           </w:p>
@@ -2655,7 +2843,7 @@
               <w:jc w:val="left"/>
             </w:pPr>
             <w:r>
-              <w:t xml:space="preserve">доступ к репозиториям ОС при установке; для HTTPS — доменное имя, указывающее на сервер, и открытый порт 80/443; для входа через домен — доступ к контроллеру домена (порт 389 или 636); для уведомлений — SMTP-сервер</w:t>
+              <w:t xml:space="preserve">доступ к репозиториям ОС при установке; для HTTPS — доменное имя, указывающее на сервер, и открытый порт 80/443; для входа через домен — доступ к контроллеру домена (порт 389 или 636); для уведомлений — SMTP-сервер; для описаний через LLM — доступ к серверу модели (внешнему или локальному)</w:t>
             </w:r>
           </w:p>
         </w:tc>
@@ -3341,7 +3529,7 @@
         <w:rPr>
           <w:rStyle w:val="NormalTok"/>
         </w:rPr>
-        <w:t xml:space="preserve"> docportal-1.2.0.tar.gz.sha256</w:t>
+        <w:t xml:space="preserve"> docportal-1.3.0.tar.gz.sha256</w:t>
       </w:r>
     </w:p>
     <w:bookmarkEnd w:id="46"/>
@@ -3466,7 +3654,7 @@
         <w:rPr>
           <w:rStyle w:val="NormalTok"/>
         </w:rPr>
-        <w:t xml:space="preserve"> docportal-1.2.0.tar.gz</w:t>
+        <w:t xml:space="preserve"> docportal-1.3.0.tar.gz</w:t>
       </w:r>
       <w:r>
         <w:br/>
@@ -4057,7 +4245,7 @@
         <w:rPr>
           <w:rStyle w:val="NormalTok"/>
         </w:rPr>
-        <w:t xml:space="preserve"> /root/docportal-1.2.0.tar.gz </w:t>
+        <w:t xml:space="preserve"> /root/docportal-1.3.0.tar.gz </w:t>
       </w:r>
       <w:r>
         <w:rPr>
@@ -7652,7 +7840,89 @@
           </w:p>
         </w:tc>
       </w:tr>
+      <w:tr>
+        <w:tc>
+          <w:tcPr/>
+          <w:p>
+            <w:pPr>
+              <w:pStyle w:val="Compact"/>
+              <w:jc w:val="left"/>
+            </w:pPr>
+            <w:r>
+              <w:rPr>
+                <w:rStyle w:val="VerbatimChar"/>
+              </w:rPr>
+              <w:t xml:space="preserve">PDFTOTEXT_BIN</w:t>
+            </w:r>
+          </w:p>
+        </w:tc>
+        <w:tc>
+          <w:tcPr/>
+          <w:p>
+            <w:pPr>
+              <w:pStyle w:val="Compact"/>
+              <w:jc w:val="left"/>
+            </w:pPr>
+            <w:r>
+              <w:t xml:space="preserve">pdftotext</w:t>
+            </w:r>
+          </w:p>
+        </w:tc>
+        <w:tc>
+          <w:tcPr/>
+          <w:p>
+            <w:pPr>
+              <w:pStyle w:val="Compact"/>
+              <w:jc w:val="left"/>
+            </w:pPr>
+            <w:r>
+              <w:t xml:space="preserve">путь к утилите</w:t>
+            </w:r>
+            <w:r>
+              <w:t xml:space="preserve"> </w:t>
+            </w:r>
+            <w:r>
+              <w:rPr>
+                <w:rStyle w:val="VerbatimChar"/>
+              </w:rPr>
+              <w:t xml:space="preserve">pdftotext</w:t>
+            </w:r>
+            <w:r>
+              <w:t xml:space="preserve"> </w:t>
+            </w:r>
+            <w:r>
+              <w:t xml:space="preserve">(poppler-utils) для извлечения текста из PDF; по умолчанию ищется в PATH</w:t>
+            </w:r>
+          </w:p>
+        </w:tc>
+      </w:tr>
     </w:tbl>
+    <w:p>
+      <w:pPr>
+        <w:pStyle w:val="BodyText"/>
+      </w:pPr>
+      <w:r>
+        <w:t xml:space="preserve">Параметры интеграций — ключи API, webhook и подключение к языковой модели — хранятся в базе данных</w:t>
+      </w:r>
+      <w:r>
+        <w:t xml:space="preserve"> </w:t>
+      </w:r>
+      <w:r>
+        <w:t xml:space="preserve">и задаются в панели администратора (раздел «Интеграции», см. 6.7), а не в</w:t>
+      </w:r>
+      <w:r>
+        <w:t xml:space="preserve"> </w:t>
+      </w:r>
+      <w:r>
+        <w:rPr>
+          <w:rStyle w:val="VerbatimChar"/>
+        </w:rPr>
+        <w:t xml:space="preserve">.env.local</w:t>
+      </w:r>
+      <w:r>
+        <w:t xml:space="preserve">.</w:t>
+      </w:r>
+    </w:p>
     <w:bookmarkEnd w:id="56"/>
     <w:bookmarkStart w:id="60" w:name="вход-через-active-directory-ldap"/>
     <w:p>
@@ -9414,7 +9684,7 @@
     </w:p>
     <w:bookmarkEnd w:id="64"/>
     <w:bookmarkEnd w:id="65"/>
-    <w:bookmarkStart w:id="180" w:name="использование"/>
+    <w:bookmarkStart w:id="194" w:name="использование"/>
     <w:p>
       <w:pPr>
         <w:pStyle w:val="Heading1"/>
@@ -9840,7 +10110,7 @@
       </w:r>
     </w:p>
     <w:bookmarkEnd w:id="82"/>
-    <w:bookmarkStart w:id="92" w:name="документ"/>
+    <w:bookmarkStart w:id="95" w:name="документ"/>
     <w:p>
       <w:pPr>
         <w:pStyle w:val="Heading2"/>
@@ -9879,6 +10149,32 @@
       </w:r>
       <w:r>
         <w:t xml:space="preserve">тегами и статистикой. Документ-страницу можно скачать как HTML.</w:t>
+      </w:r>
+    </w:p>
+    <w:p>
+      <w:pPr>
+        <w:pStyle w:val="BodyText"/>
+      </w:pPr>
+      <w:r>
+        <w:t xml:space="preserve">Если описание документа сформировано языковой моделью (см. 6.7, «Интеграции»), рядом с ним</w:t>
+      </w:r>
+      <w:r>
+        <w:t xml:space="preserve"> </w:t>
+      </w:r>
+      <w:r>
+        <w:t xml:space="preserve">стоит значок «ИИ» и дата формирования; такое описание стоит проверить. Модератор может изменить</w:t>
+      </w:r>
+      <w:r>
+        <w:t xml:space="preserve"> </w:t>
+      </w:r>
+      <w:r>
+        <w:t xml:space="preserve">его в карточке — тогда пометка снимается и модель это описание больше не трогает — либо</w:t>
+      </w:r>
+      <w:r>
+        <w:t xml:space="preserve"> </w:t>
+      </w:r>
+      <w:r>
+        <w:t xml:space="preserve">сформировать заново кнопкой «Описать через ИИ заново» в блоке «Управление».</w:t>
       </w:r>
     </w:p>
     <w:p>
@@ -9888,7 +10184,7 @@
       <w:r>
         <w:drawing>
           <wp:inline>
-            <wp:extent cx="5334000" cy="6878637"/>
+            <wp:extent cx="5334000" cy="6856412"/>
             <wp:effectExtent b="0" l="0" r="0" t="0"/>
             <wp:docPr descr="Карточка документа" title="" id="84" name="Picture"/>
             <a:graphic>
@@ -9909,7 +10205,7 @@
                   <pic:spPr bwMode="auto">
                     <a:xfrm>
                       <a:off x="0" y="0"/>
-                      <a:ext cx="5334000" cy="6878637"/>
+                      <a:ext cx="5334000" cy="6856412"/>
                     </a:xfrm>
                     <a:prstGeom prst="rect">
                       <a:avLst/>
@@ -9943,14 +10239,14 @@
       <w:r>
         <w:drawing>
           <wp:inline>
-            <wp:extent cx="5334000" cy="6263745"/>
+            <wp:extent cx="5334000" cy="3333750"/>
             <wp:effectExtent b="0" l="0" r="0" t="0"/>
-            <wp:docPr descr="Документ-страница" title="" id="87" name="Picture"/>
+            <wp:docPr descr="Описание, сформированное языковой моделью" title="" id="87" name="Picture"/>
             <a:graphic>
               <a:graphicData uri="http://schemas.openxmlformats.org/drawingml/2006/picture">
                 <pic:pic>
                   <pic:nvPicPr>
-                    <pic:cNvPr descr="images/08-document-page.png" id="88" name="Picture"/>
+                    <pic:cNvPr descr="images/47-document-ai-description.png" id="88" name="Picture"/>
                     <pic:cNvPicPr>
                       <a:picLocks noChangeArrowheads="1" noChangeAspect="1"/>
                     </pic:cNvPicPr>
@@ -9964,7 +10260,7 @@
                   <pic:spPr bwMode="auto">
                     <a:xfrm>
                       <a:off x="0" y="0"/>
-                      <a:ext cx="5334000" cy="6263745"/>
+                      <a:ext cx="5334000" cy="3333750"/>
                     </a:xfrm>
                     <a:prstGeom prst="rect">
                       <a:avLst/>
@@ -9988,21 +10284,7 @@
         <w:pStyle w:val="ImageCaption"/>
       </w:pPr>
       <w:r>
-        <w:t xml:space="preserve">Документ-страница</w:t>
-      </w:r>
-    </w:p>
-    <w:p>
-      <w:pPr>
-        <w:pStyle w:val="BodyText"/>
-      </w:pPr>
-      <w:r>
-        <w:t xml:space="preserve">Сравнение версий страниц показывает удалённые (красным) и добавленные (зелёным) строки;</w:t>
-      </w:r>
-      <w:r>
-        <w:t xml:space="preserve"> </w:t>
-      </w:r>
-      <w:r>
-        <w:t xml:space="preserve">для файловых версий сравниваются имя, размер, тип, контрольная сумма и даты.</w:t>
+        <w:t xml:space="preserve">Описание, сформированное языковой моделью</w:t>
       </w:r>
     </w:p>
     <w:p>
@@ -10012,20 +10294,89 @@
       <w:r>
         <w:drawing>
           <wp:inline>
-            <wp:extent cx="5334000" cy="3793066"/>
+            <wp:extent cx="5334000" cy="6241520"/>
             <wp:effectExtent b="0" l="0" r="0" t="0"/>
-            <wp:docPr descr="Сравнение версий" title="" id="90" name="Picture"/>
+            <wp:docPr descr="Документ-страница" title="" id="90" name="Picture"/>
             <a:graphic>
               <a:graphicData uri="http://schemas.openxmlformats.org/drawingml/2006/picture">
                 <pic:pic>
                   <pic:nvPicPr>
-                    <pic:cNvPr descr="images/09-compare.png" id="91" name="Picture"/>
+                    <pic:cNvPr descr="images/08-document-page.png" id="91" name="Picture"/>
                     <pic:cNvPicPr>
                       <a:picLocks noChangeArrowheads="1" noChangeAspect="1"/>
                     </pic:cNvPicPr>
                   </pic:nvPicPr>
                   <pic:blipFill>
                     <a:blip r:embed="rId89"/>
+                    <a:stretch>
+                      <a:fillRect/>
+                    </a:stretch>
+                  </pic:blipFill>
+                  <pic:spPr bwMode="auto">
+                    <a:xfrm>
+                      <a:off x="0" y="0"/>
+                      <a:ext cx="5334000" cy="6241520"/>
+                    </a:xfrm>
+                    <a:prstGeom prst="rect">
+                      <a:avLst/>
+                    </a:prstGeom>
+                    <a:noFill/>
+                    <a:ln w="9525">
+                      <a:noFill/>
+                      <a:headEnd/>
+                      <a:tailEnd/>
+                    </a:ln>
+                  </pic:spPr>
+                </pic:pic>
+              </a:graphicData>
+            </a:graphic>
+          </wp:inline>
+        </w:drawing>
+      </w:r>
+    </w:p>
+    <w:p>
+      <w:pPr>
+        <w:pStyle w:val="ImageCaption"/>
+      </w:pPr>
+      <w:r>
+        <w:t xml:space="preserve">Документ-страница</w:t>
+      </w:r>
+    </w:p>
+    <w:p>
+      <w:pPr>
+        <w:pStyle w:val="BodyText"/>
+      </w:pPr>
+      <w:r>
+        <w:t xml:space="preserve">Сравнение версий страниц показывает удалённые (красным) и добавленные (зелёным) строки;</w:t>
+      </w:r>
+      <w:r>
+        <w:t xml:space="preserve"> </w:t>
+      </w:r>
+      <w:r>
+        <w:t xml:space="preserve">для файловых версий сравниваются имя, размер, тип, контрольная сумма и даты.</w:t>
+      </w:r>
+    </w:p>
+    <w:p>
+      <w:pPr>
+        <w:pStyle w:val="CaptionedFigure"/>
+      </w:pPr>
+      <w:r>
+        <w:drawing>
+          <wp:inline>
+            <wp:extent cx="5334000" cy="3793066"/>
+            <wp:effectExtent b="0" l="0" r="0" t="0"/>
+            <wp:docPr descr="Сравнение версий" title="" id="93" name="Picture"/>
+            <a:graphic>
+              <a:graphicData uri="http://schemas.openxmlformats.org/drawingml/2006/picture">
+                <pic:pic>
+                  <pic:nvPicPr>
+                    <pic:cNvPr descr="images/09-compare.png" id="94" name="Picture"/>
+                    <pic:cNvPicPr>
+                      <a:picLocks noChangeArrowheads="1" noChangeAspect="1"/>
+                    </pic:cNvPicPr>
+                  </pic:nvPicPr>
+                  <pic:blipFill>
+                    <a:blip r:embed="rId92"/>
                     <a:stretch>
                       <a:fillRect/>
                     </a:stretch>
@@ -10060,8 +10411,8 @@
         <w:t xml:space="preserve">Сравнение версий</w:t>
       </w:r>
     </w:p>
-    <w:bookmarkEnd w:id="92"/>
-    <w:bookmarkStart w:id="96" w:name="поиск"/>
+    <w:bookmarkEnd w:id="95"/>
+    <w:bookmarkStart w:id="99" w:name="поиск"/>
     <w:p>
       <w:pPr>
         <w:pStyle w:val="Heading2"/>
@@ -10099,18 +10450,18 @@
           <wp:inline>
             <wp:extent cx="5334000" cy="3333750"/>
             <wp:effectExtent b="0" l="0" r="0" t="0"/>
-            <wp:docPr descr="Поиск" title="" id="94" name="Picture"/>
+            <wp:docPr descr="Поиск" title="" id="97" name="Picture"/>
             <a:graphic>
               <a:graphicData uri="http://schemas.openxmlformats.org/drawingml/2006/picture">
                 <pic:pic>
                   <pic:nvPicPr>
-                    <pic:cNvPr descr="images/07-search.png" id="95" name="Picture"/>
+                    <pic:cNvPr descr="images/07-search.png" id="98" name="Picture"/>
                     <pic:cNvPicPr>
                       <a:picLocks noChangeArrowheads="1" noChangeAspect="1"/>
                     </pic:cNvPicPr>
                   </pic:nvPicPr>
                   <pic:blipFill>
-                    <a:blip r:embed="rId93"/>
+                    <a:blip r:embed="rId96"/>
                     <a:stretch>
                       <a:fillRect/>
                     </a:stretch>
@@ -10145,8 +10496,8 @@
         <w:t xml:space="preserve">Поиск</w:t>
       </w:r>
     </w:p>
-    <w:bookmarkEnd w:id="96"/>
-    <w:bookmarkStart w:id="123" w:name="работа-модератора"/>
+    <w:bookmarkEnd w:id="99"/>
+    <w:bookmarkStart w:id="126" w:name="работа-модератора"/>
     <w:p>
       <w:pPr>
         <w:pStyle w:val="Heading2"/>
@@ -10155,7 +10506,7 @@
         <w:t xml:space="preserve">6.5. Работа модератора</w:t>
       </w:r>
     </w:p>
-    <w:bookmarkStart w:id="106" w:name="создание-документа"/>
+    <w:bookmarkStart w:id="109" w:name="создание-документа"/>
     <w:p>
       <w:pPr>
         <w:pStyle w:val="Heading3"/>
@@ -10255,18 +10606,18 @@
           <wp:inline>
             <wp:extent cx="5334000" cy="7189787"/>
             <wp:effectExtent b="0" l="0" r="0" t="0"/>
-            <wp:docPr descr="Новый документ — страница" title="" id="98" name="Picture"/>
+            <wp:docPr descr="Новый документ — страница" title="" id="101" name="Picture"/>
             <a:graphic>
               <a:graphicData uri="http://schemas.openxmlformats.org/drawingml/2006/picture">
                 <pic:pic>
                   <pic:nvPicPr>
-                    <pic:cNvPr descr="images/22-document-new-page.png" id="99" name="Picture"/>
+                    <pic:cNvPr descr="images/22-document-new-page.png" id="102" name="Picture"/>
                     <pic:cNvPicPr>
                       <a:picLocks noChangeArrowheads="1" noChangeAspect="1"/>
                     </pic:cNvPicPr>
                   </pic:nvPicPr>
                   <pic:blipFill>
-                    <a:blip r:embed="rId97"/>
+                    <a:blip r:embed="rId100"/>
                     <a:stretch>
                       <a:fillRect/>
                     </a:stretch>
@@ -10310,18 +10661,18 @@
           <wp:inline>
             <wp:extent cx="5334000" cy="6671204"/>
             <wp:effectExtent b="0" l="0" r="0" t="0"/>
-            <wp:docPr descr="Новый документ — файл" title="" id="101" name="Picture"/>
+            <wp:docPr descr="Новый документ — файл" title="" id="104" name="Picture"/>
             <a:graphic>
               <a:graphicData uri="http://schemas.openxmlformats.org/drawingml/2006/picture">
                 <pic:pic>
                   <pic:nvPicPr>
-                    <pic:cNvPr descr="images/25-document-new-file.png" id="102" name="Picture"/>
+                    <pic:cNvPr descr="images/25-document-new-file.png" id="105" name="Picture"/>
                     <pic:cNvPicPr>
                       <a:picLocks noChangeArrowheads="1" noChangeAspect="1"/>
                     </pic:cNvPicPr>
                   </pic:nvPicPr>
                   <pic:blipFill>
-                    <a:blip r:embed="rId100"/>
+                    <a:blip r:embed="rId103"/>
                     <a:stretch>
                       <a:fillRect/>
                     </a:stretch>
@@ -10379,18 +10730,18 @@
           <wp:inline>
             <wp:extent cx="5334000" cy="3333750"/>
             <wp:effectExtent b="0" l="0" r="0" t="0"/>
-            <wp:docPr descr="Ошибка формата файла" title="" id="104" name="Picture"/>
+            <wp:docPr descr="Ошибка формата файла" title="" id="107" name="Picture"/>
             <a:graphic>
               <a:graphicData uri="http://schemas.openxmlformats.org/drawingml/2006/picture">
                 <pic:pic>
                   <pic:nvPicPr>
-                    <pic:cNvPr descr="images/26-document-file-error.png" id="105" name="Picture"/>
+                    <pic:cNvPr descr="images/26-document-file-error.png" id="108" name="Picture"/>
                     <pic:cNvPicPr>
                       <a:picLocks noChangeArrowheads="1" noChangeAspect="1"/>
                     </pic:cNvPicPr>
                   </pic:nvPicPr>
                   <pic:blipFill>
-                    <a:blip r:embed="rId103"/>
+                    <a:blip r:embed="rId106"/>
                     <a:stretch>
                       <a:fillRect/>
                     </a:stretch>
@@ -10425,8 +10776,40 @@
         <w:t xml:space="preserve">Ошибка формата файла</w:t>
       </w:r>
     </w:p>
-    <w:bookmarkEnd w:id="106"/>
-    <w:bookmarkStart w:id="110" w:name="новая-версия-и-изменение-карточки"/>
+    <w:p>
+      <w:pPr>
+        <w:pStyle w:val="BodyText"/>
+      </w:pPr>
+      <w:r>
+        <w:t xml:space="preserve">Если администратор включил описание документов через LLM, в блоке «Управление» карточки есть</w:t>
+      </w:r>
+      <w:r>
+        <w:t xml:space="preserve"> </w:t>
+      </w:r>
+      <w:r>
+        <w:t xml:space="preserve">кнопка «Описать через ИИ»: модель получает название, раздел, теги, имя файла и начало текста</w:t>
+      </w:r>
+      <w:r>
+        <w:t xml:space="preserve"> </w:t>
+      </w:r>
+      <w:r>
+        <w:t xml:space="preserve">документа и возвращает краткое описание (2–4 предложения). При включённом автоописании описание</w:t>
+      </w:r>
+      <w:r>
+        <w:t xml:space="preserve"> </w:t>
+      </w:r>
+      <w:r>
+        <w:t xml:space="preserve">формируется сразу после создания документа, если поле «Описание» оставлено пустым; ошибка модели</w:t>
+      </w:r>
+      <w:r>
+        <w:t xml:space="preserve"> </w:t>
+      </w:r>
+      <w:r>
+        <w:t xml:space="preserve">созданию не мешает — описание можно сформировать позже.</w:t>
+      </w:r>
+    </w:p>
+    <w:bookmarkEnd w:id="109"/>
+    <w:bookmarkStart w:id="113" w:name="новая-версия-и-изменение-карточки"/>
     <w:p>
       <w:pPr>
         <w:pStyle w:val="Heading3"/>
@@ -10476,18 +10859,18 @@
           <wp:inline>
             <wp:extent cx="5334000" cy="6874933"/>
             <wp:effectExtent b="0" l="0" r="0" t="0"/>
-            <wp:docPr descr="Версии документа" title="" id="108" name="Picture"/>
+            <wp:docPr descr="Версии документа" title="" id="111" name="Picture"/>
             <a:graphic>
               <a:graphicData uri="http://schemas.openxmlformats.org/drawingml/2006/picture">
                 <pic:pic>
                   <pic:nvPicPr>
-                    <pic:cNvPr descr="images/24-document-versions.png" id="109" name="Picture"/>
+                    <pic:cNvPr descr="images/24-document-versions.png" id="112" name="Picture"/>
                     <pic:cNvPicPr>
                       <a:picLocks noChangeArrowheads="1" noChangeAspect="1"/>
                     </pic:cNvPicPr>
                   </pic:nvPicPr>
                   <pic:blipFill>
-                    <a:blip r:embed="rId107"/>
+                    <a:blip r:embed="rId110"/>
                     <a:stretch>
                       <a:fillRect/>
                     </a:stretch>
@@ -10522,8 +10905,8 @@
         <w:t xml:space="preserve">Версии документа</w:t>
       </w:r>
     </w:p>
-    <w:bookmarkEnd w:id="110"/>
-    <w:bookmarkStart w:id="114" w:name="публикация-архив-восстановление-удаление"/>
+    <w:bookmarkEnd w:id="113"/>
+    <w:bookmarkStart w:id="117" w:name="публикация-архив-восстановление-удаление"/>
     <w:p>
       <w:pPr>
         <w:pStyle w:val="Heading3"/>
@@ -10561,18 +10944,18 @@
           <wp:inline>
             <wp:extent cx="5334000" cy="8297333"/>
             <wp:effectExtent b="0" l="0" r="0" t="0"/>
-            <wp:docPr descr="Документ глазами модератора" title="" id="112" name="Picture"/>
+            <wp:docPr descr="Документ глазами модератора" title="" id="115" name="Picture"/>
             <a:graphic>
               <a:graphicData uri="http://schemas.openxmlformats.org/drawingml/2006/picture">
                 <pic:pic>
                   <pic:nvPicPr>
-                    <pic:cNvPr descr="images/21-document-moderator.png" id="113" name="Picture"/>
+                    <pic:cNvPr descr="images/21-document-moderator.png" id="116" name="Picture"/>
                     <pic:cNvPicPr>
                       <a:picLocks noChangeArrowheads="1" noChangeAspect="1"/>
                     </pic:cNvPicPr>
                   </pic:nvPicPr>
                   <pic:blipFill>
-                    <a:blip r:embed="rId111"/>
+                    <a:blip r:embed="rId114"/>
                     <a:stretch>
                       <a:fillRect/>
                     </a:stretch>
@@ -10607,8 +10990,8 @@
         <w:t xml:space="preserve">Документ глазами модератора</w:t>
       </w:r>
     </w:p>
-    <w:bookmarkEnd w:id="114"/>
-    <w:bookmarkStart w:id="118" w:name="подразделы"/>
+    <w:bookmarkEnd w:id="117"/>
+    <w:bookmarkStart w:id="121" w:name="подразделы"/>
     <w:p>
       <w:pPr>
         <w:pStyle w:val="Heading3"/>
@@ -10646,18 +11029,18 @@
           <wp:inline>
             <wp:extent cx="5334000" cy="3333750"/>
             <wp:effectExtent b="0" l="0" r="0" t="0"/>
-            <wp:docPr descr="Новый подраздел" title="" id="116" name="Picture"/>
+            <wp:docPr descr="Новый подраздел" title="" id="119" name="Picture"/>
             <a:graphic>
               <a:graphicData uri="http://schemas.openxmlformats.org/drawingml/2006/picture">
                 <pic:pic>
                   <pic:nvPicPr>
-                    <pic:cNvPr descr="images/28-section-new.png" id="117" name="Picture"/>
+                    <pic:cNvPr descr="images/28-section-new.png" id="120" name="Picture"/>
                     <pic:cNvPicPr>
                       <a:picLocks noChangeArrowheads="1" noChangeAspect="1"/>
                     </pic:cNvPicPr>
                   </pic:nvPicPr>
                   <pic:blipFill>
-                    <a:blip r:embed="rId115"/>
+                    <a:blip r:embed="rId118"/>
                     <a:stretch>
                       <a:fillRect/>
                     </a:stretch>
@@ -10692,8 +11075,8 @@
         <w:t xml:space="preserve">Новый подраздел</w:t>
       </w:r>
     </w:p>
-    <w:bookmarkEnd w:id="118"/>
-    <w:bookmarkStart w:id="122" w:name="статистика-документа"/>
+    <w:bookmarkEnd w:id="121"/>
+    <w:bookmarkStart w:id="125" w:name="статистика-документа"/>
     <w:p>
       <w:pPr>
         <w:pStyle w:val="Heading3"/>
@@ -10731,18 +11114,18 @@
           <wp:inline>
             <wp:extent cx="5334000" cy="6411912"/>
             <wp:effectExtent b="0" l="0" r="0" t="0"/>
-            <wp:docPr descr="Статистика документа" title="" id="120" name="Picture"/>
+            <wp:docPr descr="Статистика документа" title="" id="123" name="Picture"/>
             <a:graphic>
               <a:graphicData uri="http://schemas.openxmlformats.org/drawingml/2006/picture">
                 <pic:pic>
                   <pic:nvPicPr>
-                    <pic:cNvPr descr="images/27-document-stats.png" id="121" name="Picture"/>
+                    <pic:cNvPr descr="images/27-document-stats.png" id="124" name="Picture"/>
                     <pic:cNvPicPr>
                       <a:picLocks noChangeArrowheads="1" noChangeAspect="1"/>
                     </pic:cNvPicPr>
                   </pic:nvPicPr>
                   <pic:blipFill>
-                    <a:blip r:embed="rId119"/>
+                    <a:blip r:embed="rId122"/>
                     <a:stretch>
                       <a:fillRect/>
                     </a:stretch>
@@ -10777,9 +11160,9 @@
         <w:t xml:space="preserve">Статистика документа</w:t>
       </w:r>
     </w:p>
-    <w:bookmarkEnd w:id="122"/>
-    <w:bookmarkEnd w:id="123"/>
-    <w:bookmarkStart w:id="127" w:name="смена-пароля"/>
+    <w:bookmarkEnd w:id="125"/>
+    <w:bookmarkEnd w:id="126"/>
+    <w:bookmarkStart w:id="130" w:name="смена-пароля"/>
     <w:p>
       <w:pPr>
         <w:pStyle w:val="Heading2"/>
@@ -10832,18 +11215,18 @@
           <wp:inline>
             <wp:extent cx="5334000" cy="3333750"/>
             <wp:effectExtent b="0" l="0" r="0" t="0"/>
-            <wp:docPr descr="Смена пароля" title="" id="125" name="Picture"/>
+            <wp:docPr descr="Смена пароля" title="" id="128" name="Picture"/>
             <a:graphic>
               <a:graphicData uri="http://schemas.openxmlformats.org/drawingml/2006/picture">
                 <pic:pic>
                   <pic:nvPicPr>
-                    <pic:cNvPr descr="images/11-password.png" id="126" name="Picture"/>
+                    <pic:cNvPr descr="images/11-password.png" id="129" name="Picture"/>
                     <pic:cNvPicPr>
                       <a:picLocks noChangeArrowheads="1" noChangeAspect="1"/>
                     </pic:cNvPicPr>
                   </pic:nvPicPr>
                   <pic:blipFill>
-                    <a:blip r:embed="rId124"/>
+                    <a:blip r:embed="rId127"/>
                     <a:stretch>
                       <a:fillRect/>
                     </a:stretch>
@@ -10878,8 +11261,8 @@
         <w:t xml:space="preserve">Смена пароля</w:t>
       </w:r>
     </w:p>
-    <w:bookmarkEnd w:id="127"/>
-    <w:bookmarkStart w:id="178" w:name="панель-администратора"/>
+    <w:bookmarkEnd w:id="130"/>
+    <w:bookmarkStart w:id="192" w:name="панель-администратора"/>
     <w:p>
       <w:pPr>
         <w:pStyle w:val="Heading2"/>
@@ -10888,7 +11271,7 @@
         <w:t xml:space="preserve">6.7. Панель администратора</w:t>
       </w:r>
     </w:p>
-    <w:bookmarkStart w:id="131" w:name="обзор"/>
+    <w:bookmarkStart w:id="134" w:name="обзор"/>
     <w:p>
       <w:pPr>
         <w:pStyle w:val="Heading3"/>
@@ -10932,18 +11315,18 @@
           <wp:inline>
             <wp:extent cx="5334000" cy="10393196"/>
             <wp:effectExtent b="0" l="0" r="0" t="0"/>
-            <wp:docPr descr="Панель администратора — обзор" title="" id="129" name="Picture"/>
+            <wp:docPr descr="Панель администратора — обзор" title="" id="132" name="Picture"/>
             <a:graphic>
               <a:graphicData uri="http://schemas.openxmlformats.org/drawingml/2006/picture">
                 <pic:pic>
                   <pic:nvPicPr>
-                    <pic:cNvPr descr="images/30-admin-dashboard.png" id="130" name="Picture"/>
+                    <pic:cNvPr descr="images/30-admin-dashboard.png" id="133" name="Picture"/>
                     <pic:cNvPicPr>
                       <a:picLocks noChangeArrowheads="1" noChangeAspect="1"/>
                     </pic:cNvPicPr>
                   </pic:nvPicPr>
                   <pic:blipFill>
-                    <a:blip r:embed="rId128"/>
+                    <a:blip r:embed="rId131"/>
                     <a:stretch>
                       <a:fillRect/>
                     </a:stretch>
@@ -10978,8 +11361,8 @@
         <w:t xml:space="preserve">Панель администратора — обзор</w:t>
       </w:r>
     </w:p>
-    <w:bookmarkEnd w:id="131"/>
-    <w:bookmarkStart w:id="141" w:name="разделы-и-модераторы"/>
+    <w:bookmarkEnd w:id="134"/>
+    <w:bookmarkStart w:id="144" w:name="разделы-и-модераторы"/>
     <w:p>
       <w:pPr>
         <w:pStyle w:val="Heading3"/>
@@ -11029,18 +11412,18 @@
           <wp:inline>
             <wp:extent cx="5334000" cy="14550475"/>
             <wp:effectExtent b="0" l="0" r="0" t="0"/>
-            <wp:docPr descr="Разделы" title="" id="133" name="Picture"/>
+            <wp:docPr descr="Разделы" title="" id="136" name="Picture"/>
             <a:graphic>
               <a:graphicData uri="http://schemas.openxmlformats.org/drawingml/2006/picture">
                 <pic:pic>
                   <pic:nvPicPr>
-                    <pic:cNvPr descr="images/31-admin-sections.png" id="134" name="Picture"/>
+                    <pic:cNvPr descr="images/31-admin-sections.png" id="137" name="Picture"/>
                     <pic:cNvPicPr>
                       <a:picLocks noChangeArrowheads="1" noChangeAspect="1"/>
                     </pic:cNvPicPr>
                   </pic:nvPicPr>
                   <pic:blipFill>
-                    <a:blip r:embed="rId132"/>
+                    <a:blip r:embed="rId135"/>
                     <a:stretch>
                       <a:fillRect/>
                     </a:stretch>
@@ -11104,67 +11487,12 @@
           <wp:inline>
             <wp:extent cx="5334000" cy="3333750"/>
             <wp:effectExtent b="0" l="0" r="0" t="0"/>
-            <wp:docPr descr="Модераторы раздела" title="" id="136" name="Picture"/>
+            <wp:docPr descr="Модераторы раздела" title="" id="139" name="Picture"/>
             <a:graphic>
               <a:graphicData uri="http://schemas.openxmlformats.org/drawingml/2006/picture">
                 <pic:pic>
                   <pic:nvPicPr>
-                    <pic:cNvPr descr="images/32-admin-moderators.png" id="137" name="Picture"/>
-                    <pic:cNvPicPr>
-                      <a:picLocks noChangeArrowheads="1" noChangeAspect="1"/>
-                    </pic:cNvPicPr>
-                  </pic:nvPicPr>
-                  <pic:blipFill>
-                    <a:blip r:embed="rId135"/>
-                    <a:stretch>
-                      <a:fillRect/>
-                    </a:stretch>
-                  </pic:blipFill>
-                  <pic:spPr bwMode="auto">
-                    <a:xfrm>
-                      <a:off x="0" y="0"/>
-                      <a:ext cx="5334000" cy="3333750"/>
-                    </a:xfrm>
-                    <a:prstGeom prst="rect">
-                      <a:avLst/>
-                    </a:prstGeom>
-                    <a:noFill/>
-                    <a:ln w="9525">
-                      <a:noFill/>
-                      <a:headEnd/>
-                      <a:tailEnd/>
-                    </a:ln>
-                  </pic:spPr>
-                </pic:pic>
-              </a:graphicData>
-            </a:graphic>
-          </wp:inline>
-        </w:drawing>
-      </w:r>
-    </w:p>
-    <w:p>
-      <w:pPr>
-        <w:pStyle w:val="ImageCaption"/>
-      </w:pPr>
-      <w:r>
-        <w:t xml:space="preserve">Модераторы раздела</w:t>
-      </w:r>
-    </w:p>
-    <w:p>
-      <w:pPr>
-        <w:pStyle w:val="CaptionedFigure"/>
-      </w:pPr>
-      <w:r>
-        <w:drawing>
-          <wp:inline>
-            <wp:extent cx="5334000" cy="3333750"/>
-            <wp:effectExtent b="0" l="0" r="0" t="0"/>
-            <wp:docPr descr="Все модераторы" title="" id="139" name="Picture"/>
-            <a:graphic>
-              <a:graphicData uri="http://schemas.openxmlformats.org/drawingml/2006/picture">
-                <pic:pic>
-                  <pic:nvPicPr>
-                    <pic:cNvPr descr="images/33-admin-moderators-all.png" id="140" name="Picture"/>
+                    <pic:cNvPr descr="images/32-admin-moderators.png" id="140" name="Picture"/>
                     <pic:cNvPicPr>
                       <a:picLocks noChangeArrowheads="1" noChangeAspect="1"/>
                     </pic:cNvPicPr>
@@ -11202,37 +11530,7 @@
         <w:pStyle w:val="ImageCaption"/>
       </w:pPr>
       <w:r>
-        <w:t xml:space="preserve">Все модераторы</w:t>
-      </w:r>
-    </w:p>
-    <w:bookmarkEnd w:id="141"/>
-    <w:bookmarkStart w:id="145" w:name="документы"/>
-    <w:p>
-      <w:pPr>
-        <w:pStyle w:val="Heading3"/>
-      </w:pPr>
-      <w:r>
-        <w:t xml:space="preserve">Документы</w:t>
-      </w:r>
-    </w:p>
-    <w:p>
-      <w:pPr>
-        <w:pStyle w:val="FirstParagraph"/>
-      </w:pPr>
-      <w:r>
-        <w:t xml:space="preserve">Реестр всех документов портала с фильтрами: раздел (с подразделами), статус, вид,</w:t>
-      </w:r>
-      <w:r>
-        <w:t xml:space="preserve"> </w:t>
-      </w:r>
-      <w:r>
-        <w:t xml:space="preserve">актуальность (просрочены / истекают / актуальны / бессрочные), доступ (открытые / внутренние),</w:t>
-      </w:r>
-      <w:r>
-        <w:t xml:space="preserve"> </w:t>
-      </w:r>
-      <w:r>
-        <w:t xml:space="preserve">ответственный, поиск по названию и номеру; сортировка; «Выгрузить CSV» — с учётом фильтров.</w:t>
+        <w:t xml:space="preserve">Модераторы раздела</w:t>
       </w:r>
     </w:p>
     <w:p>
@@ -11242,20 +11540,105 @@
       <w:r>
         <w:drawing>
           <wp:inline>
-            <wp:extent cx="5334000" cy="10435474"/>
+            <wp:extent cx="5334000" cy="3333750"/>
             <wp:effectExtent b="0" l="0" r="0" t="0"/>
-            <wp:docPr descr="Реестр документов" title="" id="143" name="Picture"/>
+            <wp:docPr descr="Все модераторы" title="" id="142" name="Picture"/>
             <a:graphic>
               <a:graphicData uri="http://schemas.openxmlformats.org/drawingml/2006/picture">
                 <pic:pic>
                   <pic:nvPicPr>
-                    <pic:cNvPr descr="images/36-admin-documents.png" id="144" name="Picture"/>
+                    <pic:cNvPr descr="images/33-admin-moderators-all.png" id="143" name="Picture"/>
                     <pic:cNvPicPr>
                       <a:picLocks noChangeArrowheads="1" noChangeAspect="1"/>
                     </pic:cNvPicPr>
                   </pic:nvPicPr>
                   <pic:blipFill>
-                    <a:blip r:embed="rId142"/>
+                    <a:blip r:embed="rId141"/>
+                    <a:stretch>
+                      <a:fillRect/>
+                    </a:stretch>
+                  </pic:blipFill>
+                  <pic:spPr bwMode="auto">
+                    <a:xfrm>
+                      <a:off x="0" y="0"/>
+                      <a:ext cx="5334000" cy="3333750"/>
+                    </a:xfrm>
+                    <a:prstGeom prst="rect">
+                      <a:avLst/>
+                    </a:prstGeom>
+                    <a:noFill/>
+                    <a:ln w="9525">
+                      <a:noFill/>
+                      <a:headEnd/>
+                      <a:tailEnd/>
+                    </a:ln>
+                  </pic:spPr>
+                </pic:pic>
+              </a:graphicData>
+            </a:graphic>
+          </wp:inline>
+        </w:drawing>
+      </w:r>
+    </w:p>
+    <w:p>
+      <w:pPr>
+        <w:pStyle w:val="ImageCaption"/>
+      </w:pPr>
+      <w:r>
+        <w:t xml:space="preserve">Все модераторы</w:t>
+      </w:r>
+    </w:p>
+    <w:bookmarkEnd w:id="144"/>
+    <w:bookmarkStart w:id="148" w:name="документы"/>
+    <w:p>
+      <w:pPr>
+        <w:pStyle w:val="Heading3"/>
+      </w:pPr>
+      <w:r>
+        <w:t xml:space="preserve">Документы</w:t>
+      </w:r>
+    </w:p>
+    <w:p>
+      <w:pPr>
+        <w:pStyle w:val="FirstParagraph"/>
+      </w:pPr>
+      <w:r>
+        <w:t xml:space="preserve">Реестр всех документов портала с фильтрами: раздел (с подразделами), статус, вид,</w:t>
+      </w:r>
+      <w:r>
+        <w:t xml:space="preserve"> </w:t>
+      </w:r>
+      <w:r>
+        <w:t xml:space="preserve">актуальность (просрочены / истекают / актуальны / бессрочные), доступ (открытые / внутренние),</w:t>
+      </w:r>
+      <w:r>
+        <w:t xml:space="preserve"> </w:t>
+      </w:r>
+      <w:r>
+        <w:t xml:space="preserve">ответственный, поиск по названию и номеру; сортировка; «Выгрузить CSV» — с учётом фильтров.</w:t>
+      </w:r>
+    </w:p>
+    <w:p>
+      <w:pPr>
+        <w:pStyle w:val="CaptionedFigure"/>
+      </w:pPr>
+      <w:r>
+        <w:drawing>
+          <wp:inline>
+            <wp:extent cx="5334000" cy="10435474"/>
+            <wp:effectExtent b="0" l="0" r="0" t="0"/>
+            <wp:docPr descr="Реестр документов" title="" id="146" name="Picture"/>
+            <a:graphic>
+              <a:graphicData uri="http://schemas.openxmlformats.org/drawingml/2006/picture">
+                <pic:pic>
+                  <pic:nvPicPr>
+                    <pic:cNvPr descr="images/36-admin-documents.png" id="147" name="Picture"/>
+                    <pic:cNvPicPr>
+                      <a:picLocks noChangeArrowheads="1" noChangeAspect="1"/>
+                    </pic:cNvPicPr>
+                  </pic:nvPicPr>
+                  <pic:blipFill>
+                    <a:blip r:embed="rId145"/>
                     <a:stretch>
                       <a:fillRect/>
                     </a:stretch>
@@ -11290,8 +11673,8 @@
         <w:t xml:space="preserve">Реестр документов</w:t>
       </w:r>
     </w:p>
-    <w:bookmarkEnd w:id="145"/>
-    <w:bookmarkStart w:id="155" w:name="импорт-из-каталога"/>
+    <w:bookmarkEnd w:id="148"/>
+    <w:bookmarkStart w:id="158" w:name="импорт-из-каталога"/>
     <w:p>
       <w:pPr>
         <w:pStyle w:val="Heading3"/>
@@ -11563,6 +11946,42 @@
         <w:t xml:space="preserve">ALLOWED_EXTENSIONS</w:t>
       </w:r>
       <w:r>
+        <w:t xml:space="preserve">;</w:t>
+      </w:r>
+    </w:p>
+    <w:p>
+      <w:pPr>
+        <w:numPr>
+          <w:ilvl w:val="1"/>
+          <w:numId w:val="1010"/>
+        </w:numPr>
+        <w:pStyle w:val="Compact"/>
+      </w:pPr>
+      <w:r>
+        <w:t xml:space="preserve">«сформировать описания новых документов через LLM» (показывается, если интеграция включена)</w:t>
+      </w:r>
+      <w:r>
+        <w:t xml:space="preserve"> </w:t>
+      </w:r>
+      <w:r>
+        <w:t xml:space="preserve">— для каждого нового документа вызывается языковая модель; импорт идёт медленнее. Описания</w:t>
+      </w:r>
+      <w:r>
+        <w:t xml:space="preserve"> </w:t>
+      </w:r>
+      <w:r>
+        <w:t xml:space="preserve">можно сформировать и позже командой</w:t>
+      </w:r>
+      <w:r>
+        <w:t xml:space="preserve"> </w:t>
+      </w:r>
+      <w:r>
+        <w:rPr>
+          <w:rStyle w:val="VerbatimChar"/>
+        </w:rPr>
+        <w:t xml:space="preserve">app:documents:describe --missing</w:t>
+      </w:r>
+      <w:r>
         <w:t xml:space="preserve">.</w:t>
       </w:r>
     </w:p>
@@ -11621,20 +12040,20 @@
       <w:r>
         <w:drawing>
           <wp:inline>
-            <wp:extent cx="5334000" cy="5126136"/>
+            <wp:extent cx="5334000" cy="5372754"/>
             <wp:effectExtent b="0" l="0" r="0" t="0"/>
-            <wp:docPr descr="Импорт из каталога — параметры" title="" id="147" name="Picture"/>
+            <wp:docPr descr="Импорт из каталога — параметры" title="" id="150" name="Picture"/>
             <a:graphic>
               <a:graphicData uri="http://schemas.openxmlformats.org/drawingml/2006/picture">
                 <pic:pic>
                   <pic:nvPicPr>
-                    <pic:cNvPr descr="images/42-admin-import.png" id="148" name="Picture"/>
+                    <pic:cNvPr descr="images/42-admin-import.png" id="151" name="Picture"/>
                     <pic:cNvPicPr>
                       <a:picLocks noChangeArrowheads="1" noChangeAspect="1"/>
                     </pic:cNvPicPr>
                   </pic:nvPicPr>
                   <pic:blipFill>
-                    <a:blip r:embed="rId146"/>
+                    <a:blip r:embed="rId149"/>
                     <a:stretch>
                       <a:fillRect/>
                     </a:stretch>
@@ -11642,7 +12061,7 @@
                   <pic:spPr bwMode="auto">
                     <a:xfrm>
                       <a:off x="0" y="0"/>
-                      <a:ext cx="5334000" cy="5126136"/>
+                      <a:ext cx="5334000" cy="5372754"/>
                     </a:xfrm>
                     <a:prstGeom prst="rect">
                       <a:avLst/>
@@ -11678,18 +12097,18 @@
           <wp:inline>
             <wp:extent cx="5334000" cy="6979295"/>
             <wp:effectExtent b="0" l="0" r="0" t="0"/>
-            <wp:docPr descr="Импорт из каталога — план" title="" id="150" name="Picture"/>
+            <wp:docPr descr="Импорт из каталога — план" title="" id="153" name="Picture"/>
             <a:graphic>
               <a:graphicData uri="http://schemas.openxmlformats.org/drawingml/2006/picture">
                 <pic:pic>
                   <pic:nvPicPr>
-                    <pic:cNvPr descr="images/43-admin-import-preview.png" id="151" name="Picture"/>
+                    <pic:cNvPr descr="images/43-admin-import-preview.png" id="154" name="Picture"/>
                     <pic:cNvPicPr>
                       <a:picLocks noChangeArrowheads="1" noChangeAspect="1"/>
                     </pic:cNvPicPr>
                   </pic:nvPicPr>
                   <pic:blipFill>
-                    <a:blip r:embed="rId149"/>
+                    <a:blip r:embed="rId152"/>
                     <a:stretch>
                       <a:fillRect/>
                     </a:stretch>
@@ -11733,18 +12152,18 @@
           <wp:inline>
             <wp:extent cx="5334000" cy="6066808"/>
             <wp:effectExtent b="0" l="0" r="0" t="0"/>
-            <wp:docPr descr="Импорт из каталога — выполнение" title="" id="153" name="Picture"/>
+            <wp:docPr descr="Импорт из каталога — выполнение" title="" id="156" name="Picture"/>
             <a:graphic>
               <a:graphicData uri="http://schemas.openxmlformats.org/drawingml/2006/picture">
                 <pic:pic>
                   <pic:nvPicPr>
-                    <pic:cNvPr descr="images/44-admin-import-job.png" id="154" name="Picture"/>
+                    <pic:cNvPr descr="images/44-admin-import-job.png" id="157" name="Picture"/>
                     <pic:cNvPicPr>
                       <a:picLocks noChangeArrowheads="1" noChangeAspect="1"/>
                     </pic:cNvPicPr>
                   </pic:nvPicPr>
                   <pic:blipFill>
-                    <a:blip r:embed="rId152"/>
+                    <a:blip r:embed="rId155"/>
                     <a:stretch>
                       <a:fillRect/>
                     </a:stretch>
@@ -12173,8 +12592,8 @@
         <w:t xml:space="preserve">(см. 6.8 и 7.1) — она выполняет то же самое без браузера.</w:t>
       </w:r>
     </w:p>
-    <w:bookmarkEnd w:id="155"/>
-    <w:bookmarkStart w:id="162" w:name="пользователи"/>
+    <w:bookmarkEnd w:id="158"/>
+    <w:bookmarkStart w:id="165" w:name="пользователи"/>
     <w:p>
       <w:pPr>
         <w:pStyle w:val="Heading3"/>
@@ -12240,20 +12659,20 @@
       <w:r>
         <w:drawing>
           <wp:inline>
-            <wp:extent cx="5334000" cy="7049758"/>
+            <wp:extent cx="5334000" cy="8050323"/>
             <wp:effectExtent b="0" l="0" r="0" t="0"/>
-            <wp:docPr descr="Пользователи" title="" id="157" name="Picture"/>
+            <wp:docPr descr="Пользователи" title="" id="160" name="Picture"/>
             <a:graphic>
               <a:graphicData uri="http://schemas.openxmlformats.org/drawingml/2006/picture">
                 <pic:pic>
                   <pic:nvPicPr>
-                    <pic:cNvPr descr="images/34-admin-users.png" id="158" name="Picture"/>
+                    <pic:cNvPr descr="images/34-admin-users.png" id="161" name="Picture"/>
                     <pic:cNvPicPr>
                       <a:picLocks noChangeArrowheads="1" noChangeAspect="1"/>
                     </pic:cNvPicPr>
                   </pic:nvPicPr>
                   <pic:blipFill>
-                    <a:blip r:embed="rId156"/>
+                    <a:blip r:embed="rId159"/>
                     <a:stretch>
                       <a:fillRect/>
                     </a:stretch>
@@ -12261,7 +12680,7 @@
                   <pic:spPr bwMode="auto">
                     <a:xfrm>
                       <a:off x="0" y="0"/>
-                      <a:ext cx="5334000" cy="7049758"/>
+                      <a:ext cx="5334000" cy="8050323"/>
                     </a:xfrm>
                     <a:prstGeom prst="rect">
                       <a:avLst/>
@@ -12297,18 +12716,18 @@
           <wp:inline>
             <wp:extent cx="5334000" cy="5006350"/>
             <wp:effectExtent b="0" l="0" r="0" t="0"/>
-            <wp:docPr descr="Форма пользователя" title="" id="160" name="Picture"/>
+            <wp:docPr descr="Форма пользователя" title="" id="163" name="Picture"/>
             <a:graphic>
               <a:graphicData uri="http://schemas.openxmlformats.org/drawingml/2006/picture">
                 <pic:pic>
                   <pic:nvPicPr>
-                    <pic:cNvPr descr="images/35-admin-user-form.png" id="161" name="Picture"/>
+                    <pic:cNvPr descr="images/35-admin-user-form.png" id="164" name="Picture"/>
                     <pic:cNvPicPr>
                       <a:picLocks noChangeArrowheads="1" noChangeAspect="1"/>
                     </pic:cNvPicPr>
                   </pic:nvPicPr>
                   <pic:blipFill>
-                    <a:blip r:embed="rId159"/>
+                    <a:blip r:embed="rId162"/>
                     <a:stretch>
                       <a:fillRect/>
                     </a:stretch>
@@ -12343,8 +12762,8 @@
         <w:t xml:space="preserve">Форма пользователя</w:t>
       </w:r>
     </w:p>
-    <w:bookmarkEnd w:id="162"/>
-    <w:bookmarkStart w:id="166" w:name="статистика-1"/>
+    <w:bookmarkEnd w:id="165"/>
+    <w:bookmarkStart w:id="169" w:name="статистика-1"/>
     <w:p>
       <w:pPr>
         <w:pStyle w:val="Heading3"/>
@@ -12388,18 +12807,18 @@
           <wp:inline>
             <wp:extent cx="5334000" cy="14078377"/>
             <wp:effectExtent b="0" l="0" r="0" t="0"/>
-            <wp:docPr descr="Статистика" title="" id="164" name="Picture"/>
+            <wp:docPr descr="Статистика" title="" id="167" name="Picture"/>
             <a:graphic>
               <a:graphicData uri="http://schemas.openxmlformats.org/drawingml/2006/picture">
                 <pic:pic>
                   <pic:nvPicPr>
-                    <pic:cNvPr descr="images/37-admin-statistics.png" id="165" name="Picture"/>
+                    <pic:cNvPr descr="images/37-admin-statistics.png" id="168" name="Picture"/>
                     <pic:cNvPicPr>
                       <a:picLocks noChangeArrowheads="1" noChangeAspect="1"/>
                     </pic:cNvPicPr>
                   </pic:nvPicPr>
                   <pic:blipFill>
-                    <a:blip r:embed="rId163"/>
+                    <a:blip r:embed="rId166"/>
                     <a:stretch>
                       <a:fillRect/>
                     </a:stretch>
@@ -12434,14 +12853,14 @@
         <w:t xml:space="preserve">Статистика</w:t>
       </w:r>
     </w:p>
-    <w:bookmarkEnd w:id="166"/>
-    <w:bookmarkStart w:id="170" w:name="журнал"/>
+    <w:bookmarkEnd w:id="169"/>
+    <w:bookmarkStart w:id="173" w:name="актуальность-по-разделам"/>
     <w:p>
       <w:pPr>
         <w:pStyle w:val="Heading3"/>
       </w:pPr>
       <w:r>
-        <w:t xml:space="preserve">Журнал</w:t>
+        <w:t xml:space="preserve">Актуальность по разделам</w:t>
       </w:r>
     </w:p>
     <w:p>
@@ -12449,19 +12868,103 @@
         <w:pStyle w:val="FirstParagraph"/>
       </w:pPr>
       <w:r>
-        <w:t xml:space="preserve">Все события по документам с фильтрами по типу, пользователю, разделу, документу и периоду:</w:t>
-      </w:r>
-      <w:r>
-        <w:t xml:space="preserve"> </w:t>
-      </w:r>
-      <w:r>
-        <w:t xml:space="preserve">когда, событие (с номером версии), документ, кто (с IP), подробности (например, откуда и куда</w:t>
-      </w:r>
-      <w:r>
-        <w:t xml:space="preserve"> </w:t>
-      </w:r>
-      <w:r>
-        <w:t xml:space="preserve">перемещён документ, кому ушло уведомление). Показываются последние 300 событий по фильтру.</w:t>
+        <w:t xml:space="preserve">Страница «Статистика» → «по разделам» (ссылки есть также в обзоре и в карточке «Контроль</w:t>
+      </w:r>
+      <w:r>
+        <w:t xml:space="preserve"> </w:t>
+      </w:r>
+      <w:r>
+        <w:t xml:space="preserve">актуальности»). Сверху — сводка: сколько опубликованных документов просрочено, истекает в</w:t>
+      </w:r>
+      <w:r>
+        <w:t xml:space="preserve"> </w:t>
+      </w:r>
+      <w:r>
+        <w:t xml:space="preserve">ближайшие</w:t>
+      </w:r>
+      <w:r>
+        <w:t xml:space="preserve"> </w:t>
+      </w:r>
+      <w:r>
+        <w:rPr>
+          <w:rStyle w:val="VerbatimChar"/>
+        </w:rPr>
+        <w:t xml:space="preserve">EXPIRY_SOON_DAYS</w:t>
+      </w:r>
+      <w:r>
+        <w:t xml:space="preserve"> </w:t>
+      </w:r>
+      <w:r>
+        <w:t xml:space="preserve">дней, актуально и бессрочно, и доля проблемных. Ниже —</w:t>
+      </w:r>
+      <w:r>
+        <w:t xml:space="preserve"> </w:t>
+      </w:r>
+      <w:r>
+        <w:rPr>
+          <w:bCs/>
+          <w:b/>
+        </w:rPr>
+        <w:t xml:space="preserve">дерево</w:t>
+      </w:r>
+      <w:r>
+        <w:rPr>
+          <w:bCs/>
+          <w:b/>
+        </w:rPr>
+        <w:t xml:space="preserve"> </w:t>
+      </w:r>
+      <w:r>
+        <w:rPr>
+          <w:bCs/>
+          <w:b/>
+        </w:rPr>
+        <w:t xml:space="preserve">разделов</w:t>
+      </w:r>
+      <w:r>
+        <w:t xml:space="preserve">: для каждого раздела полоса состояния (доли просроченных, истекающих, актуальных и</w:t>
+      </w:r>
+      <w:r>
+        <w:t xml:space="preserve"> </w:t>
+      </w:r>
+      <w:r>
+        <w:t xml:space="preserve">бессрочных документов с учётом всех подразделов), счётчики по поддереву, отдельно — документы в</w:t>
+      </w:r>
+      <w:r>
+        <w:t xml:space="preserve"> </w:t>
+      </w:r>
+      <w:r>
+        <w:t xml:space="preserve">самом разделе, максимальная просрочка в днях и модераторы раздела; кнопка «В реестре» открывает</w:t>
+      </w:r>
+      <w:r>
+        <w:t xml:space="preserve"> </w:t>
+      </w:r>
+      <w:r>
+        <w:t xml:space="preserve">проблемные документы раздела в реестре с фильтрами. Фильтры над таблицей: корневой раздел (дерево</w:t>
+      </w:r>
+      <w:r>
+        <w:t xml:space="preserve"> </w:t>
+      </w:r>
+      <w:r>
+        <w:t xml:space="preserve">показывается от него) и «только с проблемами». Далее — список устаревших документов, сгруппированный</w:t>
+      </w:r>
+      <w:r>
+        <w:t xml:space="preserve"> </w:t>
+      </w:r>
+      <w:r>
+        <w:t xml:space="preserve">по разделам (ответственный, дата «актуален до», дней до срока / просрочки, версия, последний</w:t>
+      </w:r>
+      <w:r>
+        <w:t xml:space="preserve"> </w:t>
+      </w:r>
+      <w:r>
+        <w:t xml:space="preserve">просмотр), сводка по ответственным и кнопка «Выгрузить CSV» (перечень с ответственными и</w:t>
+      </w:r>
+      <w:r>
+        <w:t xml:space="preserve"> </w:t>
+      </w:r>
+      <w:r>
+        <w:t xml:space="preserve">модераторами разделов — для рассылки или совещания). Черновики и архив в сводку не входят.</w:t>
       </w:r>
     </w:p>
     <w:p>
@@ -12471,20 +12974,105 @@
       <w:r>
         <w:drawing>
           <wp:inline>
-            <wp:extent cx="5334000" cy="3333750"/>
+            <wp:extent cx="5334000" cy="10900525"/>
             <wp:effectExtent b="0" l="0" r="0" t="0"/>
-            <wp:docPr descr="Журнал событий" title="" id="168" name="Picture"/>
+            <wp:docPr descr="Актуальность по разделам" title="" id="171" name="Picture"/>
             <a:graphic>
               <a:graphicData uri="http://schemas.openxmlformats.org/drawingml/2006/picture">
                 <pic:pic>
                   <pic:nvPicPr>
-                    <pic:cNvPr descr="images/38-admin-events.png" id="169" name="Picture"/>
+                    <pic:cNvPr descr="images/37-admin-statistics-validity.png" id="172" name="Picture"/>
                     <pic:cNvPicPr>
                       <a:picLocks noChangeArrowheads="1" noChangeAspect="1"/>
                     </pic:cNvPicPr>
                   </pic:nvPicPr>
                   <pic:blipFill>
-                    <a:blip r:embed="rId167"/>
+                    <a:blip r:embed="rId170"/>
+                    <a:stretch>
+                      <a:fillRect/>
+                    </a:stretch>
+                  </pic:blipFill>
+                  <pic:spPr bwMode="auto">
+                    <a:xfrm>
+                      <a:off x="0" y="0"/>
+                      <a:ext cx="5334000" cy="10900525"/>
+                    </a:xfrm>
+                    <a:prstGeom prst="rect">
+                      <a:avLst/>
+                    </a:prstGeom>
+                    <a:noFill/>
+                    <a:ln w="9525">
+                      <a:noFill/>
+                      <a:headEnd/>
+                      <a:tailEnd/>
+                    </a:ln>
+                  </pic:spPr>
+                </pic:pic>
+              </a:graphicData>
+            </a:graphic>
+          </wp:inline>
+        </w:drawing>
+      </w:r>
+    </w:p>
+    <w:p>
+      <w:pPr>
+        <w:pStyle w:val="ImageCaption"/>
+      </w:pPr>
+      <w:r>
+        <w:t xml:space="preserve">Актуальность по разделам</w:t>
+      </w:r>
+    </w:p>
+    <w:bookmarkEnd w:id="173"/>
+    <w:bookmarkStart w:id="177" w:name="журнал"/>
+    <w:p>
+      <w:pPr>
+        <w:pStyle w:val="Heading3"/>
+      </w:pPr>
+      <w:r>
+        <w:t xml:space="preserve">Журнал</w:t>
+      </w:r>
+    </w:p>
+    <w:p>
+      <w:pPr>
+        <w:pStyle w:val="FirstParagraph"/>
+      </w:pPr>
+      <w:r>
+        <w:t xml:space="preserve">Все события по документам с фильтрами по типу, пользователю, разделу, документу и периоду:</w:t>
+      </w:r>
+      <w:r>
+        <w:t xml:space="preserve"> </w:t>
+      </w:r>
+      <w:r>
+        <w:t xml:space="preserve">когда, событие (с номером версии), документ, кто (с IP), подробности (например, откуда и куда</w:t>
+      </w:r>
+      <w:r>
+        <w:t xml:space="preserve"> </w:t>
+      </w:r>
+      <w:r>
+        <w:t xml:space="preserve">перемещён документ, кому ушло уведомление). Показываются последние 300 событий по фильтру.</w:t>
+      </w:r>
+    </w:p>
+    <w:p>
+      <w:pPr>
+        <w:pStyle w:val="CaptionedFigure"/>
+      </w:pPr>
+      <w:r>
+        <w:drawing>
+          <wp:inline>
+            <wp:extent cx="5334000" cy="3333750"/>
+            <wp:effectExtent b="0" l="0" r="0" t="0"/>
+            <wp:docPr descr="Журнал событий" title="" id="175" name="Picture"/>
+            <a:graphic>
+              <a:graphicData uri="http://schemas.openxmlformats.org/drawingml/2006/picture">
+                <pic:pic>
+                  <pic:nvPicPr>
+                    <pic:cNvPr descr="images/38-admin-events.png" id="176" name="Picture"/>
+                    <pic:cNvPicPr>
+                      <a:picLocks noChangeArrowheads="1" noChangeAspect="1"/>
+                    </pic:cNvPicPr>
+                  </pic:nvPicPr>
+                  <pic:blipFill>
+                    <a:blip r:embed="rId174"/>
                     <a:stretch>
                       <a:fillRect/>
                     </a:stretch>
@@ -12519,14 +13107,14 @@
         <w:t xml:space="preserve">Журнал событий</w:t>
       </w:r>
     </w:p>
-    <w:bookmarkEnd w:id="170"/>
-    <w:bookmarkStart w:id="177" w:name="настройки"/>
+    <w:bookmarkEnd w:id="177"/>
+    <w:bookmarkStart w:id="184" w:name="интеграции"/>
     <w:p>
       <w:pPr>
         <w:pStyle w:val="Heading3"/>
       </w:pPr>
       <w:r>
-        <w:t xml:space="preserve">Настройки</w:t>
+        <w:t xml:space="preserve">Интеграции</w:t>
       </w:r>
     </w:p>
     <w:p>
@@ -12534,97 +13122,13 @@
         <w:pStyle w:val="FirstParagraph"/>
       </w:pPr>
       <w:r>
-        <w:t xml:space="preserve">Блок «Просмотр без входа» задаёт, кто может смотреть открытые документы без входа в портал:</w:t>
-      </w:r>
-      <w:r>
-        <w:t xml:space="preserve"> </w:t>
-      </w:r>
-      <w:r>
-        <w:t xml:space="preserve">«разрешён с любых адресов» (по умолчанию), «только с указанных IP-адресов и подсетей» (список</w:t>
-      </w:r>
-      <w:r>
-        <w:t xml:space="preserve"> </w:t>
-      </w:r>
-      <w:r>
-        <w:t xml:space="preserve">адресов и подсетей в формате CIDR, IPv4 и IPv6, по одному в строке — например,</w:t>
-      </w:r>
-      <w:r>
-        <w:t xml:space="preserve"> </w:t>
-      </w:r>
-      <w:r>
-        <w:rPr>
-          <w:rStyle w:val="VerbatimChar"/>
-        </w:rPr>
-        <w:t xml:space="preserve">10.0.0.0/8</w:t>
-      </w:r>
-      <w:r>
-        <w:t xml:space="preserve">,</w:t>
-      </w:r>
-      <w:r>
-        <w:t xml:space="preserve"> </w:t>
-      </w:r>
-      <w:r>
-        <w:rPr>
-          <w:rStyle w:val="VerbatimChar"/>
-        </w:rPr>
-        <w:t xml:space="preserve">192.168.10.0/24</w:t>
-      </w:r>
-      <w:r>
-        <w:t xml:space="preserve">,</w:t>
-      </w:r>
-      <w:r>
-        <w:t xml:space="preserve"> </w:t>
-      </w:r>
-      <w:r>
-        <w:rPr>
-          <w:rStyle w:val="VerbatimChar"/>
-        </w:rPr>
-        <w:t xml:space="preserve">172.16.5.20</w:t>
-      </w:r>
-      <w:r>
-        <w:t xml:space="preserve">) или «выключен — для просмотра нужно войти». Гость с</w:t>
-      </w:r>
-      <w:r>
-        <w:t xml:space="preserve"> </w:t>
-      </w:r>
-      <w:r>
-        <w:t xml:space="preserve">неразрешённого адреса при открытии любой страницы попадает на форму входа; на вход по логину,</w:t>
-      </w:r>
-      <w:r>
-        <w:t xml:space="preserve"> </w:t>
-      </w:r>
-      <w:r>
-        <w:t xml:space="preserve">работу сотрудников и панель администратора режим не влияет. Под полем показан адрес, с которого</w:t>
-      </w:r>
-      <w:r>
-        <w:t xml:space="preserve"> </w:t>
-      </w:r>
-      <w:r>
-        <w:t xml:space="preserve">вы зашли, и входит ли он в список. Если портал стоит за прокси или балансировщиком, укажите его</w:t>
-      </w:r>
-      <w:r>
-        <w:t xml:space="preserve"> </w:t>
-      </w:r>
-      <w:r>
-        <w:t xml:space="preserve">адрес в</w:t>
-      </w:r>
-      <w:r>
-        <w:t xml:space="preserve"> </w:t>
-      </w:r>
-      <w:r>
-        <w:rPr>
-          <w:rStyle w:val="VerbatimChar"/>
-        </w:rPr>
-        <w:t xml:space="preserve">TRUSTED_PROXIES</w:t>
-      </w:r>
-      <w:r>
-        <w:t xml:space="preserve">, иначе все посетители будут видны с адреса прокси. Изменения</w:t>
-      </w:r>
-      <w:r>
-        <w:t xml:space="preserve"> </w:t>
-      </w:r>
-      <w:r>
-        <w:t xml:space="preserve">записываются в журнал аудита.</w:t>
+        <w:t xml:space="preserve">Раздел «Интеграции» панели администратора объединяет всё, что нужно для связи портала с внешними</w:t>
+      </w:r>
+      <w:r>
+        <w:t xml:space="preserve"> </w:t>
+      </w:r>
+      <w:r>
+        <w:t xml:space="preserve">системами: ключи REST API, webhook об изменениях и подключение к языковой модели.</w:t>
       </w:r>
     </w:p>
     <w:p>
@@ -12634,20 +13138,775 @@
       <w:r>
         <w:drawing>
           <wp:inline>
-            <wp:extent cx="5334000" cy="3333750"/>
+            <wp:extent cx="5334000" cy="10520029"/>
             <wp:effectExtent b="0" l="0" r="0" t="0"/>
-            <wp:docPr descr="Просмотр без входа" title="" id="172" name="Picture"/>
+            <wp:docPr descr="Интеграции: ключи API" title="" id="179" name="Picture"/>
             <a:graphic>
               <a:graphicData uri="http://schemas.openxmlformats.org/drawingml/2006/picture">
                 <pic:pic>
                   <pic:nvPicPr>
-                    <pic:cNvPr descr="images/39-admin-settings-guest.png" id="173" name="Picture"/>
+                    <pic:cNvPr descr="images/45-admin-integrations.png" id="180" name="Picture"/>
                     <pic:cNvPicPr>
                       <a:picLocks noChangeArrowheads="1" noChangeAspect="1"/>
                     </pic:cNvPicPr>
                   </pic:nvPicPr>
                   <pic:blipFill>
-                    <a:blip r:embed="rId171"/>
+                    <a:blip r:embed="rId178"/>
+                    <a:stretch>
+                      <a:fillRect/>
+                    </a:stretch>
+                  </pic:blipFill>
+                  <pic:spPr bwMode="auto">
+                    <a:xfrm>
+                      <a:off x="0" y="0"/>
+                      <a:ext cx="5334000" cy="10520029"/>
+                    </a:xfrm>
+                    <a:prstGeom prst="rect">
+                      <a:avLst/>
+                    </a:prstGeom>
+                    <a:noFill/>
+                    <a:ln w="9525">
+                      <a:noFill/>
+                      <a:headEnd/>
+                      <a:tailEnd/>
+                    </a:ln>
+                  </pic:spPr>
+                </pic:pic>
+              </a:graphicData>
+            </a:graphic>
+          </wp:inline>
+        </w:drawing>
+      </w:r>
+    </w:p>
+    <w:p>
+      <w:pPr>
+        <w:pStyle w:val="ImageCaption"/>
+      </w:pPr>
+      <w:r>
+        <w:t xml:space="preserve">Интеграции: ключи API</w:t>
+      </w:r>
+    </w:p>
+    <w:p>
+      <w:pPr>
+        <w:pStyle w:val="BodyText"/>
+      </w:pPr>
+      <w:r>
+        <w:rPr>
+          <w:bCs/>
+          <w:b/>
+        </w:rPr>
+        <w:t xml:space="preserve">Ключи REST API.</w:t>
+      </w:r>
+      <w:r>
+        <w:t xml:space="preserve"> </w:t>
+      </w:r>
+      <w:r>
+        <w:t xml:space="preserve">Внешняя система (индексатор RAG, корпоративный поисковик, чат-бот)</w:t>
+      </w:r>
+      <w:r>
+        <w:t xml:space="preserve"> </w:t>
+      </w:r>
+      <w:r>
+        <w:t xml:space="preserve">обращается к API по ключу. Укажите название (например, «Индексатор RAG») и при необходимости</w:t>
+      </w:r>
+      <w:r>
+        <w:t xml:space="preserve"> </w:t>
+      </w:r>
+      <w:r>
+        <w:t xml:space="preserve">флажок «включая внутренние документы»: без него ключ видит только</w:t>
+      </w:r>
+      <w:r>
+        <w:t xml:space="preserve"> </w:t>
+      </w:r>
+      <w:r>
+        <w:rPr>
+          <w:iCs/>
+          <w:i/>
+        </w:rPr>
+        <w:t xml:space="preserve">открытые</w:t>
+      </w:r>
+      <w:r>
+        <w:t xml:space="preserve"> </w:t>
+      </w:r>
+      <w:r>
+        <w:t xml:space="preserve">опубликованные</w:t>
+      </w:r>
+      <w:r>
+        <w:t xml:space="preserve"> </w:t>
+      </w:r>
+      <w:r>
+        <w:t xml:space="preserve">документы (как гости портала), с ним — все опубликованные, включая внутренние. Черновики через API</w:t>
+      </w:r>
+      <w:r>
+        <w:t xml:space="preserve"> </w:t>
+      </w:r>
+      <w:r>
+        <w:t xml:space="preserve">недоступны никому. Ключ показывается один раз сразу после создания — скопируйте его в настройки</w:t>
+      </w:r>
+      <w:r>
+        <w:t xml:space="preserve"> </w:t>
+      </w:r>
+      <w:r>
+        <w:t xml:space="preserve">внешней системы; в базе хранится только хэш. В таблице видны префикс ключа, число запросов, время</w:t>
+      </w:r>
+      <w:r>
+        <w:t xml:space="preserve"> </w:t>
+      </w:r>
+      <w:r>
+        <w:t xml:space="preserve">и адрес последнего обращения; ключ можно отключить (временно) или удалить. Те же действия доступны</w:t>
+      </w:r>
+      <w:r>
+        <w:t xml:space="preserve"> </w:t>
+      </w:r>
+      <w:r>
+        <w:t xml:space="preserve">из консоли:</w:t>
+      </w:r>
+      <w:r>
+        <w:t xml:space="preserve"> </w:t>
+      </w:r>
+      <w:r>
+        <w:rPr>
+          <w:rStyle w:val="VerbatimChar"/>
+        </w:rPr>
+        <w:t xml:space="preserve">docportal api-key list | create "Название" [--internal] | disable ID | enable ID | delete ID</w:t>
+      </w:r>
+      <w:r>
+        <w:t xml:space="preserve">. Описание самого API — в приложении 8.3.</w:t>
+      </w:r>
+    </w:p>
+    <w:p>
+      <w:pPr>
+        <w:pStyle w:val="BodyText"/>
+      </w:pPr>
+      <w:r>
+        <w:rPr>
+          <w:bCs/>
+          <w:b/>
+        </w:rPr>
+        <w:t xml:space="preserve">Webhook об изменениях.</w:t>
+      </w:r>
+      <w:r>
+        <w:t xml:space="preserve"> </w:t>
+      </w:r>
+      <w:r>
+        <w:t xml:space="preserve">Если задать адрес (и, желательно, секрет), портал после каждого</w:t>
+      </w:r>
+      <w:r>
+        <w:t xml:space="preserve"> </w:t>
+      </w:r>
+      <w:r>
+        <w:t xml:space="preserve">изменения документов — создание, новая версия, публикация, снятие с публикации, архив,</w:t>
+      </w:r>
+      <w:r>
+        <w:t xml:space="preserve"> </w:t>
+      </w:r>
+      <w:r>
+        <w:t xml:space="preserve">перемещение, удаление — отправляет на этот адрес один POST-запрос с JSON вида</w:t>
+      </w:r>
+      <w:r>
+        <w:t xml:space="preserve"> </w:t>
+      </w:r>
+      <w:r>
+        <w:rPr>
+          <w:rStyle w:val="VerbatimChar"/>
+        </w:rPr>
+        <w:t xml:space="preserve">{"event": "documents.changed", "changes": [{"document_id": 12, "type": "publish", …}], "deleted": [...], "documents": [{"id": 12, "url": "…/api/v1/documents/12"}]}</w:t>
+      </w:r>
+      <w:r>
+        <w:t xml:space="preserve">. Заголовки:</w:t>
+      </w:r>
+      <w:r>
+        <w:t xml:space="preserve"> </w:t>
+      </w:r>
+      <w:r>
+        <w:rPr>
+          <w:rStyle w:val="VerbatimChar"/>
+        </w:rPr>
+        <w:t xml:space="preserve">X-Docportal-Event</w:t>
+      </w:r>
+      <w:r>
+        <w:t xml:space="preserve"> </w:t>
+      </w:r>
+      <w:r>
+        <w:t xml:space="preserve">(тип события),</w:t>
+      </w:r>
+      <w:r>
+        <w:t xml:space="preserve"> </w:t>
+      </w:r>
+      <w:r>
+        <w:rPr>
+          <w:rStyle w:val="VerbatimChar"/>
+        </w:rPr>
+        <w:t xml:space="preserve">X-Docportal-Delivery</w:t>
+      </w:r>
+      <w:r>
+        <w:t xml:space="preserve"> </w:t>
+      </w:r>
+      <w:r>
+        <w:t xml:space="preserve">(идентификатор отправки) и, при заданном</w:t>
+      </w:r>
+      <w:r>
+        <w:t xml:space="preserve"> </w:t>
+      </w:r>
+      <w:r>
+        <w:t xml:space="preserve">секрете,</w:t>
+      </w:r>
+      <w:r>
+        <w:t xml:space="preserve"> </w:t>
+      </w:r>
+      <w:r>
+        <w:rPr>
+          <w:rStyle w:val="VerbatimChar"/>
+        </w:rPr>
+        <w:t xml:space="preserve">X-Docportal-Signature: sha256=&lt;HMAC-SHA256 тела запроса&gt;</w:t>
+      </w:r>
+      <w:r>
+        <w:t xml:space="preserve"> </w:t>
+      </w:r>
+      <w:r>
+        <w:t xml:space="preserve">— по нему получатель</w:t>
+      </w:r>
+      <w:r>
+        <w:t xml:space="preserve"> </w:t>
+      </w:r>
+      <w:r>
+        <w:t xml:space="preserve">проверяет подлинность. Просмотры и скачивания webhook не порождают. Доставка выполняется один раз</w:t>
+      </w:r>
+      <w:r>
+        <w:t xml:space="preserve"> </w:t>
+      </w:r>
+      <w:r>
+        <w:t xml:space="preserve">без повторов (тайм-аут 10 с), поэтому внешняя система должна использовать webhook только как</w:t>
+      </w:r>
+      <w:r>
+        <w:t xml:space="preserve"> </w:t>
+      </w:r>
+      <w:r>
+        <w:t xml:space="preserve">сигнал «пора синхронизироваться» и опираться на</w:t>
+      </w:r>
+      <w:r>
+        <w:t xml:space="preserve"> </w:t>
+      </w:r>
+      <w:r>
+        <w:rPr>
+          <w:rStyle w:val="VerbatimChar"/>
+        </w:rPr>
+        <w:t xml:space="preserve">GET /api/v1/changes</w:t>
+      </w:r>
+      <w:r>
+        <w:t xml:space="preserve">. Кнопка «Отправить пробный</w:t>
+      </w:r>
+      <w:r>
+        <w:t xml:space="preserve"> </w:t>
+      </w:r>
+      <w:r>
+        <w:t xml:space="preserve">запрос» шлёт событие</w:t>
+      </w:r>
+      <w:r>
+        <w:t xml:space="preserve"> </w:t>
+      </w:r>
+      <w:r>
+        <w:rPr>
+          <w:rStyle w:val="VerbatimChar"/>
+        </w:rPr>
+        <w:t xml:space="preserve">ping</w:t>
+      </w:r>
+      <w:r>
+        <w:t xml:space="preserve">.</w:t>
+      </w:r>
+    </w:p>
+    <w:p>
+      <w:pPr>
+        <w:pStyle w:val="BodyText"/>
+      </w:pPr>
+      <w:r>
+        <w:rPr>
+          <w:bCs/>
+          <w:b/>
+        </w:rPr>
+        <w:t xml:space="preserve">Описания документов через LLM.</w:t>
+      </w:r>
+      <w:r>
+        <w:t xml:space="preserve"> </w:t>
+      </w:r>
+      <w:r>
+        <w:t xml:space="preserve">Портал умеет формировать краткие описания документов через</w:t>
+      </w:r>
+      <w:r>
+        <w:t xml:space="preserve"> </w:t>
+      </w:r>
+      <w:r>
+        <w:t xml:space="preserve">внешнюю языковую модель по OpenAI-совместимому протоколу (</w:t>
+      </w:r>
+      <w:r>
+        <w:rPr>
+          <w:rStyle w:val="VerbatimChar"/>
+        </w:rPr>
+        <w:t xml:space="preserve">POST &lt;адрес&gt;/chat/completions</w:t>
+      </w:r>
+      <w:r>
+        <w:t xml:space="preserve">):</w:t>
+      </w:r>
+      <w:r>
+        <w:t xml:space="preserve"> </w:t>
+      </w:r>
+      <w:r>
+        <w:t xml:space="preserve">подходят OpenAI, OpenRouter, Ollama (</w:t>
+      </w:r>
+      <w:r>
+        <w:rPr>
+          <w:rStyle w:val="VerbatimChar"/>
+        </w:rPr>
+        <w:t xml:space="preserve">http://сервер:11434/v1</w:t>
+      </w:r>
+      <w:r>
+        <w:t xml:space="preserve">), LM Studio, vLLM, LocalAI и другие</w:t>
+      </w:r>
+      <w:r>
+        <w:t xml:space="preserve"> </w:t>
+      </w:r>
+      <w:r>
+        <w:t xml:space="preserve">серверы с тем же API — в том числе полностью локальные, если документы нельзя передавать во внешние</w:t>
+      </w:r>
+      <w:r>
+        <w:t xml:space="preserve"> </w:t>
+      </w:r>
+      <w:r>
+        <w:t xml:space="preserve">сервисы. Параметры: включение, адрес API, модель, ключ API (хранится в базе, на странице</w:t>
+      </w:r>
+      <w:r>
+        <w:t xml:space="preserve"> </w:t>
+      </w:r>
+      <w:r>
+        <w:t xml:space="preserve">показывается замаскированным; пустое поле при сохранении оставляет прежний ключ), объём текста</w:t>
+      </w:r>
+      <w:r>
+        <w:t xml:space="preserve"> </w:t>
+      </w:r>
+      <w:r>
+        <w:t xml:space="preserve">документа, передаваемого модели (по умолчанию 12 000 символов от начала), тайм-аут, температура и</w:t>
+      </w:r>
+      <w:r>
+        <w:t xml:space="preserve"> </w:t>
+      </w:r>
+      <w:r>
+        <w:t xml:space="preserve">системная инструкция (промпт), которую можно отредактировать под стиль компании. Флажок</w:t>
+      </w:r>
+      <w:r>
+        <w:t xml:space="preserve"> </w:t>
+      </w:r>
+      <w:r>
+        <w:t xml:space="preserve">«автоматически описывать новые документы» включает описание при создании документа через форму и</w:t>
+      </w:r>
+      <w:r>
+        <w:t xml:space="preserve"> </w:t>
+      </w:r>
+      <w:r>
+        <w:t xml:space="preserve">при импорте (если описание не заполнено вручную).</w:t>
+      </w:r>
+    </w:p>
+    <w:p>
+      <w:pPr>
+        <w:pStyle w:val="CaptionedFigure"/>
+      </w:pPr>
+      <w:r>
+        <w:drawing>
+          <wp:inline>
+            <wp:extent cx="5334000" cy="9561741"/>
+            <wp:effectExtent b="0" l="0" r="0" t="0"/>
+            <wp:docPr descr="Интеграции: LLM" title="" id="182" name="Picture"/>
+            <a:graphic>
+              <a:graphicData uri="http://schemas.openxmlformats.org/drawingml/2006/picture">
+                <pic:pic>
+                  <pic:nvPicPr>
+                    <pic:cNvPr descr="images/46-admin-integrations-llm.png" id="183" name="Picture"/>
+                    <pic:cNvPicPr>
+                      <a:picLocks noChangeArrowheads="1" noChangeAspect="1"/>
+                    </pic:cNvPicPr>
+                  </pic:nvPicPr>
+                  <pic:blipFill>
+                    <a:blip r:embed="rId181"/>
+                    <a:stretch>
+                      <a:fillRect/>
+                    </a:stretch>
+                  </pic:blipFill>
+                  <pic:spPr bwMode="auto">
+                    <a:xfrm>
+                      <a:off x="0" y="0"/>
+                      <a:ext cx="5334000" cy="9561741"/>
+                    </a:xfrm>
+                    <a:prstGeom prst="rect">
+                      <a:avLst/>
+                    </a:prstGeom>
+                    <a:noFill/>
+                    <a:ln w="9525">
+                      <a:noFill/>
+                      <a:headEnd/>
+                      <a:tailEnd/>
+                    </a:ln>
+                  </pic:spPr>
+                </pic:pic>
+              </a:graphicData>
+            </a:graphic>
+          </wp:inline>
+        </w:drawing>
+      </w:r>
+    </w:p>
+    <w:p>
+      <w:pPr>
+        <w:pStyle w:val="ImageCaption"/>
+      </w:pPr>
+      <w:r>
+        <w:t xml:space="preserve">Интеграции: LLM</w:t>
+      </w:r>
+    </w:p>
+    <w:p>
+      <w:pPr>
+        <w:pStyle w:val="BodyText"/>
+      </w:pPr>
+      <w:r>
+        <w:t xml:space="preserve">Кнопка «Проверить подключение» отправляет модели пробный запрос и показывает время ответа;</w:t>
+      </w:r>
+      <w:r>
+        <w:t xml:space="preserve"> </w:t>
+      </w:r>
+      <w:r>
+        <w:t xml:space="preserve">«Описать документы без описания» формирует описания сразу небольшой порцией (до 10). Массово</w:t>
+      </w:r>
+      <w:r>
+        <w:t xml:space="preserve"> </w:t>
+      </w:r>
+      <w:r>
+        <w:t xml:space="preserve">описания формирует команда</w:t>
+      </w:r>
+      <w:r>
+        <w:t xml:space="preserve"> </w:t>
+      </w:r>
+      <w:r>
+        <w:rPr>
+          <w:rStyle w:val="VerbatimChar"/>
+        </w:rPr>
+        <w:t xml:space="preserve">app:documents:describe</w:t>
+      </w:r>
+      <w:r>
+        <w:t xml:space="preserve"> </w:t>
+      </w:r>
+      <w:r>
+        <w:t xml:space="preserve">(</w:t>
+      </w:r>
+      <w:r>
+        <w:rPr>
+          <w:rStyle w:val="VerbatimChar"/>
+        </w:rPr>
+        <w:t xml:space="preserve">docportal describe</w:t>
+      </w:r>
+      <w:r>
+        <w:t xml:space="preserve">): по умолчанию — для</w:t>
+      </w:r>
+      <w:r>
+        <w:t xml:space="preserve"> </w:t>
+      </w:r>
+      <w:r>
+        <w:t xml:space="preserve">документов без описания,</w:t>
+      </w:r>
+      <w:r>
+        <w:t xml:space="preserve"> </w:t>
+      </w:r>
+      <w:r>
+        <w:rPr>
+          <w:rStyle w:val="VerbatimChar"/>
+        </w:rPr>
+        <w:t xml:space="preserve">--regenerate</w:t>
+      </w:r>
+      <w:r>
+        <w:t xml:space="preserve"> </w:t>
+      </w:r>
+      <w:r>
+        <w:t xml:space="preserve">— также переформировать сгенерированные ранее,</w:t>
+      </w:r>
+      <w:r>
+        <w:t xml:space="preserve"> </w:t>
+      </w:r>
+      <w:r>
+        <w:rPr>
+          <w:rStyle w:val="VerbatimChar"/>
+        </w:rPr>
+        <w:t xml:space="preserve">--force</w:t>
+      </w:r>
+      <w:r>
+        <w:t xml:space="preserve"> </w:t>
+      </w:r>
+      <w:r>
+        <w:t xml:space="preserve">— переписать и написанные вручную,</w:t>
+      </w:r>
+      <w:r>
+        <w:t xml:space="preserve"> </w:t>
+      </w:r>
+      <w:r>
+        <w:rPr>
+          <w:rStyle w:val="VerbatimChar"/>
+        </w:rPr>
+        <w:t xml:space="preserve">--limit=N</w:t>
+      </w:r>
+      <w:r>
+        <w:t xml:space="preserve">,</w:t>
+      </w:r>
+      <w:r>
+        <w:t xml:space="preserve"> </w:t>
+      </w:r>
+      <w:r>
+        <w:rPr>
+          <w:rStyle w:val="VerbatimChar"/>
+        </w:rPr>
+        <w:t xml:space="preserve">--section=ID</w:t>
+      </w:r>
+      <w:r>
+        <w:t xml:space="preserve">,</w:t>
+      </w:r>
+      <w:r>
+        <w:t xml:space="preserve"> </w:t>
+      </w:r>
+      <w:r>
+        <w:rPr>
+          <w:rStyle w:val="VerbatimChar"/>
+        </w:rPr>
+        <w:t xml:space="preserve">--dry-run</w:t>
+      </w:r>
+      <w:r>
+        <w:t xml:space="preserve">. Скрипт установки</w:t>
+      </w:r>
+      <w:r>
+        <w:t xml:space="preserve"> </w:t>
+      </w:r>
+      <w:r>
+        <w:t xml:space="preserve">добавляет в cron ежечасный запуск</w:t>
+      </w:r>
+      <w:r>
+        <w:t xml:space="preserve"> </w:t>
+      </w:r>
+      <w:r>
+        <w:rPr>
+          <w:rStyle w:val="VerbatimChar"/>
+        </w:rPr>
+        <w:t xml:space="preserve">app:documents:describe --missing --limit=50</w:t>
+      </w:r>
+      <w:r>
+        <w:t xml:space="preserve">, который ничего не</w:t>
+      </w:r>
+      <w:r>
+        <w:t xml:space="preserve"> </w:t>
+      </w:r>
+      <w:r>
+        <w:t xml:space="preserve">делает, пока интеграция выключена. Модель получает название, обозначение, раздел, теги, имя файла</w:t>
+      </w:r>
+      <w:r>
+        <w:t xml:space="preserve"> </w:t>
+      </w:r>
+      <w:r>
+        <w:t xml:space="preserve">и начало извлечённого текста (страницы, PDF при установленном</w:t>
+      </w:r>
+      <w:r>
+        <w:t xml:space="preserve"> </w:t>
+      </w:r>
+      <w:r>
+        <w:rPr>
+          <w:rStyle w:val="VerbatimChar"/>
+        </w:rPr>
+        <w:t xml:space="preserve">pdftotext</w:t>
+      </w:r>
+      <w:r>
+        <w:t xml:space="preserve">, docx/xlsx/pptx,</w:t>
+      </w:r>
+      <w:r>
+        <w:t xml:space="preserve"> </w:t>
+      </w:r>
+      <w:r>
+        <w:t xml:space="preserve">odt/ods/odp, html, txt/md/csv); для форматов без текста (doc, xls, изображения, чертежи) описание</w:t>
+      </w:r>
+      <w:r>
+        <w:t xml:space="preserve"> </w:t>
+      </w:r>
+      <w:r>
+        <w:t xml:space="preserve">строится по названию и разделу. Каждое сформированное описание фиксируется в журнале событий</w:t>
+      </w:r>
+      <w:r>
+        <w:t xml:space="preserve"> </w:t>
+      </w:r>
+      <w:r>
+        <w:t xml:space="preserve">(изменение карточки с пометкой</w:t>
+      </w:r>
+      <w:r>
+        <w:t xml:space="preserve"> </w:t>
+      </w:r>
+      <w:r>
+        <w:rPr>
+          <w:rStyle w:val="VerbatimChar"/>
+        </w:rPr>
+        <w:t xml:space="preserve">llm</w:t>
+      </w:r>
+      <w:r>
+        <w:t xml:space="preserve"> </w:t>
+      </w:r>
+      <w:r>
+        <w:t xml:space="preserve">и названием модели) и помечается в карточке значком «ИИ».</w:t>
+      </w:r>
+      <w:r>
+        <w:t xml:space="preserve"> </w:t>
+      </w:r>
+      <w:r>
+        <w:t xml:space="preserve">Описания, написанные людьми, без</w:t>
+      </w:r>
+      <w:r>
+        <w:t xml:space="preserve"> </w:t>
+      </w:r>
+      <w:r>
+        <w:rPr>
+          <w:rStyle w:val="VerbatimChar"/>
+        </w:rPr>
+        <w:t xml:space="preserve">--force</w:t>
+      </w:r>
+      <w:r>
+        <w:t xml:space="preserve"> </w:t>
+      </w:r>
+      <w:r>
+        <w:t xml:space="preserve">не изменяются; ручная правка сгенерированного</w:t>
+      </w:r>
+      <w:r>
+        <w:t xml:space="preserve"> </w:t>
+      </w:r>
+      <w:r>
+        <w:t xml:space="preserve">описания снимает пометку.</w:t>
+      </w:r>
+    </w:p>
+    <w:bookmarkEnd w:id="184"/>
+    <w:bookmarkStart w:id="191" w:name="настройки"/>
+    <w:p>
+      <w:pPr>
+        <w:pStyle w:val="Heading3"/>
+      </w:pPr>
+      <w:r>
+        <w:t xml:space="preserve">Настройки</w:t>
+      </w:r>
+    </w:p>
+    <w:p>
+      <w:pPr>
+        <w:pStyle w:val="FirstParagraph"/>
+      </w:pPr>
+      <w:r>
+        <w:t xml:space="preserve">Блок «Просмотр без входа» задаёт, кто может смотреть открытые документы без входа в портал:</w:t>
+      </w:r>
+      <w:r>
+        <w:t xml:space="preserve"> </w:t>
+      </w:r>
+      <w:r>
+        <w:t xml:space="preserve">«разрешён с любых адресов» (по умолчанию), «только с указанных IP-адресов и подсетей» (список</w:t>
+      </w:r>
+      <w:r>
+        <w:t xml:space="preserve"> </w:t>
+      </w:r>
+      <w:r>
+        <w:t xml:space="preserve">адресов и подсетей в формате CIDR, IPv4 и IPv6, по одному в строке — например,</w:t>
+      </w:r>
+      <w:r>
+        <w:t xml:space="preserve"> </w:t>
+      </w:r>
+      <w:r>
+        <w:rPr>
+          <w:rStyle w:val="VerbatimChar"/>
+        </w:rPr>
+        <w:t xml:space="preserve">10.0.0.0/8</w:t>
+      </w:r>
+      <w:r>
+        <w:t xml:space="preserve">,</w:t>
+      </w:r>
+      <w:r>
+        <w:t xml:space="preserve"> </w:t>
+      </w:r>
+      <w:r>
+        <w:rPr>
+          <w:rStyle w:val="VerbatimChar"/>
+        </w:rPr>
+        <w:t xml:space="preserve">192.168.10.0/24</w:t>
+      </w:r>
+      <w:r>
+        <w:t xml:space="preserve">,</w:t>
+      </w:r>
+      <w:r>
+        <w:t xml:space="preserve"> </w:t>
+      </w:r>
+      <w:r>
+        <w:rPr>
+          <w:rStyle w:val="VerbatimChar"/>
+        </w:rPr>
+        <w:t xml:space="preserve">172.16.5.20</w:t>
+      </w:r>
+      <w:r>
+        <w:t xml:space="preserve">) или «выключен — для просмотра нужно войти». Гость с</w:t>
+      </w:r>
+      <w:r>
+        <w:t xml:space="preserve"> </w:t>
+      </w:r>
+      <w:r>
+        <w:t xml:space="preserve">неразрешённого адреса при открытии любой страницы попадает на форму входа; на вход по логину,</w:t>
+      </w:r>
+      <w:r>
+        <w:t xml:space="preserve"> </w:t>
+      </w:r>
+      <w:r>
+        <w:t xml:space="preserve">работу сотрудников и панель администратора режим не влияет. Под полем показан адрес, с которого</w:t>
+      </w:r>
+      <w:r>
+        <w:t xml:space="preserve"> </w:t>
+      </w:r>
+      <w:r>
+        <w:t xml:space="preserve">вы зашли, и входит ли он в список. Если портал стоит за прокси или балансировщиком, укажите его</w:t>
+      </w:r>
+      <w:r>
+        <w:t xml:space="preserve"> </w:t>
+      </w:r>
+      <w:r>
+        <w:t xml:space="preserve">адрес в</w:t>
+      </w:r>
+      <w:r>
+        <w:t xml:space="preserve"> </w:t>
+      </w:r>
+      <w:r>
+        <w:rPr>
+          <w:rStyle w:val="VerbatimChar"/>
+        </w:rPr>
+        <w:t xml:space="preserve">TRUSTED_PROXIES</w:t>
+      </w:r>
+      <w:r>
+        <w:t xml:space="preserve">, иначе все посетители будут видны с адреса прокси. Изменения</w:t>
+      </w:r>
+      <w:r>
+        <w:t xml:space="preserve"> </w:t>
+      </w:r>
+      <w:r>
+        <w:t xml:space="preserve">записываются в журнал аудита.</w:t>
+      </w:r>
+    </w:p>
+    <w:p>
+      <w:pPr>
+        <w:pStyle w:val="CaptionedFigure"/>
+      </w:pPr>
+      <w:r>
+        <w:drawing>
+          <wp:inline>
+            <wp:extent cx="5334000" cy="3333750"/>
+            <wp:effectExtent b="0" l="0" r="0" t="0"/>
+            <wp:docPr descr="Просмотр без входа" title="" id="186" name="Picture"/>
+            <a:graphic>
+              <a:graphicData uri="http://schemas.openxmlformats.org/drawingml/2006/picture">
+                <pic:pic>
+                  <pic:nvPicPr>
+                    <pic:cNvPr descr="images/39-admin-settings-guest.png" id="187" name="Picture"/>
+                    <pic:cNvPicPr>
+                      <a:picLocks noChangeArrowheads="1" noChangeAspect="1"/>
+                    </pic:cNvPicPr>
+                  </pic:nvPicPr>
+                  <pic:blipFill>
+                    <a:blip r:embed="rId185"/>
                     <a:stretch>
                       <a:fillRect/>
                     </a:stretch>
@@ -12738,18 +13997,18 @@
           <wp:inline>
             <wp:extent cx="5334000" cy="7599364"/>
             <wp:effectExtent b="0" l="0" r="0" t="0"/>
-            <wp:docPr descr="Настройки" title="" id="175" name="Picture"/>
+            <wp:docPr descr="Настройки" title="" id="189" name="Picture"/>
             <a:graphic>
               <a:graphicData uri="http://schemas.openxmlformats.org/drawingml/2006/picture">
                 <pic:pic>
                   <pic:nvPicPr>
-                    <pic:cNvPr descr="images/39-admin-settings.png" id="176" name="Picture"/>
+                    <pic:cNvPr descr="images/39-admin-settings.png" id="190" name="Picture"/>
                     <pic:cNvPicPr>
                       <a:picLocks noChangeArrowheads="1" noChangeAspect="1"/>
                     </pic:cNvPicPr>
                   </pic:nvPicPr>
                   <pic:blipFill>
-                    <a:blip r:embed="rId174"/>
+                    <a:blip r:embed="rId188"/>
                     <a:stretch>
                       <a:fillRect/>
                     </a:stretch>
@@ -12784,9 +14043,9 @@
         <w:t xml:space="preserve">Настройки</w:t>
       </w:r>
     </w:p>
-    <w:bookmarkEnd w:id="177"/>
-    <w:bookmarkEnd w:id="178"/>
-    <w:bookmarkStart w:id="179" w:name="консольные-команды"/>
+    <w:bookmarkEnd w:id="191"/>
+    <w:bookmarkEnd w:id="192"/>
+    <w:bookmarkStart w:id="193" w:name="консольные-команды"/>
     <w:p>
       <w:pPr>
         <w:pStyle w:val="Heading2"/>
@@ -12996,7 +14255,7 @@
               <w:t xml:space="preserve">LDAP_ENABLED=1</w:t>
             </w:r>
             <w:r>
-              <w:t xml:space="preserve">), база данных, каталоги, администратор</w:t>
+              <w:t xml:space="preserve">), база данных, каталоги, администратор, интеграции (pdftotext, ключи API, LLM, webhook)</w:t>
             </w:r>
           </w:p>
         </w:tc>
@@ -13071,7 +14330,7 @@
               <w:rPr>
                 <w:rStyle w:val="VerbatimChar"/>
               </w:rPr>
-              <w:t xml:space="preserve">app:import:directory [КАТАЛОГ] [--section=ID\|slug] [--root-as-section] [--user=ЛОГИН] [--draft] [--internal] [--validity=МЕС] [--no-update] [--delete-source] [--any-extension] [--dry-run] [-y]</w:t>
+              <w:t xml:space="preserve">app:import:directory [КАТАЛОГ] [--section=ID\|slug] [--root-as-section] [--user=ЛОГИН] [--draft] [--internal] [--validity=МЕС] [--no-update] [--delete-source] [--any-extension] [--describe] [--dry-run] [-y]</w:t>
             </w:r>
           </w:p>
         </w:tc>
@@ -13110,7 +14369,22 @@
               <w:t xml:space="preserve"> </w:t>
             </w:r>
             <w:r>
-              <w:t xml:space="preserve">показывает план)</w:t>
+              <w:t xml:space="preserve">показывает план;</w:t>
+            </w:r>
+            <w:r>
+              <w:t xml:space="preserve"> </w:t>
+            </w:r>
+            <w:r>
+              <w:rPr>
+                <w:rStyle w:val="VerbatimChar"/>
+              </w:rPr>
+              <w:t xml:space="preserve">--describe</w:t>
+            </w:r>
+            <w:r>
+              <w:t xml:space="preserve"> </w:t>
+            </w:r>
+            <w:r>
+              <w:t xml:space="preserve">— описания через LLM)</w:t>
             </w:r>
           </w:p>
         </w:tc>
@@ -13127,19 +14401,19 @@
               <w:rPr>
                 <w:rStyle w:val="VerbatimChar"/>
               </w:rPr>
-              <w:t xml:space="preserve">app:stats:recount</w:t>
-            </w:r>
-          </w:p>
-        </w:tc>
-        <w:tc>
-          <w:tcPr/>
-          <w:p>
-            <w:pPr>
-              <w:pStyle w:val="Compact"/>
-              <w:jc w:val="left"/>
-            </w:pPr>
-            <w:r>
-              <w:t xml:space="preserve">пересчёт счётчиков просмотров/скачиваний по журналу событий</w:t>
+              <w:t xml:space="preserve">app:api-key list \| create "Название" [--internal] \| disable ID \| enable ID \| delete ID</w:t>
+            </w:r>
+          </w:p>
+        </w:tc>
+        <w:tc>
+          <w:tcPr/>
+          <w:p>
+            <w:pPr>
+              <w:pStyle w:val="Compact"/>
+              <w:jc w:val="left"/>
+            </w:pPr>
+            <w:r>
+              <w:t xml:space="preserve">ключи REST API для внешних систем</w:t>
             </w:r>
           </w:p>
         </w:tc>
@@ -13156,19 +14430,19 @@
               <w:rPr>
                 <w:rStyle w:val="VerbatimChar"/>
               </w:rPr>
-              <w:t xml:space="preserve">app:demo:load [--force] [--no-events]</w:t>
-            </w:r>
-          </w:p>
-        </w:tc>
-        <w:tc>
-          <w:tcPr/>
-          <w:p>
-            <w:pPr>
-              <w:pStyle w:val="Compact"/>
-              <w:jc w:val="left"/>
-            </w:pPr>
-            <w:r>
-              <w:t xml:space="preserve">демонстрационные данные (только для тестового сервера!)</w:t>
+              <w:t xml:space="preserve">app:documents:describe [--missing\|--regenerate\|--force] [--limit=N] [--section=ID] [--include-archived] [--sleep=МС] [--dry-run] [--quiet-if-disabled]</w:t>
+            </w:r>
+          </w:p>
+        </w:tc>
+        <w:tc>
+          <w:tcPr/>
+          <w:p>
+            <w:pPr>
+              <w:pStyle w:val="Compact"/>
+              <w:jc w:val="left"/>
+            </w:pPr>
+            <w:r>
+              <w:t xml:space="preserve">описания документов через LLM (по cron ежечасно для документов без описания)</w:t>
             </w:r>
           </w:p>
         </w:tc>
@@ -13185,6 +14459,64 @@
               <w:rPr>
                 <w:rStyle w:val="VerbatimChar"/>
               </w:rPr>
+              <w:t xml:space="preserve">app:stats:recount</w:t>
+            </w:r>
+          </w:p>
+        </w:tc>
+        <w:tc>
+          <w:tcPr/>
+          <w:p>
+            <w:pPr>
+              <w:pStyle w:val="Compact"/>
+              <w:jc w:val="left"/>
+            </w:pPr>
+            <w:r>
+              <w:t xml:space="preserve">пересчёт счётчиков просмотров/скачиваний по журналу событий</w:t>
+            </w:r>
+          </w:p>
+        </w:tc>
+      </w:tr>
+      <w:tr>
+        <w:tc>
+          <w:tcPr/>
+          <w:p>
+            <w:pPr>
+              <w:pStyle w:val="Compact"/>
+              <w:jc w:val="left"/>
+            </w:pPr>
+            <w:r>
+              <w:rPr>
+                <w:rStyle w:val="VerbatimChar"/>
+              </w:rPr>
+              <w:t xml:space="preserve">app:demo:load [--force] [--no-events]</w:t>
+            </w:r>
+          </w:p>
+        </w:tc>
+        <w:tc>
+          <w:tcPr/>
+          <w:p>
+            <w:pPr>
+              <w:pStyle w:val="Compact"/>
+              <w:jc w:val="left"/>
+            </w:pPr>
+            <w:r>
+              <w:t xml:space="preserve">демонстрационные данные (только для тестового сервера!)</w:t>
+            </w:r>
+          </w:p>
+        </w:tc>
+      </w:tr>
+      <w:tr>
+        <w:tc>
+          <w:tcPr/>
+          <w:p>
+            <w:pPr>
+              <w:pStyle w:val="Compact"/>
+              <w:jc w:val="left"/>
+            </w:pPr>
+            <w:r>
+              <w:rPr>
+                <w:rStyle w:val="VerbatimChar"/>
+              </w:rPr>
               <w:t xml:space="preserve">cache:clear</w:t>
             </w:r>
             <w:r>
@@ -13215,9 +14547,9 @@
         </w:tc>
       </w:tr>
     </w:tbl>
-    <w:bookmarkEnd w:id="179"/>
-    <w:bookmarkEnd w:id="180"/>
-    <w:bookmarkStart w:id="192" w:name="эксплуатация"/>
+    <w:bookmarkEnd w:id="193"/>
+    <w:bookmarkEnd w:id="194"/>
+    <w:bookmarkStart w:id="206" w:name="эксплуатация"/>
     <w:p>
       <w:pPr>
         <w:pStyle w:val="Heading1"/>
@@ -13226,7 +14558,7 @@
         <w:t xml:space="preserve">7. Эксплуатация</w:t>
       </w:r>
     </w:p>
-    <w:bookmarkStart w:id="184" w:name="команда-управления"/>
+    <w:bookmarkStart w:id="198" w:name="команда-управления"/>
     <w:p>
       <w:pPr>
         <w:pStyle w:val="Heading2"/>
@@ -13526,6 +14858,64 @@
               <w:rPr>
                 <w:rStyle w:val="VerbatimChar"/>
               </w:rPr>
+              <w:t xml:space="preserve">docportal api-key list \| create "Название" [--internal] \| disable ID \| enable ID \| delete ID</w:t>
+            </w:r>
+          </w:p>
+        </w:tc>
+        <w:tc>
+          <w:tcPr/>
+          <w:p>
+            <w:pPr>
+              <w:pStyle w:val="Compact"/>
+              <w:jc w:val="left"/>
+            </w:pPr>
+            <w:r>
+              <w:t xml:space="preserve">ключи REST API (то же, что в панели администратора → Интеграции)</w:t>
+            </w:r>
+          </w:p>
+        </w:tc>
+      </w:tr>
+      <w:tr>
+        <w:tc>
+          <w:tcPr/>
+          <w:p>
+            <w:pPr>
+              <w:pStyle w:val="Compact"/>
+              <w:jc w:val="left"/>
+            </w:pPr>
+            <w:r>
+              <w:rPr>
+                <w:rStyle w:val="VerbatimChar"/>
+              </w:rPr>
+              <w:t xml:space="preserve">docportal describe [--missing\|--regenerate\|--force] [--limit=N] [--dry-run]</w:t>
+            </w:r>
+          </w:p>
+        </w:tc>
+        <w:tc>
+          <w:tcPr/>
+          <w:p>
+            <w:pPr>
+              <w:pStyle w:val="Compact"/>
+              <w:jc w:val="left"/>
+            </w:pPr>
+            <w:r>
+              <w:t xml:space="preserve">описания документов через LLM</w:t>
+            </w:r>
+          </w:p>
+        </w:tc>
+      </w:tr>
+      <w:tr>
+        <w:tc>
+          <w:tcPr/>
+          <w:p>
+            <w:pPr>
+              <w:pStyle w:val="Compact"/>
+              <w:jc w:val="left"/>
+            </w:pPr>
+            <w:r>
+              <w:rPr>
+                <w:rStyle w:val="VerbatimChar"/>
+              </w:rPr>
               <w:t xml:space="preserve">docportal logs</w:t>
             </w:r>
           </w:p>
@@ -13591,18 +14981,18 @@
           <wp:inline>
             <wp:extent cx="5334000" cy="3006436"/>
             <wp:effectExtent b="0" l="0" r="0" t="0"/>
-            <wp:docPr descr="Размещение на сервере" title="" id="182" name="Picture"/>
+            <wp:docPr descr="Размещение на сервере" title="" id="196" name="Picture"/>
             <a:graphic>
               <a:graphicData uri="http://schemas.openxmlformats.org/drawingml/2006/picture">
                 <pic:pic>
                   <pic:nvPicPr>
-                    <pic:cNvPr descr="images/diagrams/06-native-layout.png" id="183" name="Picture"/>
+                    <pic:cNvPr descr="images/diagrams/06-native-layout.png" id="197" name="Picture"/>
                     <pic:cNvPicPr>
                       <a:picLocks noChangeArrowheads="1" noChangeAspect="1"/>
                     </pic:cNvPicPr>
                   </pic:nvPicPr>
                   <pic:blipFill>
-                    <a:blip r:embed="rId181"/>
+                    <a:blip r:embed="rId195"/>
                     <a:stretch>
                       <a:fillRect/>
                     </a:stretch>
@@ -13637,8 +15027,8 @@
         <w:t xml:space="preserve">Размещение на сервере</w:t>
       </w:r>
     </w:p>
-    <w:bookmarkEnd w:id="184"/>
-    <w:bookmarkStart w:id="188" w:name="обновление"/>
+    <w:bookmarkEnd w:id="198"/>
+    <w:bookmarkStart w:id="202" w:name="обновление"/>
     <w:p>
       <w:pPr>
         <w:pStyle w:val="Heading2"/>
@@ -13708,7 +15098,7 @@
         <w:rPr>
           <w:rStyle w:val="NormalTok"/>
         </w:rPr>
-        <w:t xml:space="preserve"> docportal-1.2.0.tar.gz </w:t>
+        <w:t xml:space="preserve"> docportal-1.3.0.tar.gz </w:t>
       </w:r>
       <w:r>
         <w:rPr>
@@ -13771,7 +15161,7 @@
         <w:rPr>
           <w:rStyle w:val="NormalTok"/>
         </w:rPr>
-        <w:t xml:space="preserve"> /root/docportal-1.2.0.tar.gz</w:t>
+        <w:t xml:space="preserve"> /root/docportal-1.3.0.tar.gz</w:t>
       </w:r>
     </w:p>
     <w:p>
@@ -13905,18 +15295,18 @@
           <wp:inline>
             <wp:extent cx="5334000" cy="1911349"/>
             <wp:effectExtent b="0" l="0" r="0" t="0"/>
-            <wp:docPr descr="Обновление и откат" title="" id="186" name="Picture"/>
+            <wp:docPr descr="Обновление и откат" title="" id="200" name="Picture"/>
             <a:graphic>
               <a:graphicData uri="http://schemas.openxmlformats.org/drawingml/2006/picture">
                 <pic:pic>
                   <pic:nvPicPr>
-                    <pic:cNvPr descr="images/diagrams/07-update-flow.png" id="187" name="Picture"/>
+                    <pic:cNvPr descr="images/diagrams/07-update-flow.png" id="201" name="Picture"/>
                     <pic:cNvPicPr>
                       <a:picLocks noChangeArrowheads="1" noChangeAspect="1"/>
                     </pic:cNvPicPr>
                   </pic:nvPicPr>
                   <pic:blipFill>
-                    <a:blip r:embed="rId185"/>
+                    <a:blip r:embed="rId199"/>
                     <a:stretch>
                       <a:fillRect/>
                     </a:stretch>
@@ -13951,8 +15341,8 @@
         <w:t xml:space="preserve">Обновление и откат</w:t>
       </w:r>
     </w:p>
-    <w:bookmarkEnd w:id="188"/>
-    <w:bookmarkStart w:id="189" w:name="резервное-копирование-и-восстановление"/>
+    <w:bookmarkEnd w:id="202"/>
+    <w:bookmarkStart w:id="203" w:name="резервное-копирование-и-восстановление"/>
     <w:p>
       <w:pPr>
         <w:pStyle w:val="Heading2"/>
@@ -14100,8 +15490,8 @@
         <w:t xml:space="preserve">той же версии и выполните восстановление из архива.</w:t>
       </w:r>
     </w:p>
-    <w:bookmarkEnd w:id="189"/>
-    <w:bookmarkStart w:id="190" w:name="диагностика-и-журналы"/>
+    <w:bookmarkEnd w:id="203"/>
+    <w:bookmarkStart w:id="204" w:name="диагностика-и-журналы"/>
     <w:p>
       <w:pPr>
         <w:pStyle w:val="Heading2"/>
@@ -14566,8 +15956,8 @@
         <w:t xml:space="preserve">и восстановите файлы из резервной копии.</w:t>
       </w:r>
     </w:p>
-    <w:bookmarkEnd w:id="190"/>
-    <w:bookmarkStart w:id="191" w:name="удаление"/>
+    <w:bookmarkEnd w:id="204"/>
+    <w:bookmarkStart w:id="205" w:name="удаление"/>
     <w:p>
       <w:pPr>
         <w:pStyle w:val="Heading2"/>
@@ -14646,9 +16036,9 @@
         <w:t xml:space="preserve">(nginx, PHP, MariaDB, Docker) не удаляются.</w:t>
       </w:r>
     </w:p>
-    <w:bookmarkEnd w:id="191"/>
-    <w:bookmarkEnd w:id="192"/>
-    <w:bookmarkStart w:id="196" w:name="приложения"/>
+    <w:bookmarkEnd w:id="205"/>
+    <w:bookmarkEnd w:id="206"/>
+    <w:bookmarkStart w:id="211" w:name="приложения"/>
     <w:p>
       <w:pPr>
         <w:pStyle w:val="Heading1"/>
@@ -14657,7 +16047,7 @@
         <w:t xml:space="preserve">8. Приложения</w:t>
       </w:r>
     </w:p>
-    <w:bookmarkStart w:id="193" w:name="структура-базы-данных"/>
+    <w:bookmarkStart w:id="207" w:name="структура-базы-данных"/>
     <w:p>
       <w:pPr>
         <w:pStyle w:val="Heading2"/>
@@ -14904,6 +16294,102 @@
               <w:rPr>
                 <w:rStyle w:val="VerbatimChar"/>
               </w:rPr>
+              <w:t xml:space="preserve">document_deletion</w:t>
+            </w:r>
+          </w:p>
+        </w:tc>
+        <w:tc>
+          <w:tcPr/>
+          <w:p>
+            <w:pPr>
+              <w:pStyle w:val="Compact"/>
+              <w:jc w:val="left"/>
+            </w:pPr>
+            <w:r>
+              <w:t xml:space="preserve">отметки об удалённых документах (идентификатор, название, раздел, когда и кем) — для</w:t>
+            </w:r>
+            <w:r>
+              <w:t xml:space="preserve"> </w:t>
+            </w:r>
+            <w:r>
+              <w:rPr>
+                <w:rStyle w:val="VerbatimChar"/>
+              </w:rPr>
+              <w:t xml:space="preserve">GET /api/v1/changes</w:t>
+            </w:r>
+          </w:p>
+        </w:tc>
+      </w:tr>
+      <w:tr>
+        <w:tc>
+          <w:tcPr/>
+          <w:p>
+            <w:pPr>
+              <w:pStyle w:val="Compact"/>
+              <w:jc w:val="left"/>
+            </w:pPr>
+            <w:r>
+              <w:rPr>
+                <w:rStyle w:val="VerbatimChar"/>
+              </w:rPr>
+              <w:t xml:space="preserve">api_key</w:t>
+            </w:r>
+          </w:p>
+        </w:tc>
+        <w:tc>
+          <w:tcPr/>
+          <w:p>
+            <w:pPr>
+              <w:pStyle w:val="Compact"/>
+              <w:jc w:val="left"/>
+            </w:pPr>
+            <w:r>
+              <w:t xml:space="preserve">ключи REST API: название, хэш и префикс ключа, доступ к внутренним документам, активность, статистика обращений</w:t>
+            </w:r>
+          </w:p>
+        </w:tc>
+      </w:tr>
+      <w:tr>
+        <w:tc>
+          <w:tcPr/>
+          <w:p>
+            <w:pPr>
+              <w:pStyle w:val="Compact"/>
+              <w:jc w:val="left"/>
+            </w:pPr>
+            <w:r>
+              <w:rPr>
+                <w:rStyle w:val="VerbatimChar"/>
+              </w:rPr>
+              <w:t xml:space="preserve">setting</w:t>
+            </w:r>
+          </w:p>
+        </w:tc>
+        <w:tc>
+          <w:tcPr/>
+          <w:p>
+            <w:pPr>
+              <w:pStyle w:val="Compact"/>
+              <w:jc w:val="left"/>
+            </w:pPr>
+            <w:r>
+              <w:t xml:space="preserve">настройки портала, изменяемые в панели администратора: гостевой доступ, webhook, параметры LLM</w:t>
+            </w:r>
+          </w:p>
+        </w:tc>
+      </w:tr>
+      <w:tr>
+        <w:tc>
+          <w:tcPr/>
+          <w:p>
+            <w:pPr>
+              <w:pStyle w:val="Compact"/>
+              <w:jc w:val="left"/>
+            </w:pPr>
+            <w:r>
+              <w:rPr>
+                <w:rStyle w:val="VerbatimChar"/>
+              </w:rPr>
               <w:t xml:space="preserve">doctrine_migration_versions</w:t>
             </w:r>
           </w:p>
@@ -14922,8 +16408,8 @@
         </w:tc>
       </w:tr>
     </w:tbl>
-    <w:bookmarkEnd w:id="193"/>
-    <w:bookmarkStart w:id="194" w:name="адреса-портала"/>
+    <w:bookmarkEnd w:id="207"/>
+    <w:bookmarkStart w:id="208" w:name="адреса-портала"/>
     <w:p>
       <w:pPr>
         <w:pStyle w:val="Heading2"/>
@@ -15377,6 +16863,18 @@
               <w:rPr>
                 <w:rStyle w:val="VerbatimChar"/>
               </w:rPr>
+              <w:t xml:space="preserve">/admin/import</w:t>
+            </w:r>
+            <w:r>
+              <w:t xml:space="preserve">,</w:t>
+            </w:r>
+            <w:r>
+              <w:t xml:space="preserve"> </w:t>
+            </w:r>
+            <w:r>
+              <w:rPr>
+                <w:rStyle w:val="VerbatimChar"/>
+              </w:rPr>
               <w:t xml:space="preserve">/admin/statistics</w:t>
             </w:r>
             <w:r>
@@ -15390,6 +16888,18 @@
                 <w:rStyle w:val="VerbatimChar"/>
               </w:rPr>
               <w:t xml:space="preserve">/admin/events</w:t>
+            </w:r>
+            <w:r>
+              <w:t xml:space="preserve">,</w:t>
+            </w:r>
+            <w:r>
+              <w:t xml:space="preserve"> </w:t>
+            </w:r>
+            <w:r>
+              <w:rPr>
+                <w:rStyle w:val="VerbatimChar"/>
+              </w:rPr>
+              <w:t xml:space="preserve">/admin/integrations</w:t>
             </w:r>
             <w:r>
               <w:t xml:space="preserve">,</w:t>
@@ -15430,6 +16940,70 @@
               <w:rPr>
                 <w:rStyle w:val="VerbatimChar"/>
               </w:rPr>
+              <w:t xml:space="preserve">/documents/ID/describe</w:t>
+            </w:r>
+            <w:r>
+              <w:t xml:space="preserve"> </w:t>
+            </w:r>
+            <w:r>
+              <w:t xml:space="preserve">(POST)</w:t>
+            </w:r>
+          </w:p>
+        </w:tc>
+        <w:tc>
+          <w:tcPr/>
+          <w:p>
+            <w:pPr>
+              <w:pStyle w:val="Compact"/>
+              <w:jc w:val="left"/>
+            </w:pPr>
+            <w:r>
+              <w:t xml:space="preserve">сформировать описание через LLM (модераторы)</w:t>
+            </w:r>
+          </w:p>
+        </w:tc>
+      </w:tr>
+      <w:tr>
+        <w:tc>
+          <w:tcPr/>
+          <w:p>
+            <w:pPr>
+              <w:pStyle w:val="Compact"/>
+              <w:jc w:val="left"/>
+            </w:pPr>
+            <w:r>
+              <w:rPr>
+                <w:rStyle w:val="VerbatimChar"/>
+              </w:rPr>
+              <w:t xml:space="preserve">/api/v1/…</w:t>
+            </w:r>
+          </w:p>
+        </w:tc>
+        <w:tc>
+          <w:tcPr/>
+          <w:p>
+            <w:pPr>
+              <w:pStyle w:val="Compact"/>
+              <w:jc w:val="left"/>
+            </w:pPr>
+            <w:r>
+              <w:t xml:space="preserve">REST API для внешних систем (по ключу; см. 8.3)</w:t>
+            </w:r>
+          </w:p>
+        </w:tc>
+      </w:tr>
+      <w:tr>
+        <w:tc>
+          <w:tcPr/>
+          <w:p>
+            <w:pPr>
+              <w:pStyle w:val="Compact"/>
+              <w:jc w:val="left"/>
+            </w:pPr>
+            <w:r>
+              <w:rPr>
+                <w:rStyle w:val="VerbatimChar"/>
+              </w:rPr>
               <w:t xml:space="preserve">/health</w:t>
             </w:r>
           </w:p>
@@ -15448,14 +17022,1162 @@
         </w:tc>
       </w:tr>
     </w:tbl>
-    <w:bookmarkEnd w:id="194"/>
-    <w:bookmarkStart w:id="195" w:name="разработка"/>
+    <w:bookmarkEnd w:id="208"/>
+    <w:bookmarkStart w:id="209" w:name="rest-api-для-внешних-систем-rag"/>
     <w:p>
       <w:pPr>
         <w:pStyle w:val="Heading2"/>
       </w:pPr>
       <w:r>
-        <w:t xml:space="preserve">8.3. Разработка</w:t>
+        <w:t xml:space="preserve">8.3. REST API для внешних систем (RAG)</w:t>
+      </w:r>
+    </w:p>
+    <w:p>
+      <w:pPr>
+        <w:pStyle w:val="FirstParagraph"/>
+      </w:pPr>
+      <w:r>
+        <w:t xml:space="preserve">API предназначено для выгрузки содержимого портала во внешние системы — прежде всего для</w:t>
+      </w:r>
+      <w:r>
+        <w:t xml:space="preserve"> </w:t>
+      </w:r>
+      <w:r>
+        <w:t xml:space="preserve">индексации в RAG (Retrieval-Augmented Generation), чтобы корпоративный ИИ-ассистент отвечал по</w:t>
+      </w:r>
+      <w:r>
+        <w:t xml:space="preserve"> </w:t>
+      </w:r>
+      <w:r>
+        <w:t xml:space="preserve">актуальным документам. Базовый адрес:</w:t>
+      </w:r>
+      <w:r>
+        <w:t xml:space="preserve"> </w:t>
+      </w:r>
+      <w:r>
+        <w:rPr>
+          <w:rStyle w:val="VerbatimChar"/>
+        </w:rPr>
+        <w:t xml:space="preserve">https://портал/api/v1</w:t>
+      </w:r>
+      <w:r>
+        <w:t xml:space="preserve">. Все ответы — JSON (UTF-8);</w:t>
+      </w:r>
+      <w:r>
+        <w:t xml:space="preserve"> </w:t>
+      </w:r>
+      <w:r>
+        <w:t xml:space="preserve">ошибки имеют вид</w:t>
+      </w:r>
+      <w:r>
+        <w:t xml:space="preserve"> </w:t>
+      </w:r>
+      <w:r>
+        <w:rPr>
+          <w:rStyle w:val="VerbatimChar"/>
+        </w:rPr>
+        <w:t xml:space="preserve">{"error": {"code": "not_found", "message": "…"}}</w:t>
+      </w:r>
+      <w:r>
+        <w:t xml:space="preserve"> </w:t>
+      </w:r>
+      <w:r>
+        <w:t xml:space="preserve">с соответствующим HTTP-кодом</w:t>
+      </w:r>
+      <w:r>
+        <w:t xml:space="preserve"> </w:t>
+      </w:r>
+      <w:r>
+        <w:t xml:space="preserve">(400 — неверные параметры, 401 — нет или неверный ключ, 404 — не найдено).</w:t>
+      </w:r>
+    </w:p>
+    <w:p>
+      <w:pPr>
+        <w:pStyle w:val="BodyText"/>
+      </w:pPr>
+      <w:r>
+        <w:rPr>
+          <w:bCs/>
+          <w:b/>
+        </w:rPr>
+        <w:t xml:space="preserve">Аутентификация.</w:t>
+      </w:r>
+      <w:r>
+        <w:t xml:space="preserve"> </w:t>
+      </w:r>
+      <w:r>
+        <w:t xml:space="preserve">Ключ создаётся в панели администратора («Интеграции») или командой</w:t>
+      </w:r>
+      <w:r>
+        <w:t xml:space="preserve"> </w:t>
+      </w:r>
+      <w:r>
+        <w:rPr>
+          <w:rStyle w:val="VerbatimChar"/>
+        </w:rPr>
+        <w:t xml:space="preserve">docportal api-key create "Название" [--internal]</w:t>
+      </w:r>
+      <w:r>
+        <w:t xml:space="preserve"> </w:t>
+      </w:r>
+      <w:r>
+        <w:t xml:space="preserve">и передаётся в каждом запросе заголовком</w:t>
+      </w:r>
+      <w:r>
+        <w:t xml:space="preserve"> </w:t>
+      </w:r>
+      <w:r>
+        <w:rPr>
+          <w:rStyle w:val="VerbatimChar"/>
+        </w:rPr>
+        <w:t xml:space="preserve">Authorization: Bearer dp_…</w:t>
+      </w:r>
+      <w:r>
+        <w:t xml:space="preserve"> </w:t>
+      </w:r>
+      <w:r>
+        <w:t xml:space="preserve">или</w:t>
+      </w:r>
+      <w:r>
+        <w:t xml:space="preserve"> </w:t>
+      </w:r>
+      <w:r>
+        <w:rPr>
+          <w:rStyle w:val="VerbatimChar"/>
+        </w:rPr>
+        <w:t xml:space="preserve">X-Api-Key: dp_…</w:t>
+      </w:r>
+      <w:r>
+        <w:t xml:space="preserve">. Ключ без права «внутренние документы»</w:t>
+      </w:r>
+      <w:r>
+        <w:t xml:space="preserve"> </w:t>
+      </w:r>
+      <w:r>
+        <w:t xml:space="preserve">видит только открытые документы. Обращения по API не учитываются в статистике просмотров и</w:t>
+      </w:r>
+      <w:r>
+        <w:t xml:space="preserve"> </w:t>
+      </w:r>
+      <w:r>
+        <w:t xml:space="preserve">скачиваний, но фиксируются в ключе (число запросов, время и адрес последнего обращения).</w:t>
+      </w:r>
+    </w:p>
+    <w:tbl>
+      <w:tblPr>
+        <w:tblStyle w:val="Table"/>
+        <w:tblW w:type="pct" w:w="5000"/>
+        <w:tblLook w:firstRow="1" w:lastRow="0" w:firstColumn="0" w:lastColumn="0" w:noHBand="0" w:noVBand="0" w:val="0020"/>
+        <w:jc w:val="start"/>
+      </w:tblPr>
+      <w:tblGrid>
+        <w:gridCol w:w="3960"/>
+        <w:gridCol w:w="3960"/>
+      </w:tblGrid>
+      <w:tr>
+        <w:trPr>
+          <w:tblHeader w:val="true"/>
+        </w:trPr>
+        <w:tc>
+          <w:tcPr/>
+          <w:p>
+            <w:pPr>
+              <w:pStyle w:val="Compact"/>
+              <w:jc w:val="left"/>
+            </w:pPr>
+            <w:r>
+              <w:t xml:space="preserve">Метод и адрес</w:t>
+            </w:r>
+          </w:p>
+        </w:tc>
+        <w:tc>
+          <w:tcPr/>
+          <w:p>
+            <w:pPr>
+              <w:pStyle w:val="Compact"/>
+              <w:jc w:val="left"/>
+            </w:pPr>
+            <w:r>
+              <w:t xml:space="preserve">Назначение и параметры</w:t>
+            </w:r>
+          </w:p>
+        </w:tc>
+      </w:tr>
+      <w:tr>
+        <w:tc>
+          <w:tcPr/>
+          <w:p>
+            <w:pPr>
+              <w:pStyle w:val="Compact"/>
+              <w:jc w:val="left"/>
+            </w:pPr>
+            <w:r>
+              <w:rPr>
+                <w:rStyle w:val="VerbatimChar"/>
+              </w:rPr>
+              <w:t xml:space="preserve">GET /api/v1</w:t>
+            </w:r>
+          </w:p>
+        </w:tc>
+        <w:tc>
+          <w:tcPr/>
+          <w:p>
+            <w:pPr>
+              <w:pStyle w:val="Compact"/>
+              <w:jc w:val="left"/>
+            </w:pPr>
+            <w:r>
+              <w:t xml:space="preserve">сведения об API, о ключе и доступных форматах извлечения текста</w:t>
+            </w:r>
+          </w:p>
+        </w:tc>
+      </w:tr>
+      <w:tr>
+        <w:tc>
+          <w:tcPr/>
+          <w:p>
+            <w:pPr>
+              <w:pStyle w:val="Compact"/>
+              <w:jc w:val="left"/>
+            </w:pPr>
+            <w:r>
+              <w:rPr>
+                <w:rStyle w:val="VerbatimChar"/>
+              </w:rPr>
+              <w:t xml:space="preserve">GET /api/v1/sections</w:t>
+            </w:r>
+          </w:p>
+        </w:tc>
+        <w:tc>
+          <w:tcPr/>
+          <w:p>
+            <w:pPr>
+              <w:pStyle w:val="Compact"/>
+              <w:jc w:val="left"/>
+            </w:pPr>
+            <w:r>
+              <w:t xml:space="preserve">все разделы в порядке обхода дерева:</w:t>
+            </w:r>
+            <w:r>
+              <w:t xml:space="preserve"> </w:t>
+            </w:r>
+            <w:r>
+              <w:rPr>
+                <w:rStyle w:val="VerbatimChar"/>
+              </w:rPr>
+              <w:t xml:space="preserve">id</w:t>
+            </w:r>
+            <w:r>
+              <w:t xml:space="preserve">,</w:t>
+            </w:r>
+            <w:r>
+              <w:t xml:space="preserve"> </w:t>
+            </w:r>
+            <w:r>
+              <w:rPr>
+                <w:rStyle w:val="VerbatimChar"/>
+              </w:rPr>
+              <w:t xml:space="preserve">parent_id</w:t>
+            </w:r>
+            <w:r>
+              <w:t xml:space="preserve">,</w:t>
+            </w:r>
+            <w:r>
+              <w:t xml:space="preserve"> </w:t>
+            </w:r>
+            <w:r>
+              <w:rPr>
+                <w:rStyle w:val="VerbatimChar"/>
+              </w:rPr>
+              <w:t xml:space="preserve">name</w:t>
+            </w:r>
+            <w:r>
+              <w:t xml:space="preserve">,</w:t>
+            </w:r>
+            <w:r>
+              <w:t xml:space="preserve"> </w:t>
+            </w:r>
+            <w:r>
+              <w:rPr>
+                <w:rStyle w:val="VerbatimChar"/>
+              </w:rPr>
+              <w:t xml:space="preserve">full_name</w:t>
+            </w:r>
+            <w:r>
+              <w:t xml:space="preserve">,</w:t>
+            </w:r>
+            <w:r>
+              <w:t xml:space="preserve"> </w:t>
+            </w:r>
+            <w:r>
+              <w:rPr>
+                <w:rStyle w:val="VerbatimChar"/>
+              </w:rPr>
+              <w:t xml:space="preserve">path</w:t>
+            </w:r>
+            <w:r>
+              <w:t xml:space="preserve">,</w:t>
+            </w:r>
+            <w:r>
+              <w:t xml:space="preserve"> </w:t>
+            </w:r>
+            <w:r>
+              <w:rPr>
+                <w:rStyle w:val="VerbatimChar"/>
+              </w:rPr>
+              <w:t xml:space="preserve">depth</w:t>
+            </w:r>
+            <w:r>
+              <w:t xml:space="preserve">,</w:t>
+            </w:r>
+            <w:r>
+              <w:t xml:space="preserve"> </w:t>
+            </w:r>
+            <w:r>
+              <w:rPr>
+                <w:rStyle w:val="VerbatimChar"/>
+              </w:rPr>
+              <w:t xml:space="preserve">description</w:t>
+            </w:r>
+            <w:r>
+              <w:t xml:space="preserve">,</w:t>
+            </w:r>
+            <w:r>
+              <w:t xml:space="preserve"> </w:t>
+            </w:r>
+            <w:r>
+              <w:rPr>
+                <w:rStyle w:val="VerbatimChar"/>
+              </w:rPr>
+              <w:t xml:space="preserve">document_count</w:t>
+            </w:r>
+            <w:r>
+              <w:t xml:space="preserve"> </w:t>
+            </w:r>
+            <w:r>
+              <w:t xml:space="preserve">(видимых ключу опубликованных документов), ссылки</w:t>
+            </w:r>
+          </w:p>
+        </w:tc>
+      </w:tr>
+      <w:tr>
+        <w:tc>
+          <w:tcPr/>
+          <w:p>
+            <w:pPr>
+              <w:pStyle w:val="Compact"/>
+              <w:jc w:val="left"/>
+            </w:pPr>
+            <w:r>
+              <w:rPr>
+                <w:rStyle w:val="VerbatimChar"/>
+              </w:rPr>
+              <w:t xml:space="preserve">GET /api/v1/sections/{id}</w:t>
+            </w:r>
+          </w:p>
+        </w:tc>
+        <w:tc>
+          <w:tcPr/>
+          <w:p>
+            <w:pPr>
+              <w:pStyle w:val="Compact"/>
+              <w:jc w:val="left"/>
+            </w:pPr>
+            <w:r>
+              <w:t xml:space="preserve">раздел и его подразделы (</w:t>
+            </w:r>
+            <w:r>
+              <w:rPr>
+                <w:rStyle w:val="VerbatimChar"/>
+              </w:rPr>
+              <w:t xml:space="preserve">children</w:t>
+            </w:r>
+            <w:r>
+              <w:t xml:space="preserve">)</w:t>
+            </w:r>
+          </w:p>
+        </w:tc>
+      </w:tr>
+      <w:tr>
+        <w:tc>
+          <w:tcPr/>
+          <w:p>
+            <w:pPr>
+              <w:pStyle w:val="Compact"/>
+              <w:jc w:val="left"/>
+            </w:pPr>
+            <w:r>
+              <w:rPr>
+                <w:rStyle w:val="VerbatimChar"/>
+              </w:rPr>
+              <w:t xml:space="preserve">GET /api/v1/documents</w:t>
+            </w:r>
+          </w:p>
+        </w:tc>
+        <w:tc>
+          <w:tcPr/>
+          <w:p>
+            <w:pPr>
+              <w:pStyle w:val="Compact"/>
+              <w:jc w:val="left"/>
+            </w:pPr>
+            <w:r>
+              <w:t xml:space="preserve">список документов, отсортированный по времени изменения (для синхронизации). Параметры:</w:t>
+            </w:r>
+            <w:r>
+              <w:t xml:space="preserve"> </w:t>
+            </w:r>
+            <w:r>
+              <w:rPr>
+                <w:rStyle w:val="VerbatimChar"/>
+              </w:rPr>
+              <w:t xml:space="preserve">updated_since</w:t>
+            </w:r>
+            <w:r>
+              <w:t xml:space="preserve"> </w:t>
+            </w:r>
+            <w:r>
+              <w:t xml:space="preserve">(ISO 8601 или unix time) — только изменившиеся после;</w:t>
+            </w:r>
+            <w:r>
+              <w:t xml:space="preserve"> </w:t>
+            </w:r>
+            <w:r>
+              <w:rPr>
+                <w:rStyle w:val="VerbatimChar"/>
+              </w:rPr>
+              <w:t xml:space="preserve">section</w:t>
+            </w:r>
+            <w:r>
+              <w:t xml:space="preserve"> </w:t>
+            </w:r>
+            <w:r>
+              <w:t xml:space="preserve">(id;</w:t>
+            </w:r>
+            <w:r>
+              <w:t xml:space="preserve"> </w:t>
+            </w:r>
+            <w:r>
+              <w:rPr>
+                <w:rStyle w:val="VerbatimChar"/>
+              </w:rPr>
+              <w:t xml:space="preserve">subtree=0</w:t>
+            </w:r>
+            <w:r>
+              <w:t xml:space="preserve"> </w:t>
+            </w:r>
+            <w:r>
+              <w:t xml:space="preserve">— без подразделов);</w:t>
+            </w:r>
+            <w:r>
+              <w:t xml:space="preserve"> </w:t>
+            </w:r>
+            <w:r>
+              <w:rPr>
+                <w:rStyle w:val="VerbatimChar"/>
+              </w:rPr>
+              <w:t xml:space="preserve">type</w:t>
+            </w:r>
+            <w:r>
+              <w:t xml:space="preserve"> </w:t>
+            </w:r>
+            <w:r>
+              <w:t xml:space="preserve">(</w:t>
+            </w:r>
+            <w:r>
+              <w:rPr>
+                <w:rStyle w:val="VerbatimChar"/>
+              </w:rPr>
+              <w:t xml:space="preserve">file</w:t>
+            </w:r>
+            <w:r>
+              <w:t xml:space="preserve">/</w:t>
+            </w:r>
+            <w:r>
+              <w:rPr>
+                <w:rStyle w:val="VerbatimChar"/>
+              </w:rPr>
+              <w:t xml:space="preserve">page</w:t>
+            </w:r>
+            <w:r>
+              <w:t xml:space="preserve">);</w:t>
+            </w:r>
+            <w:r>
+              <w:t xml:space="preserve"> </w:t>
+            </w:r>
+            <w:r>
+              <w:rPr>
+                <w:rStyle w:val="VerbatimChar"/>
+              </w:rPr>
+              <w:t xml:space="preserve">status</w:t>
+            </w:r>
+            <w:r>
+              <w:t xml:space="preserve"> </w:t>
+            </w:r>
+            <w:r>
+              <w:t xml:space="preserve">(</w:t>
+            </w:r>
+            <w:r>
+              <w:rPr>
+                <w:rStyle w:val="VerbatimChar"/>
+              </w:rPr>
+              <w:t xml:space="preserve">published</w:t>
+            </w:r>
+            <w:r>
+              <w:t xml:space="preserve"> </w:t>
+            </w:r>
+            <w:r>
+              <w:t xml:space="preserve">по умолчанию,</w:t>
+            </w:r>
+            <w:r>
+              <w:t xml:space="preserve"> </w:t>
+            </w:r>
+            <w:r>
+              <w:rPr>
+                <w:rStyle w:val="VerbatimChar"/>
+              </w:rPr>
+              <w:t xml:space="preserve">archived</w:t>
+            </w:r>
+            <w:r>
+              <w:t xml:space="preserve">,</w:t>
+            </w:r>
+            <w:r>
+              <w:t xml:space="preserve"> </w:t>
+            </w:r>
+            <w:r>
+              <w:rPr>
+                <w:rStyle w:val="VerbatimChar"/>
+              </w:rPr>
+              <w:t xml:space="preserve">all</w:t>
+            </w:r>
+            <w:r>
+              <w:t xml:space="preserve"> </w:t>
+            </w:r>
+            <w:r>
+              <w:t xml:space="preserve">= опубликованные и архивные; черновики недоступны);</w:t>
+            </w:r>
+            <w:r>
+              <w:t xml:space="preserve"> </w:t>
+            </w:r>
+            <w:r>
+              <w:rPr>
+                <w:rStyle w:val="VerbatimChar"/>
+              </w:rPr>
+              <w:t xml:space="preserve">tag</w:t>
+            </w:r>
+            <w:r>
+              <w:t xml:space="preserve">;</w:t>
+            </w:r>
+            <w:r>
+              <w:t xml:space="preserve"> </w:t>
+            </w:r>
+            <w:r>
+              <w:rPr>
+                <w:rStyle w:val="VerbatimChar"/>
+              </w:rPr>
+              <w:t xml:space="preserve">q</w:t>
+            </w:r>
+            <w:r>
+              <w:t xml:space="preserve"> </w:t>
+            </w:r>
+            <w:r>
+              <w:t xml:space="preserve">(поиск);</w:t>
+            </w:r>
+            <w:r>
+              <w:t xml:space="preserve"> </w:t>
+            </w:r>
+            <w:r>
+              <w:rPr>
+                <w:rStyle w:val="VerbatimChar"/>
+              </w:rPr>
+              <w:t xml:space="preserve">page</w:t>
+            </w:r>
+            <w:r>
+              <w:t xml:space="preserve">,</w:t>
+            </w:r>
+            <w:r>
+              <w:t xml:space="preserve"> </w:t>
+            </w:r>
+            <w:r>
+              <w:rPr>
+                <w:rStyle w:val="VerbatimChar"/>
+              </w:rPr>
+              <w:t xml:space="preserve">per_page</w:t>
+            </w:r>
+            <w:r>
+              <w:t xml:space="preserve"> </w:t>
+            </w:r>
+            <w:r>
+              <w:t xml:space="preserve">(до 200). Ответ:</w:t>
+            </w:r>
+            <w:r>
+              <w:t xml:space="preserve"> </w:t>
+            </w:r>
+            <w:r>
+              <w:rPr>
+                <w:rStyle w:val="VerbatimChar"/>
+              </w:rPr>
+              <w:t xml:space="preserve">items</w:t>
+            </w:r>
+            <w:r>
+              <w:t xml:space="preserve">,</w:t>
+            </w:r>
+            <w:r>
+              <w:t xml:space="preserve"> </w:t>
+            </w:r>
+            <w:r>
+              <w:rPr>
+                <w:rStyle w:val="VerbatimChar"/>
+              </w:rPr>
+              <w:t xml:space="preserve">page</w:t>
+            </w:r>
+            <w:r>
+              <w:t xml:space="preserve">,</w:t>
+            </w:r>
+            <w:r>
+              <w:t xml:space="preserve"> </w:t>
+            </w:r>
+            <w:r>
+              <w:rPr>
+                <w:rStyle w:val="VerbatimChar"/>
+              </w:rPr>
+              <w:t xml:space="preserve">per_page</w:t>
+            </w:r>
+            <w:r>
+              <w:t xml:space="preserve">,</w:t>
+            </w:r>
+            <w:r>
+              <w:t xml:space="preserve"> </w:t>
+            </w:r>
+            <w:r>
+              <w:rPr>
+                <w:rStyle w:val="VerbatimChar"/>
+              </w:rPr>
+              <w:t xml:space="preserve">total</w:t>
+            </w:r>
+            <w:r>
+              <w:t xml:space="preserve">,</w:t>
+            </w:r>
+            <w:r>
+              <w:t xml:space="preserve"> </w:t>
+            </w:r>
+            <w:r>
+              <w:rPr>
+                <w:rStyle w:val="VerbatimChar"/>
+              </w:rPr>
+              <w:t xml:space="preserve">pages</w:t>
+            </w:r>
+          </w:p>
+        </w:tc>
+      </w:tr>
+      <w:tr>
+        <w:tc>
+          <w:tcPr/>
+          <w:p>
+            <w:pPr>
+              <w:pStyle w:val="Compact"/>
+              <w:jc w:val="left"/>
+            </w:pPr>
+            <w:r>
+              <w:rPr>
+                <w:rStyle w:val="VerbatimChar"/>
+              </w:rPr>
+              <w:t xml:space="preserve">GET /api/v1/documents/{id}</w:t>
+            </w:r>
+          </w:p>
+        </w:tc>
+        <w:tc>
+          <w:tcPr/>
+          <w:p>
+            <w:pPr>
+              <w:pStyle w:val="Compact"/>
+              <w:jc w:val="left"/>
+            </w:pPr>
+            <w:r>
+              <w:t xml:space="preserve">карточка: реквизиты, раздел с путём, теги, ответственный, срок актуальности и состояние (</w:t>
+            </w:r>
+            <w:r>
+              <w:rPr>
+                <w:rStyle w:val="VerbatimChar"/>
+              </w:rPr>
+              <w:t xml:space="preserve">validity</w:t>
+            </w:r>
+            <w:r>
+              <w:t xml:space="preserve">), текущая версия, все версии (</w:t>
+            </w:r>
+            <w:r>
+              <w:rPr>
+                <w:rStyle w:val="VerbatimChar"/>
+              </w:rPr>
+              <w:t xml:space="preserve">versions</w:t>
+            </w:r>
+            <w:r>
+              <w:t xml:space="preserve">), извлечённый текст (</w:t>
+            </w:r>
+            <w:r>
+              <w:rPr>
+                <w:rStyle w:val="VerbatimChar"/>
+              </w:rPr>
+              <w:t xml:space="preserve">text</w:t>
+            </w:r>
+            <w:r>
+              <w:t xml:space="preserve">,</w:t>
+            </w:r>
+            <w:r>
+              <w:t xml:space="preserve"> </w:t>
+            </w:r>
+            <w:r>
+              <w:rPr>
+                <w:rStyle w:val="VerbatimChar"/>
+              </w:rPr>
+              <w:t xml:space="preserve">text_status</w:t>
+            </w:r>
+            <w:r>
+              <w:t xml:space="preserve">,</w:t>
+            </w:r>
+            <w:r>
+              <w:t xml:space="preserve"> </w:t>
+            </w:r>
+            <w:r>
+              <w:rPr>
+                <w:rStyle w:val="VerbatimChar"/>
+              </w:rPr>
+              <w:t xml:space="preserve">text_chars</w:t>
+            </w:r>
+            <w:r>
+              <w:t xml:space="preserve">;</w:t>
+            </w:r>
+            <w:r>
+              <w:t xml:space="preserve"> </w:t>
+            </w:r>
+            <w:r>
+              <w:rPr>
+                <w:rStyle w:val="VerbatimChar"/>
+              </w:rPr>
+              <w:t xml:space="preserve">?text=0</w:t>
+            </w:r>
+            <w:r>
+              <w:t xml:space="preserve"> </w:t>
+            </w:r>
+            <w:r>
+              <w:t xml:space="preserve">— без текста) и ссылки (</w:t>
+            </w:r>
+            <w:r>
+              <w:rPr>
+                <w:rStyle w:val="VerbatimChar"/>
+              </w:rPr>
+              <w:t xml:space="preserve">links.web</w:t>
+            </w:r>
+            <w:r>
+              <w:t xml:space="preserve"> </w:t>
+            </w:r>
+            <w:r>
+              <w:t xml:space="preserve">— адрес карточки для цитирования)</w:t>
+            </w:r>
+          </w:p>
+        </w:tc>
+      </w:tr>
+      <w:tr>
+        <w:tc>
+          <w:tcPr/>
+          <w:p>
+            <w:pPr>
+              <w:pStyle w:val="Compact"/>
+              <w:jc w:val="left"/>
+            </w:pPr>
+            <w:r>
+              <w:rPr>
+                <w:rStyle w:val="VerbatimChar"/>
+              </w:rPr>
+              <w:t xml:space="preserve">GET /api/v1/documents/{id}/text[?version=N]</w:t>
+            </w:r>
+          </w:p>
+        </w:tc>
+        <w:tc>
+          <w:tcPr/>
+          <w:p>
+            <w:pPr>
+              <w:pStyle w:val="Compact"/>
+              <w:jc w:val="left"/>
+            </w:pPr>
+            <w:r>
+              <w:t xml:space="preserve">извлечённый текст версии (по умолчанию текущей):</w:t>
+            </w:r>
+            <w:r>
+              <w:t xml:space="preserve"> </w:t>
+            </w:r>
+            <w:r>
+              <w:rPr>
+                <w:rStyle w:val="VerbatimChar"/>
+              </w:rPr>
+              <w:t xml:space="preserve">status</w:t>
+            </w:r>
+            <w:r>
+              <w:t xml:space="preserve"> </w:t>
+            </w:r>
+            <w:r>
+              <w:t xml:space="preserve">—</w:t>
+            </w:r>
+            <w:r>
+              <w:t xml:space="preserve"> </w:t>
+            </w:r>
+            <w:r>
+              <w:rPr>
+                <w:rStyle w:val="VerbatimChar"/>
+              </w:rPr>
+              <w:t xml:space="preserve">ok</w:t>
+            </w:r>
+            <w:r>
+              <w:t xml:space="preserve">,</w:t>
+            </w:r>
+            <w:r>
+              <w:t xml:space="preserve"> </w:t>
+            </w:r>
+            <w:r>
+              <w:rPr>
+                <w:rStyle w:val="VerbatimChar"/>
+              </w:rPr>
+              <w:t xml:space="preserve">empty</w:t>
+            </w:r>
+            <w:r>
+              <w:t xml:space="preserve"> </w:t>
+            </w:r>
+            <w:r>
+              <w:t xml:space="preserve">(текста нет, например скан),</w:t>
+            </w:r>
+            <w:r>
+              <w:t xml:space="preserve"> </w:t>
+            </w:r>
+            <w:r>
+              <w:rPr>
+                <w:rStyle w:val="VerbatimChar"/>
+              </w:rPr>
+              <w:t xml:space="preserve">unsupported</w:t>
+            </w:r>
+            <w:r>
+              <w:t xml:space="preserve"> </w:t>
+            </w:r>
+            <w:r>
+              <w:t xml:space="preserve">(формат без текста),</w:t>
+            </w:r>
+            <w:r>
+              <w:t xml:space="preserve"> </w:t>
+            </w:r>
+            <w:r>
+              <w:rPr>
+                <w:rStyle w:val="VerbatimChar"/>
+              </w:rPr>
+              <w:t xml:space="preserve">missing</w:t>
+            </w:r>
+            <w:r>
+              <w:t xml:space="preserve">,</w:t>
+            </w:r>
+            <w:r>
+              <w:t xml:space="preserve"> </w:t>
+            </w:r>
+            <w:r>
+              <w:rPr>
+                <w:rStyle w:val="VerbatimChar"/>
+              </w:rPr>
+              <w:t xml:space="preserve">error</w:t>
+            </w:r>
+          </w:p>
+        </w:tc>
+      </w:tr>
+      <w:tr>
+        <w:tc>
+          <w:tcPr/>
+          <w:p>
+            <w:pPr>
+              <w:pStyle w:val="Compact"/>
+              <w:jc w:val="left"/>
+            </w:pPr>
+            <w:r>
+              <w:rPr>
+                <w:rStyle w:val="VerbatimChar"/>
+              </w:rPr>
+              <w:t xml:space="preserve">GET /api/v1/documents/{id}/content[?version=N]</w:t>
+            </w:r>
+          </w:p>
+        </w:tc>
+        <w:tc>
+          <w:tcPr/>
+          <w:p>
+            <w:pPr>
+              <w:pStyle w:val="Compact"/>
+              <w:jc w:val="left"/>
+            </w:pPr>
+            <w:r>
+              <w:t xml:space="preserve">исходный файл (</w:t>
+            </w:r>
+            <w:r>
+              <w:rPr>
+                <w:rStyle w:val="VerbatimChar"/>
+              </w:rPr>
+              <w:t xml:space="preserve">Content-Disposition: attachment</w:t>
+            </w:r>
+            <w:r>
+              <w:t xml:space="preserve">,</w:t>
+            </w:r>
+            <w:r>
+              <w:t xml:space="preserve"> </w:t>
+            </w:r>
+            <w:r>
+              <w:rPr>
+                <w:rStyle w:val="VerbatimChar"/>
+              </w:rPr>
+              <w:t xml:space="preserve">ETag</w:t>
+            </w:r>
+            <w:r>
+              <w:t xml:space="preserve"> </w:t>
+            </w:r>
+            <w:r>
+              <w:t xml:space="preserve">= SHA-256) или HTML страницы; заголовок</w:t>
+            </w:r>
+            <w:r>
+              <w:t xml:space="preserve"> </w:t>
+            </w:r>
+            <w:r>
+              <w:rPr>
+                <w:rStyle w:val="VerbatimChar"/>
+              </w:rPr>
+              <w:t xml:space="preserve">X-Document-Version</w:t>
+            </w:r>
+          </w:p>
+        </w:tc>
+      </w:tr>
+      <w:tr>
+        <w:tc>
+          <w:tcPr/>
+          <w:p>
+            <w:pPr>
+              <w:pStyle w:val="Compact"/>
+              <w:jc w:val="left"/>
+            </w:pPr>
+            <w:r>
+              <w:rPr>
+                <w:rStyle w:val="VerbatimChar"/>
+              </w:rPr>
+              <w:t xml:space="preserve">GET /api/v1/changes?since=…</w:t>
+            </w:r>
+          </w:p>
+        </w:tc>
+        <w:tc>
+          <w:tcPr/>
+          <w:p>
+            <w:pPr>
+              <w:pStyle w:val="Compact"/>
+              <w:jc w:val="left"/>
+            </w:pPr>
+            <w:r>
+              <w:t xml:space="preserve">изменения после момента</w:t>
+            </w:r>
+            <w:r>
+              <w:t xml:space="preserve"> </w:t>
+            </w:r>
+            <w:r>
+              <w:rPr>
+                <w:rStyle w:val="VerbatimChar"/>
+              </w:rPr>
+              <w:t xml:space="preserve">since</w:t>
+            </w:r>
+            <w:r>
+              <w:t xml:space="preserve">:</w:t>
+            </w:r>
+            <w:r>
+              <w:t xml:space="preserve"> </w:t>
+            </w:r>
+            <w:r>
+              <w:rPr>
+                <w:rStyle w:val="VerbatimChar"/>
+              </w:rPr>
+              <w:t xml:space="preserve">changed</w:t>
+            </w:r>
+            <w:r>
+              <w:t xml:space="preserve"> </w:t>
+            </w:r>
+            <w:r>
+              <w:t xml:space="preserve">— видимые документы, изменившиеся после</w:t>
+            </w:r>
+            <w:r>
+              <w:t xml:space="preserve"> </w:t>
+            </w:r>
+            <w:r>
+              <w:rPr>
+                <w:rStyle w:val="VerbatimChar"/>
+              </w:rPr>
+              <w:t xml:space="preserve">since</w:t>
+            </w:r>
+            <w:r>
+              <w:t xml:space="preserve">;</w:t>
+            </w:r>
+            <w:r>
+              <w:t xml:space="preserve"> </w:t>
+            </w:r>
+            <w:r>
+              <w:rPr>
+                <w:rStyle w:val="VerbatimChar"/>
+              </w:rPr>
+              <w:t xml:space="preserve">removed</w:t>
+            </w:r>
+            <w:r>
+              <w:t xml:space="preserve"> </w:t>
+            </w:r>
+            <w:r>
+              <w:t xml:space="preserve">— документы, ставшие невидимыми (сняты с публикации, архив, стали внутренними);</w:t>
+            </w:r>
+            <w:r>
+              <w:t xml:space="preserve"> </w:t>
+            </w:r>
+            <w:r>
+              <w:rPr>
+                <w:rStyle w:val="VerbatimChar"/>
+              </w:rPr>
+              <w:t xml:space="preserve">deleted</w:t>
+            </w:r>
+            <w:r>
+              <w:t xml:space="preserve"> </w:t>
+            </w:r>
+            <w:r>
+              <w:t xml:space="preserve">— удалённые (из таблицы отметок об удалении);</w:t>
+            </w:r>
+            <w:r>
+              <w:t xml:space="preserve"> </w:t>
+            </w:r>
+            <w:r>
+              <w:rPr>
+                <w:rStyle w:val="VerbatimChar"/>
+              </w:rPr>
+              <w:t xml:space="preserve">next_since</w:t>
+            </w:r>
+            <w:r>
+              <w:t xml:space="preserve"> </w:t>
+            </w:r>
+            <w:r>
+              <w:t xml:space="preserve">— значение для следующего запроса;</w:t>
+            </w:r>
+            <w:r>
+              <w:t xml:space="preserve"> </w:t>
+            </w:r>
+            <w:r>
+              <w:rPr>
+                <w:rStyle w:val="VerbatimChar"/>
+              </w:rPr>
+              <w:t xml:space="preserve">truncated</w:t>
+            </w:r>
+            <w:r>
+              <w:t xml:space="preserve"> </w:t>
+            </w:r>
+            <w:r>
+              <w:t xml:space="preserve">— если изменений больше</w:t>
+            </w:r>
+            <w:r>
+              <w:t xml:space="preserve"> </w:t>
+            </w:r>
+            <w:r>
+              <w:rPr>
+                <w:rStyle w:val="VerbatimChar"/>
+              </w:rPr>
+              <w:t xml:space="preserve">limit</w:t>
+            </w:r>
+            <w:r>
+              <w:t xml:space="preserve"> </w:t>
+            </w:r>
+            <w:r>
+              <w:t xml:space="preserve">(по умолчанию 500)</w:t>
+            </w:r>
+          </w:p>
+        </w:tc>
+      </w:tr>
+      <w:tr>
+        <w:tc>
+          <w:tcPr/>
+          <w:p>
+            <w:pPr>
+              <w:pStyle w:val="Compact"/>
+              <w:jc w:val="left"/>
+            </w:pPr>
+            <w:r>
+              <w:rPr>
+                <w:rStyle w:val="VerbatimChar"/>
+              </w:rPr>
+              <w:t xml:space="preserve">GET /api/v1/search?q=…[&amp;section=ID&amp;limit=N]</w:t>
+            </w:r>
+          </w:p>
+        </w:tc>
+        <w:tc>
+          <w:tcPr/>
+          <w:p>
+            <w:pPr>
+              <w:pStyle w:val="Compact"/>
+              <w:jc w:val="left"/>
+            </w:pPr>
+            <w:r>
+              <w:t xml:space="preserve">поиск как на портале (название, обозначение, описание, теги, имя файла, текст страниц)</w:t>
+            </w:r>
+          </w:p>
+        </w:tc>
+      </w:tr>
+    </w:tbl>
+    <w:p>
+      <w:pPr>
+        <w:pStyle w:val="BodyText"/>
+      </w:pPr>
+      <w:r>
+        <w:t xml:space="preserve">Текст извлекается из документов-страниц, текстовых файлов (txt, md, csv, json, xml, html и др.),</w:t>
+      </w:r>
+      <w:r>
+        <w:t xml:space="preserve"> </w:t>
+      </w:r>
+      <w:r>
+        <w:t xml:space="preserve">PDF (через</w:t>
+      </w:r>
+      <w:r>
+        <w:t xml:space="preserve"> </w:t>
+      </w:r>
+      <w:r>
+        <w:rPr>
+          <w:rStyle w:val="VerbatimChar"/>
+        </w:rPr>
+        <w:t xml:space="preserve">pdftotext</w:t>
+      </w:r>
+      <w:r>
+        <w:t xml:space="preserve">, пакет poppler-utils), docx/xlsx/pptx и odt/ods/odp. Из форматов doc,</w:t>
+      </w:r>
+      <w:r>
+        <w:t xml:space="preserve"> </w:t>
+      </w:r>
+      <w:r>
+        <w:t xml:space="preserve">xls, ppt, rtf, изображений и чертежей текст не извлекается (</w:t>
+      </w:r>
+      <w:r>
+        <w:rPr>
+          <w:rStyle w:val="VerbatimChar"/>
+        </w:rPr>
+        <w:t xml:space="preserve">text_status: unsupported</w:t>
+      </w:r>
+      <w:r>
+        <w:t xml:space="preserve">) —</w:t>
+      </w:r>
+      <w:r>
+        <w:t xml:space="preserve"> </w:t>
+      </w:r>
+      <w:r>
+        <w:t xml:space="preserve">такие документы можно индексировать по названию, описанию и тегам. Результат извлечения</w:t>
+      </w:r>
+      <w:r>
+        <w:t xml:space="preserve"> </w:t>
+      </w:r>
+      <w:r>
+        <w:t xml:space="preserve">кэшируется на сервере по версии документа.</w:t>
+      </w:r>
+    </w:p>
+    <w:p>
+      <w:pPr>
+        <w:pStyle w:val="BodyText"/>
+      </w:pPr>
+      <w:r>
+        <w:t xml:space="preserve">Пример первичной загрузки и последующей синхронизации на Python:</w:t>
       </w:r>
     </w:p>
     <w:p>
@@ -15464,8 +18186,1583 @@
       </w:pPr>
       <w:r>
         <w:rPr>
+          <w:rStyle w:val="ImportTok"/>
+        </w:rPr>
+        <w:t xml:space="preserve">import</w:t>
+      </w:r>
+      <w:r>
+        <w:rPr>
+          <w:rStyle w:val="NormalTok"/>
+        </w:rPr>
+        <w:t xml:space="preserve"> requests</w:t>
+      </w:r>
+      <w:r>
+        <w:br/>
+      </w:r>
+      <w:r>
+        <w:br/>
+      </w:r>
+      <w:r>
+        <w:rPr>
+          <w:rStyle w:val="NormalTok"/>
+        </w:rPr>
+        <w:t xml:space="preserve">BASE, KEY </w:t>
+      </w:r>
+      <w:r>
+        <w:rPr>
+          <w:rStyle w:val="OperatorTok"/>
+        </w:rPr>
+        <w:t xml:space="preserve">=</w:t>
+      </w:r>
+      <w:r>
+        <w:rPr>
+          <w:rStyle w:val="NormalTok"/>
+        </w:rPr>
+        <w:t xml:space="preserve"> </w:t>
+      </w:r>
+      <w:r>
+        <w:rPr>
+          <w:rStyle w:val="StringTok"/>
+        </w:rPr>
+        <w:t xml:space="preserve">'https://docs.example.ru/api/v1'</w:t>
+      </w:r>
+      <w:r>
+        <w:rPr>
+          <w:rStyle w:val="NormalTok"/>
+        </w:rPr>
+        <w:t xml:space="preserve">, </w:t>
+      </w:r>
+      <w:r>
+        <w:rPr>
+          <w:rStyle w:val="StringTok"/>
+        </w:rPr>
+        <w:t xml:space="preserve">'dp_…'</w:t>
+      </w:r>
+      <w:r>
+        <w:br/>
+      </w:r>
+      <w:r>
+        <w:rPr>
+          <w:rStyle w:val="NormalTok"/>
+        </w:rPr>
+        <w:t xml:space="preserve">H </w:t>
+      </w:r>
+      <w:r>
+        <w:rPr>
+          <w:rStyle w:val="OperatorTok"/>
+        </w:rPr>
+        <w:t xml:space="preserve">=</w:t>
+      </w:r>
+      <w:r>
+        <w:rPr>
+          <w:rStyle w:val="NormalTok"/>
+        </w:rPr>
+        <w:t xml:space="preserve"> {</w:t>
+      </w:r>
+      <w:r>
+        <w:rPr>
+          <w:rStyle w:val="StringTok"/>
+        </w:rPr>
+        <w:t xml:space="preserve">'Authorization'</w:t>
+      </w:r>
+      <w:r>
+        <w:rPr>
+          <w:rStyle w:val="NormalTok"/>
+        </w:rPr>
+        <w:t xml:space="preserve">: </w:t>
+      </w:r>
+      <w:r>
+        <w:rPr>
+          <w:rStyle w:val="SpecialStringTok"/>
+        </w:rPr>
+        <w:t xml:space="preserve">f'Bearer </w:t>
+      </w:r>
+      <w:r>
+        <w:rPr>
+          <w:rStyle w:val="SpecialCharTok"/>
+        </w:rPr>
+        <w:t xml:space="preserve">{</w:t>
+      </w:r>
+      <w:r>
+        <w:rPr>
+          <w:rStyle w:val="NormalTok"/>
+        </w:rPr>
+        <w:t xml:space="preserve">KEY</w:t>
+      </w:r>
+      <w:r>
+        <w:rPr>
+          <w:rStyle w:val="SpecialCharTok"/>
+        </w:rPr>
+        <w:t xml:space="preserve">}</w:t>
+      </w:r>
+      <w:r>
+        <w:rPr>
+          <w:rStyle w:val="SpecialStringTok"/>
+        </w:rPr>
+        <w:t xml:space="preserve">'</w:t>
+      </w:r>
+      <w:r>
+        <w:rPr>
+          <w:rStyle w:val="NormalTok"/>
+        </w:rPr>
+        <w:t xml:space="preserve">}</w:t>
+      </w:r>
+      <w:r>
+        <w:br/>
+      </w:r>
+      <w:r>
+        <w:br/>
+      </w:r>
+      <w:r>
+        <w:rPr>
+          <w:rStyle w:val="CommentTok"/>
+        </w:rPr>
+        <w:t xml:space="preserve"># 1. Первичная загрузка: все опубликованные документы постранично</w:t>
+      </w:r>
+      <w:r>
+        <w:br/>
+      </w:r>
+      <w:r>
+        <w:rPr>
+          <w:rStyle w:val="NormalTok"/>
+        </w:rPr>
+        <w:t xml:space="preserve">page </w:t>
+      </w:r>
+      <w:r>
+        <w:rPr>
+          <w:rStyle w:val="OperatorTok"/>
+        </w:rPr>
+        <w:t xml:space="preserve">=</w:t>
+      </w:r>
+      <w:r>
+        <w:rPr>
+          <w:rStyle w:val="NormalTok"/>
+        </w:rPr>
+        <w:t xml:space="preserve"> </w:t>
+      </w:r>
+      <w:r>
+        <w:rPr>
+          <w:rStyle w:val="DecValTok"/>
+        </w:rPr>
+        <w:t xml:space="preserve">1</w:t>
+      </w:r>
+      <w:r>
+        <w:br/>
+      </w:r>
+      <w:r>
+        <w:rPr>
+          <w:rStyle w:val="ControlFlowTok"/>
+        </w:rPr>
+        <w:t xml:space="preserve">while</w:t>
+      </w:r>
+      <w:r>
+        <w:rPr>
+          <w:rStyle w:val="NormalTok"/>
+        </w:rPr>
+        <w:t xml:space="preserve"> </w:t>
+      </w:r>
+      <w:r>
+        <w:rPr>
+          <w:rStyle w:val="VariableTok"/>
+        </w:rPr>
+        <w:t xml:space="preserve">True</w:t>
+      </w:r>
+      <w:r>
+        <w:rPr>
+          <w:rStyle w:val="NormalTok"/>
+        </w:rPr>
+        <w:t xml:space="preserve">:</w:t>
+      </w:r>
+      <w:r>
+        <w:br/>
+      </w:r>
+      <w:r>
+        <w:rPr>
+          <w:rStyle w:val="NormalTok"/>
+        </w:rPr>
+        <w:t xml:space="preserve">    data </w:t>
+      </w:r>
+      <w:r>
+        <w:rPr>
+          <w:rStyle w:val="OperatorTok"/>
+        </w:rPr>
+        <w:t xml:space="preserve">=</w:t>
+      </w:r>
+      <w:r>
+        <w:rPr>
+          <w:rStyle w:val="NormalTok"/>
+        </w:rPr>
+        <w:t xml:space="preserve"> requests.get(</w:t>
+      </w:r>
+      <w:r>
+        <w:rPr>
+          <w:rStyle w:val="SpecialStringTok"/>
+        </w:rPr>
+        <w:t xml:space="preserve">f'</w:t>
+      </w:r>
+      <w:r>
+        <w:rPr>
+          <w:rStyle w:val="SpecialCharTok"/>
+        </w:rPr>
+        <w:t xml:space="preserve">{</w:t>
+      </w:r>
+      <w:r>
+        <w:rPr>
+          <w:rStyle w:val="NormalTok"/>
+        </w:rPr>
+        <w:t xml:space="preserve">BASE</w:t>
+      </w:r>
+      <w:r>
+        <w:rPr>
+          <w:rStyle w:val="SpecialCharTok"/>
+        </w:rPr>
+        <w:t xml:space="preserve">}</w:t>
+      </w:r>
+      <w:r>
+        <w:rPr>
+          <w:rStyle w:val="SpecialStringTok"/>
+        </w:rPr>
+        <w:t xml:space="preserve">/documents'</w:t>
+      </w:r>
+      <w:r>
+        <w:rPr>
+          <w:rStyle w:val="NormalTok"/>
+        </w:rPr>
+        <w:t xml:space="preserve">, headers</w:t>
+      </w:r>
+      <w:r>
+        <w:rPr>
+          <w:rStyle w:val="OperatorTok"/>
+        </w:rPr>
+        <w:t xml:space="preserve">=</w:t>
+      </w:r>
+      <w:r>
+        <w:rPr>
+          <w:rStyle w:val="NormalTok"/>
+        </w:rPr>
+        <w:t xml:space="preserve">H, params</w:t>
+      </w:r>
+      <w:r>
+        <w:rPr>
+          <w:rStyle w:val="OperatorTok"/>
+        </w:rPr>
+        <w:t xml:space="preserve">=</w:t>
+      </w:r>
+      <w:r>
+        <w:rPr>
+          <w:rStyle w:val="NormalTok"/>
+        </w:rPr>
+        <w:t xml:space="preserve">{</w:t>
+      </w:r>
+      <w:r>
+        <w:rPr>
+          <w:rStyle w:val="StringTok"/>
+        </w:rPr>
+        <w:t xml:space="preserve">'per_page'</w:t>
+      </w:r>
+      <w:r>
+        <w:rPr>
+          <w:rStyle w:val="NormalTok"/>
+        </w:rPr>
+        <w:t xml:space="preserve">: </w:t>
+      </w:r>
+      <w:r>
+        <w:rPr>
+          <w:rStyle w:val="DecValTok"/>
+        </w:rPr>
+        <w:t xml:space="preserve">200</w:t>
+      </w:r>
+      <w:r>
+        <w:rPr>
+          <w:rStyle w:val="NormalTok"/>
+        </w:rPr>
+        <w:t xml:space="preserve">, </w:t>
+      </w:r>
+      <w:r>
+        <w:rPr>
+          <w:rStyle w:val="StringTok"/>
+        </w:rPr>
+        <w:t xml:space="preserve">'page'</w:t>
+      </w:r>
+      <w:r>
+        <w:rPr>
+          <w:rStyle w:val="NormalTok"/>
+        </w:rPr>
+        <w:t xml:space="preserve">: page}, timeout</w:t>
+      </w:r>
+      <w:r>
+        <w:rPr>
+          <w:rStyle w:val="OperatorTok"/>
+        </w:rPr>
+        <w:t xml:space="preserve">=</w:t>
+      </w:r>
+      <w:r>
+        <w:rPr>
+          <w:rStyle w:val="DecValTok"/>
+        </w:rPr>
+        <w:t xml:space="preserve">60</w:t>
+      </w:r>
+      <w:r>
+        <w:rPr>
+          <w:rStyle w:val="NormalTok"/>
+        </w:rPr>
+        <w:t xml:space="preserve">).json()</w:t>
+      </w:r>
+      <w:r>
+        <w:br/>
+      </w:r>
+      <w:r>
+        <w:rPr>
+          <w:rStyle w:val="NormalTok"/>
+        </w:rPr>
+        <w:t xml:space="preserve">    </w:t>
+      </w:r>
+      <w:r>
+        <w:rPr>
+          <w:rStyle w:val="ControlFlowTok"/>
+        </w:rPr>
+        <w:t xml:space="preserve">for</w:t>
+      </w:r>
+      <w:r>
+        <w:rPr>
+          <w:rStyle w:val="NormalTok"/>
+        </w:rPr>
+        <w:t xml:space="preserve"> doc </w:t>
+      </w:r>
+      <w:r>
+        <w:rPr>
+          <w:rStyle w:val="KeywordTok"/>
+        </w:rPr>
+        <w:t xml:space="preserve">in</w:t>
+      </w:r>
+      <w:r>
+        <w:rPr>
+          <w:rStyle w:val="NormalTok"/>
+        </w:rPr>
+        <w:t xml:space="preserve"> data[</w:t>
+      </w:r>
+      <w:r>
+        <w:rPr>
+          <w:rStyle w:val="StringTok"/>
+        </w:rPr>
+        <w:t xml:space="preserve">'items'</w:t>
+      </w:r>
+      <w:r>
+        <w:rPr>
+          <w:rStyle w:val="NormalTok"/>
+        </w:rPr>
+        <w:t xml:space="preserve">]:</w:t>
+      </w:r>
+      <w:r>
+        <w:br/>
+      </w:r>
+      <w:r>
+        <w:rPr>
+          <w:rStyle w:val="NormalTok"/>
+        </w:rPr>
+        <w:t xml:space="preserve">        text </w:t>
+      </w:r>
+      <w:r>
+        <w:rPr>
+          <w:rStyle w:val="OperatorTok"/>
+        </w:rPr>
+        <w:t xml:space="preserve">=</w:t>
+      </w:r>
+      <w:r>
+        <w:rPr>
+          <w:rStyle w:val="NormalTok"/>
+        </w:rPr>
+        <w:t xml:space="preserve"> requests.get(doc[</w:t>
+      </w:r>
+      <w:r>
+        <w:rPr>
+          <w:rStyle w:val="StringTok"/>
+        </w:rPr>
+        <w:t xml:space="preserve">'links'</w:t>
+      </w:r>
+      <w:r>
+        <w:rPr>
+          <w:rStyle w:val="NormalTok"/>
+        </w:rPr>
+        <w:t xml:space="preserve">][</w:t>
+      </w:r>
+      <w:r>
+        <w:rPr>
+          <w:rStyle w:val="StringTok"/>
+        </w:rPr>
+        <w:t xml:space="preserve">'text'</w:t>
+      </w:r>
+      <w:r>
+        <w:rPr>
+          <w:rStyle w:val="NormalTok"/>
+        </w:rPr>
+        <w:t xml:space="preserve">], headers</w:t>
+      </w:r>
+      <w:r>
+        <w:rPr>
+          <w:rStyle w:val="OperatorTok"/>
+        </w:rPr>
+        <w:t xml:space="preserve">=</w:t>
+      </w:r>
+      <w:r>
+        <w:rPr>
+          <w:rStyle w:val="NormalTok"/>
+        </w:rPr>
+        <w:t xml:space="preserve">H, timeout</w:t>
+      </w:r>
+      <w:r>
+        <w:rPr>
+          <w:rStyle w:val="OperatorTok"/>
+        </w:rPr>
+        <w:t xml:space="preserve">=</w:t>
+      </w:r>
+      <w:r>
+        <w:rPr>
+          <w:rStyle w:val="DecValTok"/>
+        </w:rPr>
+        <w:t xml:space="preserve">120</w:t>
+      </w:r>
+      <w:r>
+        <w:rPr>
+          <w:rStyle w:val="NormalTok"/>
+        </w:rPr>
+        <w:t xml:space="preserve">).json()</w:t>
+      </w:r>
+      <w:r>
+        <w:br/>
+      </w:r>
+      <w:r>
+        <w:rPr>
+          <w:rStyle w:val="NormalTok"/>
+        </w:rPr>
+        <w:t xml:space="preserve">        </w:t>
+      </w:r>
+      <w:r>
+        <w:rPr>
+          <w:rStyle w:val="ControlFlowTok"/>
+        </w:rPr>
+        <w:t xml:space="preserve">if</w:t>
+      </w:r>
+      <w:r>
+        <w:rPr>
+          <w:rStyle w:val="NormalTok"/>
+        </w:rPr>
+        <w:t xml:space="preserve"> text[</w:t>
+      </w:r>
+      <w:r>
+        <w:rPr>
+          <w:rStyle w:val="StringTok"/>
+        </w:rPr>
+        <w:t xml:space="preserve">'status'</w:t>
+      </w:r>
+      <w:r>
+        <w:rPr>
+          <w:rStyle w:val="NormalTok"/>
+        </w:rPr>
+        <w:t xml:space="preserve">] </w:t>
+      </w:r>
+      <w:r>
+        <w:rPr>
+          <w:rStyle w:val="OperatorTok"/>
+        </w:rPr>
+        <w:t xml:space="preserve">==</w:t>
+      </w:r>
+      <w:r>
+        <w:rPr>
+          <w:rStyle w:val="NormalTok"/>
+        </w:rPr>
+        <w:t xml:space="preserve"> </w:t>
+      </w:r>
+      <w:r>
+        <w:rPr>
+          <w:rStyle w:val="StringTok"/>
+        </w:rPr>
+        <w:t xml:space="preserve">'ok'</w:t>
+      </w:r>
+      <w:r>
+        <w:rPr>
+          <w:rStyle w:val="NormalTok"/>
+        </w:rPr>
+        <w:t xml:space="preserve">:</w:t>
+      </w:r>
+      <w:r>
+        <w:br/>
+      </w:r>
+      <w:r>
+        <w:rPr>
+          <w:rStyle w:val="NormalTok"/>
+        </w:rPr>
+        <w:t xml:space="preserve">            index_document(  </w:t>
+      </w:r>
+      <w:r>
+        <w:rPr>
+          <w:rStyle w:val="CommentTok"/>
+        </w:rPr>
+        <w:t xml:space="preserve"># ваша функция: разбить на фрагменты, посчитать эмбеддинги, сохранить</w:t>
+      </w:r>
+      <w:r>
+        <w:br/>
+      </w:r>
+      <w:r>
+        <w:rPr>
+          <w:rStyle w:val="NormalTok"/>
+        </w:rPr>
+        <w:t xml:space="preserve">                doc_id</w:t>
+      </w:r>
+      <w:r>
+        <w:rPr>
+          <w:rStyle w:val="OperatorTok"/>
+        </w:rPr>
+        <w:t xml:space="preserve">=</w:t>
+      </w:r>
+      <w:r>
+        <w:rPr>
+          <w:rStyle w:val="NormalTok"/>
+        </w:rPr>
+        <w:t xml:space="preserve">doc[</w:t>
+      </w:r>
+      <w:r>
+        <w:rPr>
+          <w:rStyle w:val="StringTok"/>
+        </w:rPr>
+        <w:t xml:space="preserve">'id'</w:t>
+      </w:r>
+      <w:r>
+        <w:rPr>
+          <w:rStyle w:val="NormalTok"/>
+        </w:rPr>
+        <w:t xml:space="preserve">], version</w:t>
+      </w:r>
+      <w:r>
+        <w:rPr>
+          <w:rStyle w:val="OperatorTok"/>
+        </w:rPr>
+        <w:t xml:space="preserve">=</w:t>
+      </w:r>
+      <w:r>
+        <w:rPr>
+          <w:rStyle w:val="NormalTok"/>
+        </w:rPr>
+        <w:t xml:space="preserve">doc[</w:t>
+      </w:r>
+      <w:r>
+        <w:rPr>
+          <w:rStyle w:val="StringTok"/>
+        </w:rPr>
+        <w:t xml:space="preserve">'version'</w:t>
+      </w:r>
+      <w:r>
+        <w:rPr>
+          <w:rStyle w:val="NormalTok"/>
+        </w:rPr>
+        <w:t xml:space="preserve">][</w:t>
+      </w:r>
+      <w:r>
+        <w:rPr>
+          <w:rStyle w:val="StringTok"/>
+        </w:rPr>
+        <w:t xml:space="preserve">'number'</w:t>
+      </w:r>
+      <w:r>
+        <w:rPr>
+          <w:rStyle w:val="NormalTok"/>
+        </w:rPr>
+        <w:t xml:space="preserve">], title</w:t>
+      </w:r>
+      <w:r>
+        <w:rPr>
+          <w:rStyle w:val="OperatorTok"/>
+        </w:rPr>
+        <w:t xml:space="preserve">=</w:t>
+      </w:r>
+      <w:r>
+        <w:rPr>
+          <w:rStyle w:val="NormalTok"/>
+        </w:rPr>
+        <w:t xml:space="preserve">doc[</w:t>
+      </w:r>
+      <w:r>
+        <w:rPr>
+          <w:rStyle w:val="StringTok"/>
+        </w:rPr>
+        <w:t xml:space="preserve">'title'</w:t>
+      </w:r>
+      <w:r>
+        <w:rPr>
+          <w:rStyle w:val="NormalTok"/>
+        </w:rPr>
+        <w:t xml:space="preserve">],</w:t>
+      </w:r>
+      <w:r>
+        <w:br/>
+      </w:r>
+      <w:r>
+        <w:rPr>
+          <w:rStyle w:val="NormalTok"/>
+        </w:rPr>
+        <w:t xml:space="preserve">                section</w:t>
+      </w:r>
+      <w:r>
+        <w:rPr>
+          <w:rStyle w:val="OperatorTok"/>
+        </w:rPr>
+        <w:t xml:space="preserve">=</w:t>
+      </w:r>
+      <w:r>
+        <w:rPr>
+          <w:rStyle w:val="NormalTok"/>
+        </w:rPr>
+        <w:t xml:space="preserve">doc[</w:t>
+      </w:r>
+      <w:r>
+        <w:rPr>
+          <w:rStyle w:val="StringTok"/>
+        </w:rPr>
+        <w:t xml:space="preserve">'section'</w:t>
+      </w:r>
+      <w:r>
+        <w:rPr>
+          <w:rStyle w:val="NormalTok"/>
+        </w:rPr>
+        <w:t xml:space="preserve">][</w:t>
+      </w:r>
+      <w:r>
+        <w:rPr>
+          <w:rStyle w:val="StringTok"/>
+        </w:rPr>
+        <w:t xml:space="preserve">'full_name'</w:t>
+      </w:r>
+      <w:r>
+        <w:rPr>
+          <w:rStyle w:val="NormalTok"/>
+        </w:rPr>
+        <w:t xml:space="preserve">], url</w:t>
+      </w:r>
+      <w:r>
+        <w:rPr>
+          <w:rStyle w:val="OperatorTok"/>
+        </w:rPr>
+        <w:t xml:space="preserve">=</w:t>
+      </w:r>
+      <w:r>
+        <w:rPr>
+          <w:rStyle w:val="NormalTok"/>
+        </w:rPr>
+        <w:t xml:space="preserve">doc[</w:t>
+      </w:r>
+      <w:r>
+        <w:rPr>
+          <w:rStyle w:val="StringTok"/>
+        </w:rPr>
+        <w:t xml:space="preserve">'links'</w:t>
+      </w:r>
+      <w:r>
+        <w:rPr>
+          <w:rStyle w:val="NormalTok"/>
+        </w:rPr>
+        <w:t xml:space="preserve">][</w:t>
+      </w:r>
+      <w:r>
+        <w:rPr>
+          <w:rStyle w:val="StringTok"/>
+        </w:rPr>
+        <w:t xml:space="preserve">'web'</w:t>
+      </w:r>
+      <w:r>
+        <w:rPr>
+          <w:rStyle w:val="NormalTok"/>
+        </w:rPr>
+        <w:t xml:space="preserve">],</w:t>
+      </w:r>
+      <w:r>
+        <w:br/>
+      </w:r>
+      <w:r>
+        <w:rPr>
+          <w:rStyle w:val="NormalTok"/>
+        </w:rPr>
+        <w:t xml:space="preserve">                description</w:t>
+      </w:r>
+      <w:r>
+        <w:rPr>
+          <w:rStyle w:val="OperatorTok"/>
+        </w:rPr>
+        <w:t xml:space="preserve">=</w:t>
+      </w:r>
+      <w:r>
+        <w:rPr>
+          <w:rStyle w:val="NormalTok"/>
+        </w:rPr>
+        <w:t xml:space="preserve">doc[</w:t>
+      </w:r>
+      <w:r>
+        <w:rPr>
+          <w:rStyle w:val="StringTok"/>
+        </w:rPr>
+        <w:t xml:space="preserve">'description'</w:t>
+      </w:r>
+      <w:r>
+        <w:rPr>
+          <w:rStyle w:val="NormalTok"/>
+        </w:rPr>
+        <w:t xml:space="preserve">], tags</w:t>
+      </w:r>
+      <w:r>
+        <w:rPr>
+          <w:rStyle w:val="OperatorTok"/>
+        </w:rPr>
+        <w:t xml:space="preserve">=</w:t>
+      </w:r>
+      <w:r>
+        <w:rPr>
+          <w:rStyle w:val="NormalTok"/>
+        </w:rPr>
+        <w:t xml:space="preserve">doc[</w:t>
+      </w:r>
+      <w:r>
+        <w:rPr>
+          <w:rStyle w:val="StringTok"/>
+        </w:rPr>
+        <w:t xml:space="preserve">'tags'</w:t>
+      </w:r>
+      <w:r>
+        <w:rPr>
+          <w:rStyle w:val="NormalTok"/>
+        </w:rPr>
+        <w:t xml:space="preserve">], text</w:t>
+      </w:r>
+      <w:r>
+        <w:rPr>
+          <w:rStyle w:val="OperatorTok"/>
+        </w:rPr>
+        <w:t xml:space="preserve">=</w:t>
+      </w:r>
+      <w:r>
+        <w:rPr>
+          <w:rStyle w:val="NormalTok"/>
+        </w:rPr>
+        <w:t xml:space="preserve">text[</w:t>
+      </w:r>
+      <w:r>
+        <w:rPr>
+          <w:rStyle w:val="StringTok"/>
+        </w:rPr>
+        <w:t xml:space="preserve">'text'</w:t>
+      </w:r>
+      <w:r>
+        <w:rPr>
+          <w:rStyle w:val="NormalTok"/>
+        </w:rPr>
+        <w:t xml:space="preserve">])</w:t>
+      </w:r>
+      <w:r>
+        <w:br/>
+      </w:r>
+      <w:r>
+        <w:rPr>
+          <w:rStyle w:val="NormalTok"/>
+        </w:rPr>
+        <w:t xml:space="preserve">    </w:t>
+      </w:r>
+      <w:r>
+        <w:rPr>
+          <w:rStyle w:val="ControlFlowTok"/>
+        </w:rPr>
+        <w:t xml:space="preserve">if</w:t>
+      </w:r>
+      <w:r>
+        <w:rPr>
+          <w:rStyle w:val="NormalTok"/>
+        </w:rPr>
+        <w:t xml:space="preserve"> page </w:t>
+      </w:r>
+      <w:r>
+        <w:rPr>
+          <w:rStyle w:val="OperatorTok"/>
+        </w:rPr>
+        <w:t xml:space="preserve">&gt;=</w:t>
+      </w:r>
+      <w:r>
+        <w:rPr>
+          <w:rStyle w:val="NormalTok"/>
+        </w:rPr>
+        <w:t xml:space="preserve"> data[</w:t>
+      </w:r>
+      <w:r>
+        <w:rPr>
+          <w:rStyle w:val="StringTok"/>
+        </w:rPr>
+        <w:t xml:space="preserve">'pages'</w:t>
+      </w:r>
+      <w:r>
+        <w:rPr>
+          <w:rStyle w:val="NormalTok"/>
+        </w:rPr>
+        <w:t xml:space="preserve">]:</w:t>
+      </w:r>
+      <w:r>
+        <w:br/>
+      </w:r>
+      <w:r>
+        <w:rPr>
+          <w:rStyle w:val="NormalTok"/>
+        </w:rPr>
+        <w:t xml:space="preserve">        </w:t>
+      </w:r>
+      <w:r>
+        <w:rPr>
+          <w:rStyle w:val="ControlFlowTok"/>
+        </w:rPr>
+        <w:t xml:space="preserve">break</w:t>
+      </w:r>
+      <w:r>
+        <w:br/>
+      </w:r>
+      <w:r>
+        <w:rPr>
+          <w:rStyle w:val="NormalTok"/>
+        </w:rPr>
+        <w:t xml:space="preserve">    page </w:t>
+      </w:r>
+      <w:r>
+        <w:rPr>
+          <w:rStyle w:val="OperatorTok"/>
+        </w:rPr>
+        <w:t xml:space="preserve">+=</w:t>
+      </w:r>
+      <w:r>
+        <w:rPr>
+          <w:rStyle w:val="NormalTok"/>
+        </w:rPr>
+        <w:t xml:space="preserve"> </w:t>
+      </w:r>
+      <w:r>
+        <w:rPr>
+          <w:rStyle w:val="DecValTok"/>
+        </w:rPr>
+        <w:t xml:space="preserve">1</w:t>
+      </w:r>
+      <w:r>
+        <w:br/>
+      </w:r>
+      <w:r>
+        <w:rPr>
+          <w:rStyle w:val="NormalTok"/>
+        </w:rPr>
+        <w:t xml:space="preserve">since </w:t>
+      </w:r>
+      <w:r>
+        <w:rPr>
+          <w:rStyle w:val="OperatorTok"/>
+        </w:rPr>
+        <w:t xml:space="preserve">=</w:t>
+      </w:r>
+      <w:r>
+        <w:rPr>
+          <w:rStyle w:val="NormalTok"/>
+        </w:rPr>
+        <w:t xml:space="preserve"> requests.get(BASE, headers</w:t>
+      </w:r>
+      <w:r>
+        <w:rPr>
+          <w:rStyle w:val="OperatorTok"/>
+        </w:rPr>
+        <w:t xml:space="preserve">=</w:t>
+      </w:r>
+      <w:r>
+        <w:rPr>
+          <w:rStyle w:val="NormalTok"/>
+        </w:rPr>
+        <w:t xml:space="preserve">H, timeout</w:t>
+      </w:r>
+      <w:r>
+        <w:rPr>
+          <w:rStyle w:val="OperatorTok"/>
+        </w:rPr>
+        <w:t xml:space="preserve">=</w:t>
+      </w:r>
+      <w:r>
+        <w:rPr>
+          <w:rStyle w:val="DecValTok"/>
+        </w:rPr>
+        <w:t xml:space="preserve">30</w:t>
+      </w:r>
+      <w:r>
+        <w:rPr>
+          <w:rStyle w:val="NormalTok"/>
+        </w:rPr>
+        <w:t xml:space="preserve">).json()[</w:t>
+      </w:r>
+      <w:r>
+        <w:rPr>
+          <w:rStyle w:val="StringTok"/>
+        </w:rPr>
+        <w:t xml:space="preserve">'server_time'</w:t>
+      </w:r>
+      <w:r>
+        <w:rPr>
+          <w:rStyle w:val="NormalTok"/>
+        </w:rPr>
+        <w:t xml:space="preserve">]</w:t>
+      </w:r>
+      <w:r>
+        <w:br/>
+      </w:r>
+      <w:r>
+        <w:br/>
+      </w:r>
+      <w:r>
+        <w:rPr>
+          <w:rStyle w:val="CommentTok"/>
+        </w:rPr>
+        <w:t xml:space="preserve"># 2. Далее по расписанию (или по webhook): только изменения</w:t>
+      </w:r>
+      <w:r>
+        <w:br/>
+      </w:r>
+      <w:r>
+        <w:rPr>
+          <w:rStyle w:val="NormalTok"/>
+        </w:rPr>
+        <w:t xml:space="preserve">changes </w:t>
+      </w:r>
+      <w:r>
+        <w:rPr>
+          <w:rStyle w:val="OperatorTok"/>
+        </w:rPr>
+        <w:t xml:space="preserve">=</w:t>
+      </w:r>
+      <w:r>
+        <w:rPr>
+          <w:rStyle w:val="NormalTok"/>
+        </w:rPr>
+        <w:t xml:space="preserve"> requests.get(</w:t>
+      </w:r>
+      <w:r>
+        <w:rPr>
+          <w:rStyle w:val="SpecialStringTok"/>
+        </w:rPr>
+        <w:t xml:space="preserve">f'</w:t>
+      </w:r>
+      <w:r>
+        <w:rPr>
+          <w:rStyle w:val="SpecialCharTok"/>
+        </w:rPr>
+        <w:t xml:space="preserve">{</w:t>
+      </w:r>
+      <w:r>
+        <w:rPr>
+          <w:rStyle w:val="NormalTok"/>
+        </w:rPr>
+        <w:t xml:space="preserve">BASE</w:t>
+      </w:r>
+      <w:r>
+        <w:rPr>
+          <w:rStyle w:val="SpecialCharTok"/>
+        </w:rPr>
+        <w:t xml:space="preserve">}</w:t>
+      </w:r>
+      <w:r>
+        <w:rPr>
+          <w:rStyle w:val="SpecialStringTok"/>
+        </w:rPr>
+        <w:t xml:space="preserve">/changes'</w:t>
+      </w:r>
+      <w:r>
+        <w:rPr>
+          <w:rStyle w:val="NormalTok"/>
+        </w:rPr>
+        <w:t xml:space="preserve">, headers</w:t>
+      </w:r>
+      <w:r>
+        <w:rPr>
+          <w:rStyle w:val="OperatorTok"/>
+        </w:rPr>
+        <w:t xml:space="preserve">=</w:t>
+      </w:r>
+      <w:r>
+        <w:rPr>
+          <w:rStyle w:val="NormalTok"/>
+        </w:rPr>
+        <w:t xml:space="preserve">H, params</w:t>
+      </w:r>
+      <w:r>
+        <w:rPr>
+          <w:rStyle w:val="OperatorTok"/>
+        </w:rPr>
+        <w:t xml:space="preserve">=</w:t>
+      </w:r>
+      <w:r>
+        <w:rPr>
+          <w:rStyle w:val="NormalTok"/>
+        </w:rPr>
+        <w:t xml:space="preserve">{</w:t>
+      </w:r>
+      <w:r>
+        <w:rPr>
+          <w:rStyle w:val="StringTok"/>
+        </w:rPr>
+        <w:t xml:space="preserve">'since'</w:t>
+      </w:r>
+      <w:r>
+        <w:rPr>
+          <w:rStyle w:val="NormalTok"/>
+        </w:rPr>
+        <w:t xml:space="preserve">: since}, timeout</w:t>
+      </w:r>
+      <w:r>
+        <w:rPr>
+          <w:rStyle w:val="OperatorTok"/>
+        </w:rPr>
+        <w:t xml:space="preserve">=</w:t>
+      </w:r>
+      <w:r>
+        <w:rPr>
+          <w:rStyle w:val="DecValTok"/>
+        </w:rPr>
+        <w:t xml:space="preserve">60</w:t>
+      </w:r>
+      <w:r>
+        <w:rPr>
+          <w:rStyle w:val="NormalTok"/>
+        </w:rPr>
+        <w:t xml:space="preserve">).json()</w:t>
+      </w:r>
+      <w:r>
+        <w:br/>
+      </w:r>
+      <w:r>
+        <w:rPr>
+          <w:rStyle w:val="ControlFlowTok"/>
+        </w:rPr>
+        <w:t xml:space="preserve">for</w:t>
+      </w:r>
+      <w:r>
+        <w:rPr>
+          <w:rStyle w:val="NormalTok"/>
+        </w:rPr>
+        <w:t xml:space="preserve"> doc </w:t>
+      </w:r>
+      <w:r>
+        <w:rPr>
+          <w:rStyle w:val="KeywordTok"/>
+        </w:rPr>
+        <w:t xml:space="preserve">in</w:t>
+      </w:r>
+      <w:r>
+        <w:rPr>
+          <w:rStyle w:val="NormalTok"/>
+        </w:rPr>
+        <w:t xml:space="preserve"> changes[</w:t>
+      </w:r>
+      <w:r>
+        <w:rPr>
+          <w:rStyle w:val="StringTok"/>
+        </w:rPr>
+        <w:t xml:space="preserve">'changed'</w:t>
+      </w:r>
+      <w:r>
+        <w:rPr>
+          <w:rStyle w:val="NormalTok"/>
+        </w:rPr>
+        <w:t xml:space="preserve">]:</w:t>
+      </w:r>
+      <w:r>
+        <w:br/>
+      </w:r>
+      <w:r>
+        <w:rPr>
+          <w:rStyle w:val="NormalTok"/>
+        </w:rPr>
+        <w:t xml:space="preserve">    reindex(doc[</w:t>
+      </w:r>
+      <w:r>
+        <w:rPr>
+          <w:rStyle w:val="StringTok"/>
+        </w:rPr>
+        <w:t xml:space="preserve">'id'</w:t>
+      </w:r>
+      <w:r>
+        <w:rPr>
+          <w:rStyle w:val="NormalTok"/>
+        </w:rPr>
+        <w:t xml:space="preserve">])                       </w:t>
+      </w:r>
+      <w:r>
+        <w:rPr>
+          <w:rStyle w:val="CommentTok"/>
+        </w:rPr>
+        <w:t xml:space="preserve"># получить текст и переиндексировать</w:t>
+      </w:r>
+      <w:r>
+        <w:br/>
+      </w:r>
+      <w:r>
+        <w:rPr>
+          <w:rStyle w:val="ControlFlowTok"/>
+        </w:rPr>
+        <w:t xml:space="preserve">for</w:t>
+      </w:r>
+      <w:r>
+        <w:rPr>
+          <w:rStyle w:val="NormalTok"/>
+        </w:rPr>
+        <w:t xml:space="preserve"> item </w:t>
+      </w:r>
+      <w:r>
+        <w:rPr>
+          <w:rStyle w:val="KeywordTok"/>
+        </w:rPr>
+        <w:t xml:space="preserve">in</w:t>
+      </w:r>
+      <w:r>
+        <w:rPr>
+          <w:rStyle w:val="NormalTok"/>
+        </w:rPr>
+        <w:t xml:space="preserve"> changes[</w:t>
+      </w:r>
+      <w:r>
+        <w:rPr>
+          <w:rStyle w:val="StringTok"/>
+        </w:rPr>
+        <w:t xml:space="preserve">'removed'</w:t>
+      </w:r>
+      <w:r>
+        <w:rPr>
+          <w:rStyle w:val="NormalTok"/>
+        </w:rPr>
+        <w:t xml:space="preserve">] </w:t>
+      </w:r>
+      <w:r>
+        <w:rPr>
+          <w:rStyle w:val="OperatorTok"/>
+        </w:rPr>
+        <w:t xml:space="preserve">+</w:t>
+      </w:r>
+      <w:r>
+        <w:rPr>
+          <w:rStyle w:val="NormalTok"/>
+        </w:rPr>
+        <w:t xml:space="preserve"> changes[</w:t>
+      </w:r>
+      <w:r>
+        <w:rPr>
+          <w:rStyle w:val="StringTok"/>
+        </w:rPr>
+        <w:t xml:space="preserve">'deleted'</w:t>
+      </w:r>
+      <w:r>
+        <w:rPr>
+          <w:rStyle w:val="NormalTok"/>
+        </w:rPr>
+        <w:t xml:space="preserve">]:</w:t>
+      </w:r>
+      <w:r>
+        <w:br/>
+      </w:r>
+      <w:r>
+        <w:rPr>
+          <w:rStyle w:val="NormalTok"/>
+        </w:rPr>
+        <w:t xml:space="preserve">    remove_from_index(item[</w:t>
+      </w:r>
+      <w:r>
+        <w:rPr>
+          <w:rStyle w:val="StringTok"/>
+        </w:rPr>
+        <w:t xml:space="preserve">'id'</w:t>
+      </w:r>
+      <w:r>
+        <w:rPr>
+          <w:rStyle w:val="NormalTok"/>
+        </w:rPr>
+        <w:t xml:space="preserve">])            </w:t>
+      </w:r>
+      <w:r>
+        <w:rPr>
+          <w:rStyle w:val="CommentTok"/>
+        </w:rPr>
+        <w:t xml:space="preserve"># документ больше не должен находиться</w:t>
+      </w:r>
+      <w:r>
+        <w:br/>
+      </w:r>
+      <w:r>
+        <w:rPr>
+          <w:rStyle w:val="NormalTok"/>
+        </w:rPr>
+        <w:t xml:space="preserve">since </w:t>
+      </w:r>
+      <w:r>
+        <w:rPr>
+          <w:rStyle w:val="OperatorTok"/>
+        </w:rPr>
+        <w:t xml:space="preserve">=</w:t>
+      </w:r>
+      <w:r>
+        <w:rPr>
+          <w:rStyle w:val="NormalTok"/>
+        </w:rPr>
+        <w:t xml:space="preserve"> changes[</w:t>
+      </w:r>
+      <w:r>
+        <w:rPr>
+          <w:rStyle w:val="StringTok"/>
+        </w:rPr>
+        <w:t xml:space="preserve">'next_since'</w:t>
+      </w:r>
+      <w:r>
+        <w:rPr>
+          <w:rStyle w:val="NormalTok"/>
+        </w:rPr>
+        <w:t xml:space="preserve">]</w:t>
+      </w:r>
+    </w:p>
+    <w:p>
+      <w:pPr>
+        <w:pStyle w:val="FirstParagraph"/>
+      </w:pPr>
+      <w:r>
+        <w:t xml:space="preserve">То же на</w:t>
+      </w:r>
+      <w:r>
+        <w:t xml:space="preserve"> </w:t>
+      </w:r>
+      <w:r>
+        <w:rPr>
+          <w:rStyle w:val="VerbatimChar"/>
+        </w:rPr>
+        <w:t xml:space="preserve">curl</w:t>
+      </w:r>
+      <w:r>
+        <w:t xml:space="preserve">:</w:t>
+      </w:r>
+    </w:p>
+    <w:p>
+      <w:pPr>
+        <w:pStyle w:val="SourceCode"/>
+      </w:pPr>
+      <w:r>
+        <w:rPr>
           <w:rStyle w:val="ExtensionTok"/>
         </w:rPr>
+        <w:t xml:space="preserve">curl</w:t>
+      </w:r>
+      <w:r>
+        <w:rPr>
+          <w:rStyle w:val="NormalTok"/>
+        </w:rPr>
+        <w:t xml:space="preserve"> </w:t>
+      </w:r>
+      <w:r>
+        <w:rPr>
+          <w:rStyle w:val="AttributeTok"/>
+        </w:rPr>
+        <w:t xml:space="preserve">-H</w:t>
+      </w:r>
+      <w:r>
+        <w:rPr>
+          <w:rStyle w:val="NormalTok"/>
+        </w:rPr>
+        <w:t xml:space="preserve"> </w:t>
+      </w:r>
+      <w:r>
+        <w:rPr>
+          <w:rStyle w:val="StringTok"/>
+        </w:rPr>
+        <w:t xml:space="preserve">"Authorization: Bearer dp_…"</w:t>
+      </w:r>
+      <w:r>
+        <w:rPr>
+          <w:rStyle w:val="NormalTok"/>
+        </w:rPr>
+        <w:t xml:space="preserve"> </w:t>
+      </w:r>
+      <w:r>
+        <w:rPr>
+          <w:rStyle w:val="StringTok"/>
+        </w:rPr>
+        <w:t xml:space="preserve">"https://docs.example.ru/api/v1/documents?per_page=50&amp;page=1"</w:t>
+      </w:r>
+      <w:r>
+        <w:br/>
+      </w:r>
+      <w:r>
+        <w:rPr>
+          <w:rStyle w:val="ExtensionTok"/>
+        </w:rPr>
+        <w:t xml:space="preserve">curl</w:t>
+      </w:r>
+      <w:r>
+        <w:rPr>
+          <w:rStyle w:val="NormalTok"/>
+        </w:rPr>
+        <w:t xml:space="preserve"> </w:t>
+      </w:r>
+      <w:r>
+        <w:rPr>
+          <w:rStyle w:val="AttributeTok"/>
+        </w:rPr>
+        <w:t xml:space="preserve">-H</w:t>
+      </w:r>
+      <w:r>
+        <w:rPr>
+          <w:rStyle w:val="NormalTok"/>
+        </w:rPr>
+        <w:t xml:space="preserve"> </w:t>
+      </w:r>
+      <w:r>
+        <w:rPr>
+          <w:rStyle w:val="StringTok"/>
+        </w:rPr>
+        <w:t xml:space="preserve">"Authorization: Bearer dp_…"</w:t>
+      </w:r>
+      <w:r>
+        <w:rPr>
+          <w:rStyle w:val="NormalTok"/>
+        </w:rPr>
+        <w:t xml:space="preserve"> </w:t>
+      </w:r>
+      <w:r>
+        <w:rPr>
+          <w:rStyle w:val="StringTok"/>
+        </w:rPr>
+        <w:t xml:space="preserve">"https://docs.example.ru/api/v1/documents/12/text"</w:t>
+      </w:r>
+      <w:r>
+        <w:br/>
+      </w:r>
+      <w:r>
+        <w:rPr>
+          <w:rStyle w:val="ExtensionTok"/>
+        </w:rPr>
+        <w:t xml:space="preserve">curl</w:t>
+      </w:r>
+      <w:r>
+        <w:rPr>
+          <w:rStyle w:val="NormalTok"/>
+        </w:rPr>
+        <w:t xml:space="preserve"> </w:t>
+      </w:r>
+      <w:r>
+        <w:rPr>
+          <w:rStyle w:val="AttributeTok"/>
+        </w:rPr>
+        <w:t xml:space="preserve">-H</w:t>
+      </w:r>
+      <w:r>
+        <w:rPr>
+          <w:rStyle w:val="NormalTok"/>
+        </w:rPr>
+        <w:t xml:space="preserve"> </w:t>
+      </w:r>
+      <w:r>
+        <w:rPr>
+          <w:rStyle w:val="StringTok"/>
+        </w:rPr>
+        <w:t xml:space="preserve">"Authorization: Bearer dp_…"</w:t>
+      </w:r>
+      <w:r>
+        <w:rPr>
+          <w:rStyle w:val="NormalTok"/>
+        </w:rPr>
+        <w:t xml:space="preserve"> </w:t>
+      </w:r>
+      <w:r>
+        <w:rPr>
+          <w:rStyle w:val="AttributeTok"/>
+        </w:rPr>
+        <w:t xml:space="preserve">-o</w:t>
+      </w:r>
+      <w:r>
+        <w:rPr>
+          <w:rStyle w:val="NormalTok"/>
+        </w:rPr>
+        <w:t xml:space="preserve"> file.pdf </w:t>
+      </w:r>
+      <w:r>
+        <w:rPr>
+          <w:rStyle w:val="StringTok"/>
+        </w:rPr>
+        <w:t xml:space="preserve">"https://docs.example.ru/api/v1/documents/12/content"</w:t>
+      </w:r>
+      <w:r>
+        <w:br/>
+      </w:r>
+      <w:r>
+        <w:rPr>
+          <w:rStyle w:val="ExtensionTok"/>
+        </w:rPr>
+        <w:t xml:space="preserve">curl</w:t>
+      </w:r>
+      <w:r>
+        <w:rPr>
+          <w:rStyle w:val="NormalTok"/>
+        </w:rPr>
+        <w:t xml:space="preserve"> </w:t>
+      </w:r>
+      <w:r>
+        <w:rPr>
+          <w:rStyle w:val="AttributeTok"/>
+        </w:rPr>
+        <w:t xml:space="preserve">-H</w:t>
+      </w:r>
+      <w:r>
+        <w:rPr>
+          <w:rStyle w:val="NormalTok"/>
+        </w:rPr>
+        <w:t xml:space="preserve"> </w:t>
+      </w:r>
+      <w:r>
+        <w:rPr>
+          <w:rStyle w:val="StringTok"/>
+        </w:rPr>
+        <w:t xml:space="preserve">"Authorization: Bearer dp_…"</w:t>
+      </w:r>
+      <w:r>
+        <w:rPr>
+          <w:rStyle w:val="NormalTok"/>
+        </w:rPr>
+        <w:t xml:space="preserve"> </w:t>
+      </w:r>
+      <w:r>
+        <w:rPr>
+          <w:rStyle w:val="StringTok"/>
+        </w:rPr>
+        <w:t xml:space="preserve">"https://docs.example.ru/api/v1/changes?since=2026-09-01T00:00:00%2B03:00"</w:t>
+      </w:r>
+    </w:p>
+    <w:p>
+      <w:pPr>
+        <w:pStyle w:val="FirstParagraph"/>
+      </w:pPr>
+      <w:r>
+        <w:t xml:space="preserve">Рекомендации: храните в индексе вместе с фрагментами</w:t>
+      </w:r>
+      <w:r>
+        <w:t xml:space="preserve"> </w:t>
+      </w:r>
+      <w:r>
+        <w:rPr>
+          <w:rStyle w:val="VerbatimChar"/>
+        </w:rPr>
+        <w:t xml:space="preserve">id</w:t>
+      </w:r>
+      <w:r>
+        <w:t xml:space="preserve"> </w:t>
+      </w:r>
+      <w:r>
+        <w:t xml:space="preserve">документа, номер версии,</w:t>
+      </w:r>
+      <w:r>
+        <w:t xml:space="preserve"> </w:t>
+      </w:r>
+      <w:r>
+        <w:rPr>
+          <w:rStyle w:val="VerbatimChar"/>
+        </w:rPr>
+        <w:t xml:space="preserve">section.full_name</w:t>
+      </w:r>
+      <w:r>
+        <w:t xml:space="preserve"> </w:t>
+      </w:r>
+      <w:r>
+        <w:t xml:space="preserve">и</w:t>
+      </w:r>
+      <w:r>
+        <w:t xml:space="preserve"> </w:t>
+      </w:r>
+      <w:r>
+        <w:rPr>
+          <w:rStyle w:val="VerbatimChar"/>
+        </w:rPr>
+        <w:t xml:space="preserve">links.web</w:t>
+      </w:r>
+      <w:r>
+        <w:t xml:space="preserve">, чтобы ассистент мог ссылаться на карточку документа;</w:t>
+      </w:r>
+      <w:r>
+        <w:t xml:space="preserve"> </w:t>
+      </w:r>
+      <w:r>
+        <w:t xml:space="preserve">переиндексируйте документ целиком при изменении номера версии; для документов с</w:t>
+      </w:r>
+      <w:r>
+        <w:t xml:space="preserve"> </w:t>
+      </w:r>
+      <w:r>
+        <w:rPr>
+          <w:rStyle w:val="VerbatimChar"/>
+        </w:rPr>
+        <w:t xml:space="preserve">validity</w:t>
+      </w:r>
+      <w:r>
+        <w:t xml:space="preserve"> </w:t>
+      </w:r>
+      <w:r>
+        <w:rPr>
+          <w:rStyle w:val="VerbatimChar"/>
+        </w:rPr>
+        <w:t xml:space="preserve">expired</w:t>
+      </w:r>
+      <w:r>
+        <w:t xml:space="preserve"> </w:t>
+      </w:r>
+      <w:r>
+        <w:t xml:space="preserve">добавляйте в ответы предупреждение об истёкшем сроке или не показывайте их. Ключи API</w:t>
+      </w:r>
+      <w:r>
+        <w:t xml:space="preserve"> </w:t>
+      </w:r>
+      <w:r>
+        <w:t xml:space="preserve">выдавайте отдельно каждой системе и отключайте неиспользуемые; API доступно по тому же адресу, что</w:t>
+      </w:r>
+      <w:r>
+        <w:t xml:space="preserve"> </w:t>
+      </w:r>
+      <w:r>
+        <w:t xml:space="preserve">и портал, поэтому при необходимости ограничьте доступ к</w:t>
+      </w:r>
+      <w:r>
+        <w:t xml:space="preserve"> </w:t>
+      </w:r>
+      <w:r>
+        <w:rPr>
+          <w:rStyle w:val="VerbatimChar"/>
+        </w:rPr>
+        <w:t xml:space="preserve">/api/</w:t>
+      </w:r>
+      <w:r>
+        <w:t xml:space="preserve"> </w:t>
+      </w:r>
+      <w:r>
+        <w:t xml:space="preserve">на уровне nginx или межсетевого</w:t>
+      </w:r>
+      <w:r>
+        <w:t xml:space="preserve"> </w:t>
+      </w:r>
+      <w:r>
+        <w:t xml:space="preserve">экрана адресами доверенных серверов.</w:t>
+      </w:r>
+    </w:p>
+    <w:bookmarkEnd w:id="209"/>
+    <w:bookmarkStart w:id="210" w:name="разработка"/>
+    <w:p>
+      <w:pPr>
+        <w:pStyle w:val="Heading2"/>
+      </w:pPr>
+      <w:r>
+        <w:t xml:space="preserve">8.4. Разработка</w:t>
+      </w:r>
+    </w:p>
+    <w:p>
+      <w:pPr>
+        <w:pStyle w:val="SourceCode"/>
+      </w:pPr>
+      <w:r>
+        <w:rPr>
+          <w:rStyle w:val="ExtensionTok"/>
+        </w:rPr>
         <w:t xml:space="preserve">composer</w:t>
       </w:r>
       <w:r>
@@ -15592,12 +19889,33 @@
         <w:rPr>
           <w:rStyle w:val="NormalTok"/>
         </w:rPr>
-        <w:t xml:space="preserve"> tests/e2e_screens.py http://127.0.0.1:8080 docs/images   </w:t>
+        <w:t xml:space="preserve"> tests/mock_llm_server.py 8090       </w:t>
       </w:r>
       <w:r>
         <w:rPr>
           <w:rStyle w:val="CommentTok"/>
         </w:rPr>
+        <w:t xml:space="preserve"># заглушка OpenAI-совместимого API для проверки интеграции с LLM</w:t>
+      </w:r>
+      <w:r>
+        <w:br/>
+      </w:r>
+      <w:r>
+        <w:rPr>
+          <w:rStyle w:val="ExtensionTok"/>
+        </w:rPr>
+        <w:t xml:space="preserve">python3</w:t>
+      </w:r>
+      <w:r>
+        <w:rPr>
+          <w:rStyle w:val="NormalTok"/>
+        </w:rPr>
+        <w:t xml:space="preserve"> tests/e2e_screens.py http://127.0.0.1:8080 docs/images var/import http://127.0.0.1:8090/v1   </w:t>
+      </w:r>
+      <w:r>
+        <w:rPr>
+          <w:rStyle w:val="CommentTok"/>
+        </w:rPr>
         <w:t xml:space="preserve"># сквозная проверка и скриншоты</w:t>
       </w:r>
       <w:r>
@@ -15663,8 +19981,8 @@
         <w:t xml:space="preserve">.</w:t>
       </w:r>
     </w:p>
-    <w:bookmarkEnd w:id="195"/>
-    <w:bookmarkEnd w:id="196"/>
+    <w:bookmarkEnd w:id="210"/>
+    <w:bookmarkEnd w:id="211"/>
     <w:sectPr/>
   </w:body>
 </w:document>

--- a/docs/РУКОВОДСТВО.docx
+++ b/docs/РУКОВОДСТВО.docx
@@ -9747,7 +9747,7 @@
       <w:r>
         <w:drawing>
           <wp:inline>
-            <wp:extent cx="5334000" cy="5634037"/>
+            <wp:extent cx="5334000" cy="5552545"/>
             <wp:effectExtent b="0" l="0" r="0" t="0"/>
             <wp:docPr descr="Портал без входа" title="" id="67" name="Picture"/>
             <a:graphic>
@@ -9768,7 +9768,7 @@
                   <pic:spPr bwMode="auto">
                     <a:xfrm>
                       <a:off x="0" y="0"/>
-                      <a:ext cx="5334000" cy="5634037"/>
+                      <a:ext cx="5334000" cy="5552545"/>
                     </a:xfrm>
                     <a:prstGeom prst="rect">
                       <a:avLst/>
@@ -9919,7 +9919,7 @@
       <w:r>
         <w:drawing>
           <wp:inline>
-            <wp:extent cx="5334000" cy="5763683"/>
+            <wp:extent cx="5334000" cy="5682191"/>
             <wp:effectExtent b="0" l="0" r="0" t="0"/>
             <wp:docPr descr="Главная страница" title="" id="74" name="Picture"/>
             <a:graphic>
@@ -9940,7 +9940,7 @@
                   <pic:spPr bwMode="auto">
                     <a:xfrm>
                       <a:off x="0" y="0"/>
-                      <a:ext cx="5334000" cy="5763683"/>
+                      <a:ext cx="5334000" cy="5682191"/>
                     </a:xfrm>
                     <a:prstGeom prst="rect">
                       <a:avLst/>
@@ -9974,7 +9974,7 @@
       <w:r>
         <w:drawing>
           <wp:inline>
-            <wp:extent cx="5334000" cy="6519333"/>
+            <wp:extent cx="5334000" cy="6437841"/>
             <wp:effectExtent b="0" l="0" r="0" t="0"/>
             <wp:docPr descr="Главная страница модератора" title="" id="77" name="Picture"/>
             <a:graphic>
@@ -9995,7 +9995,7 @@
                   <pic:spPr bwMode="auto">
                     <a:xfrm>
                       <a:off x="0" y="0"/>
-                      <a:ext cx="5334000" cy="6519333"/>
+                      <a:ext cx="5334000" cy="6437841"/>
                     </a:xfrm>
                     <a:prstGeom prst="rect">
                       <a:avLst/>
@@ -10184,7 +10184,7 @@
       <w:r>
         <w:drawing>
           <wp:inline>
-            <wp:extent cx="5334000" cy="6856412"/>
+            <wp:extent cx="5334000" cy="6774920"/>
             <wp:effectExtent b="0" l="0" r="0" t="0"/>
             <wp:docPr descr="Карточка документа" title="" id="84" name="Picture"/>
             <a:graphic>
@@ -10205,7 +10205,7 @@
                   <pic:spPr bwMode="auto">
                     <a:xfrm>
                       <a:off x="0" y="0"/>
-                      <a:ext cx="5334000" cy="6856412"/>
+                      <a:ext cx="5334000" cy="6774920"/>
                     </a:xfrm>
                     <a:prstGeom prst="rect">
                       <a:avLst/>
@@ -10294,7 +10294,7 @@
       <w:r>
         <w:drawing>
           <wp:inline>
-            <wp:extent cx="5334000" cy="6241520"/>
+            <wp:extent cx="5334000" cy="6160029"/>
             <wp:effectExtent b="0" l="0" r="0" t="0"/>
             <wp:docPr descr="Документ-страница" title="" id="90" name="Picture"/>
             <a:graphic>
@@ -10315,7 +10315,7 @@
                   <pic:spPr bwMode="auto">
                     <a:xfrm>
                       <a:off x="0" y="0"/>
-                      <a:ext cx="5334000" cy="6241520"/>
+                      <a:ext cx="5334000" cy="6160029"/>
                     </a:xfrm>
                     <a:prstGeom prst="rect">
                       <a:avLst/>
@@ -11112,7 +11112,7 @@
       <w:r>
         <w:drawing>
           <wp:inline>
-            <wp:extent cx="5334000" cy="6411912"/>
+            <wp:extent cx="5334000" cy="6248929"/>
             <wp:effectExtent b="0" l="0" r="0" t="0"/>
             <wp:docPr descr="Статистика документа" title="" id="123" name="Picture"/>
             <a:graphic>
@@ -11133,7 +11133,7 @@
                   <pic:spPr bwMode="auto">
                     <a:xfrm>
                       <a:off x="0" y="0"/>
-                      <a:ext cx="5334000" cy="6411912"/>
+                      <a:ext cx="5334000" cy="6248929"/>
                     </a:xfrm>
                     <a:prstGeom prst="rect">
                       <a:avLst/>
@@ -11313,7 +11313,7 @@
       <w:r>
         <w:drawing>
           <wp:inline>
-            <wp:extent cx="5334000" cy="10393196"/>
+            <wp:extent cx="5334000" cy="10238179"/>
             <wp:effectExtent b="0" l="0" r="0" t="0"/>
             <wp:docPr descr="Панель администратора — обзор" title="" id="132" name="Picture"/>
             <a:graphic>
@@ -11334,7 +11334,7 @@
                   <pic:spPr bwMode="auto">
                     <a:xfrm>
                       <a:off x="0" y="0"/>
-                      <a:ext cx="5334000" cy="10393196"/>
+                      <a:ext cx="5334000" cy="10238179"/>
                     </a:xfrm>
                     <a:prstGeom prst="rect">
                       <a:avLst/>
@@ -11625,7 +11625,7 @@
       <w:r>
         <w:drawing>
           <wp:inline>
-            <wp:extent cx="5334000" cy="10435474"/>
+            <wp:extent cx="5334000" cy="10357965"/>
             <wp:effectExtent b="0" l="0" r="0" t="0"/>
             <wp:docPr descr="Реестр документов" title="" id="146" name="Picture"/>
             <a:graphic>
@@ -11646,7 +11646,7 @@
                   <pic:spPr bwMode="auto">
                     <a:xfrm>
                       <a:off x="0" y="0"/>
-                      <a:ext cx="5334000" cy="10435474"/>
+                      <a:ext cx="5334000" cy="10357965"/>
                     </a:xfrm>
                     <a:prstGeom prst="rect">
                       <a:avLst/>
@@ -12150,7 +12150,7 @@
       <w:r>
         <w:drawing>
           <wp:inline>
-            <wp:extent cx="5334000" cy="6066808"/>
+            <wp:extent cx="5334000" cy="5989299"/>
             <wp:effectExtent b="0" l="0" r="0" t="0"/>
             <wp:docPr descr="Импорт из каталога — выполнение" title="" id="156" name="Picture"/>
             <a:graphic>
@@ -12171,7 +12171,7 @@
                   <pic:spPr bwMode="auto">
                     <a:xfrm>
                       <a:off x="0" y="0"/>
-                      <a:ext cx="5334000" cy="6066808"/>
+                      <a:ext cx="5334000" cy="5989299"/>
                     </a:xfrm>
                     <a:prstGeom prst="rect">
                       <a:avLst/>
@@ -12659,7 +12659,7 @@
       <w:r>
         <w:drawing>
           <wp:inline>
-            <wp:extent cx="5334000" cy="8050323"/>
+            <wp:extent cx="5334000" cy="8550606"/>
             <wp:effectExtent b="0" l="0" r="0" t="0"/>
             <wp:docPr descr="Пользователи" title="" id="160" name="Picture"/>
             <a:graphic>
@@ -12680,7 +12680,7 @@
                   <pic:spPr bwMode="auto">
                     <a:xfrm>
                       <a:off x="0" y="0"/>
-                      <a:ext cx="5334000" cy="8050323"/>
+                      <a:ext cx="5334000" cy="8550606"/>
                     </a:xfrm>
                     <a:prstGeom prst="rect">
                       <a:avLst/>
@@ -12805,7 +12805,7 @@
       <w:r>
         <w:drawing>
           <wp:inline>
-            <wp:extent cx="5334000" cy="14078377"/>
+            <wp:extent cx="5334000" cy="13845852"/>
             <wp:effectExtent b="0" l="0" r="0" t="0"/>
             <wp:docPr descr="Статистика" title="" id="167" name="Picture"/>
             <a:graphic>
@@ -12826,7 +12826,7 @@
                   <pic:spPr bwMode="auto">
                     <a:xfrm>
                       <a:off x="0" y="0"/>
-                      <a:ext cx="5334000" cy="14078377"/>
+                      <a:ext cx="5334000" cy="13845852"/>
                     </a:xfrm>
                     <a:prstGeom prst="rect">
                       <a:avLst/>
@@ -12974,7 +12974,7 @@
       <w:r>
         <w:drawing>
           <wp:inline>
-            <wp:extent cx="5334000" cy="10900525"/>
+            <wp:extent cx="5334000" cy="10668000"/>
             <wp:effectExtent b="0" l="0" r="0" t="0"/>
             <wp:docPr descr="Актуальность по разделам" title="" id="171" name="Picture"/>
             <a:graphic>
@@ -12995,7 +12995,7 @@
                   <pic:spPr bwMode="auto">
                     <a:xfrm>
                       <a:off x="0" y="0"/>
-                      <a:ext cx="5334000" cy="10900525"/>
+                      <a:ext cx="5334000" cy="10668000"/>
                     </a:xfrm>
                     <a:prstGeom prst="rect">
                       <a:avLst/>
@@ -13138,7 +13138,7 @@
       <w:r>
         <w:drawing>
           <wp:inline>
-            <wp:extent cx="5334000" cy="10520029"/>
+            <wp:extent cx="5334000" cy="10692661"/>
             <wp:effectExtent b="0" l="0" r="0" t="0"/>
             <wp:docPr descr="Интеграции: ключи API" title="" id="179" name="Picture"/>
             <a:graphic>
@@ -13159,7 +13159,7 @@
                   <pic:spPr bwMode="auto">
                     <a:xfrm>
                       <a:off x="0" y="0"/>
-                      <a:ext cx="5334000" cy="10520029"/>
+                      <a:ext cx="5334000" cy="10692661"/>
                     </a:xfrm>
                     <a:prstGeom prst="rect">
                       <a:avLst/>
@@ -13310,10 +13310,22 @@
         <w:rPr>
           <w:rStyle w:val="VerbatimChar"/>
         </w:rPr>
-        <w:t xml:space="preserve">{"event": "documents.changed", "changes": [{"document_id": 12, "type": "publish", …}], "deleted": [...], "documents": [{"id": 12, "url": "…/api/v1/documents/12"}]}</w:t>
-      </w:r>
-      <w:r>
-        <w:t xml:space="preserve">. Заголовки:</w:t>
+        <w:t xml:space="preserve">{"event": "documents.changed", "changes": [{"document_id": 12, "type": "publish", "at": "…"}], "deleted": [{"document_id": 7, "deleted_at": "…"}], "documents": [{"id": 12, "url": "…/api/v1/documents/12"}]}</w:t>
+      </w:r>
+      <w:r>
+        <w:t xml:space="preserve">.</w:t>
+      </w:r>
+      <w:r>
+        <w:t xml:space="preserve"> </w:t>
+      </w:r>
+      <w:r>
+        <w:t xml:space="preserve">Названия документов в webhook не передаются (получатель не предъявляет ключ API и среди изменившихся</w:t>
+      </w:r>
+      <w:r>
+        <w:t xml:space="preserve"> </w:t>
+      </w:r>
+      <w:r>
+        <w:t xml:space="preserve">документов могут быть внутренние) — подробности он забирает сам через API. Заголовки:</w:t>
       </w:r>
       <w:r>
         <w:t xml:space="preserve"> </w:t>
@@ -13512,7 +13524,7 @@
       <w:r>
         <w:drawing>
           <wp:inline>
-            <wp:extent cx="5334000" cy="9561741"/>
+            <wp:extent cx="5334000" cy="9734373"/>
             <wp:effectExtent b="0" l="0" r="0" t="0"/>
             <wp:docPr descr="Интеграции: LLM" title="" id="182" name="Picture"/>
             <a:graphic>
@@ -13533,7 +13545,7 @@
                   <pic:spPr bwMode="auto">
                     <a:xfrm>
                       <a:off x="0" y="0"/>
-                      <a:ext cx="5334000" cy="9561741"/>
+                      <a:ext cx="5334000" cy="9734373"/>
                     </a:xfrm>
                     <a:prstGeom prst="rect">
                       <a:avLst/>
@@ -13558,6 +13570,85 @@
       </w:pPr>
       <w:r>
         <w:t xml:space="preserve">Интеграции: LLM</w:t>
+      </w:r>
+    </w:p>
+    <w:p>
+      <w:pPr>
+        <w:pStyle w:val="BodyText"/>
+      </w:pPr>
+      <w:r>
+        <w:t xml:space="preserve">Если модель не принимает параметр</w:t>
+      </w:r>
+      <w:r>
+        <w:t xml:space="preserve"> </w:t>
+      </w:r>
+      <w:r>
+        <w:rPr>
+          <w:rStyle w:val="VerbatimChar"/>
+        </w:rPr>
+        <w:t xml:space="preserve">max_tokens</w:t>
+      </w:r>
+      <w:r>
+        <w:t xml:space="preserve"> </w:t>
+      </w:r>
+      <w:r>
+        <w:t xml:space="preserve">(некоторые новые модели требуют</w:t>
+      </w:r>
+      <w:r>
+        <w:t xml:space="preserve"> </w:t>
+      </w:r>
+      <w:r>
+        <w:rPr>
+          <w:rStyle w:val="VerbatimChar"/>
+        </w:rPr>
+        <w:t xml:space="preserve">max_completion_tokens</w:t>
+      </w:r>
+      <w:r>
+        <w:t xml:space="preserve">)</w:t>
+      </w:r>
+      <w:r>
+        <w:t xml:space="preserve"> </w:t>
+      </w:r>
+      <w:r>
+        <w:t xml:space="preserve">или фиксированную температуру, портал сам повторит запрос без спорного параметра — отдельной настройки</w:t>
+      </w:r>
+      <w:r>
+        <w:t xml:space="preserve"> </w:t>
+      </w:r>
+      <w:r>
+        <w:t xml:space="preserve">для этого не нужно.</w:t>
+      </w:r>
+    </w:p>
+    <w:p>
+      <w:pPr>
+        <w:pStyle w:val="BodyText"/>
+      </w:pPr>
+      <w:r>
+        <w:t xml:space="preserve">Описание составляется по тексту документа, поэтому его стоит просматривать: модель может ошибиться, а</w:t>
+      </w:r>
+      <w:r>
+        <w:t xml:space="preserve"> </w:t>
+      </w:r>
+      <w:r>
+        <w:t xml:space="preserve">текст самого документа может содержать указания, адресованные модели. Сгенерированное описание помечено</w:t>
+      </w:r>
+      <w:r>
+        <w:t xml:space="preserve"> </w:t>
+      </w:r>
+      <w:r>
+        <w:t xml:space="preserve">значком «ИИ» и правится вручную в карточке. Документы уходят во внешнюю модель целиком (в пределах</w:t>
+      </w:r>
+      <w:r>
+        <w:t xml:space="preserve"> </w:t>
+      </w:r>
+      <w:r>
+        <w:t xml:space="preserve">заданного объёма текста) — если документы нельзя передавать наружу, используйте локальный сервер модели</w:t>
+      </w:r>
+      <w:r>
+        <w:t xml:space="preserve"> </w:t>
+      </w:r>
+      <w:r>
+        <w:t xml:space="preserve">(Ollama, LM Studio, vLLM) во внутренней сети.</w:t>
       </w:r>
     </w:p>
     <w:p>
@@ -14974,6 +15065,47 @@
     </w:tbl>
     <w:p>
       <w:pPr>
+        <w:pStyle w:val="BodyText"/>
+      </w:pPr>
+      <w:r>
+        <w:t xml:space="preserve">Отдельно (не через команду</w:t>
+      </w:r>
+      <w:r>
+        <w:t xml:space="preserve"> </w:t>
+      </w:r>
+      <w:r>
+        <w:rPr>
+          <w:rStyle w:val="VerbatimChar"/>
+        </w:rPr>
+        <w:t xml:space="preserve">docportal</w:t>
+      </w:r>
+      <w:r>
+        <w:t xml:space="preserve">) запускается</w:t>
+      </w:r>
+      <w:r>
+        <w:t xml:space="preserve"> </w:t>
+      </w:r>
+      <w:r>
+        <w:rPr>
+          <w:rStyle w:val="VerbatimChar"/>
+        </w:rPr>
+        <w:t xml:space="preserve">sudo /opt/docportal/current/deploy/refresh.sh</w:t>
+      </w:r>
+      <w:r>
+        <w:t xml:space="preserve"> </w:t>
+      </w:r>
+      <w:r>
+        <w:t xml:space="preserve">—</w:t>
+      </w:r>
+      <w:r>
+        <w:t xml:space="preserve"> </w:t>
+      </w:r>
+      <w:r>
+        <w:t xml:space="preserve">обновление команды управления, заданий cron и недостающих пакетов по текущему релизу (см. 7.2).</w:t>
+      </w:r>
+    </w:p>
+    <w:p>
+      <w:pPr>
         <w:pStyle w:val="CaptionedFigure"/>
       </w:pPr>
       <w:r>
@@ -15288,6 +15420,228 @@
     </w:p>
     <w:p>
       <w:pPr>
+        <w:pStyle w:val="BodyText"/>
+      </w:pPr>
+      <w:r>
+        <w:t xml:space="preserve">Обновление выполняется скриптами</w:t>
+      </w:r>
+      <w:r>
+        <w:t xml:space="preserve"> </w:t>
+      </w:r>
+      <w:r>
+        <w:rPr>
+          <w:iCs/>
+          <w:i/>
+        </w:rPr>
+        <w:t xml:space="preserve">новой</w:t>
+      </w:r>
+      <w:r>
+        <w:t xml:space="preserve"> </w:t>
+      </w:r>
+      <w:r>
+        <w:t xml:space="preserve">версии:</w:t>
+      </w:r>
+      <w:r>
+        <w:t xml:space="preserve"> </w:t>
+      </w:r>
+      <w:r>
+        <w:rPr>
+          <w:rStyle w:val="VerbatimChar"/>
+        </w:rPr>
+        <w:t xml:space="preserve">docportal update --archive …</w:t>
+      </w:r>
+      <w:r>
+        <w:t xml:space="preserve"> </w:t>
+      </w:r>
+      <w:r>
+        <w:t xml:space="preserve">перезапускает</w:t>
+      </w:r>
+      <w:r>
+        <w:t xml:space="preserve"> </w:t>
+      </w:r>
+      <w:r>
+        <w:t xml:space="preserve">себя из распакованного архива, поэтому вместе с кодом обновляются команда управления</w:t>
+      </w:r>
+      <w:r>
+        <w:t xml:space="preserve"> </w:t>
+      </w:r>
+      <w:r>
+        <w:rPr>
+          <w:rStyle w:val="VerbatimChar"/>
+        </w:rPr>
+        <w:t xml:space="preserve">docportal</w:t>
+      </w:r>
+      <w:r>
+        <w:t xml:space="preserve"> </w:t>
+      </w:r>
+      <w:r>
+        <w:t xml:space="preserve">и задания cron, а недостающие системные пакеты (например,</w:t>
+      </w:r>
+      <w:r>
+        <w:t xml:space="preserve"> </w:t>
+      </w:r>
+      <w:r>
+        <w:rPr>
+          <w:rStyle w:val="VerbatimChar"/>
+        </w:rPr>
+        <w:t xml:space="preserve">poppler-utils</w:t>
+      </w:r>
+      <w:r>
+        <w:t xml:space="preserve"> </w:t>
+      </w:r>
+      <w:r>
+        <w:t xml:space="preserve">для извлечения текста из</w:t>
+      </w:r>
+      <w:r>
+        <w:t xml:space="preserve"> </w:t>
+      </w:r>
+      <w:r>
+        <w:t xml:space="preserve">PDF) устанавливаются.</w:t>
+      </w:r>
+    </w:p>
+    <w:p>
+      <w:pPr>
+        <w:pStyle w:val="BodyText"/>
+      </w:pPr>
+      <w:r>
+        <w:t xml:space="preserve">При переходе с версии 1.2.0 и старше этого механизма ещё нет: если обновляться командой</w:t>
+      </w:r>
+      <w:r>
+        <w:t xml:space="preserve"> </w:t>
+      </w:r>
+      <w:r>
+        <w:rPr>
+          <w:rStyle w:val="VerbatimChar"/>
+        </w:rPr>
+        <w:t xml:space="preserve">docportal update</w:t>
+      </w:r>
+      <w:r>
+        <w:t xml:space="preserve">, отработают скрипты прежней версии и код обновится, а команда управления и задания</w:t>
+      </w:r>
+      <w:r>
+        <w:t xml:space="preserve"> </w:t>
+      </w:r>
+      <w:r>
+        <w:t xml:space="preserve">cron останутся старыми. Поэтому для такого перехода либо запускайте</w:t>
+      </w:r>
+      <w:r>
+        <w:t xml:space="preserve"> </w:t>
+      </w:r>
+      <w:r>
+        <w:rPr>
+          <w:rStyle w:val="VerbatimChar"/>
+        </w:rPr>
+        <w:t xml:space="preserve">update.sh</w:t>
+      </w:r>
+      <w:r>
+        <w:t xml:space="preserve"> </w:t>
+      </w:r>
+      <w:r>
+        <w:t xml:space="preserve">из каталога</w:t>
+      </w:r>
+      <w:r>
+        <w:t xml:space="preserve"> </w:t>
+      </w:r>
+      <w:r>
+        <w:t xml:space="preserve">распакованной новой версии (первый способ выше), либо после обновления один раз выполните:</w:t>
+      </w:r>
+    </w:p>
+    <w:p>
+      <w:pPr>
+        <w:pStyle w:val="SourceCode"/>
+      </w:pPr>
+      <w:r>
+        <w:rPr>
+          <w:rStyle w:val="FunctionTok"/>
+        </w:rPr>
+        <w:t xml:space="preserve">sudo</w:t>
+      </w:r>
+      <w:r>
+        <w:rPr>
+          <w:rStyle w:val="NormalTok"/>
+        </w:rPr>
+        <w:t xml:space="preserve"> /opt/docportal/current/deploy/refresh.sh</w:t>
+      </w:r>
+    </w:p>
+    <w:p>
+      <w:pPr>
+        <w:pStyle w:val="FirstParagraph"/>
+      </w:pPr>
+      <w:r>
+        <w:t xml:space="preserve">Скрипт</w:t>
+      </w:r>
+      <w:r>
+        <w:t xml:space="preserve"> </w:t>
+      </w:r>
+      <w:r>
+        <w:rPr>
+          <w:rStyle w:val="VerbatimChar"/>
+        </w:rPr>
+        <w:t xml:space="preserve">refresh.sh</w:t>
+      </w:r>
+      <w:r>
+        <w:t xml:space="preserve"> </w:t>
+      </w:r>
+      <w:r>
+        <w:t xml:space="preserve">заново создаёт команду</w:t>
+      </w:r>
+      <w:r>
+        <w:t xml:space="preserve"> </w:t>
+      </w:r>
+      <w:r>
+        <w:rPr>
+          <w:rStyle w:val="VerbatimChar"/>
+        </w:rPr>
+        <w:t xml:space="preserve">/usr/local/bin/docportal</w:t>
+      </w:r>
+      <w:r>
+        <w:t xml:space="preserve"> </w:t>
+      </w:r>
+      <w:r>
+        <w:t xml:space="preserve">и задания cron по текущему релизу</w:t>
+      </w:r>
+      <w:r>
+        <w:t xml:space="preserve"> </w:t>
+      </w:r>
+      <w:r>
+        <w:t xml:space="preserve">и доустанавливает</w:t>
+      </w:r>
+      <w:r>
+        <w:t xml:space="preserve"> </w:t>
+      </w:r>
+      <w:r>
+        <w:rPr>
+          <w:rStyle w:val="VerbatimChar"/>
+        </w:rPr>
+        <w:t xml:space="preserve">poppler-utils</w:t>
+      </w:r>
+      <w:r>
+        <w:t xml:space="preserve">. Проверка</w:t>
+      </w:r>
+      <w:r>
+        <w:t xml:space="preserve"> </w:t>
+      </w:r>
+      <w:r>
+        <w:rPr>
+          <w:rStyle w:val="VerbatimChar"/>
+        </w:rPr>
+        <w:t xml:space="preserve">docportal status</w:t>
+      </w:r>
+      <w:r>
+        <w:t xml:space="preserve"> </w:t>
+      </w:r>
+      <w:r>
+        <w:t xml:space="preserve">сообщает, если команда управления или</w:t>
+      </w:r>
+      <w:r>
+        <w:t xml:space="preserve"> </w:t>
+      </w:r>
+      <w:r>
+        <w:t xml:space="preserve">cron остались от предыдущей версии.</w:t>
+      </w:r>
+    </w:p>
+    <w:p>
+      <w:pPr>
         <w:pStyle w:val="CaptionedFigure"/>
       </w:pPr>
       <w:r>
@@ -17355,7 +17709,7 @@
               <w:t xml:space="preserve"> </w:t>
             </w:r>
             <w:r>
-              <w:t xml:space="preserve">(видимых ключу опубликованных документов), ссылки</w:t>
+              <w:t xml:space="preserve">(видимых ключу опубликованных документов непосредственно в разделе, без подразделов), ссылки</w:t>
             </w:r>
           </w:p>
         </w:tc>
@@ -18024,7 +18378,16 @@
               <w:t xml:space="preserve"> </w:t>
             </w:r>
             <w:r>
-              <w:t xml:space="preserve">— документы, ставшие невидимыми (сняты с публикации, архив, стали внутренними);</w:t>
+              <w:t xml:space="preserve">— документы, ставшие невидимыми (</w:t>
+            </w:r>
+            <w:r>
+              <w:rPr>
+                <w:rStyle w:val="VerbatimChar"/>
+              </w:rPr>
+              <w:t xml:space="preserve">id</w:t>
+            </w:r>
+            <w:r>
+              <w:t xml:space="preserve">,</w:t>
             </w:r>
             <w:r>
               <w:t xml:space="preserve"> </w:t>
@@ -18033,13 +18396,100 @@
               <w:rPr>
                 <w:rStyle w:val="VerbatimChar"/>
               </w:rPr>
+              <w:t xml:space="preserve">reason</w:t>
+            </w:r>
+            <w:r>
+              <w:t xml:space="preserve"> </w:t>
+            </w:r>
+            <w:r>
+              <w:t xml:space="preserve">—</w:t>
+            </w:r>
+            <w:r>
+              <w:t xml:space="preserve"> </w:t>
+            </w:r>
+            <w:r>
+              <w:rPr>
+                <w:rStyle w:val="VerbatimChar"/>
+              </w:rPr>
+              <w:t xml:space="preserve">draft</w:t>
+            </w:r>
+            <w:r>
+              <w:t xml:space="preserve">,</w:t>
+            </w:r>
+            <w:r>
+              <w:t xml:space="preserve"> </w:t>
+            </w:r>
+            <w:r>
+              <w:rPr>
+                <w:rStyle w:val="VerbatimChar"/>
+              </w:rPr>
+              <w:t xml:space="preserve">archived</w:t>
+            </w:r>
+            <w:r>
+              <w:t xml:space="preserve"> </w:t>
+            </w:r>
+            <w:r>
+              <w:t xml:space="preserve">или</w:t>
+            </w:r>
+            <w:r>
+              <w:t xml:space="preserve"> </w:t>
+            </w:r>
+            <w:r>
+              <w:rPr>
+                <w:rStyle w:val="VerbatimChar"/>
+              </w:rPr>
+              <w:t xml:space="preserve">internal</w:t>
+            </w:r>
+            <w:r>
+              <w:t xml:space="preserve">,</w:t>
+            </w:r>
+            <w:r>
+              <w:t xml:space="preserve"> </w:t>
+            </w:r>
+            <w:r>
+              <w:rPr>
+                <w:rStyle w:val="VerbatimChar"/>
+              </w:rPr>
+              <w:t xml:space="preserve">updated_at</w:t>
+            </w:r>
+            <w:r>
+              <w:t xml:space="preserve">);</w:t>
+            </w:r>
+            <w:r>
+              <w:t xml:space="preserve"> </w:t>
+            </w:r>
+            <w:r>
+              <w:rPr>
+                <w:rStyle w:val="VerbatimChar"/>
+              </w:rPr>
               <w:t xml:space="preserve">deleted</w:t>
             </w:r>
             <w:r>
               <w:t xml:space="preserve"> </w:t>
             </w:r>
             <w:r>
-              <w:t xml:space="preserve">— удалённые (из таблицы отметок об удалении);</w:t>
+              <w:t xml:space="preserve">— удалённые (</w:t>
+            </w:r>
+            <w:r>
+              <w:rPr>
+                <w:rStyle w:val="VerbatimChar"/>
+              </w:rPr>
+              <w:t xml:space="preserve">id</w:t>
+            </w:r>
+            <w:r>
+              <w:t xml:space="preserve">,</w:t>
+            </w:r>
+            <w:r>
+              <w:t xml:space="preserve"> </w:t>
+            </w:r>
+            <w:r>
+              <w:rPr>
+                <w:rStyle w:val="VerbatimChar"/>
+              </w:rPr>
+              <w:t xml:space="preserve">deleted_at</w:t>
+            </w:r>
+            <w:r>
+              <w:t xml:space="preserve">);</w:t>
             </w:r>
             <w:r>
               <w:t xml:space="preserve"> </w:t>
@@ -18124,6 +18574,89 @@
         <w:pStyle w:val="BodyText"/>
       </w:pPr>
       <w:r>
+        <w:t xml:space="preserve">В</w:t>
+      </w:r>
+      <w:r>
+        <w:t xml:space="preserve"> </w:t>
+      </w:r>
+      <w:r>
+        <w:rPr>
+          <w:rStyle w:val="VerbatimChar"/>
+        </w:rPr>
+        <w:t xml:space="preserve">removed</w:t>
+      </w:r>
+      <w:r>
+        <w:t xml:space="preserve"> </w:t>
+      </w:r>
+      <w:r>
+        <w:t xml:space="preserve">и</w:t>
+      </w:r>
+      <w:r>
+        <w:t xml:space="preserve"> </w:t>
+      </w:r>
+      <w:r>
+        <w:rPr>
+          <w:rStyle w:val="VerbatimChar"/>
+        </w:rPr>
+        <w:t xml:space="preserve">deleted</w:t>
+      </w:r>
+      <w:r>
+        <w:t xml:space="preserve"> </w:t>
+      </w:r>
+      <w:r>
+        <w:t xml:space="preserve">названия документов не передаются: скрытым мог оказаться внутренний документ</w:t>
+      </w:r>
+      <w:r>
+        <w:t xml:space="preserve"> </w:t>
+      </w:r>
+      <w:r>
+        <w:t xml:space="preserve">или черновик, а для удаления из индекса внешней системе достаточно идентификатора (ключам с правом на</w:t>
+      </w:r>
+      <w:r>
+        <w:t xml:space="preserve"> </w:t>
+      </w:r>
+      <w:r>
+        <w:t xml:space="preserve">внутренние документы название удалённого документа отдаётся). Значение</w:t>
+      </w:r>
+      <w:r>
+        <w:t xml:space="preserve"> </w:t>
+      </w:r>
+      <w:r>
+        <w:rPr>
+          <w:rStyle w:val="VerbatimChar"/>
+        </w:rPr>
+        <w:t xml:space="preserve">next_since</w:t>
+      </w:r>
+      <w:r>
+        <w:t xml:space="preserve"> </w:t>
+      </w:r>
+      <w:r>
+        <w:t xml:space="preserve">намеренно берётся</w:t>
+      </w:r>
+      <w:r>
+        <w:t xml:space="preserve"> </w:t>
+      </w:r>
+      <w:r>
+        <w:t xml:space="preserve">на пару секунд раньше времени ответа: время изменения хранится с точностью до секунды, и без перекрытия</w:t>
+      </w:r>
+      <w:r>
+        <w:t xml:space="preserve"> </w:t>
+      </w:r>
+      <w:r>
+        <w:t xml:space="preserve">изменения, попавшие в ту же секунду, потерялись бы. Повторная выдача одного документа безвредна —</w:t>
+      </w:r>
+      <w:r>
+        <w:t xml:space="preserve"> </w:t>
+      </w:r>
+      <w:r>
+        <w:t xml:space="preserve">переиндексация идемпотентна.</w:t>
+      </w:r>
+    </w:p>
+    <w:p>
+      <w:pPr>
+        <w:pStyle w:val="BodyText"/>
+      </w:pPr>
+      <w:r>
         <w:t xml:space="preserve">Текст извлекается из документов-страниц, текстовых файлов (txt, md, csv, json, xml, html и др.),</w:t>
       </w:r>
       <w:r>
@@ -19635,6 +20168,104 @@
     <w:p>
       <w:pPr>
         <w:pStyle w:val="FirstParagraph"/>
+      </w:pPr>
+      <w:r>
+        <w:t xml:space="preserve">Ошибки: неизвестное значение</w:t>
+      </w:r>
+      <w:r>
+        <w:t xml:space="preserve"> </w:t>
+      </w:r>
+      <w:r>
+        <w:rPr>
+          <w:rStyle w:val="VerbatimChar"/>
+        </w:rPr>
+        <w:t xml:space="preserve">status</w:t>
+      </w:r>
+      <w:r>
+        <w:t xml:space="preserve"> </w:t>
+      </w:r>
+      <w:r>
+        <w:t xml:space="preserve">или</w:t>
+      </w:r>
+      <w:r>
+        <w:t xml:space="preserve"> </w:t>
+      </w:r>
+      <w:r>
+        <w:rPr>
+          <w:rStyle w:val="VerbatimChar"/>
+        </w:rPr>
+        <w:t xml:space="preserve">type</w:t>
+      </w:r>
+      <w:r>
+        <w:t xml:space="preserve">, нечисловой</w:t>
+      </w:r>
+      <w:r>
+        <w:t xml:space="preserve"> </w:t>
+      </w:r>
+      <w:r>
+        <w:rPr>
+          <w:rStyle w:val="VerbatimChar"/>
+        </w:rPr>
+        <w:t xml:space="preserve">section</w:t>
+      </w:r>
+      <w:r>
+        <w:t xml:space="preserve">, неразбираемая дата в</w:t>
+      </w:r>
+      <w:r>
+        <w:t xml:space="preserve"> </w:t>
+      </w:r>
+      <w:r>
+        <w:rPr>
+          <w:rStyle w:val="VerbatimChar"/>
+        </w:rPr>
+        <w:t xml:space="preserve">since</w:t>
+      </w:r>
+      <w:r>
+        <w:t xml:space="preserve"> </w:t>
+      </w:r>
+      <w:r>
+        <w:t xml:space="preserve">или</w:t>
+      </w:r>
+      <w:r>
+        <w:t xml:space="preserve"> </w:t>
+      </w:r>
+      <w:r>
+        <w:rPr>
+          <w:rStyle w:val="VerbatimChar"/>
+        </w:rPr>
+        <w:t xml:space="preserve">updated_since</w:t>
+      </w:r>
+      <w:r>
+        <w:t xml:space="preserve"> </w:t>
+      </w:r>
+      <w:r>
+        <w:t xml:space="preserve">— ответ 400 с описанием; несуществующий раздел, документ, версия или документ, не</w:t>
+      </w:r>
+      <w:r>
+        <w:t xml:space="preserve"> </w:t>
+      </w:r>
+      <w:r>
+        <w:t xml:space="preserve">видимый этому ключу, — 404. Значения фильтров нечувствительны к регистру, пустое значение (</w:t>
+      </w:r>
+      <w:r>
+        <w:rPr>
+          <w:rStyle w:val="VerbatimChar"/>
+        </w:rPr>
+        <w:t xml:space="preserve">?section=</w:t>
+      </w:r>
+      <w:r>
+        <w:t xml:space="preserve">)</w:t>
+      </w:r>
+      <w:r>
+        <w:t xml:space="preserve"> </w:t>
+      </w:r>
+      <w:r>
+        <w:t xml:space="preserve">означает «без фильтра».</w:t>
+      </w:r>
+    </w:p>
+    <w:p>
+      <w:pPr>
+        <w:pStyle w:val="BodyText"/>
       </w:pPr>
       <w:r>
         <w:t xml:space="preserve">Рекомендации: храните в индексе вместе с фрагментами</w:t>
